--- a/İST268-1 İstatiksel Yöntemler I/Proje Ödevi/İST268-ist-yönt-odev.docx
+++ b/İST268-1 İstatiksel Yöntemler I/Proje Ödevi/İST268-ist-yönt-odev.docx
@@ -142,67 +142,7 @@
           <w:sz w:val="28"/>
           <w:szCs w:val="28"/>
         </w:rPr>
-        <w:t xml:space="preserve">İki Örneklem Hipotez Testleri (Hipotez Testleri, Güven Aralığı, Bağımlı </w:t>
-      </w:r>
-      <w:r>
-        <w:rPr>
-          <w:rFonts w:eastAsia="Times New Roman" w:cs="Times New Roman" w:ascii="Liberation Serif" w:hAnsi="Liberation Serif" w:cstheme="minorAscii" w:eastAsiaTheme="minorAscii"/>
-          <w:b w:val="false"/>
-          <w:bCs w:val="false"/>
-          <w:sz w:val="28"/>
-          <w:szCs w:val="28"/>
-        </w:rPr>
-        <w:t>İki</w:t>
-      </w:r>
-      <w:r>
-        <w:rPr>
-          <w:rFonts w:eastAsia="Times New Roman" w:cs="Times New Roman" w:ascii="Liberation Serif" w:hAnsi="Liberation Serif" w:cstheme="minorAscii" w:eastAsiaTheme="minorAscii"/>
-          <w:b w:val="false"/>
-          <w:bCs w:val="false"/>
-          <w:sz w:val="28"/>
-          <w:szCs w:val="28"/>
-        </w:rPr>
-        <w:t xml:space="preserve"> </w:t>
-      </w:r>
-      <w:r>
-        <w:rPr>
-          <w:rFonts w:eastAsia="Times New Roman" w:cs="Times New Roman" w:ascii="Liberation Serif" w:hAnsi="Liberation Serif" w:cstheme="minorAscii" w:eastAsiaTheme="minorAscii"/>
-          <w:b w:val="false"/>
-          <w:bCs w:val="false"/>
-          <w:sz w:val="28"/>
-          <w:szCs w:val="28"/>
-        </w:rPr>
-        <w:t>Ö</w:t>
-      </w:r>
-      <w:r>
-        <w:rPr>
-          <w:rFonts w:eastAsia="Times New Roman" w:cs="Times New Roman" w:ascii="Liberation Serif" w:hAnsi="Liberation Serif" w:cstheme="minorAscii" w:eastAsiaTheme="minorAscii"/>
-          <w:b w:val="false"/>
-          <w:bCs w:val="false"/>
-          <w:sz w:val="28"/>
-          <w:szCs w:val="28"/>
-        </w:rPr>
-        <w:t xml:space="preserve">rneklem </w:t>
-      </w:r>
-      <w:r>
-        <w:rPr>
-          <w:rFonts w:eastAsia="Times New Roman" w:cs="Times New Roman" w:ascii="Liberation Serif" w:hAnsi="Liberation Serif" w:cstheme="minorAscii" w:eastAsiaTheme="minorAscii"/>
-          <w:b w:val="false"/>
-          <w:bCs w:val="false"/>
-          <w:sz w:val="28"/>
-          <w:szCs w:val="28"/>
-        </w:rPr>
-        <w:t>İ</w:t>
-      </w:r>
-      <w:r>
-        <w:rPr>
-          <w:rFonts w:eastAsia="Times New Roman" w:cs="Times New Roman" w:ascii="Liberation Serif" w:hAnsi="Liberation Serif" w:cstheme="minorAscii" w:eastAsiaTheme="minorAscii"/>
-          <w:b w:val="false"/>
-          <w:bCs w:val="false"/>
-          <w:sz w:val="28"/>
-          <w:szCs w:val="28"/>
-        </w:rPr>
-        <w:t>ncelenmesi) ve Ki-Kare Çözümlemeleri (Uyum İyiliği Testi, Gruplar Arası Fark ve Bağımsızlık Kontrolü)</w:t>
+        <w:t>İki Örneklem Hipotez Testleri (Hipotez Testleri, Güven Aralığı, Bağımlı İki Örneklem İncelenmesi) ve Ki-Kare Çözümlemeleri (Uyum İyiliği Testi, Gruplar Arası Fark ve Bağımsızlık Kontrolü)</w:t>
       </w:r>
     </w:p>
     <w:p>
@@ -279,6 +219,10 @@
     <w:p>
       <w:pPr>
         <w:pStyle w:val="Heading2"/>
+        <w:numPr>
+          <w:ilvl w:val="1"/>
+          <w:numId w:val="2"/>
+        </w:numPr>
         <w:ind w:hanging="0" w:start="0"/>
         <w:rPr>
           <w:rFonts w:ascii="Liberation Serif" w:hAnsi="Liberation Serif"/>
@@ -311,23 +255,21 @@
     </w:p>
     <w:p>
       <w:pPr>
-        <w:pStyle w:val="Heading1"/>
-        <w:rPr/>
-      </w:pPr>
-      <w:r>
-        <w:rPr>
-          <w:rStyle w:val="Heading2Char"/>
-          <w:rFonts w:ascii="Liberation Serif" w:hAnsi="Liberation Serif"/>
-          <w:sz w:val="40"/>
-          <w:szCs w:val="40"/>
-        </w:rPr>
-        <w:t>1. İki Örneklem Analizleri</w:t>
-      </w:r>
-      <w:r>
-        <w:rPr>
-          <w:rFonts w:ascii="Liberation Serif" w:hAnsi="Liberation Serif"/>
-        </w:rPr>
-        <w:tab/>
+        <w:pStyle w:val="Heading3"/>
+        <w:numPr>
+          <w:ilvl w:val="2"/>
+          <w:numId w:val="2"/>
+        </w:numPr>
+        <w:ind w:hanging="0" w:start="0"/>
+        <w:rPr>
+          <w:rFonts w:ascii="Liberation Serif" w:hAnsi="Liberation Serif"/>
+        </w:rPr>
+      </w:pPr>
+      <w:r>
+        <w:rPr>
+          <w:rFonts w:ascii="Liberation Serif" w:hAnsi="Liberation Serif"/>
+        </w:rPr>
+        <w:t>Kullanılacak Veri Setleri:</w:t>
       </w:r>
     </w:p>
     <w:p>
@@ -346,40 +288,6 @@
           <w:bCs w:val="false"/>
         </w:rPr>
         <w:tab/>
-        <w:t>Bu başlık altında veri setleri üzerinde iki örneklem; hipotez testlerini, güven aralıklarını ve verilerin basit istatistikleri elde edilerek yorumlanacaktır.</w:t>
-      </w:r>
-    </w:p>
-    <w:p>
-      <w:pPr>
-        <w:pStyle w:val="Heading3"/>
-        <w:ind w:hanging="0" w:start="0"/>
-        <w:rPr>
-          <w:rFonts w:ascii="Liberation Serif" w:hAnsi="Liberation Serif"/>
-        </w:rPr>
-      </w:pPr>
-      <w:r>
-        <w:rPr>
-          <w:rFonts w:ascii="Liberation Serif" w:hAnsi="Liberation Serif"/>
-        </w:rPr>
-        <w:t>Kullanılacak Veri Setleri:</w:t>
-      </w:r>
-    </w:p>
-    <w:p>
-      <w:pPr>
-        <w:pStyle w:val="Normal"/>
-        <w:spacing w:lineRule="auto" w:line="240"/>
-        <w:ind w:hanging="0" w:start="0"/>
-        <w:rPr>
-          <w:rFonts w:ascii="Liberation Serif" w:hAnsi="Liberation Serif"/>
-        </w:rPr>
-      </w:pPr>
-      <w:r>
-        <w:rPr>
-          <w:rFonts w:eastAsia="Times New Roman" w:cs="Times New Roman" w:ascii="Liberation Serif" w:hAnsi="Liberation Serif" w:cstheme="minorAscii" w:eastAsiaTheme="minorAscii"/>
-          <w:b w:val="false"/>
-          <w:bCs w:val="false"/>
-        </w:rPr>
-        <w:tab/>
         <w:t xml:space="preserve">Bu analiz için R’da </w:t>
       </w:r>
       <w:r>
@@ -488,6 +396,10 @@
     <w:p>
       <w:pPr>
         <w:pStyle w:val="Heading3"/>
+        <w:numPr>
+          <w:ilvl w:val="2"/>
+          <w:numId w:val="2"/>
+        </w:numPr>
         <w:ind w:hanging="0" w:start="0"/>
         <w:rPr>
           <w:rFonts w:ascii="Liberation Serif" w:hAnsi="Liberation Serif"/>
@@ -750,6 +662,10 @@
     <w:p>
       <w:pPr>
         <w:pStyle w:val="Heading3"/>
+        <w:numPr>
+          <w:ilvl w:val="2"/>
+          <w:numId w:val="2"/>
+        </w:numPr>
         <w:ind w:hanging="0" w:start="0"/>
         <w:rPr>
           <w:rFonts w:ascii="Liberation Serif" w:hAnsi="Liberation Serif"/>
@@ -774,7 +690,12 @@
         <w:spacing w:lineRule="auto" w:line="240"/>
         <w:ind w:hanging="0"/>
         <w:rPr>
-          <w:rFonts w:ascii="Liberation Serif" w:hAnsi="Liberation Serif" w:eastAsia="Times New Roman" w:cs="Times New Roman" w:cstheme="minorAscii" w:eastAsiaTheme="minorAscii"/>
+          <w:rFonts w:ascii="Liberation Serif" w:hAnsi="Liberation Serif"/>
+        </w:rPr>
+      </w:pPr>
+      <w:r>
+        <w:rPr>
+          <w:rFonts w:eastAsia="Times New Roman" w:cs="Times New Roman" w:ascii="Liberation Serif" w:hAnsi="Liberation Serif" w:cstheme="minorAscii" w:eastAsiaTheme="minorAscii"/>
           <w:b w:val="false"/>
           <w:bCs w:val="false"/>
           <w:i w:val="false"/>
@@ -785,10 +706,22 @@
           <w:szCs w:val="24"/>
           <w:lang w:val="en-US"/>
         </w:rPr>
-      </w:pPr>
-      <w:r>
-        <w:rPr>
-          <w:rFonts w:eastAsia="Times New Roman" w:cs="Times New Roman" w:cstheme="minorAscii" w:eastAsiaTheme="minorAscii" w:ascii="Liberation Serif" w:hAnsi="Liberation Serif"/>
+        <w:tab/>
+        <w:t xml:space="preserve">“Titanic” veri seti Titanic gemisindeki her bir yolcunun sınıfı, cinsiyeti, yaşı ve hayatta kalma durumunu kaydeden bir veri seti sunmaktadır. Veri 4 kategori altında yapılandırılmıştır. </w:t>
+      </w:r>
+    </w:p>
+    <w:p>
+      <w:pPr>
+        <w:pStyle w:val="Normal"/>
+        <w:spacing w:lineRule="auto" w:line="240"/>
+        <w:ind w:hanging="0"/>
+        <w:rPr>
+          <w:rFonts w:ascii="Liberation Serif" w:hAnsi="Liberation Serif"/>
+        </w:rPr>
+      </w:pPr>
+      <w:r>
+        <w:rPr>
+          <w:rFonts w:eastAsia="Times New Roman" w:cs="Times New Roman" w:ascii="Liberation Serif" w:hAnsi="Liberation Serif" w:cstheme="minorAscii" w:eastAsiaTheme="minorAscii"/>
           <w:b w:val="false"/>
           <w:bCs w:val="false"/>
           <w:i w:val="false"/>
@@ -799,72 +732,7 @@
           <w:szCs w:val="24"/>
           <w:lang w:val="en-US"/>
         </w:rPr>
-        <w:tab/>
-        <w:t xml:space="preserve">“Titanic” veri seti Titanic gemisindeki her bir yolcunun sınıfı, cinsiyeti, yaşı ve hayatta kalma durumunu kaydeden bir veri seti sunmaktadır. </w:t>
-      </w:r>
-      <w:r>
-        <w:rPr>
-          <w:rFonts w:eastAsia="Times New Roman" w:cs="Times New Roman" w:cstheme="minorAscii" w:eastAsiaTheme="minorAscii" w:ascii="Liberation Serif" w:hAnsi="Liberation Serif"/>
-          <w:b w:val="false"/>
-          <w:bCs w:val="false"/>
-          <w:i w:val="false"/>
-          <w:iCs w:val="false"/>
-          <w:caps w:val="false"/>
-          <w:smallCaps w:val="false"/>
-          <w:sz w:val="24"/>
-          <w:szCs w:val="24"/>
-          <w:lang w:val="en-US"/>
-        </w:rPr>
-        <w:t xml:space="preserve">Veri 4 kategori altında yapılandırılmıştır. </w:t>
-      </w:r>
-    </w:p>
-    <w:p>
-      <w:pPr>
-        <w:pStyle w:val="Normal"/>
-        <w:spacing w:lineRule="auto" w:line="240"/>
-        <w:ind w:hanging="0"/>
-        <w:rPr>
-          <w:rFonts w:ascii="Liberation Serif" w:hAnsi="Liberation Serif" w:eastAsia="Times New Roman" w:cs="Times New Roman" w:cstheme="minorAscii" w:eastAsiaTheme="minorAscii"/>
-          <w:b w:val="false"/>
-          <w:bCs w:val="false"/>
-          <w:i w:val="false"/>
-          <w:iCs w:val="false"/>
-          <w:caps w:val="false"/>
-          <w:smallCaps w:val="false"/>
-          <w:sz w:val="24"/>
-          <w:szCs w:val="24"/>
-          <w:lang w:val="en-US"/>
-        </w:rPr>
-      </w:pPr>
-      <w:r>
-        <w:rPr>
-          <w:rFonts w:eastAsia="Times New Roman" w:cs="Times New Roman" w:cstheme="minorAscii" w:eastAsiaTheme="minorAscii" w:ascii="Liberation Serif" w:hAnsi="Liberation Serif"/>
-          <w:b w:val="false"/>
-          <w:bCs w:val="false"/>
-          <w:i w:val="false"/>
-          <w:iCs w:val="false"/>
-          <w:caps w:val="false"/>
-          <w:smallCaps w:val="false"/>
-          <w:sz w:val="24"/>
-          <w:szCs w:val="24"/>
-          <w:lang w:val="en-US"/>
-        </w:rPr>
-        <w:t>B</w:t>
-      </w:r>
-      <w:r>
-        <w:rPr>
-          <w:rFonts w:eastAsia="Times New Roman" w:cs="Times New Roman" w:cstheme="minorAscii" w:eastAsiaTheme="minorAscii" w:ascii="Liberation Serif" w:hAnsi="Liberation Serif"/>
-          <w:b w:val="false"/>
-          <w:bCs w:val="false"/>
-          <w:i w:val="false"/>
-          <w:iCs w:val="false"/>
-          <w:caps w:val="false"/>
-          <w:smallCaps w:val="false"/>
-          <w:sz w:val="24"/>
-          <w:szCs w:val="24"/>
-          <w:lang w:val="en-US"/>
-        </w:rPr>
-        <w:t xml:space="preserve">u veri, aslen İngiliz Ticaret Bakanlığı tarafından toplanmış ve şu eserde yeniden basılmış verilere dayanmaktadır: </w:t>
+        <w:t xml:space="preserve">Bu veri, aslen İngiliz Ticaret Bakanlığı tarafından toplanmış ve şu eserde yeniden basılmış verilere dayanmaktadır: </w:t>
       </w:r>
     </w:p>
     <w:p>
@@ -976,6 +844,10 @@
     <w:p>
       <w:pPr>
         <w:pStyle w:val="Heading3"/>
+        <w:numPr>
+          <w:ilvl w:val="2"/>
+          <w:numId w:val="2"/>
+        </w:numPr>
         <w:ind w:hanging="0" w:start="0"/>
         <w:rPr>
           <w:rFonts w:ascii="Liberation Serif" w:hAnsi="Liberation Serif"/>
@@ -1000,7 +872,12 @@
         <w:spacing w:lineRule="auto" w:line="240"/>
         <w:ind w:hanging="0"/>
         <w:rPr>
-          <w:rFonts w:ascii="Liberation Serif" w:hAnsi="Liberation Serif" w:eastAsia="Times New Roman" w:cs="Times New Roman" w:cstheme="minorAscii" w:eastAsiaTheme="minorAscii"/>
+          <w:rFonts w:ascii="Liberation Serif" w:hAnsi="Liberation Serif"/>
+        </w:rPr>
+      </w:pPr>
+      <w:r>
+        <w:rPr>
+          <w:rFonts w:eastAsia="Times New Roman" w:cs="Times New Roman" w:ascii="Liberation Serif" w:hAnsi="Liberation Serif" w:cstheme="minorAscii" w:eastAsiaTheme="minorAscii"/>
           <w:b w:val="false"/>
           <w:bCs w:val="false"/>
           <w:i w:val="false"/>
@@ -1011,10 +888,11 @@
           <w:szCs w:val="24"/>
           <w:lang w:val="en-US"/>
         </w:rPr>
-      </w:pPr>
-      <w:r>
-        <w:rPr>
-          <w:rFonts w:eastAsia="Times New Roman" w:cs="Times New Roman" w:cstheme="minorAscii" w:eastAsiaTheme="minorAscii" w:ascii="Liberation Serif" w:hAnsi="Liberation Serif"/>
+        <w:t>“</w:t>
+      </w:r>
+      <w:r>
+        <w:rPr>
+          <w:rFonts w:eastAsia="Times New Roman" w:cs="Times New Roman" w:ascii="Liberation Serif" w:hAnsi="Liberation Serif" w:cstheme="minorAscii" w:eastAsiaTheme="minorAscii"/>
           <w:b w:val="false"/>
           <w:bCs w:val="false"/>
           <w:i w:val="false"/>
@@ -1025,100 +903,102 @@
           <w:szCs w:val="24"/>
           <w:lang w:val="en-US"/>
         </w:rPr>
-        <w:t>“</w:t>
-      </w:r>
-      <w:r>
-        <w:rPr>
-          <w:rFonts w:eastAsia="Times New Roman" w:cs="Times New Roman" w:cstheme="minorAscii" w:eastAsiaTheme="minorAscii" w:ascii="Liberation Serif" w:hAnsi="Liberation Serif"/>
-          <w:b w:val="false"/>
-          <w:bCs w:val="false"/>
-          <w:i w:val="false"/>
-          <w:iCs w:val="false"/>
-          <w:caps w:val="false"/>
-          <w:smallCaps w:val="false"/>
-          <w:sz w:val="24"/>
-          <w:szCs w:val="24"/>
-          <w:lang w:val="en-US"/>
-        </w:rPr>
-        <w:t xml:space="preserve">sleep” veri seti 2 grup öğrenci denek arasında yapılan 2 ilacın uyku sürelerine etkisi üzerine bilgi </w:t>
-      </w:r>
-      <w:r>
-        <w:rPr>
-          <w:rFonts w:eastAsia="Times New Roman" w:cs="Times New Roman" w:cstheme="minorAscii" w:eastAsiaTheme="minorAscii" w:ascii="Liberation Serif" w:hAnsi="Liberation Serif"/>
-          <w:b w:val="false"/>
-          <w:bCs w:val="false"/>
-          <w:i w:val="false"/>
-          <w:iCs w:val="false"/>
-          <w:caps w:val="false"/>
-          <w:smallCaps w:val="false"/>
-          <w:sz w:val="24"/>
-          <w:szCs w:val="24"/>
-          <w:lang w:val="en-US"/>
-        </w:rPr>
-        <w:t>içermektedir</w:t>
-      </w:r>
-      <w:r>
-        <w:rPr>
-          <w:rFonts w:eastAsia="Times New Roman" w:cs="Times New Roman" w:cstheme="minorAscii" w:eastAsiaTheme="minorAscii" w:ascii="Liberation Serif" w:hAnsi="Liberation Serif"/>
-          <w:b w:val="false"/>
-          <w:bCs w:val="false"/>
-          <w:i w:val="false"/>
-          <w:iCs w:val="false"/>
-          <w:caps w:val="false"/>
-          <w:smallCaps w:val="false"/>
-          <w:sz w:val="24"/>
-          <w:szCs w:val="24"/>
-          <w:lang w:val="en-US"/>
-        </w:rPr>
-        <w:t xml:space="preserve">. </w:t>
-      </w:r>
-      <w:r>
-        <w:rPr>
-          <w:rFonts w:eastAsia="Times New Roman" w:cs="Times New Roman" w:cstheme="minorAscii" w:eastAsiaTheme="minorAscii" w:ascii="Liberation Serif" w:hAnsi="Liberation Serif"/>
-          <w:b w:val="false"/>
-          <w:bCs w:val="false"/>
-          <w:i w:val="false"/>
-          <w:iCs w:val="false"/>
-          <w:caps w:val="false"/>
-          <w:smallCaps w:val="false"/>
-          <w:sz w:val="24"/>
-          <w:szCs w:val="24"/>
-          <w:lang w:val="en-US"/>
-        </w:rPr>
-        <w:t>3 değişken barındırmaktadır ve bunlar sırasıyla “d”, “group”, “ID”. “d” ilaç verildikten sonra öğrencilerde meydana gelen uyku sürelerindeki artış miktarıdır yani farkıdır (sonra – önce). “group” 2 gruba ayrılan öğrenci gruplarını temsil eder ve gruplar “1” ve “2” değerleri ile ayrıştırılmıştır. “ID” değişkeni ise verilerin, öğrencilerin sırasıyla numaralandırılarak eşlenmesi sağlanmıştır.</w:t>
+        <w:t>sleep” veri seti 2 grup öğrenci denek arasında yapılan 2 ilacın uyku sürelerine etkisi üzerine bilgi içermektedir. 3 değişken barındırmaktadır ve bunlar sırasıyla “d”, “group”, “ID”. “d” ilaç verildikten sonra öğrencilerde meydana gelen uyku sürelerindeki artış miktarıdır yani farkıdır (sonra – önce). “group” 2 gruba ayrılan öğrenci gruplarını temsil eder ve gruplar “1” ve “2” değerleri ile ayrıştırılmıştır. “ID” değişkeni ise verilerin, öğrencilerin sırasıyla numaralandırılarak eşlenmesi sağlanmıştır.</w:t>
+      </w:r>
+    </w:p>
+    <w:p>
+      <w:pPr>
+        <w:pStyle w:val="Heading1"/>
+        <w:rPr/>
+      </w:pPr>
+      <w:r>
+        <w:rPr>
+          <w:rStyle w:val="Heading2Char"/>
+          <w:rFonts w:ascii="Liberation Serif" w:hAnsi="Liberation Serif"/>
+          <w:sz w:val="40"/>
+          <w:szCs w:val="40"/>
+        </w:rPr>
+        <w:t>1. İki Örneklem Analizleri</w:t>
+      </w:r>
+      <w:r>
+        <w:rPr>
+          <w:rFonts w:ascii="Liberation Serif" w:hAnsi="Liberation Serif"/>
+        </w:rPr>
+        <w:tab/>
       </w:r>
     </w:p>
     <w:p>
       <w:pPr>
         <w:pStyle w:val="Normal"/>
         <w:spacing w:lineRule="auto" w:line="240"/>
-        <w:ind w:hanging="0"/>
-        <w:rPr>
-          <w:rFonts w:ascii="Liberation Serif" w:hAnsi="Liberation Serif" w:eastAsia="Times New Roman" w:cs="Times New Roman" w:cstheme="minorAscii" w:eastAsiaTheme="minorAscii"/>
-          <w:b w:val="false"/>
-          <w:bCs w:val="false"/>
-          <w:i w:val="false"/>
-          <w:iCs w:val="false"/>
-          <w:caps w:val="false"/>
-          <w:smallCaps w:val="false"/>
-          <w:sz w:val="24"/>
-          <w:szCs w:val="24"/>
-          <w:lang w:val="en-US"/>
-        </w:rPr>
-      </w:pPr>
-      <w:r>
-        <w:rPr>
-          <w:rFonts w:eastAsia="Times New Roman" w:cs="Times New Roman" w:cstheme="minorAscii" w:eastAsiaTheme="minorAscii" w:ascii="Liberation Serif" w:hAnsi="Liberation Serif"/>
-          <w:b w:val="false"/>
-          <w:bCs w:val="false"/>
-          <w:i w:val="false"/>
-          <w:iCs w:val="false"/>
-          <w:caps w:val="false"/>
-          <w:smallCaps w:val="false"/>
-          <w:sz w:val="24"/>
-          <w:szCs w:val="24"/>
-          <w:lang w:val="en-US"/>
-        </w:rPr>
+        <w:ind w:hanging="0" w:start="0"/>
+        <w:rPr>
+          <w:rFonts w:ascii="Liberation Serif" w:hAnsi="Liberation Serif"/>
+        </w:rPr>
+      </w:pPr>
+      <w:r>
+        <w:rPr>
+          <w:rFonts w:ascii="Liberation Serif" w:hAnsi="Liberation Serif"/>
+        </w:rPr>
+        <w:tab/>
+        <w:t>Bu başlık altında veri setleri üzerinde iki örneklem; hipotez testlerini, güven aralıklarını ve verilerin basit istatistikleri elde edilerek yorumlanacaktır.</w:t>
+      </w:r>
+    </w:p>
+    <w:p>
+      <w:pPr>
+        <w:pStyle w:val="Heading2"/>
+        <w:numPr>
+          <w:ilvl w:val="1"/>
+          <w:numId w:val="2"/>
+        </w:numPr>
+        <w:ind w:hanging="0" w:start="0"/>
+        <w:rPr>
+          <w:rFonts w:ascii="Liberation Serif" w:hAnsi="Liberation Serif"/>
+        </w:rPr>
+      </w:pPr>
+      <w:r>
+        <w:rPr>
+          <w:rFonts w:ascii="Liberation Serif" w:hAnsi="Liberation Serif"/>
+        </w:rPr>
+        <w:t>Kitle Ortalaması Analizi</w:t>
+      </w:r>
+    </w:p>
+    <w:p>
+      <w:pPr>
+        <w:pStyle w:val="BodyText"/>
+        <w:rPr>
+          <w:rFonts w:ascii="Liberation Serif" w:hAnsi="Liberation Serif"/>
+        </w:rPr>
+      </w:pPr>
+      <w:r>
+        <w:rPr>
+          <w:rFonts w:ascii="Liberation Serif" w:hAnsi="Liberation Serif"/>
+        </w:rPr>
+        <w:tab/>
+      </w:r>
+      <w:r>
+        <w:rPr>
+          <w:rFonts w:ascii="Liberation Serif" w:hAnsi="Liberation Serif"/>
+        </w:rPr>
+        <w:t>Bu başlık altında</w:t>
+      </w:r>
+      <w:r>
+        <w:rPr>
+          <w:rFonts w:ascii="Liberation Serif" w:hAnsi="Liberation Serif"/>
+        </w:rPr>
+        <w:t xml:space="preserve"> </w:t>
+      </w:r>
+      <w:r>
+        <w:rPr>
+          <w:rFonts w:ascii="Liberation Serif" w:hAnsi="Liberation Serif"/>
+        </w:rPr>
+        <w:t>kitle ortalaması (</w:t>
+      </w:r>
+      <w:r>
+        <w:rPr>
+          <w:rFonts w:eastAsia="Times New Roman" w:cs="" w:ascii="Liberation Serif" w:hAnsi="Liberation Serif"/>
+        </w:rPr>
+        <w:t>µ)’na dair hipotez testi, güven aralığı ve verilerin basit istatistikleri analiz edilecektir.  Bu analiz için daha önceden tanıtımı yapılan “mtcars” verisi kullanılacaktır.</w:t>
       </w:r>
     </w:p>
     <w:p>
@@ -1138,12 +1018,6 @@
           <w:szCs w:val="28"/>
         </w:rPr>
         <w:t xml:space="preserve">Verinin Basit İstatistikleri: </w:t>
-      </w:r>
-      <w:r>
-        <w:rPr>
-          <w:rFonts w:ascii="Liberation Serif" w:hAnsi="Liberation Serif"/>
-        </w:rPr>
-        <w:t xml:space="preserve"> </w:t>
       </w:r>
     </w:p>
     <w:p>
@@ -1202,11 +1076,109 @@
           <m:t xml:space="preserve">17,14737</m:t>
         </m:r>
       </m:oMath>
-    </w:p>
-    <w:p>
-      <w:pPr>
-        <w:pStyle w:val="Normal"/>
-        <w:spacing w:lineRule="auto" w:line="240"/>
+      <w:r>
+        <w:rPr>
+          <w:rFonts w:ascii="Liberation Serif" w:hAnsi="Liberation Serif"/>
+        </w:rPr>
+        <w:tab/>
+        <w:tab/>
+        <w:t xml:space="preserve"> </w:t>
+      </w:r>
+      <w:r>
+        <w:rPr>
+          <w:rFonts w:ascii="Liberation Serif" w:hAnsi="Liberation Serif"/>
+        </w:rPr>
+      </w:r>
+      <m:oMath xmlns:m="http://schemas.openxmlformats.org/officeDocument/2006/math">
+        <m:sSub>
+          <m:e>
+            <m:r>
+              <m:t xml:space="preserve">n</m:t>
+            </m:r>
+          </m:e>
+          <m:sub>
+            <m:r>
+              <m:t xml:space="preserve">o</m:t>
+            </m:r>
+          </m:sub>
+        </m:sSub>
+        <m:r>
+          <m:rPr>
+            <m:lit/>
+            <m:nor/>
+          </m:rPr>
+          <m:t xml:space="preserve">=</m:t>
+        </m:r>
+        <m:r>
+          <m:t xml:space="preserve">19</m:t>
+        </m:r>
+      </m:oMath>
+      <w:r>
+        <w:rPr>
+          <w:rFonts w:ascii="Liberation Serif" w:hAnsi="Liberation Serif"/>
+        </w:rPr>
+        <w:t xml:space="preserve"> </w:t>
+        <w:tab/>
+        <w:t xml:space="preserve">  </w:t>
+      </w:r>
+      <w:r>
+        <w:rPr>
+          <w:rFonts w:ascii="Liberation Serif" w:hAnsi="Liberation Serif"/>
+        </w:rPr>
+      </w:r>
+      <m:oMath xmlns:m="http://schemas.openxmlformats.org/officeDocument/2006/math">
+        <m:sSup>
+          <m:e>
+            <m:sSub>
+              <m:e>
+                <m:r>
+                  <m:t xml:space="preserve">S</m:t>
+                </m:r>
+              </m:e>
+              <m:sub>
+                <m:r>
+                  <m:t xml:space="preserve">o</m:t>
+                </m:r>
+              </m:sub>
+            </m:sSub>
+          </m:e>
+          <m:sup>
+            <m:r>
+              <m:t xml:space="preserve">2</m:t>
+            </m:r>
+          </m:sup>
+        </m:sSup>
+        <m:r>
+          <m:rPr>
+            <m:lit/>
+            <m:nor/>
+          </m:rPr>
+          <m:t xml:space="preserve">=</m:t>
+        </m:r>
+        <m:r>
+          <m:t xml:space="preserve">14,69937</m:t>
+        </m:r>
+      </m:oMath>
+    </w:p>
+    <w:p>
+      <w:pPr>
+        <w:pStyle w:val="Normal"/>
+        <w:spacing w:lineRule="auto" w:line="240" w:before="0" w:after="160"/>
+        <w:rPr>
+          <w:rFonts w:ascii="Liberation Serif" w:hAnsi="Liberation Serif"/>
+        </w:rPr>
+      </w:pPr>
+      <w:r>
+        <w:rPr>
+          <w:rFonts w:eastAsia="Times New Roman" w:cs="Times New Roman" w:ascii="Liberation Serif" w:hAnsi="Liberation Serif" w:cstheme="minorAscii" w:eastAsiaTheme="minorAscii"/>
+        </w:rPr>
+        <w:t>Manuel vitesli araçların istatistikleri :</w:t>
+      </w:r>
+    </w:p>
+    <w:p>
+      <w:pPr>
+        <w:pStyle w:val="Normal"/>
+        <w:spacing w:lineRule="auto" w:line="240" w:before="0" w:after="160"/>
         <w:jc w:val="start"/>
         <w:rPr>
           <w:rFonts w:ascii="Liberation Serif" w:hAnsi="Liberation Serif"/>
@@ -1215,6 +1187,139 @@
       <w:r>
         <w:rPr>
           <w:rFonts w:ascii="Liberation Serif" w:hAnsi="Liberation Serif"/>
+        </w:rPr>
+      </w:r>
+      <m:oMath xmlns:m="http://schemas.openxmlformats.org/officeDocument/2006/math">
+        <m:bar>
+          <m:barPr>
+            <m:pos m:val="top"/>
+          </m:barPr>
+          <m:e>
+            <m:sSub>
+              <m:e>
+                <m:r>
+                  <m:t xml:space="preserve">x</m:t>
+                </m:r>
+              </m:e>
+              <m:sub>
+                <m:r>
+                  <m:t xml:space="preserve">m</m:t>
+                </m:r>
+              </m:sub>
+            </m:sSub>
+          </m:e>
+        </m:bar>
+        <m:r>
+          <m:rPr>
+            <m:lit/>
+            <m:nor/>
+          </m:rPr>
+          <m:t xml:space="preserve">=</m:t>
+        </m:r>
+        <m:r>
+          <m:t xml:space="preserve">24.39231</m:t>
+        </m:r>
+      </m:oMath>
+      <w:r>
+        <w:rPr>
+          <w:rFonts w:ascii="Liberation Serif" w:hAnsi="Liberation Serif"/>
+        </w:rPr>
+        <w:t xml:space="preserve"> </w:t>
+      </w:r>
+      <w:r>
+        <w:rPr>
+          <w:rFonts w:ascii="Liberation Serif" w:hAnsi="Liberation Serif"/>
+        </w:rPr>
+        <w:tab/>
+        <w:tab/>
+      </w:r>
+      <w:r>
+        <w:rPr>
+          <w:rFonts w:ascii="Liberation Serif" w:hAnsi="Liberation Serif"/>
+        </w:rPr>
+      </w:r>
+      <m:oMath xmlns:m="http://schemas.openxmlformats.org/officeDocument/2006/math">
+        <m:sSub>
+          <m:e>
+            <m:r>
+              <m:t xml:space="preserve">n</m:t>
+            </m:r>
+          </m:e>
+          <m:sub>
+            <m:r>
+              <m:t xml:space="preserve">m</m:t>
+            </m:r>
+          </m:sub>
+        </m:sSub>
+        <m:r>
+          <m:rPr>
+            <m:lit/>
+            <m:nor/>
+          </m:rPr>
+          <m:t xml:space="preserve">=</m:t>
+        </m:r>
+        <m:r>
+          <m:t xml:space="preserve">13</m:t>
+        </m:r>
+      </m:oMath>
+      <w:r>
+        <w:rPr>
+          <w:rFonts w:ascii="Liberation Serif" w:hAnsi="Liberation Serif"/>
+        </w:rPr>
+        <w:t xml:space="preserve"> </w:t>
+        <w:tab/>
+        <w:t xml:space="preserve"> </w:t>
+      </w:r>
+      <w:r>
+        <w:rPr>
+          <w:rFonts w:ascii="Liberation Serif" w:hAnsi="Liberation Serif"/>
+        </w:rPr>
+      </w:r>
+      <m:oMath xmlns:m="http://schemas.openxmlformats.org/officeDocument/2006/math">
+        <m:sSup>
+          <m:e>
+            <m:sSub>
+              <m:e>
+                <m:r>
+                  <m:t xml:space="preserve">S</m:t>
+                </m:r>
+              </m:e>
+              <m:sub>
+                <m:r>
+                  <m:t xml:space="preserve">m</m:t>
+                </m:r>
+              </m:sub>
+            </m:sSub>
+          </m:e>
+          <m:sup>
+            <m:r>
+              <m:t xml:space="preserve">2</m:t>
+            </m:r>
+          </m:sup>
+        </m:sSup>
+        <m:r>
+          <m:rPr>
+            <m:lit/>
+            <m:nor/>
+          </m:rPr>
+          <m:t xml:space="preserve">=</m:t>
+        </m:r>
+        <m:r>
+          <m:t xml:space="preserve">38.02577</m:t>
+        </m:r>
+      </m:oMath>
+    </w:p>
+    <w:p>
+      <w:pPr>
+        <w:pStyle w:val="Normal"/>
+        <w:spacing w:lineRule="auto" w:line="240" w:before="0" w:after="160"/>
+        <w:rPr>
+          <w:rFonts w:ascii="DejaVu Sans" w:hAnsi="DejaVu Sans"/>
+        </w:rPr>
+      </w:pPr>
+      <w:r>
+        <w:rPr>
+          <w:rFonts w:eastAsia="Times New Roman" w:cs="Times New Roman" w:cstheme="minorAscii" w:eastAsiaTheme="minorAscii" w:ascii="Google Sans Text;sans-serif" w:hAnsi="Google Sans Text;sans-serif"/>
         </w:rPr>
       </w:r>
       <m:oMathPara xmlns:m="http://schemas.openxmlformats.org/officeDocument/2006/math">
@@ -1225,7 +1330,22 @@
           <m:sSub>
             <m:e>
               <m:r>
-                <m:t xml:space="preserve">n</m:t>
+                <m:t xml:space="preserve">H</m:t>
+              </m:r>
+            </m:e>
+            <m:sub>
+              <m:r>
+                <m:t xml:space="preserve">0</m:t>
+              </m:r>
+            </m:sub>
+          </m:sSub>
+          <m:r>
+            <m:t xml:space="preserve">:</m:t>
+          </m:r>
+          <m:sSubSup>
+            <m:e>
+              <m:r>
+                <m:t xml:space="preserve">σ</m:t>
               </m:r>
             </m:e>
             <m:sub>
@@ -1233,131 +1353,32 @@
                 <m:t xml:space="preserve">o</m:t>
               </m:r>
             </m:sub>
-          </m:sSub>
-          <m:r>
-            <m:rPr>
-              <m:lit/>
-              <m:nor/>
-            </m:rPr>
-            <m:t xml:space="preserve">=</m:t>
-          </m:r>
-          <m:r>
-            <m:t xml:space="preserve">19</m:t>
-          </m:r>
-        </m:oMath>
-      </m:oMathPara>
-    </w:p>
-    <w:p>
-      <w:pPr>
-        <w:pStyle w:val="Normal"/>
-        <w:spacing w:lineRule="auto" w:line="240"/>
-        <w:jc w:val="start"/>
-        <w:rPr>
-          <w:rFonts w:ascii="Liberation Serif" w:hAnsi="Liberation Serif"/>
-        </w:rPr>
-      </w:pPr>
-      <w:r>
-        <w:rPr>
-          <w:rFonts w:ascii="Liberation Serif" w:hAnsi="Liberation Serif"/>
-        </w:rPr>
-      </w:r>
-      <m:oMathPara xmlns:m="http://schemas.openxmlformats.org/officeDocument/2006/math">
-        <m:oMathParaPr>
-          <m:jc m:val="left"/>
-        </m:oMathParaPr>
-        <m:oMath>
-          <m:sSup>
-            <m:e>
-              <m:sSub>
-                <m:e>
-                  <m:r>
-                    <m:t xml:space="preserve">S</m:t>
-                  </m:r>
-                </m:e>
-                <m:sub>
-                  <m:r>
-                    <m:t xml:space="preserve">o</m:t>
-                  </m:r>
-                </m:sub>
-              </m:sSub>
-            </m:e>
             <m:sup>
               <m:r>
                 <m:t xml:space="preserve">2</m:t>
               </m:r>
             </m:sup>
-          </m:sSup>
-          <m:r>
-            <m:rPr>
-              <m:lit/>
-              <m:nor/>
-            </m:rPr>
-            <m:t xml:space="preserve">=</m:t>
-          </m:r>
-          <m:r>
-            <m:t xml:space="preserve">14,69937</m:t>
-          </m:r>
-        </m:oMath>
-      </m:oMathPara>
-    </w:p>
-    <w:p>
-      <w:pPr>
-        <w:pStyle w:val="Normal"/>
-        <w:spacing w:lineRule="auto" w:line="240" w:before="0" w:after="160"/>
-        <w:rPr>
-          <w:rFonts w:ascii="Liberation Serif" w:hAnsi="Liberation Serif" w:eastAsia="Times New Roman" w:cs="Times New Roman" w:cstheme="minorAscii" w:eastAsiaTheme="minorAscii"/>
-        </w:rPr>
-      </w:pPr>
-      <w:r>
-        <w:rPr>
-          <w:rFonts w:eastAsia="Times New Roman" w:cs="Times New Roman" w:cstheme="minorAscii" w:eastAsiaTheme="minorAscii" w:ascii="Liberation Serif" w:hAnsi="Liberation Serif"/>
-        </w:rPr>
-        <w:t>Manuel vitesli araçların istatistikleri :</w:t>
-      </w:r>
-    </w:p>
-    <w:p>
-      <w:pPr>
-        <w:pStyle w:val="Normal"/>
-        <w:spacing w:lineRule="auto" w:line="240" w:before="0" w:after="160"/>
-        <w:rPr>
-          <w:rFonts w:ascii="Liberation Serif" w:hAnsi="Liberation Serif" w:eastAsia="Times New Roman" w:cs="Times New Roman" w:cstheme="minorAscii" w:eastAsiaTheme="minorAscii"/>
-        </w:rPr>
-      </w:pPr>
-      <w:r>
-        <w:rPr>
-          <w:rFonts w:eastAsia="Times New Roman" w:cs="Times New Roman" w:cstheme="minorAscii" w:eastAsiaTheme="minorAscii" w:ascii="Liberation Serif" w:hAnsi="Liberation Serif"/>
-        </w:rPr>
-      </w:r>
-      <m:oMathPara xmlns:m="http://schemas.openxmlformats.org/officeDocument/2006/math">
-        <m:oMathParaPr>
-          <m:jc m:val="left"/>
-        </m:oMathParaPr>
-        <m:oMath>
-          <m:bar>
-            <m:barPr>
-              <m:pos m:val="top"/>
-            </m:barPr>
-            <m:e>
-              <m:sSub>
-                <m:e>
-                  <m:r>
-                    <m:t xml:space="preserve">x</m:t>
-                  </m:r>
-                </m:e>
-                <m:sub>
-                  <m:r>
-                    <m:t xml:space="preserve">m</m:t>
-                  </m:r>
-                </m:sub>
-              </m:sSub>
-            </m:e>
-          </m:bar>
+          </m:sSubSup>
           <m:r>
             <m:t xml:space="preserve">=</m:t>
           </m:r>
-          <m:r>
-            <m:t xml:space="preserve">24.39231</m:t>
-          </m:r>
+          <m:sSubSup>
+            <m:e>
+              <m:r>
+                <m:t xml:space="preserve">σ</m:t>
+              </m:r>
+            </m:e>
+            <m:sub>
+              <m:r>
+                <m:t xml:space="preserve">m</m:t>
+              </m:r>
+            </m:sub>
+            <m:sup>
+              <m:r>
+                <m:t xml:space="preserve">2</m:t>
+              </m:r>
+            </m:sup>
+          </m:sSubSup>
         </m:oMath>
       </m:oMathPara>
     </w:p>
@@ -1382,7 +1403,42 @@
           <m:sSub>
             <m:e>
               <m:r>
-                <m:t xml:space="preserve">n</m:t>
+                <m:t xml:space="preserve">H</m:t>
+              </m:r>
+            </m:e>
+            <m:sub>
+              <m:r>
+                <m:t xml:space="preserve">s</m:t>
+              </m:r>
+            </m:sub>
+          </m:sSub>
+          <m:r>
+            <m:t xml:space="preserve">:</m:t>
+          </m:r>
+          <m:sSubSup>
+            <m:e>
+              <m:r>
+                <m:t xml:space="preserve">σ</m:t>
+              </m:r>
+            </m:e>
+            <m:sub>
+              <m:r>
+                <m:t xml:space="preserve">o</m:t>
+              </m:r>
+            </m:sub>
+            <m:sup>
+              <m:r>
+                <m:t xml:space="preserve">2</m:t>
+              </m:r>
+            </m:sup>
+          </m:sSubSup>
+          <m:r>
+            <m:t xml:space="preserve">≠</m:t>
+          </m:r>
+          <m:sSubSup>
+            <m:e>
+              <m:r>
+                <m:t xml:space="preserve">σ</m:t>
               </m:r>
             </m:e>
             <m:sub>
@@ -1390,61 +1446,12 @@
                 <m:t xml:space="preserve">m</m:t>
               </m:r>
             </m:sub>
-          </m:sSub>
-          <m:r>
-            <m:t xml:space="preserve">=</m:t>
-          </m:r>
-          <m:r>
-            <m:t xml:space="preserve">13</m:t>
-          </m:r>
-        </m:oMath>
-      </m:oMathPara>
-    </w:p>
-    <w:p>
-      <w:pPr>
-        <w:pStyle w:val="Normal"/>
-        <w:spacing w:lineRule="auto" w:line="240" w:before="0" w:after="160"/>
-        <w:rPr>
-          <w:rFonts w:ascii="Liberation Serif" w:hAnsi="Liberation Serif" w:eastAsia="Times New Roman" w:cs="Times New Roman" w:cstheme="minorAscii" w:eastAsiaTheme="minorAscii"/>
-        </w:rPr>
-      </w:pPr>
-      <w:r>
-        <w:rPr>
-          <w:rFonts w:eastAsia="Times New Roman" w:cs="Times New Roman" w:cstheme="minorAscii" w:eastAsiaTheme="minorAscii" w:ascii="Liberation Serif" w:hAnsi="Liberation Serif"/>
-        </w:rPr>
-      </w:r>
-      <m:oMathPara xmlns:m="http://schemas.openxmlformats.org/officeDocument/2006/math">
-        <m:oMathParaPr>
-          <m:jc m:val="left"/>
-        </m:oMathParaPr>
-        <m:oMath>
-          <m:sSup>
-            <m:e>
-              <m:sSub>
-                <m:e>
-                  <m:r>
-                    <m:t xml:space="preserve">S</m:t>
-                  </m:r>
-                </m:e>
-                <m:sub>
-                  <m:r>
-                    <m:t xml:space="preserve">m</m:t>
-                  </m:r>
-                </m:sub>
-              </m:sSub>
-            </m:e>
             <m:sup>
               <m:r>
                 <m:t xml:space="preserve">2</m:t>
               </m:r>
             </m:sup>
-          </m:sSup>
-          <m:r>
-            <m:t xml:space="preserve">=</m:t>
-          </m:r>
-          <m:r>
-            <m:t xml:space="preserve">38.02577</m:t>
-          </m:r>
+          </m:sSubSup>
         </m:oMath>
       </m:oMathPara>
     </w:p>
@@ -1494,7 +1501,6 @@
     <w:lvl w:ilvl="1">
       <w:start w:val="1"/>
       <w:numFmt w:val="none"/>
-      <w:pStyle w:val="Heading2"/>
       <w:suff w:val="nothing"/>
       <w:lvlText w:val=""/>
       <w:lvlJc w:val="start"/>
@@ -1508,7 +1514,6 @@
     <w:lvl w:ilvl="2">
       <w:start w:val="1"/>
       <w:numFmt w:val="none"/>
-      <w:pStyle w:val="Heading3"/>
       <w:suff w:val="nothing"/>
       <w:lvlText w:val=""/>
       <w:lvlJc w:val="start"/>
@@ -1598,8 +1603,139 @@
       </w:pPr>
     </w:lvl>
   </w:abstractNum>
+  <w:abstractNum w:abstractNumId="2">
+    <w:lvl w:ilvl="0">
+      <w:start w:val="1"/>
+      <w:numFmt w:val="none"/>
+      <w:suff w:val="nothing"/>
+      <w:lvlText w:val=""/>
+      <w:lvlJc w:val="start"/>
+      <w:pPr>
+        <w:tabs>
+          <w:tab w:val="num" w:pos="0"/>
+        </w:tabs>
+        <w:ind w:start="0" w:hanging="0"/>
+      </w:pPr>
+      <w:rPr/>
+    </w:lvl>
+    <w:lvl w:ilvl="1">
+      <w:start w:val="1"/>
+      <w:numFmt w:val="none"/>
+      <w:suff w:val="nothing"/>
+      <w:lvlText w:val=""/>
+      <w:lvlJc w:val="start"/>
+      <w:pPr>
+        <w:tabs>
+          <w:tab w:val="num" w:pos="0"/>
+        </w:tabs>
+        <w:ind w:start="0" w:hanging="0"/>
+      </w:pPr>
+      <w:rPr/>
+    </w:lvl>
+    <w:lvl w:ilvl="2">
+      <w:start w:val="1"/>
+      <w:numFmt w:val="none"/>
+      <w:suff w:val="nothing"/>
+      <w:lvlText w:val=""/>
+      <w:lvlJc w:val="start"/>
+      <w:pPr>
+        <w:tabs>
+          <w:tab w:val="num" w:pos="0"/>
+        </w:tabs>
+        <w:ind w:start="0" w:hanging="0"/>
+      </w:pPr>
+      <w:rPr/>
+    </w:lvl>
+    <w:lvl w:ilvl="3">
+      <w:start w:val="1"/>
+      <w:numFmt w:val="none"/>
+      <w:suff w:val="nothing"/>
+      <w:lvlText w:val=""/>
+      <w:lvlJc w:val="start"/>
+      <w:pPr>
+        <w:tabs>
+          <w:tab w:val="num" w:pos="0"/>
+        </w:tabs>
+        <w:ind w:start="0" w:hanging="0"/>
+      </w:pPr>
+      <w:rPr/>
+    </w:lvl>
+    <w:lvl w:ilvl="4">
+      <w:start w:val="1"/>
+      <w:numFmt w:val="none"/>
+      <w:suff w:val="nothing"/>
+      <w:lvlText w:val=""/>
+      <w:lvlJc w:val="start"/>
+      <w:pPr>
+        <w:tabs>
+          <w:tab w:val="num" w:pos="0"/>
+        </w:tabs>
+        <w:ind w:start="0" w:hanging="0"/>
+      </w:pPr>
+      <w:rPr/>
+    </w:lvl>
+    <w:lvl w:ilvl="5">
+      <w:start w:val="1"/>
+      <w:numFmt w:val="none"/>
+      <w:suff w:val="nothing"/>
+      <w:lvlText w:val=""/>
+      <w:lvlJc w:val="start"/>
+      <w:pPr>
+        <w:tabs>
+          <w:tab w:val="num" w:pos="0"/>
+        </w:tabs>
+        <w:ind w:start="0" w:hanging="0"/>
+      </w:pPr>
+      <w:rPr/>
+    </w:lvl>
+    <w:lvl w:ilvl="6">
+      <w:start w:val="1"/>
+      <w:numFmt w:val="none"/>
+      <w:suff w:val="nothing"/>
+      <w:lvlText w:val=""/>
+      <w:lvlJc w:val="start"/>
+      <w:pPr>
+        <w:tabs>
+          <w:tab w:val="num" w:pos="0"/>
+        </w:tabs>
+        <w:ind w:start="0" w:hanging="0"/>
+      </w:pPr>
+      <w:rPr/>
+    </w:lvl>
+    <w:lvl w:ilvl="7">
+      <w:start w:val="1"/>
+      <w:numFmt w:val="none"/>
+      <w:suff w:val="nothing"/>
+      <w:lvlText w:val=""/>
+      <w:lvlJc w:val="start"/>
+      <w:pPr>
+        <w:tabs>
+          <w:tab w:val="num" w:pos="0"/>
+        </w:tabs>
+        <w:ind w:start="0" w:hanging="0"/>
+      </w:pPr>
+      <w:rPr/>
+    </w:lvl>
+    <w:lvl w:ilvl="8">
+      <w:start w:val="1"/>
+      <w:numFmt w:val="none"/>
+      <w:suff w:val="nothing"/>
+      <w:lvlText w:val=""/>
+      <w:lvlJc w:val="start"/>
+      <w:pPr>
+        <w:tabs>
+          <w:tab w:val="num" w:pos="0"/>
+        </w:tabs>
+        <w:ind w:start="0" w:hanging="0"/>
+      </w:pPr>
+      <w:rPr/>
+    </w:lvl>
+  </w:abstractNum>
   <w:num w:numId="1">
     <w:abstractNumId w:val="1"/>
+  </w:num>
+  <w:num w:numId="2">
+    <w:abstractNumId w:val="2"/>
   </w:num>
 </w:numbering>
 </file>
@@ -2035,13 +2171,13 @@
   </w:style>
   <w:style w:type="paragraph" w:styleId="Heading2">
     <w:name w:val="heading 2"/>
-    <w:basedOn w:val="Balk"/>
+    <w:basedOn w:val="Balkuser"/>
     <w:next w:val="BodyText"/>
     <w:qFormat/>
     <w:pPr>
       <w:numPr>
         <w:ilvl w:val="1"/>
-        <w:numId w:val="1"/>
+        <w:numId w:val="2"/>
       </w:numPr>
       <w:spacing w:before="200" w:after="120"/>
       <w:outlineLvl w:val="1"/>
@@ -2055,13 +2191,13 @@
   </w:style>
   <w:style w:type="paragraph" w:styleId="Heading3">
     <w:name w:val="heading 3"/>
-    <w:basedOn w:val="Balk"/>
+    <w:basedOn w:val="Balkuser"/>
     <w:next w:val="BodyText"/>
     <w:qFormat/>
     <w:pPr>
       <w:numPr>
         <w:ilvl w:val="2"/>
-        <w:numId w:val="1"/>
+        <w:numId w:val="2"/>
       </w:numPr>
       <w:spacing w:before="140" w:after="120"/>
       <w:outlineLvl w:val="2"/>
@@ -2202,15 +2338,15 @@
     </w:pPr>
     <w:rPr/>
   </w:style>
-  <w:style w:type="paragraph" w:styleId="ereveerii">
-    <w:name w:val="Çerçeve İçeriği"/>
+  <w:style w:type="paragraph" w:styleId="ereveeriiuser">
+    <w:name w:val="Çerçeve İçeriği (user)"/>
     <w:basedOn w:val="Normal"/>
     <w:qFormat/>
     <w:pPr/>
     <w:rPr/>
   </w:style>
-  <w:style w:type="numbering" w:styleId="ListeYokuser" w:default="1">
-    <w:name w:val="Liste Yok (user)"/>
+  <w:style w:type="numbering" w:styleId="ListeYok" w:default="1">
+    <w:name w:val="Liste Yok"/>
     <w:uiPriority w:val="99"/>
     <w:semiHidden/>
     <w:unhideWhenUsed/>

--- a/İST268-1 İstatiksel Yöntemler I/Proje Ödevi/İST268-ist-yönt-odev.docx
+++ b/İST268-1 İstatiksel Yöntemler I/Proje Ödevi/İST268-ist-yönt-odev.docx
@@ -223,7 +223,7 @@
           <w:ilvl w:val="1"/>
           <w:numId w:val="2"/>
         </w:numPr>
-        <w:ind w:hanging="0" w:start="0"/>
+        <w:ind w:hanging="0" w:left="0"/>
         <w:rPr>
           <w:rFonts w:ascii="Liberation Serif" w:hAnsi="Liberation Serif"/>
         </w:rPr>
@@ -260,7 +260,7 @@
           <w:ilvl w:val="2"/>
           <w:numId w:val="2"/>
         </w:numPr>
-        <w:ind w:hanging="0" w:start="0"/>
+        <w:ind w:hanging="0" w:left="0"/>
         <w:rPr>
           <w:rFonts w:ascii="Liberation Serif" w:hAnsi="Liberation Serif"/>
         </w:rPr>
@@ -276,7 +276,7 @@
       <w:pPr>
         <w:pStyle w:val="Normal"/>
         <w:spacing w:lineRule="auto" w:line="240"/>
-        <w:ind w:hanging="0" w:start="0"/>
+        <w:ind w:hanging="0" w:left="0"/>
         <w:rPr>
           <w:rFonts w:ascii="Liberation Serif" w:hAnsi="Liberation Serif"/>
         </w:rPr>
@@ -400,7 +400,7 @@
           <w:ilvl w:val="2"/>
           <w:numId w:val="2"/>
         </w:numPr>
-        <w:ind w:hanging="0" w:start="0"/>
+        <w:ind w:hanging="0" w:left="0"/>
         <w:rPr>
           <w:rFonts w:ascii="Liberation Serif" w:hAnsi="Liberation Serif"/>
         </w:rPr>
@@ -607,7 +607,7 @@
       <w:pPr>
         <w:pStyle w:val="Normal"/>
         <w:spacing w:lineRule="auto" w:line="240"/>
-        <w:ind w:hanging="0" w:start="0"/>
+        <w:ind w:hanging="0" w:left="0"/>
         <w:rPr>
           <w:rFonts w:ascii="Liberation Serif" w:hAnsi="Liberation Serif"/>
         </w:rPr>
@@ -666,7 +666,7 @@
           <w:ilvl w:val="2"/>
           <w:numId w:val="2"/>
         </w:numPr>
-        <w:ind w:hanging="0" w:start="0"/>
+        <w:ind w:hanging="0" w:left="0"/>
         <w:rPr>
           <w:rFonts w:ascii="Liberation Serif" w:hAnsi="Liberation Serif"/>
         </w:rPr>
@@ -848,7 +848,7 @@
           <w:ilvl w:val="2"/>
           <w:numId w:val="2"/>
         </w:numPr>
-        <w:ind w:hanging="0" w:start="0"/>
+        <w:ind w:hanging="0" w:left="0"/>
         <w:rPr>
           <w:rFonts w:ascii="Liberation Serif" w:hAnsi="Liberation Serif"/>
         </w:rPr>
@@ -931,7 +931,7 @@
       <w:pPr>
         <w:pStyle w:val="Normal"/>
         <w:spacing w:lineRule="auto" w:line="240"/>
-        <w:ind w:hanging="0" w:start="0"/>
+        <w:ind w:hanging="0" w:left="0"/>
         <w:rPr>
           <w:rFonts w:ascii="Liberation Serif" w:hAnsi="Liberation Serif"/>
         </w:rPr>
@@ -951,11 +951,17 @@
           <w:ilvl w:val="1"/>
           <w:numId w:val="2"/>
         </w:numPr>
-        <w:ind w:hanging="0" w:start="0"/>
-        <w:rPr>
-          <w:rFonts w:ascii="Liberation Serif" w:hAnsi="Liberation Serif"/>
-        </w:rPr>
-      </w:pPr>
+        <w:ind w:hanging="0" w:left="0"/>
+        <w:rPr>
+          <w:rFonts w:ascii="Liberation Serif" w:hAnsi="Liberation Serif"/>
+        </w:rPr>
+      </w:pPr>
+      <w:r>
+        <w:rPr>
+          <w:rFonts w:ascii="Liberation Serif" w:hAnsi="Liberation Serif"/>
+        </w:rPr>
+        <w:t xml:space="preserve">1.1 </w:t>
+      </w:r>
       <w:r>
         <w:rPr>
           <w:rFonts w:ascii="Liberation Serif" w:hAnsi="Liberation Serif"/>
@@ -974,31 +980,84 @@
         <w:rPr>
           <w:rFonts w:ascii="Liberation Serif" w:hAnsi="Liberation Serif"/>
         </w:rPr>
-        <w:tab/>
-      </w:r>
-      <w:r>
-        <w:rPr>
-          <w:rFonts w:ascii="Liberation Serif" w:hAnsi="Liberation Serif"/>
-        </w:rPr>
-        <w:t>Bu başlık altında</w:t>
-      </w:r>
-      <w:r>
-        <w:rPr>
-          <w:rFonts w:ascii="Liberation Serif" w:hAnsi="Liberation Serif"/>
+        <w:t>Bu başlık altında kitle ortalaması (</w:t>
+      </w:r>
+      <w:r>
+        <w:rPr>
+          <w:rFonts w:eastAsia="Times New Roman" w:cs="" w:ascii="Liberation Serif" w:hAnsi="Liberation Serif"/>
+        </w:rPr>
+        <w:t xml:space="preserve">µ)’na dair hipotez testi, güven aralığı ve verilerin basit istatistikleri analiz edilecektir.  Bu analiz için daha önceden tanıtımı yapılan “mtcars” verisi kullanılacaktır. </w:t>
+      </w:r>
+      <w:r>
+        <w:rPr>
+          <w:rFonts w:eastAsia="Times New Roman" w:cs="" w:ascii="Liberation Serif" w:hAnsi="Liberation Serif"/>
+        </w:rPr>
+        <w:t>Verideki 2 grubu sırasıyla 0(automatic) ve 1(manuel) olan verileri labelları atamak için factor fonksiyonunu kullanılmıştır. “mpg” değişkeni de daha kolay kullanım için “yakit” değişkeni olarak tanımlanmıştır.</w:t>
+      </w:r>
+    </w:p>
+    <w:p>
+      <w:pPr>
+        <w:pStyle w:val="BodyText"/>
+        <w:rPr>
+          <w:rFonts w:ascii="Liberation Serif" w:hAnsi="Liberation Serif" w:eastAsia="Times New Roman" w:cs=""/>
+        </w:rPr>
+      </w:pPr>
+      <w:r>
+        <w:rPr>
+          <w:rFonts w:eastAsia="Times New Roman" w:cs="" w:ascii="Liberation Serif" w:hAnsi="Liberation Serif"/>
+        </w:rPr>
+        <w:drawing>
+          <wp:anchor distT="0" distB="0" distL="0" distR="0" simplePos="0" relativeHeight="8" behindDoc="0" locked="0" layoutInCell="0" allowOverlap="1">
+            <wp:simplePos x="0" y="0"/>
+            <wp:positionH relativeFrom="column">
+              <wp:align>center</wp:align>
+            </wp:positionH>
+            <wp:positionV relativeFrom="paragraph">
+              <wp:posOffset>635</wp:posOffset>
+            </wp:positionV>
+            <wp:extent cx="5731510" cy="339090"/>
+            <wp:effectExtent l="0" t="0" r="0" b="0"/>
+            <wp:wrapSquare wrapText="largest"/>
+            <wp:docPr id="1" name="Görüntü1"/>
+            <wp:cNvGraphicFramePr>
+              <a:graphicFrameLocks xmlns:a="http://schemas.openxmlformats.org/drawingml/2006/main" noChangeAspect="1"/>
+            </wp:cNvGraphicFramePr>
+            <a:graphic xmlns:a="http://schemas.openxmlformats.org/drawingml/2006/main">
+              <a:graphicData uri="http://schemas.openxmlformats.org/drawingml/2006/picture">
+                <pic:pic xmlns:pic="http://schemas.openxmlformats.org/drawingml/2006/picture">
+                  <pic:nvPicPr>
+                    <pic:cNvPr id="1" name="Görüntü1"/>
+                    <pic:cNvPicPr>
+                      <a:picLocks noChangeAspect="1" noChangeArrowheads="1"/>
+                    </pic:cNvPicPr>
+                  </pic:nvPicPr>
+                  <pic:blipFill>
+                    <a:blip r:embed="rId4"/>
+                    <a:stretch>
+                      <a:fillRect/>
+                    </a:stretch>
+                  </pic:blipFill>
+                  <pic:spPr bwMode="auto">
+                    <a:xfrm>
+                      <a:off x="0" y="0"/>
+                      <a:ext cx="5731510" cy="339090"/>
+                    </a:xfrm>
+                    <a:prstGeom prst="rect">
+                      <a:avLst/>
+                    </a:prstGeom>
+                    <a:noFill/>
+                  </pic:spPr>
+                </pic:pic>
+              </a:graphicData>
+            </a:graphic>
+          </wp:anchor>
+        </w:drawing>
+      </w:r>
+      <w:r>
+        <w:rPr>
+          <w:rFonts w:eastAsia="Times New Roman" w:cs="" w:ascii="Liberation Serif" w:hAnsi="Liberation Serif"/>
         </w:rPr>
         <w:t xml:space="preserve"> </w:t>
-      </w:r>
-      <w:r>
-        <w:rPr>
-          <w:rFonts w:ascii="Liberation Serif" w:hAnsi="Liberation Serif"/>
-        </w:rPr>
-        <w:t>kitle ortalaması (</w:t>
-      </w:r>
-      <w:r>
-        <w:rPr>
-          <w:rFonts w:eastAsia="Times New Roman" w:cs="" w:ascii="Liberation Serif" w:hAnsi="Liberation Serif"/>
-        </w:rPr>
-        <w:t>µ)’na dair hipotez testi, güven aralığı ve verilerin basit istatistikleri analiz edilecektir.  Bu analiz için daha önceden tanıtımı yapılan “mtcars” verisi kullanılacaktır.</w:t>
       </w:r>
     </w:p>
     <w:p>
@@ -1006,18 +1065,21 @@
         <w:pStyle w:val="Normal"/>
         <w:spacing w:lineRule="auto" w:line="240"/>
         <w:rPr>
-          <w:rFonts w:ascii="Liberation Serif" w:hAnsi="Liberation Serif"/>
-        </w:rPr>
-      </w:pPr>
-      <w:r>
-        <w:rPr>
-          <w:rFonts w:eastAsia="Times New Roman" w:cs="Times New Roman" w:ascii="Liberation Serif" w:hAnsi="Liberation Serif" w:cstheme="minorAscii" w:eastAsiaTheme="minorAscii"/>
+          <w:rFonts w:ascii="Liberation Serif" w:hAnsi="Liberation Serif" w:eastAsia="Times New Roman" w:cs="Times New Roman" w:cstheme="minorAscii" w:eastAsiaTheme="minorAscii"/>
           <w:b/>
           <w:bCs/>
           <w:sz w:val="28"/>
           <w:szCs w:val="28"/>
         </w:rPr>
-        <w:t xml:space="preserve">Verinin Basit İstatistikleri: </w:t>
+      </w:pPr>
+      <w:r>
+        <w:rPr>
+          <w:rFonts w:eastAsia="Times New Roman" w:cs="Times New Roman" w:cstheme="minorAscii" w:eastAsiaTheme="minorAscii" w:ascii="Liberation Serif" w:hAnsi="Liberation Serif"/>
+          <w:b/>
+          <w:bCs/>
+          <w:sz w:val="28"/>
+          <w:szCs w:val="28"/>
+        </w:rPr>
       </w:r>
     </w:p>
     <w:p>
@@ -1025,13 +1087,146 @@
         <w:pStyle w:val="Normal"/>
         <w:spacing w:lineRule="auto" w:line="240"/>
         <w:rPr>
-          <w:rFonts w:ascii="Liberation Serif" w:hAnsi="Liberation Serif"/>
-        </w:rPr>
-      </w:pPr>
-      <w:r>
-        <w:rPr>
-          <w:rFonts w:eastAsia="Times New Roman" w:cs="Times New Roman" w:ascii="Liberation Serif" w:hAnsi="Liberation Serif" w:cstheme="minorAscii" w:eastAsiaTheme="minorAscii"/>
-        </w:rPr>
+          <w:rFonts w:ascii="Liberation Serif" w:hAnsi="Liberation Serif" w:eastAsia="Times New Roman" w:cs="Times New Roman" w:cstheme="minorAscii" w:eastAsiaTheme="minorAscii"/>
+          <w:b/>
+          <w:bCs/>
+          <w:sz w:val="28"/>
+          <w:szCs w:val="28"/>
+        </w:rPr>
+      </w:pPr>
+      <w:r>
+        <w:rPr>
+          <w:rFonts w:eastAsia="Times New Roman" w:cs="Times New Roman" w:cstheme="minorAscii" w:eastAsiaTheme="minorAscii" w:ascii="Liberation Serif" w:hAnsi="Liberation Serif"/>
+          <w:b/>
+          <w:bCs/>
+          <w:sz w:val="28"/>
+          <w:szCs w:val="28"/>
+        </w:rPr>
+      </w:r>
+    </w:p>
+    <w:p>
+      <w:pPr>
+        <w:pStyle w:val="Normal"/>
+        <w:spacing w:lineRule="auto" w:line="240"/>
+        <w:rPr>
+          <w:rFonts w:ascii="Liberation Serif" w:hAnsi="Liberation Serif" w:eastAsia="Times New Roman" w:cs="Times New Roman" w:cstheme="minorAscii" w:eastAsiaTheme="minorAscii"/>
+          <w:b/>
+          <w:bCs/>
+          <w:sz w:val="28"/>
+          <w:szCs w:val="28"/>
+        </w:rPr>
+      </w:pPr>
+      <w:r>
+        <w:rPr>
+          <w:rFonts w:eastAsia="Times New Roman" w:cs="Times New Roman" w:cstheme="minorAscii" w:eastAsiaTheme="minorAscii" w:ascii="Liberation Serif" w:hAnsi="Liberation Serif"/>
+          <w:b/>
+          <w:bCs/>
+          <w:sz w:val="28"/>
+          <w:szCs w:val="28"/>
+        </w:rPr>
+        <w:t>Verinin Basit İstatistikleri:</w:t>
+      </w:r>
+    </w:p>
+    <w:p>
+      <w:pPr>
+        <w:pStyle w:val="Normal"/>
+        <w:spacing w:lineRule="auto" w:line="240"/>
+        <w:rPr>
+          <w:rFonts w:ascii="Liberation Serif" w:hAnsi="Liberation Serif" w:eastAsia="Times New Roman" w:cs="Times New Roman" w:cstheme="minorAscii" w:eastAsiaTheme="minorAscii"/>
+        </w:rPr>
+      </w:pPr>
+      <w:r>
+        <w:rPr>
+          <w:rFonts w:eastAsia="Times New Roman" w:cs="Times New Roman" w:cstheme="minorAscii" w:eastAsiaTheme="minorAscii" w:ascii="Liberation Serif" w:hAnsi="Liberation Serif"/>
+        </w:rPr>
+        <w:t>“</w:t>
+      </w:r>
+      <w:r>
+        <w:rPr>
+          <w:rFonts w:eastAsia="Times New Roman" w:cs="Times New Roman" w:cstheme="minorAscii" w:eastAsiaTheme="minorAscii" w:ascii="Liberation Serif" w:hAnsi="Liberation Serif"/>
+        </w:rPr>
+        <w:t>automatic” ve “manuel” araçların yakıt tüketimlerinin örneklem ortalamaları, örneklem büyüklükleri ve örneklem varyansları aşağıdaki kod ile hesaplanmış ve verilmiştir.</w:t>
+      </w:r>
+    </w:p>
+    <w:p>
+      <w:pPr>
+        <w:pStyle w:val="Normal"/>
+        <w:spacing w:lineRule="auto" w:line="240"/>
+        <w:rPr>
+          <w:rFonts w:ascii="Liberation Serif" w:hAnsi="Liberation Serif" w:eastAsia="Times New Roman" w:cs="Times New Roman" w:cstheme="minorAscii" w:eastAsiaTheme="minorAscii"/>
+        </w:rPr>
+      </w:pPr>
+      <w:r>
+        <w:rPr>
+          <w:rFonts w:eastAsia="Times New Roman" w:cs="Times New Roman" w:cstheme="minorAscii" w:eastAsiaTheme="minorAscii" w:ascii="Liberation Serif" w:hAnsi="Liberation Serif"/>
+        </w:rPr>
+        <w:drawing>
+          <wp:anchor distT="0" distB="0" distL="0" distR="0" simplePos="0" relativeHeight="9" behindDoc="0" locked="0" layoutInCell="0" allowOverlap="1">
+            <wp:simplePos x="0" y="0"/>
+            <wp:positionH relativeFrom="column">
+              <wp:posOffset>-66040</wp:posOffset>
+            </wp:positionH>
+            <wp:positionV relativeFrom="paragraph">
+              <wp:posOffset>161290</wp:posOffset>
+            </wp:positionV>
+            <wp:extent cx="2352040" cy="1466850"/>
+            <wp:effectExtent l="0" t="0" r="0" b="0"/>
+            <wp:wrapSquare wrapText="largest"/>
+            <wp:docPr id="2" name="Görüntü2"/>
+            <wp:cNvGraphicFramePr>
+              <a:graphicFrameLocks xmlns:a="http://schemas.openxmlformats.org/drawingml/2006/main" noChangeAspect="1"/>
+            </wp:cNvGraphicFramePr>
+            <a:graphic xmlns:a="http://schemas.openxmlformats.org/drawingml/2006/main">
+              <a:graphicData uri="http://schemas.openxmlformats.org/drawingml/2006/picture">
+                <pic:pic xmlns:pic="http://schemas.openxmlformats.org/drawingml/2006/picture">
+                  <pic:nvPicPr>
+                    <pic:cNvPr id="2" name="Görüntü2"/>
+                    <pic:cNvPicPr>
+                      <a:picLocks noChangeAspect="1" noChangeArrowheads="1"/>
+                    </pic:cNvPicPr>
+                  </pic:nvPicPr>
+                  <pic:blipFill>
+                    <a:blip r:embed="rId5"/>
+                    <a:stretch>
+                      <a:fillRect/>
+                    </a:stretch>
+                  </pic:blipFill>
+                  <pic:spPr bwMode="auto">
+                    <a:xfrm>
+                      <a:off x="0" y="0"/>
+                      <a:ext cx="2352040" cy="1466850"/>
+                    </a:xfrm>
+                    <a:prstGeom prst="rect">
+                      <a:avLst/>
+                    </a:prstGeom>
+                    <a:noFill/>
+                  </pic:spPr>
+                </pic:pic>
+              </a:graphicData>
+            </a:graphic>
+          </wp:anchor>
+        </w:drawing>
+      </w:r>
+    </w:p>
+    <w:p>
+      <w:pPr>
+        <w:pStyle w:val="Normal"/>
+        <w:spacing w:lineRule="auto" w:line="240"/>
+        <w:rPr>
+          <w:rFonts w:ascii="Liberation Serif" w:hAnsi="Liberation Serif"/>
+        </w:rPr>
+      </w:pPr>
+      <w:r>
+        <w:rPr>
+          <w:rFonts w:eastAsia="Times New Roman" w:cs="Times New Roman" w:ascii="Liberation Serif" w:hAnsi="Liberation Serif" w:cstheme="minorAscii" w:eastAsiaTheme="minorAscii"/>
+        </w:rPr>
+        <w:t xml:space="preserve">  </w:t>
+      </w:r>
+      <w:r>
+        <w:rPr>
+          <w:rFonts w:eastAsia="Times New Roman" w:cs="Times New Roman" w:ascii="Liberation Serif" w:hAnsi="Liberation Serif" w:cstheme="minorAscii" w:eastAsiaTheme="minorAscii"/>
+        </w:rPr>
+        <w:tab/>
         <w:t>Otomatik vitesli araçların istatistikleri :</w:t>
       </w:r>
       <w:r>
@@ -1039,6 +1234,8 @@
           <w:rFonts w:ascii="Liberation Serif" w:hAnsi="Liberation Serif"/>
         </w:rPr>
         <w:br/>
+        <w:t xml:space="preserve">    </w:t>
+        <w:tab/>
       </w:r>
       <w:r>
         <w:rPr>
@@ -1054,11 +1251,17 @@
             <m:sSub>
               <m:e>
                 <m:r>
+                  <w:rPr>
+                    <w:rFonts w:ascii="Cambria Math" w:hAnsi="Cambria Math"/>
+                  </w:rPr>
                   <m:t xml:space="preserve">x</m:t>
                 </m:r>
               </m:e>
               <m:sub>
                 <m:r>
+                  <w:rPr>
+                    <w:rFonts w:ascii="Cambria Math" w:hAnsi="Cambria Math"/>
+                  </w:rPr>
                   <m:t xml:space="preserve">o</m:t>
                 </m:r>
               </m:sub>
@@ -1070,9 +1273,15 @@
             <m:lit/>
             <m:nor/>
           </m:rPr>
+          <w:rPr>
+            <w:rFonts w:ascii="Cambria Math" w:hAnsi="Cambria Math"/>
+          </w:rPr>
           <m:t xml:space="preserve">=</m:t>
         </m:r>
         <m:r>
+          <w:rPr>
+            <w:rFonts w:ascii="Cambria Math" w:hAnsi="Cambria Math"/>
+          </w:rPr>
           <m:t xml:space="preserve">17,14737</m:t>
         </m:r>
       </m:oMath>
@@ -1080,8 +1289,6 @@
         <w:rPr>
           <w:rFonts w:ascii="Liberation Serif" w:hAnsi="Liberation Serif"/>
         </w:rPr>
-        <w:tab/>
-        <w:tab/>
         <w:t xml:space="preserve"> </w:t>
       </w:r>
       <w:r>
@@ -1093,11 +1300,17 @@
         <m:sSub>
           <m:e>
             <m:r>
+              <w:rPr>
+                <w:rFonts w:ascii="Cambria Math" w:hAnsi="Cambria Math"/>
+              </w:rPr>
               <m:t xml:space="preserve">n</m:t>
             </m:r>
           </m:e>
           <m:sub>
             <m:r>
+              <w:rPr>
+                <w:rFonts w:ascii="Cambria Math" w:hAnsi="Cambria Math"/>
+              </w:rPr>
               <m:t xml:space="preserve">o</m:t>
             </m:r>
           </m:sub>
@@ -1107,9 +1320,15 @@
             <m:lit/>
             <m:nor/>
           </m:rPr>
+          <w:rPr>
+            <w:rFonts w:ascii="Cambria Math" w:hAnsi="Cambria Math"/>
+          </w:rPr>
           <m:t xml:space="preserve">=</m:t>
         </m:r>
         <m:r>
+          <w:rPr>
+            <w:rFonts w:ascii="Cambria Math" w:hAnsi="Cambria Math"/>
+          </w:rPr>
           <m:t xml:space="preserve">19</m:t>
         </m:r>
       </m:oMath>
@@ -1117,9 +1336,7 @@
         <w:rPr>
           <w:rFonts w:ascii="Liberation Serif" w:hAnsi="Liberation Serif"/>
         </w:rPr>
-        <w:t xml:space="preserve"> </w:t>
-        <w:tab/>
-        <w:t xml:space="preserve">  </w:t>
+        <w:t xml:space="preserve">   </w:t>
       </w:r>
       <w:r>
         <w:rPr>
@@ -1132,11 +1349,17 @@
             <m:sSub>
               <m:e>
                 <m:r>
+                  <w:rPr>
+                    <w:rFonts w:ascii="Cambria Math" w:hAnsi="Cambria Math"/>
+                  </w:rPr>
                   <m:t xml:space="preserve">S</m:t>
                 </m:r>
               </m:e>
               <m:sub>
                 <m:r>
+                  <w:rPr>
+                    <w:rFonts w:ascii="Cambria Math" w:hAnsi="Cambria Math"/>
+                  </w:rPr>
                   <m:t xml:space="preserve">o</m:t>
                 </m:r>
               </m:sub>
@@ -1144,6 +1367,9 @@
           </m:e>
           <m:sup>
             <m:r>
+              <w:rPr>
+                <w:rFonts w:ascii="Cambria Math" w:hAnsi="Cambria Math"/>
+              </w:rPr>
               <m:t xml:space="preserve">2</m:t>
             </m:r>
           </m:sup>
@@ -1153,9 +1379,15 @@
             <m:lit/>
             <m:nor/>
           </m:rPr>
+          <w:rPr>
+            <w:rFonts w:ascii="Cambria Math" w:hAnsi="Cambria Math"/>
+          </w:rPr>
           <m:t xml:space="preserve">=</m:t>
         </m:r>
         <m:r>
+          <w:rPr>
+            <w:rFonts w:ascii="Cambria Math" w:hAnsi="Cambria Math"/>
+          </w:rPr>
           <m:t xml:space="preserve">14,69937</m:t>
         </m:r>
       </m:oMath>
@@ -1172,6 +1404,13 @@
         <w:rPr>
           <w:rFonts w:eastAsia="Times New Roman" w:cs="Times New Roman" w:ascii="Liberation Serif" w:hAnsi="Liberation Serif" w:cstheme="minorAscii" w:eastAsiaTheme="minorAscii"/>
         </w:rPr>
+        <w:t xml:space="preserve"> </w:t>
+      </w:r>
+      <w:r>
+        <w:rPr>
+          <w:rFonts w:eastAsia="Times New Roman" w:cs="Times New Roman" w:ascii="Liberation Serif" w:hAnsi="Liberation Serif" w:cstheme="minorAscii" w:eastAsiaTheme="minorAscii"/>
+        </w:rPr>
+        <w:tab/>
         <w:t>Manuel vitesli araçların istatistikleri :</w:t>
       </w:r>
     </w:p>
@@ -1179,11 +1418,23 @@
       <w:pPr>
         <w:pStyle w:val="Normal"/>
         <w:spacing w:lineRule="auto" w:line="240" w:before="0" w:after="160"/>
-        <w:jc w:val="start"/>
-        <w:rPr>
-          <w:rFonts w:ascii="Liberation Serif" w:hAnsi="Liberation Serif"/>
-        </w:rPr>
-      </w:pPr>
+        <w:jc w:val="left"/>
+        <w:rPr>
+          <w:rFonts w:ascii="Liberation Serif" w:hAnsi="Liberation Serif"/>
+        </w:rPr>
+      </w:pPr>
+      <w:r>
+        <w:rPr>
+          <w:rFonts w:ascii="Liberation Serif" w:hAnsi="Liberation Serif"/>
+        </w:rPr>
+        <w:t xml:space="preserve"> </w:t>
+      </w:r>
+      <w:r>
+        <w:rPr>
+          <w:rFonts w:ascii="Liberation Serif" w:hAnsi="Liberation Serif"/>
+        </w:rPr>
+        <w:tab/>
+      </w:r>
       <w:r>
         <w:rPr>
           <w:rFonts w:ascii="Liberation Serif" w:hAnsi="Liberation Serif"/>
@@ -1198,11 +1449,17 @@
             <m:sSub>
               <m:e>
                 <m:r>
+                  <w:rPr>
+                    <w:rFonts w:ascii="Cambria Math" w:hAnsi="Cambria Math"/>
+                  </w:rPr>
                   <m:t xml:space="preserve">x</m:t>
                 </m:r>
               </m:e>
               <m:sub>
                 <m:r>
+                  <w:rPr>
+                    <w:rFonts w:ascii="Cambria Math" w:hAnsi="Cambria Math"/>
+                  </w:rPr>
                   <m:t xml:space="preserve">m</m:t>
                 </m:r>
               </m:sub>
@@ -1214,9 +1471,15 @@
             <m:lit/>
             <m:nor/>
           </m:rPr>
+          <w:rPr>
+            <w:rFonts w:ascii="Cambria Math" w:hAnsi="Cambria Math"/>
+          </w:rPr>
           <m:t xml:space="preserve">=</m:t>
         </m:r>
         <m:r>
+          <w:rPr>
+            <w:rFonts w:ascii="Cambria Math" w:hAnsi="Cambria Math"/>
+          </w:rPr>
           <m:t xml:space="preserve">24.39231</m:t>
         </m:r>
       </m:oMath>
@@ -1225,13 +1488,6 @@
           <w:rFonts w:ascii="Liberation Serif" w:hAnsi="Liberation Serif"/>
         </w:rPr>
         <w:t xml:space="preserve"> </w:t>
-      </w:r>
-      <w:r>
-        <w:rPr>
-          <w:rFonts w:ascii="Liberation Serif" w:hAnsi="Liberation Serif"/>
-        </w:rPr>
-        <w:tab/>
-        <w:tab/>
       </w:r>
       <w:r>
         <w:rPr>
@@ -1242,11 +1498,17 @@
         <m:sSub>
           <m:e>
             <m:r>
+              <w:rPr>
+                <w:rFonts w:ascii="Cambria Math" w:hAnsi="Cambria Math"/>
+              </w:rPr>
               <m:t xml:space="preserve">n</m:t>
             </m:r>
           </m:e>
           <m:sub>
             <m:r>
+              <w:rPr>
+                <w:rFonts w:ascii="Cambria Math" w:hAnsi="Cambria Math"/>
+              </w:rPr>
               <m:t xml:space="preserve">m</m:t>
             </m:r>
           </m:sub>
@@ -1256,9 +1518,15 @@
             <m:lit/>
             <m:nor/>
           </m:rPr>
+          <w:rPr>
+            <w:rFonts w:ascii="Cambria Math" w:hAnsi="Cambria Math"/>
+          </w:rPr>
           <m:t xml:space="preserve">=</m:t>
         </m:r>
         <m:r>
+          <w:rPr>
+            <w:rFonts w:ascii="Cambria Math" w:hAnsi="Cambria Math"/>
+          </w:rPr>
           <m:t xml:space="preserve">13</m:t>
         </m:r>
       </m:oMath>
@@ -1266,9 +1534,7 @@
         <w:rPr>
           <w:rFonts w:ascii="Liberation Serif" w:hAnsi="Liberation Serif"/>
         </w:rPr>
-        <w:t xml:space="preserve"> </w:t>
-        <w:tab/>
-        <w:t xml:space="preserve"> </w:t>
+        <w:t xml:space="preserve">  </w:t>
       </w:r>
       <w:r>
         <w:rPr>
@@ -1281,11 +1547,17 @@
             <m:sSub>
               <m:e>
                 <m:r>
+                  <w:rPr>
+                    <w:rFonts w:ascii="Cambria Math" w:hAnsi="Cambria Math"/>
+                  </w:rPr>
                   <m:t xml:space="preserve">S</m:t>
                 </m:r>
               </m:e>
               <m:sub>
                 <m:r>
+                  <w:rPr>
+                    <w:rFonts w:ascii="Cambria Math" w:hAnsi="Cambria Math"/>
+                  </w:rPr>
                   <m:t xml:space="preserve">m</m:t>
                 </m:r>
               </m:sub>
@@ -1293,6 +1565,9 @@
           </m:e>
           <m:sup>
             <m:r>
+              <w:rPr>
+                <w:rFonts w:ascii="Cambria Math" w:hAnsi="Cambria Math"/>
+              </w:rPr>
               <m:t xml:space="preserve">2</m:t>
             </m:r>
           </m:sup>
@@ -1302,9 +1577,15 @@
             <m:lit/>
             <m:nor/>
           </m:rPr>
+          <w:rPr>
+            <w:rFonts w:ascii="Cambria Math" w:hAnsi="Cambria Math"/>
+          </w:rPr>
           <m:t xml:space="preserve">=</m:t>
         </m:r>
         <m:r>
+          <w:rPr>
+            <w:rFonts w:ascii="Cambria Math" w:hAnsi="Cambria Math"/>
+          </w:rPr>
           <m:t xml:space="preserve">38.02577</m:t>
         </m:r>
       </m:oMath>
@@ -1313,13 +1594,144 @@
       <w:pPr>
         <w:pStyle w:val="Normal"/>
         <w:spacing w:lineRule="auto" w:line="240" w:before="0" w:after="160"/>
-        <w:rPr>
-          <w:rFonts w:ascii="DejaVu Sans" w:hAnsi="DejaVu Sans"/>
-        </w:rPr>
-      </w:pPr>
-      <w:r>
-        <w:rPr>
-          <w:rFonts w:eastAsia="Times New Roman" w:cs="Times New Roman" w:cstheme="minorAscii" w:eastAsiaTheme="minorAscii" w:ascii="Google Sans Text;sans-serif" w:hAnsi="Google Sans Text;sans-serif"/>
+        <w:jc w:val="left"/>
+        <w:rPr>
+          <w:rFonts w:ascii="Liberation Serif" w:hAnsi="Liberation Serif"/>
+        </w:rPr>
+      </w:pPr>
+      <w:r>
+        <w:rPr>
+          <w:rFonts w:ascii="Liberation Serif" w:hAnsi="Liberation Serif"/>
+        </w:rPr>
+      </w:r>
+    </w:p>
+    <w:p>
+      <w:pPr>
+        <w:pStyle w:val="Normal"/>
+        <w:spacing w:lineRule="auto" w:line="240" w:before="0" w:after="160"/>
+        <w:jc w:val="left"/>
+        <w:rPr>
+          <w:rFonts w:ascii="Liberation Serif" w:hAnsi="Liberation Serif"/>
+        </w:rPr>
+      </w:pPr>
+      <w:r>
+        <w:rPr>
+          <w:rFonts w:ascii="Liberation Serif" w:hAnsi="Liberation Serif"/>
+        </w:rPr>
+        <w:t>“</w:t>
+      </w:r>
+      <w:r>
+        <w:rPr>
+          <w:rFonts w:ascii="Liberation Serif" w:hAnsi="Liberation Serif"/>
+        </w:rPr>
+        <w:t xml:space="preserve">tapply” fonksiyonu ile birden fazla değişkene </w:t>
+      </w:r>
+      <w:r>
+        <w:rPr>
+          <w:rFonts w:ascii="Liberation Serif" w:hAnsi="Liberation Serif"/>
+        </w:rPr>
+        <w:t>gerekli</w:t>
+      </w:r>
+      <w:r>
+        <w:rPr>
+          <w:rFonts w:ascii="Liberation Serif" w:hAnsi="Liberation Serif"/>
+        </w:rPr>
+        <w:t xml:space="preserve"> fonksiyonlar uygulanmıştır.</w:t>
+      </w:r>
+    </w:p>
+    <w:p>
+      <w:pPr>
+        <w:pStyle w:val="Normal"/>
+        <w:spacing w:lineRule="auto" w:line="240" w:before="0" w:after="160"/>
+        <w:jc w:val="left"/>
+        <w:rPr>
+          <w:rFonts w:ascii="Liberation Serif" w:hAnsi="Liberation Serif"/>
+        </w:rPr>
+      </w:pPr>
+      <w:r>
+        <w:rPr>
+          <w:rFonts w:ascii="Liberation Serif" w:hAnsi="Liberation Serif"/>
+        </w:rPr>
+        <w:t>“</w:t>
+      </w:r>
+      <w:r>
+        <w:rPr>
+          <w:rFonts w:ascii="Liberation Serif" w:hAnsi="Liberation Serif"/>
+        </w:rPr>
+        <w:t>mean</w:t>
+      </w:r>
+      <w:r>
+        <w:rPr>
+          <w:rFonts w:ascii="Liberation Serif" w:hAnsi="Liberation Serif"/>
+        </w:rPr>
+        <w:t xml:space="preserve">” </w:t>
+      </w:r>
+      <w:r>
+        <w:rPr>
+          <w:rFonts w:ascii="Liberation Serif" w:hAnsi="Liberation Serif"/>
+        </w:rPr>
+        <w:t>fonksiyonu ile örneklemin ortalaması, “var” fonksiyonu ile varyans, “length” fonksiyonu ile örneklem büyüklüğü bulunmuştur.</w:t>
+      </w:r>
+    </w:p>
+    <w:p>
+      <w:pPr>
+        <w:pStyle w:val="Heading3"/>
+        <w:numPr>
+          <w:ilvl w:val="2"/>
+          <w:numId w:val="2"/>
+        </w:numPr>
+        <w:ind w:hanging="0" w:left="0"/>
+        <w:rPr>
+          <w:rFonts w:ascii="Liberation Serif" w:hAnsi="Liberation Serif"/>
+        </w:rPr>
+      </w:pPr>
+      <w:r>
+        <w:rPr>
+          <w:rFonts w:ascii="Liberation Serif" w:hAnsi="Liberation Serif"/>
+        </w:rPr>
+        <w:t>İki Örneklem Kitle Ortalaması Hipotez Testi</w:t>
+      </w:r>
+    </w:p>
+    <w:p>
+      <w:pPr>
+        <w:pStyle w:val="Normal"/>
+        <w:spacing w:lineRule="auto" w:line="240" w:before="0" w:after="160"/>
+        <w:jc w:val="left"/>
+        <w:rPr>
+          <w:rFonts w:ascii="Liberation Serif" w:hAnsi="Liberation Serif"/>
+        </w:rPr>
+      </w:pPr>
+      <w:r>
+        <w:rPr>
+          <w:rFonts w:ascii="Liberation Serif" w:hAnsi="Liberation Serif"/>
+        </w:rPr>
+        <w:t>Otomatik vitesli araçlar ile manuel vitesli araçların yakıt tüketimlerinin ortalamalarının eşit olup olmadığı %</w:t>
+      </w:r>
+      <w:r>
+        <w:rPr>
+          <w:rFonts w:ascii="Liberation Serif" w:hAnsi="Liberation Serif"/>
+        </w:rPr>
+        <w:t xml:space="preserve">95 güven düzeyinde </w:t>
+      </w:r>
+      <w:r>
+        <w:rPr>
+          <w:rFonts w:ascii="Liberation Serif" w:hAnsi="Liberation Serif"/>
+        </w:rPr>
+        <w:t>test edilecektir. O halde hipotezimiz :</w:t>
+      </w:r>
+    </w:p>
+    <w:p>
+      <w:pPr>
+        <w:pStyle w:val="Normal"/>
+        <w:spacing w:lineRule="auto" w:line="240" w:before="0" w:after="160"/>
+        <w:jc w:val="left"/>
+        <w:rPr>
+          <w:rFonts w:ascii="Liberation Serif" w:hAnsi="Liberation Serif"/>
+        </w:rPr>
+      </w:pPr>
+      <w:r>
+        <w:rPr>
+          <w:rFonts w:ascii="Liberation Serif" w:hAnsi="Liberation Serif"/>
         </w:rPr>
       </w:r>
       <m:oMathPara xmlns:m="http://schemas.openxmlformats.org/officeDocument/2006/math">
@@ -1330,55 +1742,69 @@
           <m:sSub>
             <m:e>
               <m:r>
+                <w:rPr>
+                  <w:rFonts w:ascii="Cambria Math" w:hAnsi="Cambria Math"/>
+                </w:rPr>
                 <m:t xml:space="preserve">H</m:t>
               </m:r>
             </m:e>
             <m:sub>
               <m:r>
+                <w:rPr>
+                  <w:rFonts w:ascii="Cambria Math" w:hAnsi="Cambria Math"/>
+                </w:rPr>
                 <m:t xml:space="preserve">0</m:t>
               </m:r>
             </m:sub>
           </m:sSub>
           <m:r>
+            <w:rPr>
+              <w:rFonts w:ascii="Cambria Math" w:hAnsi="Cambria Math"/>
+            </w:rPr>
             <m:t xml:space="preserve">:</m:t>
           </m:r>
-          <m:sSubSup>
+          <m:sSub>
             <m:e>
               <m:r>
-                <m:t xml:space="preserve">σ</m:t>
+                <w:rPr>
+                  <w:rFonts w:ascii="Cambria Math" w:hAnsi="Cambria Math"/>
+                </w:rPr>
+                <m:t xml:space="preserve">µ</m:t>
               </m:r>
             </m:e>
             <m:sub>
               <m:r>
+                <w:rPr>
+                  <w:rFonts w:ascii="Cambria Math" w:hAnsi="Cambria Math"/>
+                </w:rPr>
                 <m:t xml:space="preserve">o</m:t>
               </m:r>
             </m:sub>
-            <m:sup>
-              <m:r>
-                <m:t xml:space="preserve">2</m:t>
-              </m:r>
-            </m:sup>
-          </m:sSubSup>
+          </m:sSub>
           <m:r>
+            <w:rPr>
+              <w:rFonts w:ascii="Cambria Math" w:hAnsi="Cambria Math"/>
+            </w:rPr>
             <m:t xml:space="preserve">=</m:t>
           </m:r>
-          <m:sSubSup>
+          <m:sSub>
             <m:e>
               <m:r>
-                <m:t xml:space="preserve">σ</m:t>
+                <w:rPr>
+                  <w:rFonts w:ascii="Cambria Math" w:hAnsi="Cambria Math"/>
+                </w:rPr>
+                <m:t xml:space="preserve">µ</m:t>
               </m:r>
             </m:e>
             <m:sub>
               <m:r>
+                <w:rPr>
+                  <w:rFonts w:ascii="Cambria Math" w:hAnsi="Cambria Math"/>
+                </w:rPr>
                 <m:t xml:space="preserve">m</m:t>
               </m:r>
             </m:sub>
-            <m:sup>
-              <m:r>
-                <m:t xml:space="preserve">2</m:t>
-              </m:r>
-            </m:sup>
-          </m:sSubSup>
+          </m:sSub>
         </m:oMath>
       </m:oMathPara>
     </w:p>
@@ -1386,13 +1812,14 @@
       <w:pPr>
         <w:pStyle w:val="Normal"/>
         <w:spacing w:lineRule="auto" w:line="240" w:before="0" w:after="160"/>
-        <w:rPr>
-          <w:rFonts w:ascii="Liberation Serif" w:hAnsi="Liberation Serif" w:eastAsia="Times New Roman" w:cs="Times New Roman" w:cstheme="minorAscii" w:eastAsiaTheme="minorAscii"/>
-        </w:rPr>
-      </w:pPr>
-      <w:r>
-        <w:rPr>
-          <w:rFonts w:eastAsia="Times New Roman" w:cs="Times New Roman" w:cstheme="minorAscii" w:eastAsiaTheme="minorAscii" w:ascii="Liberation Serif" w:hAnsi="Liberation Serif"/>
+        <w:jc w:val="left"/>
+        <w:rPr>
+          <w:rFonts w:ascii="Liberation Serif" w:hAnsi="Liberation Serif" w:eastAsia="Times New Roman" w:cs=""/>
+        </w:rPr>
+      </w:pPr>
+      <w:r>
+        <w:rPr>
+          <w:rFonts w:eastAsia="Times New Roman" w:cs="" w:ascii="Liberation Serif" w:hAnsi="Liberation Serif"/>
         </w:rPr>
       </w:r>
       <m:oMathPara xmlns:m="http://schemas.openxmlformats.org/officeDocument/2006/math">
@@ -1403,51 +1830,308 @@
           <m:sSub>
             <m:e>
               <m:r>
+                <w:rPr>
+                  <w:rFonts w:ascii="Cambria Math" w:hAnsi="Cambria Math"/>
+                </w:rPr>
                 <m:t xml:space="preserve">H</m:t>
               </m:r>
             </m:e>
             <m:sub>
               <m:r>
+                <w:rPr>
+                  <w:rFonts w:ascii="Cambria Math" w:hAnsi="Cambria Math"/>
+                </w:rPr>
                 <m:t xml:space="preserve">s</m:t>
               </m:r>
             </m:sub>
           </m:sSub>
           <m:r>
+            <w:rPr>
+              <w:rFonts w:ascii="Cambria Math" w:hAnsi="Cambria Math"/>
+            </w:rPr>
+            <m:t xml:space="preserve">:</m:t>
+          </m:r>
+          <m:sSub>
+            <m:e>
+              <m:r>
+                <w:rPr>
+                  <w:rFonts w:ascii="Cambria Math" w:hAnsi="Cambria Math"/>
+                </w:rPr>
+                <m:t xml:space="preserve">µ</m:t>
+              </m:r>
+            </m:e>
+            <m:sub>
+              <m:r>
+                <w:rPr>
+                  <w:rFonts w:ascii="Cambria Math" w:hAnsi="Cambria Math"/>
+                </w:rPr>
+                <m:t xml:space="preserve">o</m:t>
+              </m:r>
+            </m:sub>
+          </m:sSub>
+          <m:r>
+            <w:rPr>
+              <w:rFonts w:ascii="Cambria Math" w:hAnsi="Cambria Math"/>
+            </w:rPr>
+            <m:t xml:space="preserve">≠</m:t>
+          </m:r>
+          <m:sSub>
+            <m:e>
+              <m:r>
+                <w:rPr>
+                  <w:rFonts w:ascii="Cambria Math" w:hAnsi="Cambria Math"/>
+                </w:rPr>
+                <m:t xml:space="preserve">µ</m:t>
+              </m:r>
+            </m:e>
+            <m:sub>
+              <m:r>
+                <w:rPr>
+                  <w:rFonts w:ascii="Cambria Math" w:hAnsi="Cambria Math"/>
+                </w:rPr>
+                <m:t xml:space="preserve">m</m:t>
+              </m:r>
+            </m:sub>
+          </m:sSub>
+        </m:oMath>
+      </m:oMathPara>
+    </w:p>
+    <w:p>
+      <w:pPr>
+        <w:pStyle w:val="Normal"/>
+        <w:spacing w:lineRule="auto" w:line="240" w:before="0" w:after="160"/>
+        <w:jc w:val="left"/>
+        <w:rPr>
+          <w:rFonts w:ascii="Liberation Serif" w:hAnsi="Liberation Serif" w:eastAsia="Times New Roman" w:cs=""/>
+        </w:rPr>
+      </w:pPr>
+      <w:r>
+        <w:rPr>
+          <w:rFonts w:eastAsia="Times New Roman" w:cs="" w:ascii="Liberation Serif" w:hAnsi="Liberation Serif"/>
+        </w:rPr>
+        <w:t>Kitle varyansları bilinmiyor. Örneklem büyüklükleri 30 dan küçük, sırasıyla 19 ve 13 olduğundan dolayı MLT de kullanılamaz. Kitle varyanslarının homojenliğine göre hangi t testi yapılması gerektiği belirlenecektir. (Bu sayede kitle varyansları hipotez testi de bir yandan incelenecektir.)</w:t>
+      </w:r>
+    </w:p>
+    <w:p>
+      <w:pPr>
+        <w:pStyle w:val="Heading3"/>
+        <w:numPr>
+          <w:ilvl w:val="2"/>
+          <w:numId w:val="2"/>
+        </w:numPr>
+        <w:ind w:hanging="0" w:left="0"/>
+        <w:rPr>
+          <w:rFonts w:ascii="Liberation Serif" w:hAnsi="Liberation Serif"/>
+        </w:rPr>
+      </w:pPr>
+      <w:r>
+        <w:rPr>
+          <w:rFonts w:ascii="Liberation Serif" w:hAnsi="Liberation Serif"/>
+        </w:rPr>
+        <w:t>(1.2 Kitle Varyansı Analizi)</w:t>
+      </w:r>
+    </w:p>
+    <w:p>
+      <w:pPr>
+        <w:pStyle w:val="BodyText"/>
+        <w:rPr>
+          <w:rFonts w:ascii="Liberation Serif" w:hAnsi="Liberation Serif"/>
+        </w:rPr>
+      </w:pPr>
+      <w:r>
+        <w:rPr>
+          <w:rFonts w:ascii="Liberation Serif" w:hAnsi="Liberation Serif"/>
+        </w:rPr>
+        <w:t>Kitle varyansları homojenlik hipotez testi (F-testi) :</w:t>
+      </w:r>
+    </w:p>
+    <w:p>
+      <w:pPr>
+        <w:pStyle w:val="BodyText"/>
+        <w:rPr>
+          <w:rFonts w:ascii="Liberation Serif" w:hAnsi="Liberation Serif"/>
+        </w:rPr>
+      </w:pPr>
+      <w:r>
+        <w:rPr>
+          <w:rFonts w:ascii="Liberation Serif" w:hAnsi="Liberation Serif"/>
+        </w:rPr>
+        <w:drawing>
+          <wp:anchor distT="0" distB="0" distL="0" distR="0" simplePos="0" relativeHeight="14" behindDoc="0" locked="0" layoutInCell="0" allowOverlap="1">
+            <wp:simplePos x="0" y="0"/>
+            <wp:positionH relativeFrom="column">
+              <wp:posOffset>1388745</wp:posOffset>
+            </wp:positionH>
+            <wp:positionV relativeFrom="paragraph">
+              <wp:posOffset>5715</wp:posOffset>
+            </wp:positionV>
+            <wp:extent cx="2971165" cy="161925"/>
+            <wp:effectExtent l="0" t="0" r="0" b="0"/>
+            <wp:wrapSquare wrapText="largest"/>
+            <wp:docPr id="3" name="Görüntü3"/>
+            <wp:cNvGraphicFramePr>
+              <a:graphicFrameLocks xmlns:a="http://schemas.openxmlformats.org/drawingml/2006/main" noChangeAspect="1"/>
+            </wp:cNvGraphicFramePr>
+            <a:graphic xmlns:a="http://schemas.openxmlformats.org/drawingml/2006/main">
+              <a:graphicData uri="http://schemas.openxmlformats.org/drawingml/2006/picture">
+                <pic:pic xmlns:pic="http://schemas.openxmlformats.org/drawingml/2006/picture">
+                  <pic:nvPicPr>
+                    <pic:cNvPr id="3" name="Görüntü3"/>
+                    <pic:cNvPicPr>
+                      <a:picLocks noChangeAspect="1" noChangeArrowheads="1"/>
+                    </pic:cNvPicPr>
+                  </pic:nvPicPr>
+                  <pic:blipFill>
+                    <a:blip r:embed="rId6"/>
+                    <a:stretch>
+                      <a:fillRect/>
+                    </a:stretch>
+                  </pic:blipFill>
+                  <pic:spPr bwMode="auto">
+                    <a:xfrm>
+                      <a:off x="0" y="0"/>
+                      <a:ext cx="2971165" cy="161925"/>
+                    </a:xfrm>
+                    <a:prstGeom prst="rect">
+                      <a:avLst/>
+                    </a:prstGeom>
+                    <a:noFill/>
+                  </pic:spPr>
+                </pic:pic>
+              </a:graphicData>
+            </a:graphic>
+          </wp:anchor>
+        </w:drawing>
+        <w:drawing>
+          <wp:anchor distT="0" distB="0" distL="0" distR="0" simplePos="0" relativeHeight="15" behindDoc="0" locked="0" layoutInCell="0" allowOverlap="1">
+            <wp:simplePos x="0" y="0"/>
+            <wp:positionH relativeFrom="column">
+              <wp:posOffset>1366520</wp:posOffset>
+            </wp:positionH>
+            <wp:positionV relativeFrom="paragraph">
+              <wp:posOffset>210185</wp:posOffset>
+            </wp:positionV>
+            <wp:extent cx="5019040" cy="1676400"/>
+            <wp:effectExtent l="0" t="0" r="0" b="0"/>
+            <wp:wrapSquare wrapText="largest"/>
+            <wp:docPr id="4" name="Görüntü4"/>
+            <wp:cNvGraphicFramePr>
+              <a:graphicFrameLocks xmlns:a="http://schemas.openxmlformats.org/drawingml/2006/main" noChangeAspect="1"/>
+            </wp:cNvGraphicFramePr>
+            <a:graphic xmlns:a="http://schemas.openxmlformats.org/drawingml/2006/main">
+              <a:graphicData uri="http://schemas.openxmlformats.org/drawingml/2006/picture">
+                <pic:pic xmlns:pic="http://schemas.openxmlformats.org/drawingml/2006/picture">
+                  <pic:nvPicPr>
+                    <pic:cNvPr id="4" name="Görüntü4"/>
+                    <pic:cNvPicPr>
+                      <a:picLocks noChangeAspect="1" noChangeArrowheads="1"/>
+                    </pic:cNvPicPr>
+                  </pic:nvPicPr>
+                  <pic:blipFill>
+                    <a:blip r:embed="rId7"/>
+                    <a:stretch>
+                      <a:fillRect/>
+                    </a:stretch>
+                  </pic:blipFill>
+                  <pic:spPr bwMode="auto">
+                    <a:xfrm>
+                      <a:off x="0" y="0"/>
+                      <a:ext cx="5019040" cy="1676400"/>
+                    </a:xfrm>
+                    <a:prstGeom prst="rect">
+                      <a:avLst/>
+                    </a:prstGeom>
+                    <a:noFill/>
+                  </pic:spPr>
+                </pic:pic>
+              </a:graphicData>
+            </a:graphic>
+          </wp:anchor>
+        </w:drawing>
+      </w:r>
+      <m:oMathPara xmlns:m="http://schemas.openxmlformats.org/officeDocument/2006/math">
+        <m:oMathParaPr>
+          <m:jc m:val="left"/>
+        </m:oMathParaPr>
+        <m:oMath>
+          <m:sSub>
+            <m:e>
+              <m:r>
+                <w:rPr>
+                  <w:rFonts w:ascii="Cambria Math" w:hAnsi="Cambria Math"/>
+                </w:rPr>
+                <m:t xml:space="preserve">H</m:t>
+              </m:r>
+            </m:e>
+            <m:sub>
+              <m:r>
+                <w:rPr>
+                  <w:rFonts w:ascii="Cambria Math" w:hAnsi="Cambria Math"/>
+                </w:rPr>
+                <m:t xml:space="preserve">0</m:t>
+              </m:r>
+            </m:sub>
+          </m:sSub>
+          <m:r>
+            <w:rPr>
+              <w:rFonts w:ascii="Cambria Math" w:hAnsi="Cambria Math"/>
+            </w:rPr>
             <m:t xml:space="preserve">:</m:t>
           </m:r>
           <m:sSubSup>
             <m:e>
               <m:r>
+                <w:rPr>
+                  <w:rFonts w:ascii="Cambria Math" w:hAnsi="Cambria Math"/>
+                </w:rPr>
                 <m:t xml:space="preserve">σ</m:t>
               </m:r>
             </m:e>
             <m:sub>
               <m:r>
+                <w:rPr>
+                  <w:rFonts w:ascii="Cambria Math" w:hAnsi="Cambria Math"/>
+                </w:rPr>
                 <m:t xml:space="preserve">o</m:t>
               </m:r>
             </m:sub>
             <m:sup>
               <m:r>
+                <w:rPr>
+                  <w:rFonts w:ascii="Cambria Math" w:hAnsi="Cambria Math"/>
+                </w:rPr>
                 <m:t xml:space="preserve">2</m:t>
               </m:r>
             </m:sup>
           </m:sSubSup>
           <m:r>
-            <m:t xml:space="preserve">≠</m:t>
+            <w:rPr>
+              <w:rFonts w:ascii="Cambria Math" w:hAnsi="Cambria Math"/>
+            </w:rPr>
+            <m:t xml:space="preserve">=</m:t>
           </m:r>
           <m:sSubSup>
             <m:e>
               <m:r>
+                <w:rPr>
+                  <w:rFonts w:ascii="Cambria Math" w:hAnsi="Cambria Math"/>
+                </w:rPr>
                 <m:t xml:space="preserve">σ</m:t>
               </m:r>
             </m:e>
             <m:sub>
               <m:r>
+                <w:rPr>
+                  <w:rFonts w:ascii="Cambria Math" w:hAnsi="Cambria Math"/>
+                </w:rPr>
                 <m:t xml:space="preserve">m</m:t>
               </m:r>
             </m:sub>
             <m:sup>
               <m:r>
+                <w:rPr>
+                  <w:rFonts w:ascii="Cambria Math" w:hAnsi="Cambria Math"/>
+                </w:rPr>
                 <m:t xml:space="preserve">2</m:t>
               </m:r>
             </m:sup>
@@ -1457,15 +2141,511 @@
     </w:p>
     <w:p>
       <w:pPr>
-        <w:pStyle w:val="Normal"/>
-        <w:spacing w:lineRule="auto" w:line="240" w:before="0" w:after="160"/>
-        <w:rPr>
-          <w:rFonts w:ascii="Liberation Serif" w:hAnsi="Liberation Serif" w:eastAsia="Times New Roman" w:cs="Times New Roman" w:cstheme="minorAscii" w:eastAsiaTheme="minorAscii"/>
-        </w:rPr>
-      </w:pPr>
-      <w:r>
-        <w:rPr>
-          <w:rFonts w:eastAsia="Times New Roman" w:cs="Times New Roman" w:cstheme="minorAscii" w:eastAsiaTheme="minorAscii" w:ascii="Liberation Serif" w:hAnsi="Liberation Serif"/>
+        <w:pStyle w:val="BodyText"/>
+        <w:rPr>
+          <w:rFonts w:ascii="Liberation Serif" w:hAnsi="Liberation Serif"/>
+        </w:rPr>
+      </w:pPr>
+      <w:r>
+        <w:rPr>
+          <w:rFonts w:ascii="Liberation Serif" w:hAnsi="Liberation Serif"/>
+        </w:rPr>
+      </w:r>
+      <m:oMathPara xmlns:m="http://schemas.openxmlformats.org/officeDocument/2006/math">
+        <m:oMathParaPr>
+          <m:jc m:val="left"/>
+        </m:oMathParaPr>
+        <m:oMath>
+          <m:sSub>
+            <m:e>
+              <m:r>
+                <w:rPr>
+                  <w:rFonts w:ascii="Cambria Math" w:hAnsi="Cambria Math"/>
+                </w:rPr>
+                <m:t xml:space="preserve">H</m:t>
+              </m:r>
+            </m:e>
+            <m:sub>
+              <m:r>
+                <w:rPr>
+                  <w:rFonts w:ascii="Cambria Math" w:hAnsi="Cambria Math"/>
+                </w:rPr>
+                <m:t xml:space="preserve">s</m:t>
+              </m:r>
+            </m:sub>
+          </m:sSub>
+          <m:r>
+            <w:rPr>
+              <w:rFonts w:ascii="Cambria Math" w:hAnsi="Cambria Math"/>
+            </w:rPr>
+            <m:t xml:space="preserve">:</m:t>
+          </m:r>
+          <m:sSubSup>
+            <m:e>
+              <m:r>
+                <w:rPr>
+                  <w:rFonts w:ascii="Cambria Math" w:hAnsi="Cambria Math"/>
+                </w:rPr>
+                <m:t xml:space="preserve">σ</m:t>
+              </m:r>
+            </m:e>
+            <m:sub>
+              <m:r>
+                <w:rPr>
+                  <w:rFonts w:ascii="Cambria Math" w:hAnsi="Cambria Math"/>
+                </w:rPr>
+                <m:t xml:space="preserve">o</m:t>
+              </m:r>
+            </m:sub>
+            <m:sup>
+              <m:r>
+                <w:rPr>
+                  <w:rFonts w:ascii="Cambria Math" w:hAnsi="Cambria Math"/>
+                </w:rPr>
+                <m:t xml:space="preserve">2</m:t>
+              </m:r>
+            </m:sup>
+          </m:sSubSup>
+          <m:r>
+            <w:rPr>
+              <w:rFonts w:ascii="Cambria Math" w:hAnsi="Cambria Math"/>
+            </w:rPr>
+            <m:t xml:space="preserve">≠</m:t>
+          </m:r>
+          <m:sSubSup>
+            <m:e>
+              <m:r>
+                <w:rPr>
+                  <w:rFonts w:ascii="Cambria Math" w:hAnsi="Cambria Math"/>
+                </w:rPr>
+                <m:t xml:space="preserve">σ</m:t>
+              </m:r>
+            </m:e>
+            <m:sub>
+              <m:r>
+                <w:rPr>
+                  <w:rFonts w:ascii="Cambria Math" w:hAnsi="Cambria Math"/>
+                </w:rPr>
+                <m:t xml:space="preserve">m</m:t>
+              </m:r>
+            </m:sub>
+            <m:sup>
+              <m:r>
+                <w:rPr>
+                  <w:rFonts w:ascii="Cambria Math" w:hAnsi="Cambria Math"/>
+                </w:rPr>
+                <m:t xml:space="preserve">2</m:t>
+              </m:r>
+            </m:sup>
+          </m:sSubSup>
+        </m:oMath>
+      </m:oMathPara>
+    </w:p>
+    <w:p>
+      <w:pPr>
+        <w:pStyle w:val="BodyText"/>
+        <w:rPr>
+          <w:rFonts w:ascii="Liberation Serif" w:hAnsi="Liberation Serif"/>
+        </w:rPr>
+      </w:pPr>
+      <w:r>
+        <w:rPr>
+          <w:rFonts w:ascii="Liberation Serif" w:hAnsi="Liberation Serif"/>
+        </w:rPr>
+      </w:r>
+    </w:p>
+    <w:p>
+      <w:pPr>
+        <w:pStyle w:val="BodyText"/>
+        <w:rPr>
+          <w:rFonts w:ascii="Liberation Serif" w:hAnsi="Liberation Serif"/>
+        </w:rPr>
+      </w:pPr>
+      <w:r>
+        <w:rPr>
+          <w:rFonts w:ascii="Liberation Serif" w:hAnsi="Liberation Serif"/>
+        </w:rPr>
+      </w:r>
+    </w:p>
+    <w:p>
+      <w:pPr>
+        <w:pStyle w:val="BodyText"/>
+        <w:rPr>
+          <w:rFonts w:ascii="Liberation Serif" w:hAnsi="Liberation Serif"/>
+        </w:rPr>
+      </w:pPr>
+      <w:r>
+        <w:rPr>
+          <w:rFonts w:ascii="Liberation Serif" w:hAnsi="Liberation Serif"/>
+        </w:rPr>
+      </w:r>
+    </w:p>
+    <w:p>
+      <w:pPr>
+        <w:pStyle w:val="BodyText"/>
+        <w:rPr>
+          <w:rFonts w:ascii="Liberation Serif" w:hAnsi="Liberation Serif"/>
+        </w:rPr>
+      </w:pPr>
+      <w:r>
+        <w:rPr>
+          <w:rFonts w:ascii="Liberation Serif" w:hAnsi="Liberation Serif"/>
+        </w:rPr>
+      </w:r>
+    </w:p>
+    <w:p>
+      <w:pPr>
+        <w:pStyle w:val="BodyText"/>
+        <w:rPr>
+          <w:rFonts w:ascii="Liberation Serif" w:hAnsi="Liberation Serif"/>
+        </w:rPr>
+      </w:pPr>
+      <w:r>
+        <w:rPr>
+          <w:rFonts w:ascii="Liberation Serif" w:hAnsi="Liberation Serif"/>
+        </w:rPr>
+      </w:r>
+    </w:p>
+    <w:p>
+      <w:pPr>
+        <w:pStyle w:val="BodyText"/>
+        <w:rPr>
+          <w:rFonts w:ascii="Liberation Serif" w:hAnsi="Liberation Serif"/>
+        </w:rPr>
+      </w:pPr>
+      <w:r>
+        <w:rPr>
+          <w:rFonts w:ascii="Liberation Serif" w:hAnsi="Liberation Serif"/>
+        </w:rPr>
+        <w:t>“</w:t>
+      </w:r>
+      <w:r>
+        <w:rPr>
+          <w:rFonts w:ascii="Liberation Serif" w:hAnsi="Liberation Serif"/>
+        </w:rPr>
+        <w:t>var.test” fonksiyonu ile F-testi’i sonuçları yukarıda görüldüğü gibidir. F oranı 0.38656’dır.</w:t>
+      </w:r>
+    </w:p>
+    <w:p>
+      <w:pPr>
+        <w:pStyle w:val="BodyText"/>
+        <w:rPr>
+          <w:rFonts w:ascii="Liberation Serif" w:hAnsi="Liberation Serif"/>
+        </w:rPr>
+      </w:pPr>
+      <w:r>
+        <w:rPr>
+          <w:rFonts w:ascii="Liberation Serif" w:hAnsi="Liberation Serif"/>
+        </w:rPr>
+        <w:t xml:space="preserve">p değeri 0.06691’dir. </w:t>
+      </w:r>
+      <w:r>
+        <w:rPr>
+          <w:rFonts w:ascii="Liberation Serif" w:hAnsi="Liberation Serif"/>
+        </w:rPr>
+        <w:t xml:space="preserve">p değeri alfa değeri olan 0.05 den büyük olduğu için </w:t>
+      </w:r>
+      <w:r>
+        <w:rPr>
+          <w:rFonts w:ascii="Liberation Serif" w:hAnsi="Liberation Serif"/>
+        </w:rPr>
+      </w:r>
+      <m:oMath xmlns:m="http://schemas.openxmlformats.org/officeDocument/2006/math">
+        <m:r>
+          <w:rPr>
+            <w:rFonts w:ascii="Cambria Math" w:hAnsi="Cambria Math"/>
+          </w:rPr>
+          <m:t xml:space="preserve">p</m:t>
+        </m:r>
+        <m:r>
+          <w:rPr>
+            <w:rFonts w:ascii="Cambria Math" w:hAnsi="Cambria Math"/>
+          </w:rPr>
+          <m:t xml:space="preserve">&gt;</m:t>
+        </m:r>
+        <m:r>
+          <w:rPr>
+            <w:rFonts w:ascii="Cambria Math" w:hAnsi="Cambria Math"/>
+          </w:rPr>
+          <m:t xml:space="preserve">0.05</m:t>
+        </m:r>
+      </m:oMath>
+      <w:r>
+        <w:rPr>
+          <w:rFonts w:ascii="Liberation Serif" w:hAnsi="Liberation Serif"/>
+        </w:rPr>
+        <w:t xml:space="preserve"> </w:t>
+      </w:r>
+      <w:r>
+        <w:rPr>
+          <w:rFonts w:ascii="Liberation Serif" w:hAnsi="Liberation Serif"/>
+        </w:rPr>
+      </w:r>
+      <m:oMath xmlns:m="http://schemas.openxmlformats.org/officeDocument/2006/math">
+        <m:sSub>
+          <m:e>
+            <m:r>
+              <w:rPr>
+                <w:rFonts w:ascii="Cambria Math" w:hAnsi="Cambria Math"/>
+              </w:rPr>
+              <m:t xml:space="preserve">H</m:t>
+            </m:r>
+          </m:e>
+          <m:sub>
+            <m:r>
+              <w:rPr>
+                <w:rFonts w:ascii="Cambria Math" w:hAnsi="Cambria Math"/>
+              </w:rPr>
+              <m:t xml:space="preserve">0</m:t>
+            </m:r>
+          </m:sub>
+        </m:sSub>
+      </m:oMath>
+      <w:r>
+        <w:rPr>
+          <w:rFonts w:ascii="Liberation Serif" w:hAnsi="Liberation Serif"/>
+        </w:rPr>
+        <w:t xml:space="preserve"> hipotezi reddedilemez. Varyanların eşit olduğu, homojen olduğu kabul edilmiştir.</w:t>
+      </w:r>
+    </w:p>
+    <w:p>
+      <w:pPr>
+        <w:pStyle w:val="BodyText"/>
+        <w:rPr>
+          <w:rFonts w:ascii="Liberation Serif" w:hAnsi="Liberation Serif"/>
+        </w:rPr>
+      </w:pPr>
+      <w:r>
+        <w:rPr>
+          <w:rFonts w:ascii="Liberation Serif" w:hAnsi="Liberation Serif"/>
+        </w:rPr>
+        <w:t xml:space="preserve">Varyansların homojen olduğu varsayılabildiğine göre </w:t>
+      </w:r>
+      <w:r>
+        <w:rPr>
+          <w:rFonts w:ascii="Liberation Serif" w:hAnsi="Liberation Serif"/>
+        </w:rPr>
+      </w:r>
+      <m:oMath xmlns:m="http://schemas.openxmlformats.org/officeDocument/2006/math">
+        <m:sSubSup>
+          <m:e>
+            <m:r>
+              <w:rPr>
+                <w:rFonts w:ascii="Cambria Math" w:hAnsi="Cambria Math"/>
+              </w:rPr>
+              <m:t xml:space="preserve">S</m:t>
+            </m:r>
+          </m:e>
+          <m:sub>
+            <m:r>
+              <w:rPr>
+                <w:rFonts w:ascii="Cambria Math" w:hAnsi="Cambria Math"/>
+              </w:rPr>
+              <m:t xml:space="preserve">p</m:t>
+            </m:r>
+          </m:sub>
+          <m:sup>
+            <m:r>
+              <w:rPr>
+                <w:rFonts w:ascii="Cambria Math" w:hAnsi="Cambria Math"/>
+              </w:rPr>
+              <m:t xml:space="preserve">2</m:t>
+            </m:r>
+          </m:sup>
+        </m:sSubSup>
+      </m:oMath>
+      <w:r>
+        <w:rPr>
+          <w:rFonts w:ascii="Liberation Serif" w:hAnsi="Liberation Serif"/>
+        </w:rPr>
+        <w:t>’li, ortak örneklem varyansı t-testi kullanılacaktır.</w:t>
+      </w:r>
+    </w:p>
+    <w:p>
+      <w:pPr>
+        <w:pStyle w:val="BodyText"/>
+        <w:rPr>
+          <w:rFonts w:ascii="Liberation Serif" w:hAnsi="Liberation Serif"/>
+        </w:rPr>
+      </w:pPr>
+      <w:r>
+        <w:rPr>
+          <w:rFonts w:ascii="Liberation Serif" w:hAnsi="Liberation Serif"/>
+        </w:rPr>
+      </w:r>
+    </w:p>
+    <w:p>
+      <w:pPr>
+        <w:pStyle w:val="BodyText"/>
+        <w:rPr>
+          <w:rFonts w:ascii="Liberation Serif" w:hAnsi="Liberation Serif"/>
+        </w:rPr>
+      </w:pPr>
+      <w:r>
+        <w:rPr>
+          <w:rFonts w:ascii="Liberation Serif" w:hAnsi="Liberation Serif"/>
+        </w:rPr>
+        <w:drawing>
+          <wp:inline distT="0" distB="0" distL="0" distR="0">
+            <wp:extent cx="5379085" cy="152400"/>
+            <wp:effectExtent l="0" t="0" r="0" b="0"/>
+            <wp:docPr id="5" name="Görüntü5"/>
+            <wp:cNvGraphicFramePr>
+              <a:graphicFrameLocks xmlns:a="http://schemas.openxmlformats.org/drawingml/2006/main" noChangeAspect="1"/>
+            </wp:cNvGraphicFramePr>
+            <a:graphic xmlns:a="http://schemas.openxmlformats.org/drawingml/2006/main">
+              <a:graphicData uri="http://schemas.openxmlformats.org/drawingml/2006/picture">
+                <pic:pic xmlns:pic="http://schemas.openxmlformats.org/drawingml/2006/picture">
+                  <pic:nvPicPr>
+                    <pic:cNvPr id="5" name="Görüntü5"/>
+                    <pic:cNvPicPr>
+                      <a:picLocks noChangeAspect="1" noChangeArrowheads="1"/>
+                    </pic:cNvPicPr>
+                  </pic:nvPicPr>
+                  <pic:blipFill>
+                    <a:blip r:embed="rId8"/>
+                    <a:stretch>
+                      <a:fillRect/>
+                    </a:stretch>
+                  </pic:blipFill>
+                  <pic:spPr bwMode="auto">
+                    <a:xfrm>
+                      <a:off x="0" y="0"/>
+                      <a:ext cx="5379085" cy="152400"/>
+                    </a:xfrm>
+                    <a:prstGeom prst="rect">
+                      <a:avLst/>
+                    </a:prstGeom>
+                    <a:noFill/>
+                  </pic:spPr>
+                </pic:pic>
+              </a:graphicData>
+            </a:graphic>
+          </wp:inline>
+        </w:drawing>
+      </w:r>
+      <w:r>
+        <w:rPr>
+          <w:rFonts w:ascii="Liberation Serif" w:hAnsi="Liberation Serif"/>
+        </w:rPr>
+        <w:t xml:space="preserve">      </w:t>
+      </w:r>
+    </w:p>
+    <w:p>
+      <w:pPr>
+        <w:pStyle w:val="BodyText"/>
+        <w:rPr>
+          <w:rFonts w:ascii="Liberation Serif" w:hAnsi="Liberation Serif"/>
+        </w:rPr>
+      </w:pPr>
+      <w:r>
+        <w:rPr>
+          <w:rFonts w:ascii="Liberation Serif" w:hAnsi="Liberation Serif"/>
+        </w:rPr>
+        <w:drawing>
+          <wp:inline distT="0" distB="0" distL="0" distR="0">
+            <wp:extent cx="5731510" cy="1318260"/>
+            <wp:effectExtent l="0" t="0" r="0" b="0"/>
+            <wp:docPr id="6" name="Görüntü6"/>
+            <wp:cNvGraphicFramePr>
+              <a:graphicFrameLocks xmlns:a="http://schemas.openxmlformats.org/drawingml/2006/main" noChangeAspect="1"/>
+            </wp:cNvGraphicFramePr>
+            <a:graphic xmlns:a="http://schemas.openxmlformats.org/drawingml/2006/main">
+              <a:graphicData uri="http://schemas.openxmlformats.org/drawingml/2006/picture">
+                <pic:pic xmlns:pic="http://schemas.openxmlformats.org/drawingml/2006/picture">
+                  <pic:nvPicPr>
+                    <pic:cNvPr id="6" name="Görüntü6"/>
+                    <pic:cNvPicPr>
+                      <a:picLocks noChangeAspect="1" noChangeArrowheads="1"/>
+                    </pic:cNvPicPr>
+                  </pic:nvPicPr>
+                  <pic:blipFill>
+                    <a:blip r:embed="rId9"/>
+                    <a:stretch>
+                      <a:fillRect/>
+                    </a:stretch>
+                  </pic:blipFill>
+                  <pic:spPr bwMode="auto">
+                    <a:xfrm>
+                      <a:off x="0" y="0"/>
+                      <a:ext cx="5731510" cy="1318260"/>
+                    </a:xfrm>
+                    <a:prstGeom prst="rect">
+                      <a:avLst/>
+                    </a:prstGeom>
+                    <a:noFill/>
+                  </pic:spPr>
+                </pic:pic>
+              </a:graphicData>
+            </a:graphic>
+          </wp:inline>
+        </w:drawing>
+      </w:r>
+    </w:p>
+    <w:p>
+      <w:pPr>
+        <w:pStyle w:val="BodyText"/>
+        <w:rPr>
+          <w:rFonts w:ascii="Liberation Serif" w:hAnsi="Liberation Serif"/>
+        </w:rPr>
+      </w:pPr>
+      <w:r>
+        <w:rPr>
+          <w:rFonts w:ascii="Liberation Serif" w:hAnsi="Liberation Serif"/>
+        </w:rPr>
+      </w:r>
+      <m:oMath xmlns:m="http://schemas.openxmlformats.org/officeDocument/2006/math">
+        <m:sSubSup>
+          <m:e>
+            <m:r>
+              <w:rPr>
+                <w:rFonts w:ascii="Cambria Math" w:hAnsi="Cambria Math"/>
+              </w:rPr>
+              <m:t xml:space="preserve">S</m:t>
+            </m:r>
+          </m:e>
+          <m:sub>
+            <m:r>
+              <w:rPr>
+                <w:rFonts w:ascii="Cambria Math" w:hAnsi="Cambria Math"/>
+              </w:rPr>
+              <m:t xml:space="preserve">p</m:t>
+            </m:r>
+          </m:sub>
+          <m:sup>
+            <m:r>
+              <w:rPr>
+                <w:rFonts w:ascii="Cambria Math" w:hAnsi="Cambria Math"/>
+              </w:rPr>
+              <m:t xml:space="preserve">2</m:t>
+            </m:r>
+          </m:sup>
+        </m:sSubSup>
+      </m:oMath>
+      <w:r>
+        <w:rPr>
+          <w:rFonts w:ascii="Liberation Serif" w:hAnsi="Liberation Serif"/>
+        </w:rPr>
+        <w:t>’</w:t>
+      </w:r>
+      <w:r>
+        <w:rPr>
+          <w:rFonts w:ascii="Liberation Serif" w:hAnsi="Liberation Serif"/>
+        </w:rPr>
+        <w:t xml:space="preserve">li t-testi sonucuna göre p değeri 0.000285’dir. p değeri </w:t>
+      </w:r>
+    </w:p>
+    <w:p>
+      <w:pPr>
+        <w:pStyle w:val="BodyText"/>
+        <w:spacing w:before="0" w:after="140"/>
+        <w:rPr>
+          <w:rFonts w:ascii="Liberation Serif" w:hAnsi="Liberation Serif"/>
+        </w:rPr>
+      </w:pPr>
+      <w:r>
+        <w:rPr>
+          <w:rFonts w:ascii="Liberation Serif" w:hAnsi="Liberation Serif"/>
         </w:rPr>
       </w:r>
     </w:p>
@@ -1490,12 +2670,12 @@
       <w:numFmt w:val="none"/>
       <w:suff w:val="nothing"/>
       <w:lvlText w:val=""/>
-      <w:lvlJc w:val="start"/>
+      <w:lvlJc w:val="left"/>
       <w:pPr>
         <w:tabs>
           <w:tab w:val="num" w:pos="0"/>
         </w:tabs>
-        <w:ind w:start="0" w:hanging="0"/>
+        <w:ind w:left="0" w:hanging="0"/>
       </w:pPr>
     </w:lvl>
     <w:lvl w:ilvl="1">
@@ -1503,12 +2683,12 @@
       <w:numFmt w:val="none"/>
       <w:suff w:val="nothing"/>
       <w:lvlText w:val=""/>
-      <w:lvlJc w:val="start"/>
+      <w:lvlJc w:val="left"/>
       <w:pPr>
         <w:tabs>
           <w:tab w:val="num" w:pos="0"/>
         </w:tabs>
-        <w:ind w:start="0" w:hanging="0"/>
+        <w:ind w:left="0" w:hanging="0"/>
       </w:pPr>
     </w:lvl>
     <w:lvl w:ilvl="2">
@@ -1516,12 +2696,12 @@
       <w:numFmt w:val="none"/>
       <w:suff w:val="nothing"/>
       <w:lvlText w:val=""/>
-      <w:lvlJc w:val="start"/>
+      <w:lvlJc w:val="left"/>
       <w:pPr>
         <w:tabs>
           <w:tab w:val="num" w:pos="0"/>
         </w:tabs>
-        <w:ind w:start="0" w:hanging="0"/>
+        <w:ind w:left="0" w:hanging="0"/>
       </w:pPr>
     </w:lvl>
     <w:lvl w:ilvl="3">
@@ -1529,12 +2709,12 @@
       <w:numFmt w:val="none"/>
       <w:suff w:val="nothing"/>
       <w:lvlText w:val=""/>
-      <w:lvlJc w:val="start"/>
+      <w:lvlJc w:val="left"/>
       <w:pPr>
         <w:tabs>
           <w:tab w:val="num" w:pos="0"/>
         </w:tabs>
-        <w:ind w:start="0" w:hanging="0"/>
+        <w:ind w:left="0" w:hanging="0"/>
       </w:pPr>
     </w:lvl>
     <w:lvl w:ilvl="4">
@@ -1542,12 +2722,12 @@
       <w:numFmt w:val="none"/>
       <w:suff w:val="nothing"/>
       <w:lvlText w:val=""/>
-      <w:lvlJc w:val="start"/>
+      <w:lvlJc w:val="left"/>
       <w:pPr>
         <w:tabs>
           <w:tab w:val="num" w:pos="0"/>
         </w:tabs>
-        <w:ind w:start="0" w:hanging="0"/>
+        <w:ind w:left="0" w:hanging="0"/>
       </w:pPr>
     </w:lvl>
     <w:lvl w:ilvl="5">
@@ -1555,12 +2735,12 @@
       <w:numFmt w:val="none"/>
       <w:suff w:val="nothing"/>
       <w:lvlText w:val=""/>
-      <w:lvlJc w:val="start"/>
+      <w:lvlJc w:val="left"/>
       <w:pPr>
         <w:tabs>
           <w:tab w:val="num" w:pos="0"/>
         </w:tabs>
-        <w:ind w:start="0" w:hanging="0"/>
+        <w:ind w:left="0" w:hanging="0"/>
       </w:pPr>
     </w:lvl>
     <w:lvl w:ilvl="6">
@@ -1568,12 +2748,12 @@
       <w:numFmt w:val="none"/>
       <w:suff w:val="nothing"/>
       <w:lvlText w:val=""/>
-      <w:lvlJc w:val="start"/>
+      <w:lvlJc w:val="left"/>
       <w:pPr>
         <w:tabs>
           <w:tab w:val="num" w:pos="0"/>
         </w:tabs>
-        <w:ind w:start="0" w:hanging="0"/>
+        <w:ind w:left="0" w:hanging="0"/>
       </w:pPr>
     </w:lvl>
     <w:lvl w:ilvl="7">
@@ -1581,12 +2761,12 @@
       <w:numFmt w:val="none"/>
       <w:suff w:val="nothing"/>
       <w:lvlText w:val=""/>
-      <w:lvlJc w:val="start"/>
+      <w:lvlJc w:val="left"/>
       <w:pPr>
         <w:tabs>
           <w:tab w:val="num" w:pos="0"/>
         </w:tabs>
-        <w:ind w:start="0" w:hanging="0"/>
+        <w:ind w:left="0" w:hanging="0"/>
       </w:pPr>
     </w:lvl>
     <w:lvl w:ilvl="8">
@@ -1594,12 +2774,12 @@
       <w:numFmt w:val="none"/>
       <w:suff w:val="nothing"/>
       <w:lvlText w:val=""/>
-      <w:lvlJc w:val="start"/>
+      <w:lvlJc w:val="left"/>
       <w:pPr>
         <w:tabs>
           <w:tab w:val="num" w:pos="0"/>
         </w:tabs>
-        <w:ind w:start="0" w:hanging="0"/>
+        <w:ind w:left="0" w:hanging="0"/>
       </w:pPr>
     </w:lvl>
   </w:abstractNum>
@@ -1609,12 +2789,12 @@
       <w:numFmt w:val="none"/>
       <w:suff w:val="nothing"/>
       <w:lvlText w:val=""/>
-      <w:lvlJc w:val="start"/>
+      <w:lvlJc w:val="left"/>
       <w:pPr>
         <w:tabs>
           <w:tab w:val="num" w:pos="0"/>
         </w:tabs>
-        <w:ind w:start="0" w:hanging="0"/>
+        <w:ind w:left="0" w:hanging="0"/>
       </w:pPr>
       <w:rPr/>
     </w:lvl>
@@ -1623,12 +2803,12 @@
       <w:numFmt w:val="none"/>
       <w:suff w:val="nothing"/>
       <w:lvlText w:val=""/>
-      <w:lvlJc w:val="start"/>
+      <w:lvlJc w:val="left"/>
       <w:pPr>
         <w:tabs>
           <w:tab w:val="num" w:pos="0"/>
         </w:tabs>
-        <w:ind w:start="0" w:hanging="0"/>
+        <w:ind w:left="0" w:hanging="0"/>
       </w:pPr>
       <w:rPr/>
     </w:lvl>
@@ -1637,12 +2817,12 @@
       <w:numFmt w:val="none"/>
       <w:suff w:val="nothing"/>
       <w:lvlText w:val=""/>
-      <w:lvlJc w:val="start"/>
+      <w:lvlJc w:val="left"/>
       <w:pPr>
         <w:tabs>
           <w:tab w:val="num" w:pos="0"/>
         </w:tabs>
-        <w:ind w:start="0" w:hanging="0"/>
+        <w:ind w:left="0" w:hanging="0"/>
       </w:pPr>
       <w:rPr/>
     </w:lvl>
@@ -1651,12 +2831,12 @@
       <w:numFmt w:val="none"/>
       <w:suff w:val="nothing"/>
       <w:lvlText w:val=""/>
-      <w:lvlJc w:val="start"/>
+      <w:lvlJc w:val="left"/>
       <w:pPr>
         <w:tabs>
           <w:tab w:val="num" w:pos="0"/>
         </w:tabs>
-        <w:ind w:start="0" w:hanging="0"/>
+        <w:ind w:left="0" w:hanging="0"/>
       </w:pPr>
       <w:rPr/>
     </w:lvl>
@@ -1665,12 +2845,12 @@
       <w:numFmt w:val="none"/>
       <w:suff w:val="nothing"/>
       <w:lvlText w:val=""/>
-      <w:lvlJc w:val="start"/>
+      <w:lvlJc w:val="left"/>
       <w:pPr>
         <w:tabs>
           <w:tab w:val="num" w:pos="0"/>
         </w:tabs>
-        <w:ind w:start="0" w:hanging="0"/>
+        <w:ind w:left="0" w:hanging="0"/>
       </w:pPr>
       <w:rPr/>
     </w:lvl>
@@ -1679,12 +2859,12 @@
       <w:numFmt w:val="none"/>
       <w:suff w:val="nothing"/>
       <w:lvlText w:val=""/>
-      <w:lvlJc w:val="start"/>
+      <w:lvlJc w:val="left"/>
       <w:pPr>
         <w:tabs>
           <w:tab w:val="num" w:pos="0"/>
         </w:tabs>
-        <w:ind w:start="0" w:hanging="0"/>
+        <w:ind w:left="0" w:hanging="0"/>
       </w:pPr>
       <w:rPr/>
     </w:lvl>
@@ -1693,12 +2873,12 @@
       <w:numFmt w:val="none"/>
       <w:suff w:val="nothing"/>
       <w:lvlText w:val=""/>
-      <w:lvlJc w:val="start"/>
+      <w:lvlJc w:val="left"/>
       <w:pPr>
         <w:tabs>
           <w:tab w:val="num" w:pos="0"/>
         </w:tabs>
-        <w:ind w:start="0" w:hanging="0"/>
+        <w:ind w:left="0" w:hanging="0"/>
       </w:pPr>
       <w:rPr/>
     </w:lvl>
@@ -1707,12 +2887,12 @@
       <w:numFmt w:val="none"/>
       <w:suff w:val="nothing"/>
       <w:lvlText w:val=""/>
-      <w:lvlJc w:val="start"/>
+      <w:lvlJc w:val="left"/>
       <w:pPr>
         <w:tabs>
           <w:tab w:val="num" w:pos="0"/>
         </w:tabs>
-        <w:ind w:start="0" w:hanging="0"/>
+        <w:ind w:left="0" w:hanging="0"/>
       </w:pPr>
       <w:rPr/>
     </w:lvl>
@@ -1721,12 +2901,12 @@
       <w:numFmt w:val="none"/>
       <w:suff w:val="nothing"/>
       <w:lvlText w:val=""/>
-      <w:lvlJc w:val="start"/>
+      <w:lvlJc w:val="left"/>
       <w:pPr>
         <w:tabs>
           <w:tab w:val="num" w:pos="0"/>
         </w:tabs>
-        <w:ind w:start="0" w:hanging="0"/>
+        <w:ind w:left="0" w:hanging="0"/>
       </w:pPr>
       <w:rPr/>
     </w:lvl>
@@ -2138,7 +3318,7 @@
       <w:suppressAutoHyphens w:val="true"/>
       <w:bidi w:val="0"/>
       <w:spacing w:lineRule="auto" w:line="278" w:before="0" w:after="160"/>
-      <w:jc w:val="start"/>
+      <w:jc w:val="left"/>
     </w:pPr>
     <w:rPr>
       <w:rFonts w:ascii="Times New Roman" w:hAnsi="Times New Roman" w:eastAsia="Times New Roman" w:cs="" w:asciiTheme="minorHAnsi" w:cstheme="minorBidi" w:eastAsiaTheme="minorHAnsi" w:hAnsiTheme="minorHAnsi"/>
@@ -2171,7 +3351,7 @@
   </w:style>
   <w:style w:type="paragraph" w:styleId="Heading2">
     <w:name w:val="heading 2"/>
-    <w:basedOn w:val="Balkuser"/>
+    <w:basedOn w:val="Balk"/>
     <w:next w:val="BodyText"/>
     <w:qFormat/>
     <w:pPr>
@@ -2191,7 +3371,7 @@
   </w:style>
   <w:style w:type="paragraph" w:styleId="Heading3">
     <w:name w:val="heading 3"/>
-    <w:basedOn w:val="Balkuser"/>
+    <w:basedOn w:val="Balk"/>
     <w:next w:val="BodyText"/>
     <w:qFormat/>
     <w:pPr>
@@ -2333,20 +3513,20 @@
     <w:rsid w:val="0f90d0ed"/>
     <w:pPr>
       <w:spacing w:before="0" w:after="160"/>
-      <w:ind w:start="720"/>
+      <w:ind w:left="720"/>
       <w:contextualSpacing/>
     </w:pPr>
     <w:rPr/>
   </w:style>
-  <w:style w:type="paragraph" w:styleId="ereveeriiuser">
-    <w:name w:val="Çerçeve İçeriği (user)"/>
+  <w:style w:type="paragraph" w:styleId="ereveerii">
+    <w:name w:val="Çerçeve İçeriği"/>
     <w:basedOn w:val="Normal"/>
     <w:qFormat/>
     <w:pPr/>
     <w:rPr/>
   </w:style>
-  <w:style w:type="numbering" w:styleId="ListeYok" w:default="1">
-    <w:name w:val="Liste Yok"/>
+  <w:style w:type="numbering" w:styleId="ListeYokuser" w:default="1">
+    <w:name w:val="Liste Yok (user)"/>
     <w:uiPriority w:val="99"/>
     <w:semiHidden/>
     <w:unhideWhenUsed/>

--- a/İST268-1 İstatiksel Yöntemler I/Proje Ödevi/İST268-ist-yönt-odev.docx
+++ b/İST268-1 İstatiksel Yöntemler I/Proje Ödevi/İST268-ist-yönt-odev.docx
@@ -903,7 +903,32 @@
           <w:szCs w:val="24"/>
           <w:lang w:val="en-US"/>
         </w:rPr>
-        <w:t>sleep” veri seti 2 grup öğrenci denek arasında yapılan 2 ilacın uyku sürelerine etkisi üzerine bilgi içermektedir. 3 değişken barındırmaktadır ve bunlar sırasıyla “d”, “group”, “ID”. “d” ilaç verildikten sonra öğrencilerde meydana gelen uyku sürelerindeki artış miktarıdır yani farkıdır (sonra – önce). “group” 2 gruba ayrılan öğrenci gruplarını temsil eder ve gruplar “1” ve “2” değerleri ile ayrıştırılmıştır. “ID” değişkeni ise verilerin, öğrencilerin sırasıyla numaralandırılarak eşlenmesi sağlanmıştır.</w:t>
+        <w:t>sleep” veri seti 2 farklı ilacın uyku sürelerine etkisi üzerine veri içermektedir. 3 değişken barındırmaktadır ve bunlar sırasıyla “d”, “group”, “ID”. “d” 2 ilaçtan birisinin ilaç verildikten sonra öğrencilerde meydana gelen uyku sürelerindeki artış miktarıdır yani farkıdır (sonra – önce). “group” aynı öğrencilere verilen farklı 2 ilaç etkisi ölçüldüğünden dolayı 2 farklı ilacı temsil eder ve 2 ilaç “1” ve “2” değerleri ile ayrıştırılmıştır. “ID” değişkeni ise verilerin, öğrencilerin sırasıyla numaralandırılarak eşlenmesi sağlanmıştır. Aynı ID ye sahip öğrenciler 2 grupta da aynı kişiyi/deneği temsil etmektedir.</w:t>
+      </w:r>
+    </w:p>
+    <w:p>
+      <w:pPr>
+        <w:pStyle w:val="Normal"/>
+        <w:spacing w:lineRule="auto" w:line="240"/>
+        <w:ind w:hanging="0"/>
+        <w:rPr>
+          <w:rFonts w:ascii="Liberation Serif" w:hAnsi="Liberation Serif"/>
+        </w:rPr>
+      </w:pPr>
+      <w:r>
+        <w:rPr>
+          <w:rFonts w:eastAsia="Times New Roman" w:cs="Times New Roman" w:ascii="Liberation Serif" w:hAnsi="Liberation Serif" w:cstheme="minorAscii" w:eastAsiaTheme="minorAscii"/>
+          <w:b w:val="false"/>
+          <w:bCs w:val="false"/>
+          <w:i w:val="false"/>
+          <w:iCs w:val="false"/>
+          <w:caps w:val="false"/>
+          <w:smallCaps w:val="false"/>
+          <w:sz w:val="24"/>
+          <w:szCs w:val="24"/>
+          <w:lang w:val="en-US"/>
+        </w:rPr>
+        <w:t>Uyarı! Burada ilaç sonrası oluşan artış miktarı doğrudan d olan analiz de kullanacağımız fark değişkeni değildir. 2 ayrı ilacın aynı öğrenciler üzerinde yapmış olduğu uyku süresinde artışı göstermektedir.</w:t>
       </w:r>
     </w:p>
     <w:p>
@@ -960,13 +985,7 @@
         <w:rPr>
           <w:rFonts w:ascii="Liberation Serif" w:hAnsi="Liberation Serif"/>
         </w:rPr>
-        <w:t xml:space="preserve">1.1 </w:t>
-      </w:r>
-      <w:r>
-        <w:rPr>
-          <w:rFonts w:ascii="Liberation Serif" w:hAnsi="Liberation Serif"/>
-        </w:rPr>
-        <w:t>Kitle Ortalaması Analizi</w:t>
+        <w:t>1.1 Kitle Ortalaması Analizi</w:t>
       </w:r>
     </w:p>
     <w:p>
@@ -986,26 +1005,17 @@
         <w:rPr>
           <w:rFonts w:eastAsia="Times New Roman" w:cs="" w:ascii="Liberation Serif" w:hAnsi="Liberation Serif"/>
         </w:rPr>
-        <w:t xml:space="preserve">µ)’na dair hipotez testi, güven aralığı ve verilerin basit istatistikleri analiz edilecektir.  Bu analiz için daha önceden tanıtımı yapılan “mtcars” verisi kullanılacaktır. </w:t>
-      </w:r>
-      <w:r>
-        <w:rPr>
-          <w:rFonts w:eastAsia="Times New Roman" w:cs="" w:ascii="Liberation Serif" w:hAnsi="Liberation Serif"/>
-        </w:rPr>
-        <w:t>Verideki 2 grubu sırasıyla 0(automatic) ve 1(manuel) olan verileri labelları atamak için factor fonksiyonunu kullanılmıştır. “mpg” değişkeni de daha kolay kullanım için “yakit” değişkeni olarak tanımlanmıştır.</w:t>
+        <w:t>µ)’na dair hipotez testi, güven aralığı ve verilerin basit istatistikleri analiz edilecektir.  Bu analiz için daha önceden tanıtımı yapılan “mtcars” verisi kullanılacaktır. Verideki 2 grubu sırasıyla 0(automatic) ve 1(manuel) olan verileri labelları atamak için factor fonksiyonunu kullanılmıştır. “mpg” değişkeni de daha kolay kullanım için “yakit” değişkeni olarak tanımlanmıştır.</w:t>
       </w:r>
     </w:p>
     <w:p>
       <w:pPr>
         <w:pStyle w:val="BodyText"/>
         <w:rPr>
-          <w:rFonts w:ascii="Liberation Serif" w:hAnsi="Liberation Serif" w:eastAsia="Times New Roman" w:cs=""/>
-        </w:rPr>
-      </w:pPr>
-      <w:r>
-        <w:rPr>
-          <w:rFonts w:eastAsia="Times New Roman" w:cs="" w:ascii="Liberation Serif" w:hAnsi="Liberation Serif"/>
-        </w:rPr>
+          <w:rFonts w:ascii="Liberation Serif" w:hAnsi="Liberation Serif"/>
+        </w:rPr>
+      </w:pPr>
+      <w:r>
         <w:drawing>
           <wp:anchor distT="0" distB="0" distL="0" distR="0" simplePos="0" relativeHeight="8" behindDoc="0" locked="0" layoutInCell="0" allowOverlap="1">
             <wp:simplePos x="0" y="0"/>
@@ -1109,21 +1119,17 @@
         <w:pStyle w:val="Normal"/>
         <w:spacing w:lineRule="auto" w:line="240"/>
         <w:rPr>
-          <w:rFonts w:ascii="Liberation Serif" w:hAnsi="Liberation Serif" w:eastAsia="Times New Roman" w:cs="Times New Roman" w:cstheme="minorAscii" w:eastAsiaTheme="minorAscii"/>
+          <w:rFonts w:ascii="Liberation Serif" w:hAnsi="Liberation Serif"/>
+        </w:rPr>
+      </w:pPr>
+      <w:r>
+        <w:rPr>
+          <w:rFonts w:eastAsia="Times New Roman" w:cs="Times New Roman" w:ascii="Liberation Serif" w:hAnsi="Liberation Serif" w:cstheme="minorAscii" w:eastAsiaTheme="minorAscii"/>
           <w:b/>
           <w:bCs/>
           <w:sz w:val="28"/>
           <w:szCs w:val="28"/>
         </w:rPr>
-      </w:pPr>
-      <w:r>
-        <w:rPr>
-          <w:rFonts w:eastAsia="Times New Roman" w:cs="Times New Roman" w:cstheme="minorAscii" w:eastAsiaTheme="minorAscii" w:ascii="Liberation Serif" w:hAnsi="Liberation Serif"/>
-          <w:b/>
-          <w:bCs/>
-          <w:sz w:val="28"/>
-          <w:szCs w:val="28"/>
-        </w:rPr>
         <w:t>Verinin Basit İstatistikleri:</w:t>
       </w:r>
     </w:p>
@@ -1132,18 +1138,18 @@
         <w:pStyle w:val="Normal"/>
         <w:spacing w:lineRule="auto" w:line="240"/>
         <w:rPr>
-          <w:rFonts w:ascii="Liberation Serif" w:hAnsi="Liberation Serif" w:eastAsia="Times New Roman" w:cs="Times New Roman" w:cstheme="minorAscii" w:eastAsiaTheme="minorAscii"/>
-        </w:rPr>
-      </w:pPr>
-      <w:r>
-        <w:rPr>
-          <w:rFonts w:eastAsia="Times New Roman" w:cs="Times New Roman" w:cstheme="minorAscii" w:eastAsiaTheme="minorAscii" w:ascii="Liberation Serif" w:hAnsi="Liberation Serif"/>
+          <w:rFonts w:ascii="Liberation Serif" w:hAnsi="Liberation Serif"/>
+        </w:rPr>
+      </w:pPr>
+      <w:r>
+        <w:rPr>
+          <w:rFonts w:eastAsia="Times New Roman" w:cs="Times New Roman" w:ascii="Liberation Serif" w:hAnsi="Liberation Serif" w:cstheme="minorAscii" w:eastAsiaTheme="minorAscii"/>
         </w:rPr>
         <w:t>“</w:t>
       </w:r>
       <w:r>
         <w:rPr>
-          <w:rFonts w:eastAsia="Times New Roman" w:cs="Times New Roman" w:cstheme="minorAscii" w:eastAsiaTheme="minorAscii" w:ascii="Liberation Serif" w:hAnsi="Liberation Serif"/>
+          <w:rFonts w:eastAsia="Times New Roman" w:cs="Times New Roman" w:ascii="Liberation Serif" w:hAnsi="Liberation Serif" w:cstheme="minorAscii" w:eastAsiaTheme="minorAscii"/>
         </w:rPr>
         <w:t>automatic” ve “manuel” araçların yakıt tüketimlerinin örneklem ortalamaları, örneklem büyüklükleri ve örneklem varyansları aşağıdaki kod ile hesaplanmış ve verilmiştir.</w:t>
       </w:r>
@@ -1624,19 +1630,7 @@
         <w:rPr>
           <w:rFonts w:ascii="Liberation Serif" w:hAnsi="Liberation Serif"/>
         </w:rPr>
-        <w:t xml:space="preserve">tapply” fonksiyonu ile birden fazla değişkene </w:t>
-      </w:r>
-      <w:r>
-        <w:rPr>
-          <w:rFonts w:ascii="Liberation Serif" w:hAnsi="Liberation Serif"/>
-        </w:rPr>
-        <w:t>gerekli</w:t>
-      </w:r>
-      <w:r>
-        <w:rPr>
-          <w:rFonts w:ascii="Liberation Serif" w:hAnsi="Liberation Serif"/>
-        </w:rPr>
-        <w:t xml:space="preserve"> fonksiyonlar uygulanmıştır.</w:t>
+        <w:t>tapply” fonksiyonu ile birden fazla değişkene gerekli fonksiyonlar uygulanmıştır.</w:t>
       </w:r>
     </w:p>
     <w:p>
@@ -1658,19 +1652,7 @@
         <w:rPr>
           <w:rFonts w:ascii="Liberation Serif" w:hAnsi="Liberation Serif"/>
         </w:rPr>
-        <w:t>mean</w:t>
-      </w:r>
-      <w:r>
-        <w:rPr>
-          <w:rFonts w:ascii="Liberation Serif" w:hAnsi="Liberation Serif"/>
-        </w:rPr>
-        <w:t xml:space="preserve">” </w:t>
-      </w:r>
-      <w:r>
-        <w:rPr>
-          <w:rFonts w:ascii="Liberation Serif" w:hAnsi="Liberation Serif"/>
-        </w:rPr>
-        <w:t>fonksiyonu ile örneklemin ortalaması, “var” fonksiyonu ile varyans, “length” fonksiyonu ile örneklem büyüklüğü bulunmuştur.</w:t>
+        <w:t>mean” fonksiyonu ile örneklemin ortalaması, “var” fonksiyonu ile varyans, “length” fonksiyonu ile örneklem büyüklüğü bulunmuştur.</w:t>
       </w:r>
     </w:p>
     <w:p>
@@ -1705,19 +1687,7 @@
         <w:rPr>
           <w:rFonts w:ascii="Liberation Serif" w:hAnsi="Liberation Serif"/>
         </w:rPr>
-        <w:t>Otomatik vitesli araçlar ile manuel vitesli araçların yakıt tüketimlerinin ortalamalarının eşit olup olmadığı %</w:t>
-      </w:r>
-      <w:r>
-        <w:rPr>
-          <w:rFonts w:ascii="Liberation Serif" w:hAnsi="Liberation Serif"/>
-        </w:rPr>
-        <w:t xml:space="preserve">95 güven düzeyinde </w:t>
-      </w:r>
-      <w:r>
-        <w:rPr>
-          <w:rFonts w:ascii="Liberation Serif" w:hAnsi="Liberation Serif"/>
-        </w:rPr>
-        <w:t>test edilecektir. O halde hipotezimiz :</w:t>
+        <w:t>Otomatik vitesli araçlar ile manuel vitesli araçların yakıt tüketimlerinin ortalamalarının eşit olup olmadığı %95 güven düzeyinde test edilecektir. O halde hipotezimiz :</w:t>
       </w:r>
     </w:p>
     <w:p>
@@ -1782,6 +1752,10 @@
             </m:sub>
           </m:sSub>
           <m:r>
+            <m:rPr>
+              <m:lit/>
+              <m:nor/>
+            </m:rPr>
             <w:rPr>
               <w:rFonts w:ascii="Cambria Math" w:hAnsi="Cambria Math"/>
             </w:rPr>
@@ -1814,12 +1788,12 @@
         <w:spacing w:lineRule="auto" w:line="240" w:before="0" w:after="160"/>
         <w:jc w:val="left"/>
         <w:rPr>
-          <w:rFonts w:ascii="Liberation Serif" w:hAnsi="Liberation Serif" w:eastAsia="Times New Roman" w:cs=""/>
-        </w:rPr>
-      </w:pPr>
-      <w:r>
-        <w:rPr>
-          <w:rFonts w:eastAsia="Times New Roman" w:cs="" w:ascii="Liberation Serif" w:hAnsi="Liberation Serif"/>
+          <w:rFonts w:ascii="Liberation Serif" w:hAnsi="Liberation Serif"/>
+        </w:rPr>
+      </w:pPr>
+      <w:r>
+        <w:rPr>
+          <w:rFonts w:ascii="Liberation Serif" w:hAnsi="Liberation Serif"/>
         </w:rPr>
       </w:r>
       <m:oMathPara xmlns:m="http://schemas.openxmlformats.org/officeDocument/2006/math">
@@ -1902,7 +1876,7 @@
         <w:spacing w:lineRule="auto" w:line="240" w:before="0" w:after="160"/>
         <w:jc w:val="left"/>
         <w:rPr>
-          <w:rFonts w:ascii="Liberation Serif" w:hAnsi="Liberation Serif" w:eastAsia="Times New Roman" w:cs=""/>
+          <w:rFonts w:ascii="Liberation Serif" w:hAnsi="Liberation Serif"/>
         </w:rPr>
       </w:pPr>
       <w:r>
@@ -1948,6 +1922,7 @@
     <w:p>
       <w:pPr>
         <w:pStyle w:val="BodyText"/>
+        <w:jc w:val="left"/>
         <w:rPr>
           <w:rFonts w:ascii="Liberation Serif" w:hAnsi="Liberation Serif"/>
         </w:rPr>
@@ -1957,7 +1932,7 @@
           <w:rFonts w:ascii="Liberation Serif" w:hAnsi="Liberation Serif"/>
         </w:rPr>
         <w:drawing>
-          <wp:anchor distT="0" distB="0" distL="0" distR="0" simplePos="0" relativeHeight="14" behindDoc="0" locked="0" layoutInCell="0" allowOverlap="1">
+          <wp:anchor distT="0" distB="0" distL="0" distR="0" simplePos="0" relativeHeight="10" behindDoc="0" locked="0" layoutInCell="0" allowOverlap="1">
             <wp:simplePos x="0" y="0"/>
             <wp:positionH relativeFrom="column">
               <wp:posOffset>1388745</wp:posOffset>
@@ -2003,7 +1978,7 @@
           </wp:anchor>
         </w:drawing>
         <w:drawing>
-          <wp:anchor distT="0" distB="0" distL="0" distR="0" simplePos="0" relativeHeight="15" behindDoc="0" locked="0" layoutInCell="0" allowOverlap="1">
+          <wp:anchor distT="0" distB="0" distL="0" distR="0" simplePos="0" relativeHeight="11" behindDoc="0" locked="0" layoutInCell="0" allowOverlap="1">
             <wp:simplePos x="0" y="0"/>
             <wp:positionH relativeFrom="column">
               <wp:posOffset>1366520</wp:posOffset>
@@ -2105,6 +2080,10 @@
             </m:sup>
           </m:sSubSup>
           <m:r>
+            <m:rPr>
+              <m:lit/>
+              <m:nor/>
+            </m:rPr>
             <w:rPr>
               <w:rFonts w:ascii="Cambria Math" w:hAnsi="Cambria Math"/>
             </w:rPr>
@@ -2142,6 +2121,7 @@
     <w:p>
       <w:pPr>
         <w:pStyle w:val="BodyText"/>
+        <w:jc w:val="left"/>
         <w:rPr>
           <w:rFonts w:ascii="Liberation Serif" w:hAnsi="Liberation Serif"/>
         </w:rPr>
@@ -2317,6 +2297,32 @@
         <w:rPr>
           <w:rFonts w:ascii="Liberation Serif" w:hAnsi="Liberation Serif"/>
         </w:rPr>
+      </w:r>
+    </w:p>
+    <w:p>
+      <w:pPr>
+        <w:pStyle w:val="BodyText"/>
+        <w:rPr>
+          <w:rFonts w:ascii="Liberation Serif" w:hAnsi="Liberation Serif"/>
+        </w:rPr>
+      </w:pPr>
+      <w:r>
+        <w:rPr>
+          <w:rFonts w:ascii="Liberation Serif" w:hAnsi="Liberation Serif"/>
+        </w:rPr>
+      </w:r>
+    </w:p>
+    <w:p>
+      <w:pPr>
+        <w:pStyle w:val="BodyText"/>
+        <w:rPr>
+          <w:rFonts w:ascii="Liberation Serif" w:hAnsi="Liberation Serif"/>
+        </w:rPr>
+      </w:pPr>
+      <w:r>
+        <w:rPr>
+          <w:rFonts w:ascii="Liberation Serif" w:hAnsi="Liberation Serif"/>
+        </w:rPr>
         <w:t>“</w:t>
       </w:r>
       <w:r>
@@ -2337,13 +2343,7 @@
         <w:rPr>
           <w:rFonts w:ascii="Liberation Serif" w:hAnsi="Liberation Serif"/>
         </w:rPr>
-        <w:t xml:space="preserve">p değeri 0.06691’dir. </w:t>
-      </w:r>
-      <w:r>
-        <w:rPr>
-          <w:rFonts w:ascii="Liberation Serif" w:hAnsi="Liberation Serif"/>
-        </w:rPr>
-        <w:t xml:space="preserve">p değeri alfa değeri olan 0.05 den büyük olduğu için </w:t>
+        <w:t xml:space="preserve">p değeri 0.06691’dir. p değeri alfa değeri olan 0.05 den büyük olduğu için </w:t>
       </w:r>
       <w:r>
         <w:rPr>
@@ -2358,6 +2358,10 @@
           <m:t xml:space="preserve">p</m:t>
         </m:r>
         <m:r>
+          <m:rPr>
+            <m:lit/>
+            <m:nor/>
+          </m:rPr>
           <w:rPr>
             <w:rFonts w:ascii="Cambria Math" w:hAnsi="Cambria Math"/>
           </w:rPr>
@@ -2587,6 +2591,28 @@
         <w:pStyle w:val="BodyText"/>
         <w:rPr>
           <w:rFonts w:ascii="Liberation Serif" w:hAnsi="Liberation Serif"/>
+          <w:b/>
+          <w:bCs/>
+          <w:sz w:val="28"/>
+          <w:szCs w:val="28"/>
+        </w:rPr>
+      </w:pPr>
+      <w:r>
+        <w:rPr>
+          <w:rFonts w:ascii="Liberation Serif" w:hAnsi="Liberation Serif"/>
+          <w:b/>
+          <w:bCs/>
+          <w:sz w:val="28"/>
+          <w:szCs w:val="28"/>
+        </w:rPr>
+        <w:t>Bulgular ve Sonuç</w:t>
+      </w:r>
+    </w:p>
+    <w:p>
+      <w:pPr>
+        <w:pStyle w:val="BodyText"/>
+        <w:rPr>
+          <w:rFonts w:ascii="Liberation Serif" w:hAnsi="Liberation Serif"/>
         </w:rPr>
       </w:pPr>
       <w:r>
@@ -2632,21 +2658,2550 @@
         <w:rPr>
           <w:rFonts w:ascii="Liberation Serif" w:hAnsi="Liberation Serif"/>
         </w:rPr>
-        <w:t xml:space="preserve">li t-testi sonucuna göre p değeri 0.000285’dir. p değeri </w:t>
-      </w:r>
+        <w:t xml:space="preserve">li t-testi sonucuna göre p değeri 0.000285’dir. p değeri alfa değeri olan 0.05 değerinden küçük olduğu için </w:t>
+      </w:r>
+      <w:r>
+        <w:rPr>
+          <w:rFonts w:ascii="Liberation Serif" w:hAnsi="Liberation Serif"/>
+        </w:rPr>
+      </w:r>
+      <m:oMath xmlns:m="http://schemas.openxmlformats.org/officeDocument/2006/math">
+        <m:sSub>
+          <m:e>
+            <m:r>
+              <w:rPr>
+                <w:rFonts w:ascii="Cambria Math" w:hAnsi="Cambria Math"/>
+              </w:rPr>
+              <m:t xml:space="preserve">H</m:t>
+            </m:r>
+          </m:e>
+          <m:sub>
+            <m:r>
+              <w:rPr>
+                <w:rFonts w:ascii="Cambria Math" w:hAnsi="Cambria Math"/>
+              </w:rPr>
+              <m:t xml:space="preserve">0</m:t>
+            </m:r>
+          </m:sub>
+        </m:sSub>
+      </m:oMath>
+      <w:r>
+        <w:rPr>
+          <w:rFonts w:ascii="Liberation Serif" w:hAnsi="Liberation Serif"/>
+        </w:rPr>
+        <w:t xml:space="preserve"> hipotezi RED’dir. Aynı zamanda test sonucunda güven aralığı sonucuna bakarak da bu sonuca ulaşabiliriz. Güven aralığının alt sınırı -10.84837’dir, üst sınırı ise -3.64151’dir. </w:t>
+      </w:r>
+      <w:r>
+        <w:rPr>
+          <w:rFonts w:ascii="Liberation Serif" w:hAnsi="Liberation Serif"/>
+        </w:rPr>
+      </w:r>
+      <m:oMath xmlns:m="http://schemas.openxmlformats.org/officeDocument/2006/math">
+        <m:sSub>
+          <m:e>
+            <m:r>
+              <w:rPr>
+                <w:rFonts w:ascii="Cambria Math" w:hAnsi="Cambria Math"/>
+              </w:rPr>
+              <m:t xml:space="preserve">H</m:t>
+            </m:r>
+          </m:e>
+          <m:sub>
+            <m:r>
+              <w:rPr>
+                <w:rFonts w:ascii="Cambria Math" w:hAnsi="Cambria Math"/>
+              </w:rPr>
+              <m:t xml:space="preserve">0</m:t>
+            </m:r>
+          </m:sub>
+        </m:sSub>
+      </m:oMath>
+      <w:r>
+        <w:rPr>
+          <w:rFonts w:ascii="Liberation Serif" w:hAnsi="Liberation Serif"/>
+        </w:rPr>
+        <w:t xml:space="preserve"> hipotezi aynı zamanda </w:t>
+      </w:r>
+      <w:r>
+        <w:rPr>
+          <w:rFonts w:ascii="Liberation Serif" w:hAnsi="Liberation Serif"/>
+        </w:rPr>
+      </w:r>
+      <m:oMath xmlns:m="http://schemas.openxmlformats.org/officeDocument/2006/math">
+        <m:sSub>
+          <m:e>
+            <m:r>
+              <w:rPr>
+                <w:rFonts w:ascii="Cambria Math" w:hAnsi="Cambria Math"/>
+              </w:rPr>
+              <m:t xml:space="preserve">µ</m:t>
+            </m:r>
+          </m:e>
+          <m:sub>
+            <m:r>
+              <w:rPr>
+                <w:rFonts w:ascii="Cambria Math" w:hAnsi="Cambria Math"/>
+              </w:rPr>
+              <m:t xml:space="preserve">o</m:t>
+            </m:r>
+          </m:sub>
+        </m:sSub>
+        <m:r>
+          <w:rPr>
+            <w:rFonts w:ascii="Cambria Math" w:hAnsi="Cambria Math"/>
+          </w:rPr>
+          <m:t xml:space="preserve">−</m:t>
+        </m:r>
+        <m:sSub>
+          <m:e>
+            <m:r>
+              <w:rPr>
+                <w:rFonts w:ascii="Cambria Math" w:hAnsi="Cambria Math"/>
+              </w:rPr>
+              <m:t xml:space="preserve">µ</m:t>
+            </m:r>
+          </m:e>
+          <m:sub>
+            <m:r>
+              <w:rPr>
+                <w:rFonts w:ascii="Cambria Math" w:hAnsi="Cambria Math"/>
+              </w:rPr>
+              <m:t xml:space="preserve">m</m:t>
+            </m:r>
+          </m:sub>
+        </m:sSub>
+        <m:r>
+          <m:rPr>
+            <m:lit/>
+            <m:nor/>
+          </m:rPr>
+          <w:rPr>
+            <w:rFonts w:ascii="Cambria Math" w:hAnsi="Cambria Math"/>
+          </w:rPr>
+          <m:t xml:space="preserve">=</m:t>
+        </m:r>
+        <m:r>
+          <w:rPr>
+            <w:rFonts w:ascii="Cambria Math" w:hAnsi="Cambria Math"/>
+          </w:rPr>
+          <m:t xml:space="preserve">0</m:t>
+        </m:r>
+      </m:oMath>
+      <w:r>
+        <w:rPr>
+          <w:rFonts w:ascii="Liberation Serif" w:hAnsi="Liberation Serif"/>
+        </w:rPr>
+        <w:t xml:space="preserve"> olduğu bilinmektedir. 0 değeri güven aralığı içerisinde yer almadığından dolayı </w:t>
+      </w:r>
+      <w:r>
+        <w:rPr>
+          <w:rFonts w:ascii="Liberation Serif" w:hAnsi="Liberation Serif"/>
+        </w:rPr>
+      </w:r>
+      <m:oMath xmlns:m="http://schemas.openxmlformats.org/officeDocument/2006/math">
+        <m:sSub>
+          <m:e>
+            <m:r>
+              <w:rPr>
+                <w:rFonts w:ascii="Cambria Math" w:hAnsi="Cambria Math"/>
+              </w:rPr>
+              <m:t xml:space="preserve">H</m:t>
+            </m:r>
+          </m:e>
+          <m:sub>
+            <m:r>
+              <w:rPr>
+                <w:rFonts w:ascii="Cambria Math" w:hAnsi="Cambria Math"/>
+              </w:rPr>
+              <m:t xml:space="preserve">0</m:t>
+            </m:r>
+          </m:sub>
+        </m:sSub>
+      </m:oMath>
+      <w:r>
+        <w:rPr>
+          <w:rFonts w:ascii="Liberation Serif" w:hAnsi="Liberation Serif"/>
+        </w:rPr>
+        <w:t xml:space="preserve"> hipotezi bu şekilde değerlendirildiğinde de reddedilebilir.</w:t>
+      </w:r>
+    </w:p>
+    <w:p>
+      <w:pPr>
+        <w:pStyle w:val="BodyText"/>
+        <w:rPr>
+          <w:rFonts w:ascii="Liberation Serif" w:hAnsi="Liberation Serif"/>
+        </w:rPr>
+      </w:pPr>
+      <w:r>
+        <w:rPr>
+          <w:rFonts w:ascii="Liberation Serif" w:hAnsi="Liberation Serif"/>
+        </w:rPr>
+        <w:t>Elde edilen sonuç; iki grup arasındaki ortalama yakıt tüketimi eşit miktarda olmadığı %95 güven düzeyinde söylenebilir.</w:t>
+      </w:r>
+    </w:p>
+    <w:p>
+      <w:pPr>
+        <w:pStyle w:val="Heading2"/>
+        <w:numPr>
+          <w:ilvl w:val="0"/>
+          <w:numId w:val="0"/>
+        </w:numPr>
+        <w:ind w:hanging="0" w:left="0"/>
+        <w:rPr>
+          <w:rFonts w:ascii="Liberation Serif" w:hAnsi="Liberation Serif"/>
+        </w:rPr>
+      </w:pPr>
+      <w:r>
+        <w:rPr>
+          <w:rFonts w:ascii="Liberation Serif" w:hAnsi="Liberation Serif"/>
+        </w:rPr>
+        <w:t>1.3 Kitle Oranı Analizi</w:t>
+      </w:r>
+    </w:p>
+    <w:p>
+      <w:pPr>
+        <w:pStyle w:val="BodyText"/>
+        <w:rPr>
+          <w:rFonts w:ascii="Liberation Serif" w:hAnsi="Liberation Serif"/>
+        </w:rPr>
+      </w:pPr>
+      <w:r>
+        <w:rPr>
+          <w:rFonts w:ascii="Liberation Serif" w:hAnsi="Liberation Serif"/>
+        </w:rPr>
+        <w:t xml:space="preserve">Kitledeki belirli bir özelliğe dair oran analizi için “Titanic” veri seti kullanılacaktır. Daha önce verinin tanıtımı yapılmıştır. Kısaca bahsetmek gerekirse veri doğrudan </w:t>
+      </w:r>
+      <w:r>
+        <w:rPr>
+          <w:rFonts w:ascii="Liberation Serif" w:hAnsi="Liberation Serif"/>
+          <w:i/>
+          <w:iCs/>
+        </w:rPr>
+        <w:t>raw</w:t>
+      </w:r>
+      <w:r>
+        <w:rPr>
+          <w:rFonts w:ascii="Liberation Serif" w:hAnsi="Liberation Serif"/>
+        </w:rPr>
+        <w:t xml:space="preserve"> formatta değildir. Kategorik şekilde bazı özelliklere göre frekanslar verilmiştir. Titanic gemi kazasında hayatta kalan yetişkin kadınlar ile yetişkin erkeklerin hayatta kalma oranları kıyaslanıcaktır.</w:t>
+      </w:r>
+    </w:p>
+    <w:p>
+      <w:pPr>
+        <w:pStyle w:val="BodyText"/>
+        <w:rPr>
+          <w:rFonts w:ascii="Liberation Serif" w:hAnsi="Liberation Serif"/>
+        </w:rPr>
+      </w:pPr>
+      <w:r>
+        <w:rPr>
+          <w:rFonts w:ascii="Liberation Serif" w:hAnsi="Liberation Serif"/>
+        </w:rPr>
+        <w:t>Veride çocukların da verileri olduğu için R da sadece yetişkin insanların verilerini elde etmek için aşağıdaki kod kullanılmıştır. Ve yetişkinlere dair cinsiyetlerine göre hayatta kalma oranları aşağıdaki gibidir</w:t>
+      </w:r>
+    </w:p>
+    <w:p>
+      <w:pPr>
+        <w:pStyle w:val="BodyText"/>
+        <w:rPr>
+          <w:rFonts w:ascii="Liberation Serif" w:hAnsi="Liberation Serif"/>
+        </w:rPr>
+      </w:pPr>
+      <w:r>
+        <w:rPr>
+          <w:rFonts w:ascii="Liberation Serif" w:hAnsi="Liberation Serif"/>
+        </w:rPr>
+        <w:drawing>
+          <wp:inline distT="0" distB="0" distL="0" distR="0">
+            <wp:extent cx="1856740" cy="2999740"/>
+            <wp:effectExtent l="0" t="0" r="0" b="0"/>
+            <wp:docPr id="7" name="Görüntü7"/>
+            <wp:cNvGraphicFramePr>
+              <a:graphicFrameLocks xmlns:a="http://schemas.openxmlformats.org/drawingml/2006/main" noChangeAspect="1"/>
+            </wp:cNvGraphicFramePr>
+            <a:graphic xmlns:a="http://schemas.openxmlformats.org/drawingml/2006/main">
+              <a:graphicData uri="http://schemas.openxmlformats.org/drawingml/2006/picture">
+                <pic:pic xmlns:pic="http://schemas.openxmlformats.org/drawingml/2006/picture">
+                  <pic:nvPicPr>
+                    <pic:cNvPr id="7" name="Görüntü7"/>
+                    <pic:cNvPicPr>
+                      <a:picLocks noChangeAspect="1" noChangeArrowheads="1"/>
+                    </pic:cNvPicPr>
+                  </pic:nvPicPr>
+                  <pic:blipFill>
+                    <a:blip r:embed="rId10"/>
+                    <a:stretch>
+                      <a:fillRect/>
+                    </a:stretch>
+                  </pic:blipFill>
+                  <pic:spPr bwMode="auto">
+                    <a:xfrm>
+                      <a:off x="0" y="0"/>
+                      <a:ext cx="1856740" cy="2999740"/>
+                    </a:xfrm>
+                    <a:prstGeom prst="rect">
+                      <a:avLst/>
+                    </a:prstGeom>
+                    <a:noFill/>
+                  </pic:spPr>
+                </pic:pic>
+              </a:graphicData>
+            </a:graphic>
+          </wp:inline>
+        </w:drawing>
+      </w:r>
+      <w:r>
+        <w:rPr>
+          <w:rFonts w:ascii="Liberation Serif" w:hAnsi="Liberation Serif"/>
+        </w:rPr>
+        <w:drawing>
+          <wp:inline distT="0" distB="0" distL="0" distR="0">
+            <wp:extent cx="2482215" cy="1009650"/>
+            <wp:effectExtent l="0" t="0" r="0" b="0"/>
+            <wp:docPr id="8" name="Görüntü8"/>
+            <wp:cNvGraphicFramePr>
+              <a:graphicFrameLocks xmlns:a="http://schemas.openxmlformats.org/drawingml/2006/main" noChangeAspect="1"/>
+            </wp:cNvGraphicFramePr>
+            <a:graphic xmlns:a="http://schemas.openxmlformats.org/drawingml/2006/main">
+              <a:graphicData uri="http://schemas.openxmlformats.org/drawingml/2006/picture">
+                <pic:pic xmlns:pic="http://schemas.openxmlformats.org/drawingml/2006/picture">
+                  <pic:nvPicPr>
+                    <pic:cNvPr id="8" name="Görüntü8"/>
+                    <pic:cNvPicPr>
+                      <a:picLocks noChangeAspect="1" noChangeArrowheads="1"/>
+                    </pic:cNvPicPr>
+                  </pic:nvPicPr>
+                  <pic:blipFill>
+                    <a:blip r:embed="rId11"/>
+                    <a:stretch>
+                      <a:fillRect/>
+                    </a:stretch>
+                  </pic:blipFill>
+                  <pic:spPr bwMode="auto">
+                    <a:xfrm>
+                      <a:off x="0" y="0"/>
+                      <a:ext cx="2482215" cy="1009650"/>
+                    </a:xfrm>
+                    <a:prstGeom prst="rect">
+                      <a:avLst/>
+                    </a:prstGeom>
+                    <a:noFill/>
+                  </pic:spPr>
+                </pic:pic>
+              </a:graphicData>
+            </a:graphic>
+          </wp:inline>
+        </w:drawing>
+      </w:r>
+      <w:r>
+        <w:rPr>
+          <w:rFonts w:ascii="Liberation Serif" w:hAnsi="Liberation Serif"/>
+        </w:rPr>
+        <w:t xml:space="preserve"> </w:t>
+      </w:r>
+    </w:p>
+    <w:p>
+      <w:pPr>
+        <w:pStyle w:val="BodyText"/>
+        <w:rPr>
+          <w:rFonts w:ascii="Liberation Serif" w:hAnsi="Liberation Serif"/>
+        </w:rPr>
+      </w:pPr>
+      <w:r>
+        <w:rPr>
+          <w:rFonts w:ascii="Liberation Serif" w:hAnsi="Liberation Serif"/>
+        </w:rPr>
+        <w:t>Hayatta kalan kadınların tüm kadınlara oranı yani kadınların hayatta kalma oranı = 0,7435</w:t>
+      </w:r>
+    </w:p>
+    <w:p>
+      <w:pPr>
+        <w:pStyle w:val="BodyText"/>
+        <w:rPr>
+          <w:rFonts w:ascii="Liberation Serif" w:hAnsi="Liberation Serif"/>
+        </w:rPr>
+      </w:pPr>
+      <w:r>
+        <w:rPr>
+          <w:rFonts w:ascii="Liberation Serif" w:hAnsi="Liberation Serif"/>
+        </w:rPr>
+        <w:t>Hayatta kalan erkeklerin tüm erkeklere oranı yani erkeklerin hayatta kalma oranı = 0,2027</w:t>
+      </w:r>
+    </w:p>
+    <w:p>
+      <w:pPr>
+        <w:pStyle w:val="BodyText"/>
+        <w:rPr>
+          <w:rFonts w:ascii="Liberation Serif" w:hAnsi="Liberation Serif"/>
+        </w:rPr>
+      </w:pPr>
+      <w:r>
+        <w:rPr>
+          <w:rFonts w:ascii="Liberation Serif" w:hAnsi="Liberation Serif"/>
+        </w:rPr>
+        <w:t>Hipotez :</w:t>
+      </w:r>
+    </w:p>
+    <w:p>
+      <w:pPr>
+        <w:pStyle w:val="BodyText"/>
+        <w:jc w:val="left"/>
+        <w:rPr>
+          <w:rFonts w:ascii="Liberation Serif" w:hAnsi="Liberation Serif"/>
+        </w:rPr>
+      </w:pPr>
+      <w:r>
+        <w:rPr>
+          <w:rFonts w:ascii="Liberation Serif" w:hAnsi="Liberation Serif"/>
+        </w:rPr>
+      </w:r>
+      <m:oMathPara xmlns:m="http://schemas.openxmlformats.org/officeDocument/2006/math">
+        <m:oMathParaPr>
+          <m:jc m:val="left"/>
+        </m:oMathParaPr>
+        <m:oMath>
+          <m:sSub>
+            <m:e>
+              <m:r>
+                <w:rPr>
+                  <w:rFonts w:ascii="Cambria Math" w:hAnsi="Cambria Math"/>
+                </w:rPr>
+                <m:t xml:space="preserve">H</m:t>
+              </m:r>
+            </m:e>
+            <m:sub>
+              <m:r>
+                <w:rPr>
+                  <w:rFonts w:ascii="Cambria Math" w:hAnsi="Cambria Math"/>
+                </w:rPr>
+                <m:t xml:space="preserve">0</m:t>
+              </m:r>
+            </m:sub>
+          </m:sSub>
+          <m:r>
+            <w:rPr>
+              <w:rFonts w:ascii="Cambria Math" w:hAnsi="Cambria Math"/>
+            </w:rPr>
+            <m:t xml:space="preserve">:</m:t>
+          </m:r>
+          <m:sSub>
+            <m:e>
+              <m:r>
+                <w:rPr>
+                  <w:rFonts w:ascii="Cambria Math" w:hAnsi="Cambria Math"/>
+                </w:rPr>
+                <m:t xml:space="preserve">p</m:t>
+              </m:r>
+            </m:e>
+            <m:sub>
+              <m:r>
+                <w:rPr>
+                  <w:rFonts w:ascii="Cambria Math" w:hAnsi="Cambria Math"/>
+                </w:rPr>
+                <m:t xml:space="preserve">k</m:t>
+              </m:r>
+            </m:sub>
+          </m:sSub>
+          <m:r>
+            <m:rPr>
+              <m:lit/>
+              <m:nor/>
+            </m:rPr>
+            <w:rPr>
+              <w:rFonts w:ascii="Cambria Math" w:hAnsi="Cambria Math"/>
+            </w:rPr>
+            <m:t xml:space="preserve">=</m:t>
+          </m:r>
+          <m:sSub>
+            <m:e>
+              <m:r>
+                <w:rPr>
+                  <w:rFonts w:ascii="Cambria Math" w:hAnsi="Cambria Math"/>
+                </w:rPr>
+                <m:t xml:space="preserve">p</m:t>
+              </m:r>
+            </m:e>
+            <m:sub>
+              <m:r>
+                <w:rPr>
+                  <w:rFonts w:ascii="Cambria Math" w:hAnsi="Cambria Math"/>
+                </w:rPr>
+                <m:t xml:space="preserve">e</m:t>
+              </m:r>
+            </m:sub>
+          </m:sSub>
+        </m:oMath>
+      </m:oMathPara>
+    </w:p>
+    <w:p>
+      <w:pPr>
+        <w:pStyle w:val="BodyText"/>
+        <w:jc w:val="left"/>
+        <w:rPr>
+          <w:rFonts w:ascii="Liberation Serif" w:hAnsi="Liberation Serif"/>
+        </w:rPr>
+      </w:pPr>
+      <w:r>
+        <w:rPr>
+          <w:rFonts w:ascii="Liberation Serif" w:hAnsi="Liberation Serif"/>
+        </w:rPr>
+      </w:r>
+      <m:oMathPara xmlns:m="http://schemas.openxmlformats.org/officeDocument/2006/math">
+        <m:oMathParaPr>
+          <m:jc m:val="left"/>
+        </m:oMathParaPr>
+        <m:oMath>
+          <m:sSub>
+            <m:e>
+              <m:r>
+                <w:rPr>
+                  <w:rFonts w:ascii="Cambria Math" w:hAnsi="Cambria Math"/>
+                </w:rPr>
+                <m:t xml:space="preserve">H</m:t>
+              </m:r>
+            </m:e>
+            <m:sub>
+              <m:r>
+                <w:rPr>
+                  <w:rFonts w:ascii="Cambria Math" w:hAnsi="Cambria Math"/>
+                </w:rPr>
+                <m:t xml:space="preserve">s</m:t>
+              </m:r>
+            </m:sub>
+          </m:sSub>
+          <m:r>
+            <w:rPr>
+              <w:rFonts w:ascii="Cambria Math" w:hAnsi="Cambria Math"/>
+            </w:rPr>
+            <m:t xml:space="preserve">:</m:t>
+          </m:r>
+          <m:sSub>
+            <m:e>
+              <m:r>
+                <w:rPr>
+                  <w:rFonts w:ascii="Cambria Math" w:hAnsi="Cambria Math"/>
+                </w:rPr>
+                <m:t xml:space="preserve">p</m:t>
+              </m:r>
+            </m:e>
+            <m:sub>
+              <m:r>
+                <w:rPr>
+                  <w:rFonts w:ascii="Cambria Math" w:hAnsi="Cambria Math"/>
+                </w:rPr>
+                <m:t xml:space="preserve">k</m:t>
+              </m:r>
+            </m:sub>
+          </m:sSub>
+          <m:r>
+            <w:rPr>
+              <w:rFonts w:ascii="Cambria Math" w:hAnsi="Cambria Math"/>
+            </w:rPr>
+            <m:t xml:space="preserve">≠</m:t>
+          </m:r>
+          <m:sSub>
+            <m:e>
+              <m:r>
+                <w:rPr>
+                  <w:rFonts w:ascii="Cambria Math" w:hAnsi="Cambria Math"/>
+                </w:rPr>
+                <m:t xml:space="preserve">p</m:t>
+              </m:r>
+            </m:e>
+            <m:sub>
+              <m:r>
+                <w:rPr>
+                  <w:rFonts w:ascii="Cambria Math" w:hAnsi="Cambria Math"/>
+                </w:rPr>
+                <m:t xml:space="preserve">e</m:t>
+              </m:r>
+            </m:sub>
+          </m:sSub>
+        </m:oMath>
+      </m:oMathPara>
+    </w:p>
+    <w:p>
+      <w:pPr>
+        <w:pStyle w:val="BodyText"/>
+        <w:rPr>
+          <w:rFonts w:ascii="Liberation Serif" w:hAnsi="Liberation Serif"/>
+        </w:rPr>
+      </w:pPr>
+      <w:r>
+        <w:rPr>
+          <w:rFonts w:ascii="Liberation Serif" w:hAnsi="Liberation Serif"/>
+        </w:rPr>
+        <w:t>R’da oran testi yapmak için “prop.test” fonksiyonu kullanılmıştır.</w:t>
+      </w:r>
+    </w:p>
+    <w:p>
+      <w:pPr>
+        <w:pStyle w:val="BodyText"/>
+        <w:rPr>
+          <w:rFonts w:ascii="Liberation Serif" w:hAnsi="Liberation Serif"/>
+        </w:rPr>
+      </w:pPr>
+      <w:r>
+        <w:rPr>
+          <w:rFonts w:ascii="Liberation Serif" w:hAnsi="Liberation Serif"/>
+        </w:rPr>
+        <w:drawing>
+          <wp:inline distT="0" distB="0" distL="0" distR="0">
+            <wp:extent cx="3228340" cy="227965"/>
+            <wp:effectExtent l="0" t="0" r="0" b="0"/>
+            <wp:docPr id="9" name="Görüntü9"/>
+            <wp:cNvGraphicFramePr>
+              <a:graphicFrameLocks xmlns:a="http://schemas.openxmlformats.org/drawingml/2006/main" noChangeAspect="1"/>
+            </wp:cNvGraphicFramePr>
+            <a:graphic xmlns:a="http://schemas.openxmlformats.org/drawingml/2006/main">
+              <a:graphicData uri="http://schemas.openxmlformats.org/drawingml/2006/picture">
+                <pic:pic xmlns:pic="http://schemas.openxmlformats.org/drawingml/2006/picture">
+                  <pic:nvPicPr>
+                    <pic:cNvPr id="9" name="Görüntü9"/>
+                    <pic:cNvPicPr>
+                      <a:picLocks noChangeAspect="1" noChangeArrowheads="1"/>
+                    </pic:cNvPicPr>
+                  </pic:nvPicPr>
+                  <pic:blipFill>
+                    <a:blip r:embed="rId12"/>
+                    <a:stretch>
+                      <a:fillRect/>
+                    </a:stretch>
+                  </pic:blipFill>
+                  <pic:spPr bwMode="auto">
+                    <a:xfrm>
+                      <a:off x="0" y="0"/>
+                      <a:ext cx="3228340" cy="227965"/>
+                    </a:xfrm>
+                    <a:prstGeom prst="rect">
+                      <a:avLst/>
+                    </a:prstGeom>
+                    <a:noFill/>
+                  </pic:spPr>
+                </pic:pic>
+              </a:graphicData>
+            </a:graphic>
+          </wp:inline>
+        </w:drawing>
+      </w:r>
+    </w:p>
+    <w:p>
+      <w:pPr>
+        <w:pStyle w:val="BodyText"/>
+        <w:rPr>
+          <w:rFonts w:ascii="Liberation Serif" w:hAnsi="Liberation Serif"/>
+        </w:rPr>
+      </w:pPr>
+      <w:r>
+        <w:rPr>
+          <w:rFonts w:ascii="Liberation Serif" w:hAnsi="Liberation Serif"/>
+        </w:rPr>
+        <w:drawing>
+          <wp:inline distT="0" distB="0" distL="0" distR="0">
+            <wp:extent cx="5731510" cy="1645920"/>
+            <wp:effectExtent l="0" t="0" r="0" b="0"/>
+            <wp:docPr id="10" name="Görüntü10"/>
+            <wp:cNvGraphicFramePr>
+              <a:graphicFrameLocks xmlns:a="http://schemas.openxmlformats.org/drawingml/2006/main" noChangeAspect="1"/>
+            </wp:cNvGraphicFramePr>
+            <a:graphic xmlns:a="http://schemas.openxmlformats.org/drawingml/2006/main">
+              <a:graphicData uri="http://schemas.openxmlformats.org/drawingml/2006/picture">
+                <pic:pic xmlns:pic="http://schemas.openxmlformats.org/drawingml/2006/picture">
+                  <pic:nvPicPr>
+                    <pic:cNvPr id="10" name="Görüntü10"/>
+                    <pic:cNvPicPr>
+                      <a:picLocks noChangeAspect="1" noChangeArrowheads="1"/>
+                    </pic:cNvPicPr>
+                  </pic:nvPicPr>
+                  <pic:blipFill>
+                    <a:blip r:embed="rId13"/>
+                    <a:stretch>
+                      <a:fillRect/>
+                    </a:stretch>
+                  </pic:blipFill>
+                  <pic:spPr bwMode="auto">
+                    <a:xfrm>
+                      <a:off x="0" y="0"/>
+                      <a:ext cx="5731510" cy="1645920"/>
+                    </a:xfrm>
+                    <a:prstGeom prst="rect">
+                      <a:avLst/>
+                    </a:prstGeom>
+                    <a:noFill/>
+                  </pic:spPr>
+                </pic:pic>
+              </a:graphicData>
+            </a:graphic>
+          </wp:inline>
+        </w:drawing>
+      </w:r>
+    </w:p>
+    <w:p>
+      <w:pPr>
+        <w:pStyle w:val="BodyText"/>
+        <w:rPr>
+          <w:rFonts w:ascii="Liberation Serif" w:hAnsi="Liberation Serif"/>
+          <w:b/>
+          <w:bCs/>
+          <w:sz w:val="28"/>
+          <w:szCs w:val="28"/>
+        </w:rPr>
+      </w:pPr>
+      <w:r>
+        <w:rPr>
+          <w:rFonts w:ascii="Liberation Serif" w:hAnsi="Liberation Serif"/>
+          <w:b/>
+          <w:bCs/>
+          <w:sz w:val="28"/>
+          <w:szCs w:val="28"/>
+        </w:rPr>
+        <w:t>Bulgular ve Sonuç</w:t>
+      </w:r>
+    </w:p>
+    <w:p>
+      <w:pPr>
+        <w:pStyle w:val="BodyText"/>
+        <w:rPr>
+          <w:rFonts w:ascii="Liberation Serif" w:hAnsi="Liberation Serif"/>
+        </w:rPr>
+      </w:pPr>
+      <w:r>
+        <w:rPr>
+          <w:rFonts w:ascii="Liberation Serif" w:hAnsi="Liberation Serif"/>
+        </w:rPr>
+        <w:t xml:space="preserve">p değeri çok çok küşük bir değer olan 2.2e-16 dan daha kğçğk bir değer çıktı yani alfa değerimiz olan 0.05 den çok ama çok küçük bir değermiş p değeri. P değeri alfa değerinden küçük olduğundan </w:t>
+      </w:r>
+      <w:r>
+        <w:rPr>
+          <w:rFonts w:ascii="Liberation Serif" w:hAnsi="Liberation Serif"/>
+        </w:rPr>
+      </w:r>
+      <m:oMath xmlns:m="http://schemas.openxmlformats.org/officeDocument/2006/math">
+        <m:r>
+          <w:rPr>
+            <w:rFonts w:ascii="Cambria Math" w:hAnsi="Cambria Math"/>
+          </w:rPr>
+          <m:t xml:space="preserve">p</m:t>
+        </m:r>
+        <m:r>
+          <m:rPr>
+            <m:lit/>
+            <m:nor/>
+          </m:rPr>
+          <w:rPr>
+            <w:rFonts w:ascii="Cambria Math" w:hAnsi="Cambria Math"/>
+          </w:rPr>
+          <m:t xml:space="preserve">&lt;</m:t>
+        </m:r>
+        <m:r>
+          <w:rPr>
+            <w:rFonts w:ascii="Cambria Math" w:hAnsi="Cambria Math"/>
+          </w:rPr>
+          <m:t xml:space="preserve">0.05</m:t>
+        </m:r>
+      </m:oMath>
+      <w:r>
+        <w:rPr>
+          <w:rFonts w:ascii="Liberation Serif" w:hAnsi="Liberation Serif"/>
+        </w:rPr>
+        <w:t xml:space="preserve"> </w:t>
+      </w:r>
+      <w:r>
+        <w:rPr>
+          <w:rFonts w:ascii="Liberation Serif" w:hAnsi="Liberation Serif"/>
+        </w:rPr>
+      </w:r>
+      <m:oMath xmlns:m="http://schemas.openxmlformats.org/officeDocument/2006/math">
+        <m:sSub>
+          <m:e>
+            <m:r>
+              <w:rPr>
+                <w:rFonts w:ascii="Cambria Math" w:hAnsi="Cambria Math"/>
+              </w:rPr>
+              <m:t xml:space="preserve">H</m:t>
+            </m:r>
+          </m:e>
+          <m:sub>
+            <m:r>
+              <w:rPr>
+                <w:rFonts w:ascii="Cambria Math" w:hAnsi="Cambria Math"/>
+              </w:rPr>
+              <m:t xml:space="preserve">0</m:t>
+            </m:r>
+          </m:sub>
+        </m:sSub>
+      </m:oMath>
+      <w:r>
+        <w:rPr>
+          <w:rFonts w:ascii="Liberation Serif" w:hAnsi="Liberation Serif"/>
+        </w:rPr>
+        <w:t xml:space="preserve"> hipotezini %95 güven düzeyinde reddedilmiştir. Güven aralığından yorumlayacak olursak alt sınır olan 0.4935 ile üst sınır olan 0.580 değer aralığı 0 değerini içermediğinden </w:t>
+      </w:r>
+      <w:r>
+        <w:rPr>
+          <w:rFonts w:ascii="Liberation Serif" w:hAnsi="Liberation Serif"/>
+        </w:rPr>
+      </w:r>
+      <m:oMath xmlns:m="http://schemas.openxmlformats.org/officeDocument/2006/math">
+        <m:sSub>
+          <m:e>
+            <m:r>
+              <w:rPr>
+                <w:rFonts w:ascii="Cambria Math" w:hAnsi="Cambria Math"/>
+              </w:rPr>
+              <m:t xml:space="preserve">H</m:t>
+            </m:r>
+          </m:e>
+          <m:sub>
+            <m:r>
+              <w:rPr>
+                <w:rFonts w:ascii="Cambria Math" w:hAnsi="Cambria Math"/>
+              </w:rPr>
+              <m:t xml:space="preserve">0</m:t>
+            </m:r>
+          </m:sub>
+        </m:sSub>
+      </m:oMath>
+      <w:r>
+        <w:rPr>
+          <w:rFonts w:ascii="Liberation Serif" w:hAnsi="Liberation Serif"/>
+        </w:rPr>
+        <w:t xml:space="preserve"> hipotezi reddedilmiştir. %95 güven düzeyinde yetişkin kadınların ve yetişkin erkeklerin hayatta kalma oranları aynı değildir diyebiliriz.</w:t>
+      </w:r>
+    </w:p>
+    <w:p>
+      <w:pPr>
+        <w:pStyle w:val="Heading2"/>
+        <w:numPr>
+          <w:ilvl w:val="1"/>
+          <w:numId w:val="2"/>
+        </w:numPr>
+        <w:ind w:hanging="0" w:left="0"/>
+        <w:rPr>
+          <w:rFonts w:ascii="Liberation Serif" w:hAnsi="Liberation Serif"/>
+        </w:rPr>
+      </w:pPr>
+      <w:r>
+        <w:rPr>
+          <w:rFonts w:ascii="Liberation Serif" w:hAnsi="Liberation Serif"/>
+        </w:rPr>
+        <w:t>1.4 Bağımlı İki Örneklem Analizi</w:t>
+      </w:r>
+    </w:p>
+    <w:p>
+      <w:pPr>
+        <w:pStyle w:val="BodyText"/>
+        <w:rPr>
+          <w:rFonts w:ascii="Liberation Serif" w:hAnsi="Liberation Serif"/>
+        </w:rPr>
+      </w:pPr>
+      <w:r>
+        <w:rPr>
+          <w:rFonts w:ascii="Liberation Serif" w:hAnsi="Liberation Serif"/>
+        </w:rPr>
+        <w:t xml:space="preserve">Bağımlı iki örneklem analizi için veri seti olarak “sleep” kullanılacaktır. Daha önce verinin tanıtımı yapılmıştır. </w:t>
+      </w:r>
+      <w:r>
+        <w:rPr>
+          <w:rFonts w:eastAsia="Times New Roman" w:cs="Times New Roman" w:ascii="Liberation Serif" w:hAnsi="Liberation Serif" w:cstheme="minorAscii" w:eastAsiaTheme="minorAscii"/>
+          <w:b w:val="false"/>
+          <w:bCs w:val="false"/>
+          <w:i w:val="false"/>
+          <w:iCs w:val="false"/>
+          <w:caps w:val="false"/>
+          <w:smallCaps w:val="false"/>
+          <w:sz w:val="24"/>
+          <w:szCs w:val="24"/>
+          <w:lang w:val="en-US"/>
+        </w:rPr>
+        <w:t>“sleep” veri seti 2 grup öğrenci denek arasında yapılan 2 ilacın uyku sürelerine etkisi üzerine bilgi içermektedir.</w:t>
+      </w:r>
+    </w:p>
+    <w:p>
+      <w:pPr>
+        <w:pStyle w:val="Normal"/>
+        <w:rPr>
+          <w:rFonts w:eastAsia="Times New Roman" w:cs="Times New Roman" w:cstheme="minorAscii" w:eastAsiaTheme="minorAscii"/>
+          <w:i w:val="false"/>
+          <w:iCs w:val="false"/>
+          <w:caps w:val="false"/>
+          <w:smallCaps w:val="false"/>
+          <w:lang w:val="en-US"/>
+        </w:rPr>
+      </w:pPr>
+      <w:r>
+        <w:rPr>
+          <w:rFonts w:ascii="Liberation Serif" w:hAnsi="Liberation Serif"/>
+          <w:b/>
+          <w:bCs/>
+          <w:sz w:val="28"/>
+          <w:szCs w:val="28"/>
+        </w:rPr>
+        <w:t>Verinin basit istatistikleri :</w:t>
+      </w:r>
+    </w:p>
+    <w:p>
+      <w:pPr>
+        <w:pStyle w:val="BodyText"/>
+        <w:rPr>
+          <w:rFonts w:ascii="Liberation Serif" w:hAnsi="Liberation Serif"/>
+        </w:rPr>
+      </w:pPr>
+      <w:r>
+        <w:rPr>
+          <w:rFonts w:eastAsia="Times New Roman" w:cs="Times New Roman" w:ascii="Liberation Serif" w:hAnsi="Liberation Serif" w:cstheme="minorAscii" w:eastAsiaTheme="minorAscii"/>
+          <w:b w:val="false"/>
+          <w:bCs w:val="false"/>
+          <w:i w:val="false"/>
+          <w:iCs w:val="false"/>
+          <w:caps w:val="false"/>
+          <w:smallCaps w:val="false"/>
+          <w:sz w:val="24"/>
+          <w:szCs w:val="24"/>
+          <w:lang w:val="en-US"/>
+        </w:rPr>
+        <w:t xml:space="preserve">1.İlaca ait veriler : </w:t>
+      </w:r>
+      <w:r>
+        <w:rPr>
+          <w:rFonts w:eastAsia="Times New Roman" w:cs="Times New Roman" w:ascii="Liberation Serif" w:hAnsi="Liberation Serif" w:cstheme="minorAscii" w:eastAsiaTheme="minorAscii"/>
+          <w:b w:val="false"/>
+          <w:bCs w:val="false"/>
+          <w:i w:val="false"/>
+          <w:iCs w:val="false"/>
+          <w:caps w:val="false"/>
+          <w:smallCaps w:val="false"/>
+          <w:sz w:val="24"/>
+          <w:szCs w:val="24"/>
+          <w:lang w:val="en-US"/>
+        </w:rPr>
+      </w:r>
+      <m:oMath xmlns:m="http://schemas.openxmlformats.org/officeDocument/2006/math">
+        <m:bar>
+          <m:barPr>
+            <m:pos m:val="top"/>
+          </m:barPr>
+          <m:e>
+            <m:sSub>
+              <m:e>
+                <m:r>
+                  <w:rPr>
+                    <w:rFonts w:ascii="Cambria Math" w:hAnsi="Cambria Math"/>
+                  </w:rPr>
+                  <m:t xml:space="preserve">x</m:t>
+                </m:r>
+              </m:e>
+              <m:sub>
+                <m:r>
+                  <w:rPr>
+                    <w:rFonts w:ascii="Cambria Math" w:hAnsi="Cambria Math"/>
+                  </w:rPr>
+                  <m:t xml:space="preserve">1</m:t>
+                </m:r>
+              </m:sub>
+            </m:sSub>
+          </m:e>
+        </m:bar>
+        <m:r>
+          <w:rPr>
+            <w:rFonts w:ascii="Cambria Math" w:hAnsi="Cambria Math"/>
+          </w:rPr>
+          <m:t xml:space="preserve">=</m:t>
+        </m:r>
+        <m:r>
+          <w:rPr>
+            <w:rFonts w:ascii="Cambria Math" w:hAnsi="Cambria Math"/>
+          </w:rPr>
+          <m:t xml:space="preserve">0.75</m:t>
+        </m:r>
+      </m:oMath>
+      <w:r>
+        <w:rPr>
+          <w:rFonts w:eastAsia="Times New Roman" w:cs="Times New Roman" w:ascii="Liberation Serif" w:hAnsi="Liberation Serif" w:cstheme="minorAscii" w:eastAsiaTheme="minorAscii"/>
+          <w:b w:val="false"/>
+          <w:bCs w:val="false"/>
+          <w:i w:val="false"/>
+          <w:iCs w:val="false"/>
+          <w:caps w:val="false"/>
+          <w:smallCaps w:val="false"/>
+          <w:sz w:val="24"/>
+          <w:szCs w:val="24"/>
+          <w:lang w:val="en-US"/>
+        </w:rPr>
+        <w:tab/>
+        <w:tab/>
+      </w:r>
+      <w:r>
+        <w:rPr>
+          <w:rFonts w:eastAsia="Times New Roman" w:cs="Times New Roman" w:ascii="Liberation Serif" w:hAnsi="Liberation Serif" w:cstheme="minorAscii" w:eastAsiaTheme="minorAscii"/>
+          <w:b w:val="false"/>
+          <w:bCs w:val="false"/>
+          <w:i w:val="false"/>
+          <w:iCs w:val="false"/>
+          <w:caps w:val="false"/>
+          <w:smallCaps w:val="false"/>
+          <w:sz w:val="24"/>
+          <w:szCs w:val="24"/>
+          <w:lang w:val="en-US"/>
+        </w:rPr>
+      </w:r>
+      <m:oMath xmlns:m="http://schemas.openxmlformats.org/officeDocument/2006/math">
+        <m:sSub>
+          <m:e>
+            <m:r>
+              <w:rPr>
+                <w:rFonts w:ascii="Cambria Math" w:hAnsi="Cambria Math"/>
+              </w:rPr>
+              <m:t xml:space="preserve">n</m:t>
+            </m:r>
+          </m:e>
+          <m:sub>
+            <m:r>
+              <w:rPr>
+                <w:rFonts w:ascii="Cambria Math" w:hAnsi="Cambria Math"/>
+              </w:rPr>
+              <m:t xml:space="preserve">1</m:t>
+            </m:r>
+          </m:sub>
+        </m:sSub>
+        <m:r>
+          <w:rPr>
+            <w:rFonts w:ascii="Cambria Math" w:hAnsi="Cambria Math"/>
+          </w:rPr>
+          <m:t xml:space="preserve">=</m:t>
+        </m:r>
+        <m:r>
+          <w:rPr>
+            <w:rFonts w:ascii="Cambria Math" w:hAnsi="Cambria Math"/>
+          </w:rPr>
+          <m:t xml:space="preserve">10</m:t>
+        </m:r>
+      </m:oMath>
+      <w:r>
+        <w:rPr>
+          <w:rFonts w:eastAsia="Times New Roman" w:cs="Times New Roman" w:ascii="Liberation Serif" w:hAnsi="Liberation Serif" w:cstheme="minorAscii" w:eastAsiaTheme="minorAscii"/>
+          <w:b w:val="false"/>
+          <w:bCs w:val="false"/>
+          <w:i w:val="false"/>
+          <w:iCs w:val="false"/>
+          <w:caps w:val="false"/>
+          <w:smallCaps w:val="false"/>
+          <w:sz w:val="24"/>
+          <w:szCs w:val="24"/>
+          <w:lang w:val="en-US"/>
+        </w:rPr>
+        <w:t xml:space="preserve"> </w:t>
+        <w:tab/>
+        <w:tab/>
+      </w:r>
+      <w:r>
+        <w:rPr>
+          <w:rFonts w:eastAsia="Times New Roman" w:cs="Times New Roman" w:ascii="Liberation Serif" w:hAnsi="Liberation Serif" w:cstheme="minorAscii" w:eastAsiaTheme="minorAscii"/>
+          <w:b w:val="false"/>
+          <w:bCs w:val="false"/>
+          <w:i w:val="false"/>
+          <w:iCs w:val="false"/>
+          <w:caps w:val="false"/>
+          <w:smallCaps w:val="false"/>
+          <w:sz w:val="24"/>
+          <w:szCs w:val="24"/>
+          <w:lang w:val="en-US"/>
+        </w:rPr>
+      </w:r>
+      <m:oMath xmlns:m="http://schemas.openxmlformats.org/officeDocument/2006/math">
+        <m:sSubSup>
+          <m:e>
+            <m:r>
+              <w:rPr>
+                <w:rFonts w:ascii="Cambria Math" w:hAnsi="Cambria Math"/>
+              </w:rPr>
+              <m:t xml:space="preserve">S</m:t>
+            </m:r>
+          </m:e>
+          <m:sub>
+            <m:r>
+              <w:rPr>
+                <w:rFonts w:ascii="Cambria Math" w:hAnsi="Cambria Math"/>
+              </w:rPr>
+              <m:t xml:space="preserve">1</m:t>
+            </m:r>
+          </m:sub>
+          <m:sup>
+            <m:r>
+              <w:rPr>
+                <w:rFonts w:ascii="Cambria Math" w:hAnsi="Cambria Math"/>
+              </w:rPr>
+              <m:t xml:space="preserve">2</m:t>
+            </m:r>
+          </m:sup>
+        </m:sSubSup>
+        <m:r>
+          <w:rPr>
+            <w:rFonts w:ascii="Cambria Math" w:hAnsi="Cambria Math"/>
+          </w:rPr>
+          <m:t xml:space="preserve">=</m:t>
+        </m:r>
+        <m:r>
+          <w:rPr>
+            <w:rFonts w:ascii="Cambria Math" w:hAnsi="Cambria Math"/>
+          </w:rPr>
+          <m:t xml:space="preserve">3.20</m:t>
+        </m:r>
+      </m:oMath>
+    </w:p>
+    <w:p>
+      <w:pPr>
+        <w:pStyle w:val="BodyText"/>
+        <w:rPr>
+          <w:rFonts w:ascii="Liberation Serif" w:hAnsi="Liberation Serif"/>
+        </w:rPr>
+      </w:pPr>
+      <w:r>
+        <w:rPr>
+          <w:rFonts w:eastAsia="Times New Roman" w:cs="Times New Roman" w:ascii="Liberation Serif" w:hAnsi="Liberation Serif" w:cstheme="minorAscii" w:eastAsiaTheme="minorAscii"/>
+          <w:b w:val="false"/>
+          <w:bCs w:val="false"/>
+          <w:i w:val="false"/>
+          <w:iCs w:val="false"/>
+          <w:caps w:val="false"/>
+          <w:smallCaps w:val="false"/>
+          <w:sz w:val="24"/>
+          <w:szCs w:val="24"/>
+          <w:lang w:val="en-US"/>
+        </w:rPr>
+        <w:t>2.İlaca ait veriler :</w:t>
+      </w:r>
+      <w:r>
+        <w:rPr>
+          <w:rFonts w:eastAsia="Times New Roman" w:cs="Times New Roman" w:ascii="Liberation Serif" w:hAnsi="Liberation Serif" w:cstheme="minorAscii" w:eastAsiaTheme="minorAscii"/>
+          <w:b w:val="false"/>
+          <w:bCs w:val="false"/>
+          <w:i w:val="false"/>
+          <w:iCs w:val="false"/>
+          <w:caps w:val="false"/>
+          <w:smallCaps w:val="false"/>
+          <w:sz w:val="24"/>
+          <w:szCs w:val="24"/>
+          <w:lang w:val="en-US"/>
+        </w:rPr>
+      </w:r>
+      <m:oMath xmlns:m="http://schemas.openxmlformats.org/officeDocument/2006/math">
+        <m:bar>
+          <m:barPr>
+            <m:pos m:val="top"/>
+          </m:barPr>
+          <m:e>
+            <m:sSub>
+              <m:e>
+                <m:r>
+                  <w:rPr>
+                    <w:rFonts w:ascii="Cambria Math" w:hAnsi="Cambria Math"/>
+                  </w:rPr>
+                  <m:t xml:space="preserve">x</m:t>
+                </m:r>
+              </m:e>
+              <m:sub>
+                <m:r>
+                  <w:rPr>
+                    <w:rFonts w:ascii="Cambria Math" w:hAnsi="Cambria Math"/>
+                  </w:rPr>
+                  <m:t xml:space="preserve">2</m:t>
+                </m:r>
+              </m:sub>
+            </m:sSub>
+          </m:e>
+        </m:bar>
+        <m:r>
+          <w:rPr>
+            <w:rFonts w:ascii="Cambria Math" w:hAnsi="Cambria Math"/>
+          </w:rPr>
+          <m:t xml:space="preserve">=</m:t>
+        </m:r>
+        <m:r>
+          <w:rPr>
+            <w:rFonts w:ascii="Cambria Math" w:hAnsi="Cambria Math"/>
+          </w:rPr>
+          <m:t xml:space="preserve">2.33</m:t>
+        </m:r>
+      </m:oMath>
+      <w:r>
+        <w:rPr>
+          <w:rFonts w:eastAsia="Times New Roman" w:cs="Times New Roman" w:ascii="Liberation Serif" w:hAnsi="Liberation Serif" w:cstheme="minorAscii" w:eastAsiaTheme="minorAscii"/>
+          <w:b w:val="false"/>
+          <w:bCs w:val="false"/>
+          <w:i w:val="false"/>
+          <w:iCs w:val="false"/>
+          <w:caps w:val="false"/>
+          <w:smallCaps w:val="false"/>
+          <w:sz w:val="24"/>
+          <w:szCs w:val="24"/>
+          <w:lang w:val="en-US"/>
+        </w:rPr>
+        <w:tab/>
+        <w:tab/>
+      </w:r>
+      <w:r>
+        <w:rPr>
+          <w:rFonts w:eastAsia="Times New Roman" w:cs="Times New Roman" w:ascii="Liberation Serif" w:hAnsi="Liberation Serif" w:cstheme="minorAscii" w:eastAsiaTheme="minorAscii"/>
+          <w:b w:val="false"/>
+          <w:bCs w:val="false"/>
+          <w:i w:val="false"/>
+          <w:iCs w:val="false"/>
+          <w:caps w:val="false"/>
+          <w:smallCaps w:val="false"/>
+          <w:sz w:val="24"/>
+          <w:szCs w:val="24"/>
+          <w:lang w:val="en-US"/>
+        </w:rPr>
+      </w:r>
+      <m:oMath xmlns:m="http://schemas.openxmlformats.org/officeDocument/2006/math">
+        <m:sSub>
+          <m:e>
+            <m:r>
+              <w:rPr>
+                <w:rFonts w:ascii="Cambria Math" w:hAnsi="Cambria Math"/>
+              </w:rPr>
+              <m:t xml:space="preserve">n</m:t>
+            </m:r>
+          </m:e>
+          <m:sub>
+            <m:r>
+              <w:rPr>
+                <w:rFonts w:ascii="Cambria Math" w:hAnsi="Cambria Math"/>
+              </w:rPr>
+              <m:t xml:space="preserve">2</m:t>
+            </m:r>
+          </m:sub>
+        </m:sSub>
+        <m:r>
+          <w:rPr>
+            <w:rFonts w:ascii="Cambria Math" w:hAnsi="Cambria Math"/>
+          </w:rPr>
+          <m:t xml:space="preserve">=</m:t>
+        </m:r>
+        <m:r>
+          <w:rPr>
+            <w:rFonts w:ascii="Cambria Math" w:hAnsi="Cambria Math"/>
+          </w:rPr>
+          <m:t xml:space="preserve">10</m:t>
+        </m:r>
+      </m:oMath>
+      <w:r>
+        <w:rPr>
+          <w:rFonts w:eastAsia="Times New Roman" w:cs="Times New Roman" w:ascii="Liberation Serif" w:hAnsi="Liberation Serif" w:cstheme="minorAscii" w:eastAsiaTheme="minorAscii"/>
+          <w:b w:val="false"/>
+          <w:bCs w:val="false"/>
+          <w:i w:val="false"/>
+          <w:iCs w:val="false"/>
+          <w:caps w:val="false"/>
+          <w:smallCaps w:val="false"/>
+          <w:sz w:val="24"/>
+          <w:szCs w:val="24"/>
+          <w:lang w:val="en-US"/>
+        </w:rPr>
+        <w:tab/>
+        <w:tab/>
+      </w:r>
+      <w:r>
+        <w:rPr>
+          <w:rFonts w:eastAsia="Times New Roman" w:cs="Times New Roman" w:ascii="Liberation Serif" w:hAnsi="Liberation Serif" w:cstheme="minorAscii" w:eastAsiaTheme="minorAscii"/>
+          <w:b w:val="false"/>
+          <w:bCs w:val="false"/>
+          <w:i w:val="false"/>
+          <w:iCs w:val="false"/>
+          <w:caps w:val="false"/>
+          <w:smallCaps w:val="false"/>
+          <w:sz w:val="24"/>
+          <w:szCs w:val="24"/>
+          <w:lang w:val="en-US"/>
+        </w:rPr>
+      </w:r>
+      <m:oMath xmlns:m="http://schemas.openxmlformats.org/officeDocument/2006/math">
+        <m:sSubSup>
+          <m:e>
+            <m:r>
+              <w:rPr>
+                <w:rFonts w:ascii="Cambria Math" w:hAnsi="Cambria Math"/>
+              </w:rPr>
+              <m:t xml:space="preserve">S</m:t>
+            </m:r>
+          </m:e>
+          <m:sub>
+            <m:r>
+              <w:rPr>
+                <w:rFonts w:ascii="Cambria Math" w:hAnsi="Cambria Math"/>
+              </w:rPr>
+              <m:t xml:space="preserve">2</m:t>
+            </m:r>
+          </m:sub>
+          <m:sup>
+            <m:r>
+              <w:rPr>
+                <w:rFonts w:ascii="Cambria Math" w:hAnsi="Cambria Math"/>
+              </w:rPr>
+              <m:t xml:space="preserve">2</m:t>
+            </m:r>
+          </m:sup>
+        </m:sSubSup>
+        <m:r>
+          <w:rPr>
+            <w:rFonts w:ascii="Cambria Math" w:hAnsi="Cambria Math"/>
+          </w:rPr>
+          <m:t xml:space="preserve">=</m:t>
+        </m:r>
+        <m:r>
+          <w:rPr>
+            <w:rFonts w:ascii="Cambria Math" w:hAnsi="Cambria Math"/>
+          </w:rPr>
+          <m:t xml:space="preserve">4.01</m:t>
+        </m:r>
+      </m:oMath>
     </w:p>
     <w:p>
       <w:pPr>
         <w:pStyle w:val="BodyText"/>
         <w:spacing w:before="0" w:after="140"/>
         <w:rPr>
-          <w:rFonts w:ascii="Liberation Serif" w:hAnsi="Liberation Serif"/>
-        </w:rPr>
-      </w:pPr>
-      <w:r>
-        <w:rPr>
-          <w:rFonts w:ascii="Liberation Serif" w:hAnsi="Liberation Serif"/>
-        </w:rPr>
+          <w:rFonts w:ascii="Liberation Serif" w:hAnsi="Liberation Serif" w:eastAsia="Times New Roman" w:cs="Times New Roman" w:cstheme="minorAscii" w:eastAsiaTheme="minorAscii"/>
+          <w:b w:val="false"/>
+          <w:bCs w:val="false"/>
+          <w:i w:val="false"/>
+          <w:iCs w:val="false"/>
+          <w:caps w:val="false"/>
+          <w:smallCaps w:val="false"/>
+          <w:sz w:val="24"/>
+          <w:szCs w:val="24"/>
+          <w:lang w:val="en-US"/>
+        </w:rPr>
+      </w:pPr>
+      <w:r>
+        <w:rPr>
+          <w:rFonts w:eastAsia="Times New Roman" w:cs="Times New Roman" w:cstheme="minorAscii" w:eastAsiaTheme="minorAscii" w:ascii="Liberation Serif" w:hAnsi="Liberation Serif"/>
+          <w:b w:val="false"/>
+          <w:bCs w:val="false"/>
+          <w:i w:val="false"/>
+          <w:iCs w:val="false"/>
+          <w:caps w:val="false"/>
+          <w:smallCaps w:val="false"/>
+          <w:sz w:val="24"/>
+          <w:szCs w:val="24"/>
+          <w:lang w:val="en-US"/>
+        </w:rPr>
+        <w:drawing>
+          <wp:inline distT="0" distB="0" distL="0" distR="0">
+            <wp:extent cx="3075940" cy="571500"/>
+            <wp:effectExtent l="0" t="0" r="0" b="0"/>
+            <wp:docPr id="11" name="Görüntü11"/>
+            <wp:cNvGraphicFramePr>
+              <a:graphicFrameLocks xmlns:a="http://schemas.openxmlformats.org/drawingml/2006/main" noChangeAspect="1"/>
+            </wp:cNvGraphicFramePr>
+            <a:graphic xmlns:a="http://schemas.openxmlformats.org/drawingml/2006/main">
+              <a:graphicData uri="http://schemas.openxmlformats.org/drawingml/2006/picture">
+                <pic:pic xmlns:pic="http://schemas.openxmlformats.org/drawingml/2006/picture">
+                  <pic:nvPicPr>
+                    <pic:cNvPr id="11" name="Görüntü11"/>
+                    <pic:cNvPicPr>
+                      <a:picLocks noChangeAspect="1" noChangeArrowheads="1"/>
+                    </pic:cNvPicPr>
+                  </pic:nvPicPr>
+                  <pic:blipFill>
+                    <a:blip r:embed="rId14"/>
+                    <a:stretch>
+                      <a:fillRect/>
+                    </a:stretch>
+                  </pic:blipFill>
+                  <pic:spPr bwMode="auto">
+                    <a:xfrm>
+                      <a:off x="0" y="0"/>
+                      <a:ext cx="3075940" cy="571500"/>
+                    </a:xfrm>
+                    <a:prstGeom prst="rect">
+                      <a:avLst/>
+                    </a:prstGeom>
+                    <a:noFill/>
+                  </pic:spPr>
+                </pic:pic>
+              </a:graphicData>
+            </a:graphic>
+          </wp:inline>
+        </w:drawing>
+      </w:r>
+      <w:r>
+        <w:rPr>
+          <w:rFonts w:eastAsia="Times New Roman" w:cs="Times New Roman" w:cstheme="minorAscii" w:eastAsiaTheme="minorAscii" w:ascii="Liberation Serif" w:hAnsi="Liberation Serif"/>
+          <w:b w:val="false"/>
+          <w:bCs w:val="false"/>
+          <w:i w:val="false"/>
+          <w:iCs w:val="false"/>
+          <w:caps w:val="false"/>
+          <w:smallCaps w:val="false"/>
+          <w:sz w:val="24"/>
+          <w:szCs w:val="24"/>
+          <w:lang w:val="en-US"/>
+        </w:rPr>
+        <w:drawing>
+          <wp:inline distT="0" distB="0" distL="0" distR="0">
+            <wp:extent cx="2499360" cy="1086485"/>
+            <wp:effectExtent l="0" t="0" r="0" b="0"/>
+            <wp:docPr id="12" name="Görüntü12"/>
+            <wp:cNvGraphicFramePr>
+              <a:graphicFrameLocks xmlns:a="http://schemas.openxmlformats.org/drawingml/2006/main" noChangeAspect="1"/>
+            </wp:cNvGraphicFramePr>
+            <a:graphic xmlns:a="http://schemas.openxmlformats.org/drawingml/2006/main">
+              <a:graphicData uri="http://schemas.openxmlformats.org/drawingml/2006/picture">
+                <pic:pic xmlns:pic="http://schemas.openxmlformats.org/drawingml/2006/picture">
+                  <pic:nvPicPr>
+                    <pic:cNvPr id="12" name="Görüntü12"/>
+                    <pic:cNvPicPr>
+                      <a:picLocks noChangeAspect="1" noChangeArrowheads="1"/>
+                    </pic:cNvPicPr>
+                  </pic:nvPicPr>
+                  <pic:blipFill>
+                    <a:blip r:embed="rId15"/>
+                    <a:stretch>
+                      <a:fillRect/>
+                    </a:stretch>
+                  </pic:blipFill>
+                  <pic:spPr bwMode="auto">
+                    <a:xfrm>
+                      <a:off x="0" y="0"/>
+                      <a:ext cx="2499360" cy="1086485"/>
+                    </a:xfrm>
+                    <a:prstGeom prst="rect">
+                      <a:avLst/>
+                    </a:prstGeom>
+                    <a:noFill/>
+                  </pic:spPr>
+                </pic:pic>
+              </a:graphicData>
+            </a:graphic>
+          </wp:inline>
+        </w:drawing>
+      </w:r>
+    </w:p>
+    <w:p>
+      <w:pPr>
+        <w:pStyle w:val="BodyText"/>
+        <w:spacing w:before="0" w:after="140"/>
+        <w:rPr>
+          <w:rFonts w:ascii="Liberation Serif" w:hAnsi="Liberation Serif"/>
+        </w:rPr>
+      </w:pPr>
+      <w:r>
+        <w:rPr>
+          <w:rFonts w:eastAsia="Times New Roman" w:cs="Times New Roman" w:ascii="Liberation Serif" w:hAnsi="Liberation Serif" w:cstheme="minorAscii" w:eastAsiaTheme="minorAscii"/>
+          <w:b w:val="false"/>
+          <w:bCs w:val="false"/>
+          <w:i w:val="false"/>
+          <w:iCs w:val="false"/>
+          <w:caps w:val="false"/>
+          <w:smallCaps w:val="false"/>
+          <w:sz w:val="24"/>
+          <w:szCs w:val="24"/>
+          <w:lang w:val="en-US"/>
+        </w:rPr>
+        <w:t>Bağımlı iki örneklem t-testine geçilmeden önce grupların betimleyici istatistikleri incelenmiştir. Yapılan incelemede, 1. ilacı alan 10 hastanın uyku süresindeki ortalama artış 0.75 saat (</w:t>
+      </w:r>
+      <w:r>
+        <w:rPr>
+          <w:rFonts w:ascii="Liberation Serif" w:hAnsi="Liberation Serif"/>
+        </w:rPr>
+      </w:r>
+      <m:oMath xmlns:m="http://schemas.openxmlformats.org/officeDocument/2006/math">
+        <m:sSubSup>
+          <m:e>
+            <m:r>
+              <w:rPr>
+                <w:rFonts w:ascii="Cambria Math" w:hAnsi="Cambria Math"/>
+              </w:rPr>
+              <m:t xml:space="preserve">S</m:t>
+            </m:r>
+          </m:e>
+          <m:sub>
+            <m:r>
+              <w:rPr>
+                <w:rFonts w:ascii="Cambria Math" w:hAnsi="Cambria Math"/>
+              </w:rPr>
+              <m:t xml:space="preserve">1</m:t>
+            </m:r>
+          </m:sub>
+          <m:sup>
+            <m:r>
+              <w:rPr>
+                <w:rFonts w:ascii="Cambria Math" w:hAnsi="Cambria Math"/>
+              </w:rPr>
+              <m:t xml:space="preserve">2</m:t>
+            </m:r>
+          </m:sup>
+        </m:sSubSup>
+        <m:r>
+          <m:rPr>
+            <m:lit/>
+            <m:nor/>
+          </m:rPr>
+          <w:rPr>
+            <w:rFonts w:ascii="Cambria Math" w:hAnsi="Cambria Math"/>
+          </w:rPr>
+          <m:t xml:space="preserve">=</m:t>
+        </m:r>
+        <m:r>
+          <w:rPr>
+            <w:rFonts w:ascii="Cambria Math" w:hAnsi="Cambria Math"/>
+          </w:rPr>
+          <m:t xml:space="preserve">3.20</m:t>
+        </m:r>
+      </m:oMath>
+      <w:r>
+        <w:rPr>
+          <w:rFonts w:eastAsia="Times New Roman" w:cs="Times New Roman" w:ascii="Liberation Serif" w:hAnsi="Liberation Serif" w:cstheme="minorAscii" w:eastAsiaTheme="minorAscii"/>
+          <w:b w:val="false"/>
+          <w:bCs w:val="false"/>
+          <w:i w:val="false"/>
+          <w:iCs w:val="false"/>
+          <w:caps w:val="false"/>
+          <w:smallCaps w:val="false"/>
+          <w:sz w:val="24"/>
+          <w:szCs w:val="24"/>
+          <w:lang w:val="en-US"/>
+        </w:rPr>
+        <w:t>) olarak gözlemlenirken; aynı 10 hastanın 2. ilacı aldığındaki ortalama uyku süresi artışının 2.33 saate (</w:t>
+      </w:r>
+      <w:r>
+        <w:rPr>
+          <w:rFonts w:ascii="Liberation Serif" w:hAnsi="Liberation Serif"/>
+        </w:rPr>
+      </w:r>
+      <m:oMath xmlns:m="http://schemas.openxmlformats.org/officeDocument/2006/math">
+        <m:sSubSup>
+          <m:e>
+            <m:r>
+              <w:rPr>
+                <w:rFonts w:ascii="Cambria Math" w:hAnsi="Cambria Math"/>
+              </w:rPr>
+              <m:t xml:space="preserve">S</m:t>
+            </m:r>
+          </m:e>
+          <m:sub>
+            <m:r>
+              <w:rPr>
+                <w:rFonts w:ascii="Cambria Math" w:hAnsi="Cambria Math"/>
+              </w:rPr>
+              <m:t xml:space="preserve">2</m:t>
+            </m:r>
+          </m:sub>
+          <m:sup>
+            <m:r>
+              <w:rPr>
+                <w:rFonts w:ascii="Cambria Math" w:hAnsi="Cambria Math"/>
+              </w:rPr>
+              <m:t xml:space="preserve">2</m:t>
+            </m:r>
+          </m:sup>
+        </m:sSubSup>
+        <m:r>
+          <m:rPr>
+            <m:lit/>
+            <m:nor/>
+          </m:rPr>
+          <w:rPr>
+            <w:rFonts w:ascii="Cambria Math" w:hAnsi="Cambria Math"/>
+          </w:rPr>
+          <m:t xml:space="preserve">=</m:t>
+        </m:r>
+        <m:r>
+          <w:rPr>
+            <w:rFonts w:ascii="Cambria Math" w:hAnsi="Cambria Math"/>
+          </w:rPr>
+          <m:t xml:space="preserve">4.01</m:t>
+        </m:r>
+      </m:oMath>
+      <w:r>
+        <w:rPr>
+          <w:rFonts w:eastAsia="Times New Roman" w:cs="Times New Roman" w:ascii="Liberation Serif" w:hAnsi="Liberation Serif" w:cstheme="minorAscii" w:eastAsiaTheme="minorAscii"/>
+          <w:b w:val="false"/>
+          <w:bCs w:val="false"/>
+          <w:i w:val="false"/>
+          <w:iCs w:val="false"/>
+          <w:caps w:val="false"/>
+          <w:smallCaps w:val="false"/>
+          <w:sz w:val="24"/>
+          <w:szCs w:val="24"/>
+          <w:lang w:val="en-US"/>
+        </w:rPr>
+        <w:t>) yükseldiği tespit edilmiştir. Bu betimleyici farkın istatistiksel olarak anlamlı olup olmadığını belirlemek amacıyla eşleştirilmiş t-testi (paired t-test) uygulan</w:t>
+      </w:r>
+      <w:r>
+        <w:rPr>
+          <w:rFonts w:eastAsia="Times New Roman" w:cs="Times New Roman" w:ascii="Liberation Serif" w:hAnsi="Liberation Serif" w:cstheme="minorAscii" w:eastAsiaTheme="minorAscii"/>
+          <w:b w:val="false"/>
+          <w:bCs w:val="false"/>
+          <w:i w:val="false"/>
+          <w:iCs w:val="false"/>
+          <w:caps w:val="false"/>
+          <w:smallCaps w:val="false"/>
+          <w:sz w:val="24"/>
+          <w:szCs w:val="24"/>
+          <w:lang w:val="en-US"/>
+        </w:rPr>
+        <w:t>a</w:t>
+      </w:r>
+      <w:r>
+        <w:rPr>
+          <w:rFonts w:eastAsia="Times New Roman" w:cs="Times New Roman" w:ascii="Liberation Serif" w:hAnsi="Liberation Serif" w:cstheme="minorAscii" w:eastAsiaTheme="minorAscii"/>
+          <w:b w:val="false"/>
+          <w:bCs w:val="false"/>
+          <w:i w:val="false"/>
+          <w:iCs w:val="false"/>
+          <w:caps w:val="false"/>
+          <w:smallCaps w:val="false"/>
+          <w:sz w:val="24"/>
+          <w:szCs w:val="24"/>
+          <w:lang w:val="en-US"/>
+        </w:rPr>
+        <w:t>c</w:t>
+      </w:r>
+      <w:r>
+        <w:rPr>
+          <w:rFonts w:eastAsia="Times New Roman" w:cs="Times New Roman" w:ascii="Liberation Serif" w:hAnsi="Liberation Serif" w:cstheme="minorAscii" w:eastAsiaTheme="minorAscii"/>
+          <w:b w:val="false"/>
+          <w:bCs w:val="false"/>
+          <w:i w:val="false"/>
+          <w:iCs w:val="false"/>
+          <w:caps w:val="false"/>
+          <w:smallCaps w:val="false"/>
+          <w:sz w:val="24"/>
+          <w:szCs w:val="24"/>
+          <w:lang w:val="en-US"/>
+        </w:rPr>
+        <w:t>a</w:t>
+      </w:r>
+      <w:r>
+        <w:rPr>
+          <w:rFonts w:eastAsia="Times New Roman" w:cs="Times New Roman" w:ascii="Liberation Serif" w:hAnsi="Liberation Serif" w:cstheme="minorAscii" w:eastAsiaTheme="minorAscii"/>
+          <w:b w:val="false"/>
+          <w:bCs w:val="false"/>
+          <w:i w:val="false"/>
+          <w:iCs w:val="false"/>
+          <w:caps w:val="false"/>
+          <w:smallCaps w:val="false"/>
+          <w:sz w:val="24"/>
+          <w:szCs w:val="24"/>
+          <w:lang w:val="en-US"/>
+        </w:rPr>
+        <w:t>k</w:t>
+      </w:r>
+      <w:r>
+        <w:rPr>
+          <w:rFonts w:eastAsia="Times New Roman" w:cs="Times New Roman" w:ascii="Liberation Serif" w:hAnsi="Liberation Serif" w:cstheme="minorAscii" w:eastAsiaTheme="minorAscii"/>
+          <w:b w:val="false"/>
+          <w:bCs w:val="false"/>
+          <w:i w:val="false"/>
+          <w:iCs w:val="false"/>
+          <w:caps w:val="false"/>
+          <w:smallCaps w:val="false"/>
+          <w:sz w:val="24"/>
+          <w:szCs w:val="24"/>
+          <w:lang w:val="en-US"/>
+        </w:rPr>
+        <w:t>t</w:t>
+      </w:r>
+      <w:r>
+        <w:rPr>
+          <w:rFonts w:eastAsia="Times New Roman" w:cs="Times New Roman" w:ascii="Liberation Serif" w:hAnsi="Liberation Serif" w:cstheme="minorAscii" w:eastAsiaTheme="minorAscii"/>
+          <w:b w:val="false"/>
+          <w:bCs w:val="false"/>
+          <w:i w:val="false"/>
+          <w:iCs w:val="false"/>
+          <w:caps w:val="false"/>
+          <w:smallCaps w:val="false"/>
+          <w:sz w:val="24"/>
+          <w:szCs w:val="24"/>
+          <w:lang w:val="en-US"/>
+        </w:rPr>
+        <w:t>ı</w:t>
+      </w:r>
+      <w:r>
+        <w:rPr>
+          <w:rFonts w:eastAsia="Times New Roman" w:cs="Times New Roman" w:ascii="Liberation Serif" w:hAnsi="Liberation Serif" w:cstheme="minorAscii" w:eastAsiaTheme="minorAscii"/>
+          <w:b w:val="false"/>
+          <w:bCs w:val="false"/>
+          <w:i w:val="false"/>
+          <w:iCs w:val="false"/>
+          <w:caps w:val="false"/>
+          <w:smallCaps w:val="false"/>
+          <w:sz w:val="24"/>
+          <w:szCs w:val="24"/>
+          <w:lang w:val="en-US"/>
+        </w:rPr>
+        <w:t>r</w:t>
+      </w:r>
+      <w:r>
+        <w:rPr>
+          <w:rFonts w:eastAsia="Times New Roman" w:cs="Times New Roman" w:ascii="Liberation Serif" w:hAnsi="Liberation Serif" w:cstheme="minorAscii" w:eastAsiaTheme="minorAscii"/>
+          <w:b w:val="false"/>
+          <w:bCs w:val="false"/>
+          <w:i w:val="false"/>
+          <w:iCs w:val="false"/>
+          <w:caps w:val="false"/>
+          <w:smallCaps w:val="false"/>
+          <w:sz w:val="24"/>
+          <w:szCs w:val="24"/>
+          <w:lang w:val="en-US"/>
+        </w:rPr>
+        <w:t>.</w:t>
+      </w:r>
+    </w:p>
+    <w:p>
+      <w:pPr>
+        <w:pStyle w:val="BodyText"/>
+        <w:spacing w:before="0" w:after="140"/>
+        <w:rPr>
+          <w:rFonts w:ascii="Liberation Serif" w:hAnsi="Liberation Serif" w:eastAsia="Times New Roman" w:cs="Times New Roman" w:cstheme="minorAscii" w:eastAsiaTheme="minorAscii"/>
+          <w:b w:val="false"/>
+          <w:bCs w:val="false"/>
+          <w:i w:val="false"/>
+          <w:iCs w:val="false"/>
+          <w:caps w:val="false"/>
+          <w:smallCaps w:val="false"/>
+          <w:sz w:val="24"/>
+          <w:szCs w:val="24"/>
+          <w:lang w:val="en-US"/>
+        </w:rPr>
+      </w:pPr>
+      <w:r>
+        <w:rPr>
+          <w:rFonts w:eastAsia="Times New Roman" w:cs="Times New Roman" w:cstheme="minorAscii" w:eastAsiaTheme="minorAscii" w:ascii="Liberation Serif" w:hAnsi="Liberation Serif"/>
+          <w:b w:val="false"/>
+          <w:bCs w:val="false"/>
+          <w:i w:val="false"/>
+          <w:iCs w:val="false"/>
+          <w:caps w:val="false"/>
+          <w:smallCaps w:val="false"/>
+          <w:sz w:val="24"/>
+          <w:szCs w:val="24"/>
+          <w:lang w:val="en-US"/>
+        </w:rPr>
+        <w:t xml:space="preserve">2. uyku ilacının 1.uyku ilacından farklı </w:t>
+      </w:r>
+      <w:r>
+        <w:rPr>
+          <w:rFonts w:eastAsia="Times New Roman" w:cs="Times New Roman" w:cstheme="minorAscii" w:eastAsiaTheme="minorAscii" w:ascii="Liberation Serif" w:hAnsi="Liberation Serif"/>
+          <w:b w:val="false"/>
+          <w:bCs w:val="false"/>
+          <w:i w:val="false"/>
+          <w:iCs w:val="false"/>
+          <w:caps w:val="false"/>
+          <w:smallCaps w:val="false"/>
+          <w:sz w:val="24"/>
+          <w:szCs w:val="24"/>
+          <w:lang w:val="en-US"/>
+        </w:rPr>
+        <w:t>olup olmadığına</w:t>
+      </w:r>
+      <w:r>
+        <w:rPr>
+          <w:rFonts w:eastAsia="Times New Roman" w:cs="Times New Roman" w:cstheme="minorAscii" w:eastAsiaTheme="minorAscii" w:ascii="Liberation Serif" w:hAnsi="Liberation Serif"/>
+          <w:b w:val="false"/>
+          <w:bCs w:val="false"/>
+          <w:i w:val="false"/>
+          <w:iCs w:val="false"/>
+          <w:caps w:val="false"/>
+          <w:smallCaps w:val="false"/>
+          <w:sz w:val="24"/>
+          <w:szCs w:val="24"/>
+          <w:lang w:val="en-US"/>
+        </w:rPr>
+        <w:t xml:space="preserve"> dair hipotez :</w:t>
+      </w:r>
+    </w:p>
+    <w:p>
+      <w:pPr>
+        <w:pStyle w:val="BodyText"/>
+        <w:spacing w:before="0" w:after="140"/>
+        <w:rPr>
+          <w:rFonts w:ascii="Liberation Serif" w:hAnsi="Liberation Serif" w:eastAsia="Times New Roman" w:cs="Times New Roman" w:cstheme="minorAscii" w:eastAsiaTheme="minorAscii"/>
+          <w:b w:val="false"/>
+          <w:bCs w:val="false"/>
+          <w:i w:val="false"/>
+          <w:iCs w:val="false"/>
+          <w:caps w:val="false"/>
+          <w:smallCaps w:val="false"/>
+          <w:sz w:val="24"/>
+          <w:szCs w:val="24"/>
+          <w:lang w:val="en-US"/>
+        </w:rPr>
+      </w:pPr>
+      <w:r>
+        <w:rPr>
+          <w:rFonts w:eastAsia="Times New Roman" w:cs="Times New Roman" w:cstheme="minorAscii" w:eastAsiaTheme="minorAscii" w:ascii="Liberation Serif" w:hAnsi="Liberation Serif"/>
+          <w:b w:val="false"/>
+          <w:bCs w:val="false"/>
+          <w:i w:val="false"/>
+          <w:iCs w:val="false"/>
+          <w:caps w:val="false"/>
+          <w:smallCaps w:val="false"/>
+          <w:sz w:val="24"/>
+          <w:szCs w:val="24"/>
+          <w:lang w:val="en-US"/>
+        </w:rPr>
+      </w:r>
+      <m:oMath xmlns:m="http://schemas.openxmlformats.org/officeDocument/2006/math">
+        <m:sSub>
+          <m:e>
+            <m:r>
+              <w:rPr>
+                <w:rFonts w:ascii="Cambria Math" w:hAnsi="Cambria Math"/>
+              </w:rPr>
+              <m:t xml:space="preserve">H</m:t>
+            </m:r>
+          </m:e>
+          <m:sub>
+            <m:r>
+              <w:rPr>
+                <w:rFonts w:ascii="Cambria Math" w:hAnsi="Cambria Math"/>
+              </w:rPr>
+              <m:t xml:space="preserve">0</m:t>
+            </m:r>
+          </m:sub>
+        </m:sSub>
+        <m:r>
+          <w:rPr>
+            <w:rFonts w:ascii="Cambria Math" w:hAnsi="Cambria Math"/>
+          </w:rPr>
+          <m:t xml:space="preserve">:</m:t>
+        </m:r>
+        <m:sSub>
+          <m:e>
+            <m:r>
+              <w:rPr>
+                <w:rFonts w:ascii="Cambria Math" w:hAnsi="Cambria Math"/>
+              </w:rPr>
+              <m:t xml:space="preserve">μ</m:t>
+            </m:r>
+          </m:e>
+          <m:sub>
+            <m:r>
+              <w:rPr>
+                <w:rFonts w:ascii="Cambria Math" w:hAnsi="Cambria Math"/>
+              </w:rPr>
+              <m:t xml:space="preserve">1</m:t>
+            </m:r>
+          </m:sub>
+        </m:sSub>
+        <m:r>
+          <w:rPr>
+            <w:rFonts w:ascii="Cambria Math" w:hAnsi="Cambria Math"/>
+          </w:rPr>
+          <m:t xml:space="preserve">=</m:t>
+        </m:r>
+        <m:sSub>
+          <m:e>
+            <m:r>
+              <w:rPr>
+                <w:rFonts w:ascii="Cambria Math" w:hAnsi="Cambria Math"/>
+              </w:rPr>
+              <m:t xml:space="preserve">μ</m:t>
+            </m:r>
+          </m:e>
+          <m:sub>
+            <m:r>
+              <w:rPr>
+                <w:rFonts w:ascii="Cambria Math" w:hAnsi="Cambria Math"/>
+              </w:rPr>
+              <m:t xml:space="preserve">2</m:t>
+            </m:r>
+          </m:sub>
+        </m:sSub>
+      </m:oMath>
+      <w:r>
+        <w:rPr>
+          <w:rFonts w:eastAsia="Times New Roman" w:cs="Times New Roman" w:cstheme="minorAscii" w:eastAsiaTheme="minorAscii" w:ascii="Liberation Serif" w:hAnsi="Liberation Serif"/>
+          <w:b w:val="false"/>
+          <w:bCs w:val="false"/>
+          <w:i w:val="false"/>
+          <w:iCs w:val="false"/>
+          <w:caps w:val="false"/>
+          <w:smallCaps w:val="false"/>
+          <w:sz w:val="24"/>
+          <w:szCs w:val="24"/>
+          <w:lang w:val="en-US"/>
+        </w:rPr>
+        <w:t xml:space="preserve"> </w:t>
+      </w:r>
+    </w:p>
+    <w:p>
+      <w:pPr>
+        <w:pStyle w:val="BodyText"/>
+        <w:spacing w:before="0" w:after="140"/>
+        <w:rPr>
+          <w:rFonts w:ascii="Liberation Serif" w:hAnsi="Liberation Serif" w:eastAsia="Times New Roman" w:cs="Times New Roman" w:cstheme="minorAscii" w:eastAsiaTheme="minorAscii"/>
+          <w:b w:val="false"/>
+          <w:bCs w:val="false"/>
+          <w:i w:val="false"/>
+          <w:iCs w:val="false"/>
+          <w:caps w:val="false"/>
+          <w:smallCaps w:val="false"/>
+          <w:sz w:val="24"/>
+          <w:szCs w:val="24"/>
+          <w:lang w:val="en-US"/>
+        </w:rPr>
+      </w:pPr>
+      <w:r>
+        <w:rPr>
+          <w:rFonts w:eastAsia="Times New Roman" w:cs="Times New Roman" w:cstheme="minorAscii" w:eastAsiaTheme="minorAscii" w:ascii="Liberation Serif" w:hAnsi="Liberation Serif"/>
+          <w:b w:val="false"/>
+          <w:bCs w:val="false"/>
+          <w:i w:val="false"/>
+          <w:iCs w:val="false"/>
+          <w:caps w:val="false"/>
+          <w:smallCaps w:val="false"/>
+          <w:sz w:val="24"/>
+          <w:szCs w:val="24"/>
+          <w:lang w:val="en-US"/>
+        </w:rPr>
+      </w:r>
+      <m:oMathPara xmlns:m="http://schemas.openxmlformats.org/officeDocument/2006/math">
+        <m:oMathParaPr>
+          <m:jc m:val="left"/>
+        </m:oMathParaPr>
+        <m:oMath>
+          <m:sSub>
+            <m:e>
+              <m:r>
+                <w:rPr>
+                  <w:rFonts w:ascii="Cambria Math" w:hAnsi="Cambria Math"/>
+                </w:rPr>
+                <m:t xml:space="preserve">H</m:t>
+              </m:r>
+            </m:e>
+            <m:sub>
+              <m:r>
+                <w:rPr>
+                  <w:rFonts w:ascii="Cambria Math" w:hAnsi="Cambria Math"/>
+                </w:rPr>
+                <m:t xml:space="preserve">S</m:t>
+              </m:r>
+            </m:sub>
+          </m:sSub>
+          <m:r>
+            <w:rPr>
+              <w:rFonts w:ascii="Cambria Math" w:hAnsi="Cambria Math"/>
+            </w:rPr>
+            <m:t xml:space="preserve">:</m:t>
+          </m:r>
+          <m:sSub>
+            <m:e>
+              <m:r>
+                <w:rPr>
+                  <w:rFonts w:ascii="Cambria Math" w:hAnsi="Cambria Math"/>
+                </w:rPr>
+                <m:t xml:space="preserve">μ</m:t>
+              </m:r>
+            </m:e>
+            <m:sub>
+              <m:r>
+                <w:rPr>
+                  <w:rFonts w:ascii="Cambria Math" w:hAnsi="Cambria Math"/>
+                </w:rPr>
+                <m:t xml:space="preserve">1</m:t>
+              </m:r>
+            </m:sub>
+          </m:sSub>
+          <m:r>
+            <w:rPr>
+              <w:rFonts w:ascii="Cambria Math" w:hAnsi="Cambria Math"/>
+            </w:rPr>
+            <m:t xml:space="preserve">≠</m:t>
+          </m:r>
+          <m:sSub>
+            <m:e>
+              <m:r>
+                <w:rPr>
+                  <w:rFonts w:ascii="Cambria Math" w:hAnsi="Cambria Math"/>
+                </w:rPr>
+                <m:t xml:space="preserve">μ</m:t>
+              </m:r>
+            </m:e>
+            <m:sub>
+              <m:r>
+                <w:rPr>
+                  <w:rFonts w:ascii="Cambria Math" w:hAnsi="Cambria Math"/>
+                </w:rPr>
+                <m:t xml:space="preserve">2</m:t>
+              </m:r>
+            </m:sub>
+          </m:sSub>
+        </m:oMath>
+      </m:oMathPara>
+    </w:p>
+    <w:p>
+      <w:pPr>
+        <w:pStyle w:val="BodyText"/>
+        <w:spacing w:before="0" w:after="140"/>
+        <w:rPr>
+          <w:rFonts w:ascii="Liberation Serif" w:hAnsi="Liberation Serif" w:eastAsia="Times New Roman" w:cs="Times New Roman" w:cstheme="minorAscii" w:eastAsiaTheme="minorAscii"/>
+          <w:b w:val="false"/>
+          <w:bCs w:val="false"/>
+          <w:i w:val="false"/>
+          <w:iCs w:val="false"/>
+          <w:caps w:val="false"/>
+          <w:smallCaps w:val="false"/>
+          <w:sz w:val="24"/>
+          <w:szCs w:val="24"/>
+          <w:lang w:val="en-US"/>
+        </w:rPr>
+      </w:pPr>
+      <w:r>
+        <w:rPr>
+          <w:rFonts w:eastAsia="Times New Roman" w:cs="Times New Roman" w:cstheme="minorAscii" w:eastAsiaTheme="minorAscii" w:ascii="Liberation Serif" w:hAnsi="Liberation Serif"/>
+          <w:b w:val="false"/>
+          <w:bCs w:val="false"/>
+          <w:i w:val="false"/>
+          <w:iCs w:val="false"/>
+          <w:caps w:val="false"/>
+          <w:smallCaps w:val="false"/>
+          <w:sz w:val="24"/>
+          <w:szCs w:val="24"/>
+          <w:lang w:val="en-US"/>
+        </w:rPr>
+        <w:drawing>
+          <wp:inline distT="0" distB="0" distL="0" distR="0">
+            <wp:extent cx="3009265" cy="381000"/>
+            <wp:effectExtent l="0" t="0" r="0" b="0"/>
+            <wp:docPr id="13" name="Görüntü14"/>
+            <wp:cNvGraphicFramePr>
+              <a:graphicFrameLocks xmlns:a="http://schemas.openxmlformats.org/drawingml/2006/main" noChangeAspect="1"/>
+            </wp:cNvGraphicFramePr>
+            <a:graphic xmlns:a="http://schemas.openxmlformats.org/drawingml/2006/main">
+              <a:graphicData uri="http://schemas.openxmlformats.org/drawingml/2006/picture">
+                <pic:pic xmlns:pic="http://schemas.openxmlformats.org/drawingml/2006/picture">
+                  <pic:nvPicPr>
+                    <pic:cNvPr id="13" name="Görüntü14"/>
+                    <pic:cNvPicPr>
+                      <a:picLocks noChangeAspect="1" noChangeArrowheads="1"/>
+                    </pic:cNvPicPr>
+                  </pic:nvPicPr>
+                  <pic:blipFill>
+                    <a:blip r:embed="rId16"/>
+                    <a:stretch>
+                      <a:fillRect/>
+                    </a:stretch>
+                  </pic:blipFill>
+                  <pic:spPr bwMode="auto">
+                    <a:xfrm>
+                      <a:off x="0" y="0"/>
+                      <a:ext cx="3009265" cy="381000"/>
+                    </a:xfrm>
+                    <a:prstGeom prst="rect">
+                      <a:avLst/>
+                    </a:prstGeom>
+                    <a:noFill/>
+                  </pic:spPr>
+                </pic:pic>
+              </a:graphicData>
+            </a:graphic>
+          </wp:inline>
+        </w:drawing>
+      </w:r>
+      <w:r>
+        <w:rPr>
+          <w:rFonts w:eastAsia="Times New Roman" w:cs="Times New Roman" w:cstheme="minorAscii" w:eastAsiaTheme="minorAscii" w:ascii="Liberation Serif" w:hAnsi="Liberation Serif"/>
+          <w:b w:val="false"/>
+          <w:bCs w:val="false"/>
+          <w:i w:val="false"/>
+          <w:iCs w:val="false"/>
+          <w:caps w:val="false"/>
+          <w:smallCaps w:val="false"/>
+          <w:sz w:val="24"/>
+          <w:szCs w:val="24"/>
+          <w:lang w:val="en-US"/>
+        </w:rPr>
+        <w:t xml:space="preserve"> </w:t>
+      </w:r>
+    </w:p>
+    <w:p>
+      <w:pPr>
+        <w:pStyle w:val="BodyText"/>
+        <w:spacing w:before="0" w:after="140"/>
+        <w:rPr>
+          <w:rFonts w:ascii="Liberation Serif" w:hAnsi="Liberation Serif" w:eastAsia="Times New Roman" w:cs="Times New Roman" w:cstheme="minorAscii" w:eastAsiaTheme="minorAscii"/>
+          <w:b w:val="false"/>
+          <w:bCs w:val="false"/>
+          <w:i w:val="false"/>
+          <w:iCs w:val="false"/>
+          <w:caps w:val="false"/>
+          <w:smallCaps w:val="false"/>
+          <w:sz w:val="24"/>
+          <w:szCs w:val="24"/>
+          <w:lang w:val="en-US"/>
+        </w:rPr>
+      </w:pPr>
+      <w:r>
+        <w:rPr>
+          <w:rFonts w:eastAsia="Times New Roman" w:cs="Times New Roman" w:cstheme="minorAscii" w:eastAsiaTheme="minorAscii" w:ascii="Liberation Serif" w:hAnsi="Liberation Serif"/>
+          <w:b w:val="false"/>
+          <w:bCs w:val="false"/>
+          <w:i w:val="false"/>
+          <w:iCs w:val="false"/>
+          <w:caps w:val="false"/>
+          <w:smallCaps w:val="false"/>
+          <w:sz w:val="24"/>
+          <w:szCs w:val="24"/>
+          <w:lang w:val="en-US"/>
+        </w:rPr>
+        <w:drawing>
+          <wp:inline distT="0" distB="0" distL="0" distR="0">
+            <wp:extent cx="2790190" cy="247015"/>
+            <wp:effectExtent l="0" t="0" r="0" b="0"/>
+            <wp:docPr id="14" name="Görüntü13"/>
+            <wp:cNvGraphicFramePr>
+              <a:graphicFrameLocks xmlns:a="http://schemas.openxmlformats.org/drawingml/2006/main" noChangeAspect="1"/>
+            </wp:cNvGraphicFramePr>
+            <a:graphic xmlns:a="http://schemas.openxmlformats.org/drawingml/2006/main">
+              <a:graphicData uri="http://schemas.openxmlformats.org/drawingml/2006/picture">
+                <pic:pic xmlns:pic="http://schemas.openxmlformats.org/drawingml/2006/picture">
+                  <pic:nvPicPr>
+                    <pic:cNvPr id="14" name="Görüntü13"/>
+                    <pic:cNvPicPr>
+                      <a:picLocks noChangeAspect="1" noChangeArrowheads="1"/>
+                    </pic:cNvPicPr>
+                  </pic:nvPicPr>
+                  <pic:blipFill>
+                    <a:blip r:embed="rId17"/>
+                    <a:stretch>
+                      <a:fillRect/>
+                    </a:stretch>
+                  </pic:blipFill>
+                  <pic:spPr bwMode="auto">
+                    <a:xfrm>
+                      <a:off x="0" y="0"/>
+                      <a:ext cx="2790190" cy="247015"/>
+                    </a:xfrm>
+                    <a:prstGeom prst="rect">
+                      <a:avLst/>
+                    </a:prstGeom>
+                    <a:noFill/>
+                  </pic:spPr>
+                </pic:pic>
+              </a:graphicData>
+            </a:graphic>
+          </wp:inline>
+        </w:drawing>
+      </w:r>
+    </w:p>
+    <w:p>
+      <w:pPr>
+        <w:pStyle w:val="BodyText"/>
+        <w:spacing w:before="0" w:after="140"/>
+        <w:rPr>
+          <w:rFonts w:ascii="Liberation Serif" w:hAnsi="Liberation Serif" w:eastAsia="Times New Roman" w:cs="Times New Roman" w:cstheme="minorAscii" w:eastAsiaTheme="minorAscii"/>
+          <w:b w:val="false"/>
+          <w:bCs w:val="false"/>
+          <w:i w:val="false"/>
+          <w:iCs w:val="false"/>
+          <w:caps w:val="false"/>
+          <w:smallCaps w:val="false"/>
+          <w:sz w:val="24"/>
+          <w:szCs w:val="24"/>
+          <w:lang w:val="en-US"/>
+        </w:rPr>
+      </w:pPr>
+      <w:r>
+        <w:rPr>
+          <w:rFonts w:eastAsia="Times New Roman" w:cs="Times New Roman" w:cstheme="minorAscii" w:eastAsiaTheme="minorAscii" w:ascii="Liberation Serif" w:hAnsi="Liberation Serif"/>
+          <w:b w:val="false"/>
+          <w:bCs w:val="false"/>
+          <w:i w:val="false"/>
+          <w:iCs w:val="false"/>
+          <w:caps w:val="false"/>
+          <w:smallCaps w:val="false"/>
+          <w:sz w:val="24"/>
+          <w:szCs w:val="24"/>
+          <w:lang w:val="en-US"/>
+        </w:rPr>
+        <w:drawing>
+          <wp:inline distT="0" distB="0" distL="0" distR="0">
+            <wp:extent cx="4819015" cy="1666240"/>
+            <wp:effectExtent l="0" t="0" r="0" b="0"/>
+            <wp:docPr id="15" name="Görüntü15"/>
+            <wp:cNvGraphicFramePr>
+              <a:graphicFrameLocks xmlns:a="http://schemas.openxmlformats.org/drawingml/2006/main" noChangeAspect="1"/>
+            </wp:cNvGraphicFramePr>
+            <a:graphic xmlns:a="http://schemas.openxmlformats.org/drawingml/2006/main">
+              <a:graphicData uri="http://schemas.openxmlformats.org/drawingml/2006/picture">
+                <pic:pic xmlns:pic="http://schemas.openxmlformats.org/drawingml/2006/picture">
+                  <pic:nvPicPr>
+                    <pic:cNvPr id="15" name="Görüntü15"/>
+                    <pic:cNvPicPr>
+                      <a:picLocks noChangeAspect="1" noChangeArrowheads="1"/>
+                    </pic:cNvPicPr>
+                  </pic:nvPicPr>
+                  <pic:blipFill>
+                    <a:blip r:embed="rId18"/>
+                    <a:stretch>
+                      <a:fillRect/>
+                    </a:stretch>
+                  </pic:blipFill>
+                  <pic:spPr bwMode="auto">
+                    <a:xfrm>
+                      <a:off x="0" y="0"/>
+                      <a:ext cx="4819015" cy="1666240"/>
+                    </a:xfrm>
+                    <a:prstGeom prst="rect">
+                      <a:avLst/>
+                    </a:prstGeom>
+                    <a:noFill/>
+                  </pic:spPr>
+                </pic:pic>
+              </a:graphicData>
+            </a:graphic>
+          </wp:inline>
+        </w:drawing>
+      </w:r>
+    </w:p>
+    <w:p>
+      <w:pPr>
+        <w:pStyle w:val="BodyText"/>
+        <w:spacing w:before="0" w:after="140"/>
+        <w:rPr>
+          <w:rFonts w:ascii="Liberation Serif" w:hAnsi="Liberation Serif" w:eastAsia="Times New Roman" w:cs="Times New Roman" w:cstheme="minorAscii" w:eastAsiaTheme="minorAscii"/>
+          <w:b w:val="false"/>
+          <w:bCs w:val="false"/>
+          <w:i w:val="false"/>
+          <w:iCs w:val="false"/>
+          <w:caps w:val="false"/>
+          <w:smallCaps w:val="false"/>
+          <w:sz w:val="24"/>
+          <w:szCs w:val="24"/>
+          <w:lang w:val="en-US"/>
+        </w:rPr>
+      </w:pPr>
+      <w:r>
+        <w:rPr>
+          <w:rFonts w:eastAsia="Times New Roman" w:cs="Times New Roman" w:cstheme="minorAscii" w:eastAsiaTheme="minorAscii" w:ascii="Liberation Serif" w:hAnsi="Liberation Serif"/>
+          <w:b w:val="false"/>
+          <w:bCs w:val="false"/>
+          <w:i w:val="false"/>
+          <w:iCs w:val="false"/>
+          <w:caps w:val="false"/>
+          <w:smallCaps w:val="false"/>
+          <w:sz w:val="24"/>
+          <w:szCs w:val="24"/>
+          <w:lang w:val="en-US"/>
+        </w:rPr>
+        <w:t>Gruplar öncelikle ayrılarak ilac1 ve ilac2 değişkenlerine atandı. t.test fonskiyonunda paired=TRUE parametresi ile bağımlı t testi yapıldı.</w:t>
+      </w:r>
+    </w:p>
+    <w:p>
+      <w:pPr>
+        <w:pStyle w:val="BodyText"/>
+        <w:spacing w:before="0" w:after="140"/>
+        <w:rPr>
+          <w:rFonts w:ascii="Liberation Serif" w:hAnsi="Liberation Serif" w:eastAsia="Times New Roman" w:cs="Times New Roman" w:cstheme="minorAscii" w:eastAsiaTheme="minorAscii"/>
+          <w:b w:val="false"/>
+          <w:bCs w:val="false"/>
+          <w:i w:val="false"/>
+          <w:iCs w:val="false"/>
+          <w:caps w:val="false"/>
+          <w:smallCaps w:val="false"/>
+          <w:sz w:val="24"/>
+          <w:szCs w:val="24"/>
+          <w:lang w:val="en-US"/>
+        </w:rPr>
+      </w:pPr>
+      <w:r>
+        <w:rPr>
+          <w:rFonts w:eastAsia="Times New Roman" w:cs="Times New Roman" w:cstheme="minorAscii" w:eastAsiaTheme="minorAscii" w:ascii="Liberation Serif" w:hAnsi="Liberation Serif"/>
+          <w:b w:val="false"/>
+          <w:bCs w:val="false"/>
+          <w:i w:val="false"/>
+          <w:iCs w:val="false"/>
+          <w:caps w:val="false"/>
+          <w:smallCaps w:val="false"/>
+          <w:sz w:val="24"/>
+          <w:szCs w:val="24"/>
+          <w:lang w:val="en-US"/>
+        </w:rPr>
+      </w:r>
+    </w:p>
+    <w:p>
+      <w:pPr>
+        <w:pStyle w:val="BodyText"/>
+        <w:spacing w:before="0" w:after="140"/>
+        <w:rPr>
+          <w:rFonts w:ascii="Liberation Serif" w:hAnsi="Liberation Serif" w:eastAsia="Times New Roman" w:cs="Times New Roman" w:cstheme="minorAscii" w:eastAsiaTheme="minorAscii"/>
+          <w:b/>
+          <w:bCs/>
+          <w:i w:val="false"/>
+          <w:iCs w:val="false"/>
+          <w:caps w:val="false"/>
+          <w:smallCaps w:val="false"/>
+          <w:sz w:val="28"/>
+          <w:szCs w:val="28"/>
+          <w:lang w:val="en-US"/>
+        </w:rPr>
+      </w:pPr>
+      <w:r>
+        <w:rPr>
+          <w:rFonts w:eastAsia="Times New Roman" w:cs="Times New Roman" w:cstheme="minorAscii" w:eastAsiaTheme="minorAscii" w:ascii="Liberation Serif" w:hAnsi="Liberation Serif"/>
+          <w:b/>
+          <w:bCs/>
+          <w:i w:val="false"/>
+          <w:iCs w:val="false"/>
+          <w:caps w:val="false"/>
+          <w:smallCaps w:val="false"/>
+          <w:sz w:val="28"/>
+          <w:szCs w:val="28"/>
+          <w:lang w:val="en-US"/>
+        </w:rPr>
+        <w:t>Bulgular ve Sonuç</w:t>
+      </w:r>
+    </w:p>
+    <w:p>
+      <w:pPr>
+        <w:pStyle w:val="BodyText"/>
+        <w:spacing w:before="0" w:after="140"/>
+        <w:rPr>
+          <w:rFonts w:ascii="Liberation Serif" w:hAnsi="Liberation Serif" w:eastAsia="Times New Roman" w:cs="Times New Roman" w:cstheme="minorAscii" w:eastAsiaTheme="minorAscii"/>
+          <w:b w:val="false"/>
+          <w:bCs w:val="false"/>
+          <w:i w:val="false"/>
+          <w:iCs w:val="false"/>
+          <w:caps w:val="false"/>
+          <w:smallCaps w:val="false"/>
+          <w:sz w:val="24"/>
+          <w:szCs w:val="24"/>
+          <w:lang w:val="en-US"/>
+        </w:rPr>
+      </w:pPr>
+      <w:r>
+        <w:rPr>
+          <w:rFonts w:eastAsia="Times New Roman" w:cs="Times New Roman" w:cstheme="minorAscii" w:eastAsiaTheme="minorAscii" w:ascii="Liberation Serif" w:hAnsi="Liberation Serif"/>
+          <w:b w:val="false"/>
+          <w:bCs w:val="false"/>
+          <w:i w:val="false"/>
+          <w:iCs w:val="false"/>
+          <w:caps w:val="false"/>
+          <w:smallCaps w:val="false"/>
+          <w:sz w:val="24"/>
+          <w:szCs w:val="24"/>
+          <w:lang w:val="en-US"/>
+        </w:rPr>
+        <w:t xml:space="preserve"> </w:t>
+      </w:r>
+      <w:r>
+        <w:rPr>
+          <w:rFonts w:eastAsia="Times New Roman" w:cs="Times New Roman" w:cstheme="minorAscii" w:eastAsiaTheme="minorAscii" w:ascii="Liberation Serif" w:hAnsi="Liberation Serif"/>
+          <w:b w:val="false"/>
+          <w:bCs w:val="false"/>
+          <w:i w:val="false"/>
+          <w:iCs w:val="false"/>
+          <w:caps w:val="false"/>
+          <w:smallCaps w:val="false"/>
+          <w:sz w:val="24"/>
+          <w:szCs w:val="24"/>
+          <w:lang w:val="en-US"/>
+        </w:rPr>
+        <w:t xml:space="preserve">p değeri 0.0028 olduğu görülmektedir. p değeri alfa değeri olan 0.05’ten daha küçük olduğundan dolayı </w:t>
+      </w:r>
+      <w:r>
+        <w:rPr>
+          <w:rFonts w:eastAsia="Times New Roman" w:cs="Times New Roman" w:cstheme="minorAscii" w:eastAsiaTheme="minorAscii" w:ascii="Liberation Serif" w:hAnsi="Liberation Serif"/>
+          <w:b w:val="false"/>
+          <w:bCs w:val="false"/>
+          <w:i w:val="false"/>
+          <w:iCs w:val="false"/>
+          <w:caps w:val="false"/>
+          <w:smallCaps w:val="false"/>
+          <w:sz w:val="24"/>
+          <w:szCs w:val="24"/>
+          <w:lang w:val="en-US"/>
+        </w:rPr>
+      </w:r>
+      <m:oMath xmlns:m="http://schemas.openxmlformats.org/officeDocument/2006/math">
+        <m:sSub>
+          <m:e>
+            <m:r>
+              <w:rPr>
+                <w:rFonts w:ascii="Cambria Math" w:hAnsi="Cambria Math"/>
+              </w:rPr>
+              <m:t xml:space="preserve">H</m:t>
+            </m:r>
+          </m:e>
+          <m:sub>
+            <m:r>
+              <w:rPr>
+                <w:rFonts w:ascii="Cambria Math" w:hAnsi="Cambria Math"/>
+              </w:rPr>
+              <m:t xml:space="preserve">0</m:t>
+            </m:r>
+          </m:sub>
+        </m:sSub>
+      </m:oMath>
+      <w:r>
+        <w:rPr>
+          <w:rFonts w:eastAsia="Times New Roman" w:cs="Times New Roman" w:cstheme="minorAscii" w:eastAsiaTheme="minorAscii" w:ascii="Liberation Serif" w:hAnsi="Liberation Serif"/>
+          <w:b w:val="false"/>
+          <w:bCs w:val="false"/>
+          <w:i w:val="false"/>
+          <w:iCs w:val="false"/>
+          <w:caps w:val="false"/>
+          <w:smallCaps w:val="false"/>
+          <w:sz w:val="24"/>
+          <w:szCs w:val="24"/>
+          <w:lang w:val="en-US"/>
+        </w:rPr>
+        <w:t xml:space="preserve"> hipotezi reddedilir. Güven aralığı yorumlanacak olursa; alt sınır -2.4598, üst sınır ise -0.7001’dir. 0 değeri bu aralıkta yer almadığı için </w:t>
+      </w:r>
+      <w:r>
+        <w:rPr>
+          <w:rFonts w:eastAsia="Times New Roman" w:cs="Times New Roman" w:cstheme="minorAscii" w:eastAsiaTheme="minorAscii" w:ascii="Liberation Serif" w:hAnsi="Liberation Serif"/>
+          <w:b w:val="false"/>
+          <w:bCs w:val="false"/>
+          <w:i w:val="false"/>
+          <w:iCs w:val="false"/>
+          <w:caps w:val="false"/>
+          <w:smallCaps w:val="false"/>
+          <w:sz w:val="24"/>
+          <w:szCs w:val="24"/>
+          <w:lang w:val="en-US"/>
+        </w:rPr>
+      </w:r>
+      <m:oMath xmlns:m="http://schemas.openxmlformats.org/officeDocument/2006/math">
+        <m:sSub>
+          <m:e>
+            <m:r>
+              <w:rPr>
+                <w:rFonts w:ascii="Cambria Math" w:hAnsi="Cambria Math"/>
+              </w:rPr>
+              <m:t xml:space="preserve">H</m:t>
+            </m:r>
+          </m:e>
+          <m:sub>
+            <m:r>
+              <w:rPr>
+                <w:rFonts w:ascii="Cambria Math" w:hAnsi="Cambria Math"/>
+              </w:rPr>
+              <m:t xml:space="preserve">0</m:t>
+            </m:r>
+          </m:sub>
+        </m:sSub>
+      </m:oMath>
+      <w:r>
+        <w:rPr>
+          <w:rFonts w:eastAsia="Times New Roman" w:cs="Times New Roman" w:cstheme="minorAscii" w:eastAsiaTheme="minorAscii" w:ascii="Liberation Serif" w:hAnsi="Liberation Serif"/>
+          <w:b w:val="false"/>
+          <w:bCs w:val="false"/>
+          <w:i w:val="false"/>
+          <w:iCs w:val="false"/>
+          <w:caps w:val="false"/>
+          <w:smallCaps w:val="false"/>
+          <w:sz w:val="24"/>
+          <w:szCs w:val="24"/>
+          <w:lang w:val="en-US"/>
+        </w:rPr>
+        <w:t xml:space="preserve"> hipotezi reddedilir. Sonuç olarak %95 güven düzeyinde ilaçlar arasında fark vardır, 2.ilacı aldıktan sonra uyku süresindeki </w:t>
+      </w:r>
+      <w:r>
+        <w:rPr>
+          <w:rFonts w:eastAsia="Times New Roman" w:cs="Times New Roman" w:cstheme="minorAscii" w:eastAsiaTheme="minorAscii" w:ascii="Liberation Serif" w:hAnsi="Liberation Serif"/>
+          <w:b w:val="false"/>
+          <w:bCs w:val="false"/>
+          <w:i w:val="false"/>
+          <w:iCs w:val="false"/>
+          <w:caps w:val="false"/>
+          <w:smallCaps w:val="false"/>
+          <w:sz w:val="24"/>
+          <w:szCs w:val="24"/>
+          <w:lang w:val="en-US"/>
+        </w:rPr>
+        <w:t>artış miktarı</w:t>
+      </w:r>
+      <w:r>
+        <w:rPr>
+          <w:rFonts w:eastAsia="Times New Roman" w:cs="Times New Roman" w:cstheme="minorAscii" w:eastAsiaTheme="minorAscii" w:ascii="Liberation Serif" w:hAnsi="Liberation Serif"/>
+          <w:b w:val="false"/>
+          <w:bCs w:val="false"/>
+          <w:i w:val="false"/>
+          <w:iCs w:val="false"/>
+          <w:caps w:val="false"/>
+          <w:smallCaps w:val="false"/>
+          <w:sz w:val="24"/>
+          <w:szCs w:val="24"/>
+          <w:lang w:val="en-US"/>
+        </w:rPr>
+        <w:t xml:space="preserve"> 1.ilaca göre farklılık gösterdiğini söyleyebiliriz.</w:t>
+      </w:r>
+    </w:p>
+    <w:p>
+      <w:pPr>
+        <w:pStyle w:val="Heading1"/>
+        <w:rPr>
+          <w:rFonts w:ascii="Liberation Serif" w:hAnsi="Liberation Serif"/>
+        </w:rPr>
+      </w:pPr>
+      <w:r>
+        <w:rPr>
+          <w:rFonts w:ascii="Liberation Serif" w:hAnsi="Liberation Serif"/>
+        </w:rPr>
+        <w:t>2.Uyum İyiliği Testi, Gruplar Arası Fark ve Bağımsızlık Kontrolü</w:t>
+      </w:r>
+    </w:p>
+    <w:p>
+      <w:pPr>
+        <w:pStyle w:val="Normal"/>
+        <w:spacing w:lineRule="auto" w:line="240"/>
+        <w:ind w:hanging="0" w:left="0"/>
+        <w:rPr>
+          <w:rFonts w:ascii="Liberation Serif" w:hAnsi="Liberation Serif"/>
+        </w:rPr>
+      </w:pPr>
+      <w:r>
+        <w:rPr>
+          <w:rFonts w:ascii="Liberation Serif" w:hAnsi="Liberation Serif"/>
+        </w:rPr>
+        <w:tab/>
+        <w:t>Bu başlık altında veri setleri üzerinde Ki-kare çözümlemesinde verilen; uyum iyiliği testi, gruplar arası fark ve bağımsızlık kontrolüne ilişkin çözümleri ya</w:t>
+      </w:r>
+      <w:r>
+        <w:rPr>
+          <w:rFonts w:ascii="Liberation Serif" w:hAnsi="Liberation Serif"/>
+        </w:rPr>
+        <w:t>pılacaktır.</w:t>
+      </w:r>
+    </w:p>
+    <w:p>
+      <w:pPr>
+        <w:pStyle w:val="Heading2"/>
+        <w:numPr>
+          <w:ilvl w:val="1"/>
+          <w:numId w:val="2"/>
+        </w:numPr>
+        <w:ind w:hanging="0" w:left="0"/>
+        <w:rPr>
+          <w:rFonts w:ascii="Liberation Serif" w:hAnsi="Liberation Serif"/>
+        </w:rPr>
+      </w:pPr>
+      <w:r>
+        <w:rPr>
+          <w:rFonts w:ascii="Liberation Serif" w:hAnsi="Liberation Serif"/>
+        </w:rPr>
+        <w:t>2.1 Uyum İyiliği Testi</w:t>
+      </w:r>
+    </w:p>
+    <w:p>
+      <w:pPr>
+        <w:pStyle w:val="BodyText"/>
+        <w:spacing w:before="0" w:after="140"/>
+        <w:rPr>
+          <w:rFonts w:ascii="Liberation Serif" w:hAnsi="Liberation Serif"/>
+        </w:rPr>
+      </w:pPr>
+      <w:r>
+        <w:rPr>
+          <w:rFonts w:ascii="Liberation Serif" w:hAnsi="Liberation Serif"/>
+        </w:rPr>
+        <w:tab/>
       </w:r>
     </w:p>
     <w:sectPr>
@@ -2707,6 +5262,7 @@
     <w:lvl w:ilvl="3">
       <w:start w:val="1"/>
       <w:numFmt w:val="none"/>
+      <w:pStyle w:val="Heading4"/>
       <w:suff w:val="nothing"/>
       <w:lvlText w:val=""/>
       <w:lvlJc w:val="left"/>
@@ -3389,6 +5945,28 @@
       <w:szCs w:val="28"/>
     </w:rPr>
   </w:style>
+  <w:style w:type="paragraph" w:styleId="Heading4">
+    <w:name w:val="heading 4"/>
+    <w:basedOn w:val="Balk"/>
+    <w:next w:val="BodyText"/>
+    <w:qFormat/>
+    <w:pPr>
+      <w:numPr>
+        <w:ilvl w:val="3"/>
+        <w:numId w:val="1"/>
+      </w:numPr>
+      <w:spacing w:before="120" w:after="120"/>
+      <w:outlineLvl w:val="3"/>
+    </w:pPr>
+    <w:rPr>
+      <w:b/>
+      <w:bCs/>
+      <w:i/>
+      <w:iCs/>
+      <w:sz w:val="26"/>
+      <w:szCs w:val="26"/>
+    </w:rPr>
+  </w:style>
   <w:style w:type="character" w:styleId="DefaultParagraphFont" w:default="1">
     <w:name w:val="Default Paragraph Font"/>
     <w:uiPriority w:val="1"/>

--- a/İST268-1 İstatiksel Yöntemler I/Proje Ödevi/İST268-ist-yönt-odev.docx
+++ b/İST268-1 İstatiksel Yöntemler I/Proje Ödevi/İST268-ist-yönt-odev.docx
@@ -7,12 +7,76 @@
         <w:pStyle w:val="Heading1"/>
         <w:spacing w:lineRule="auto" w:line="240" w:before="360" w:after="80"/>
         <w:rPr>
-          <w:rFonts w:ascii="Liberation Serif" w:hAnsi="Liberation Serif"/>
-        </w:rPr>
-      </w:pPr>
-      <w:r>
-        <w:rPr>
-          <w:rFonts w:eastAsia="Times New Roman" w:cs="Times New Roman" w:ascii="Liberation Serif" w:hAnsi="Liberation Serif" w:cstheme="minorAscii" w:eastAsiaTheme="minorAscii"/>
+          <w:rFonts w:ascii="Liberation Serif" w:hAnsi="Liberation Serif" w:eastAsia="Times New Roman" w:cs="Times New Roman" w:cstheme="minorAscii" w:eastAsiaTheme="minorAscii"/>
+          <w:b/>
+          <w:bCs/>
+          <w:sz w:val="52"/>
+          <w:szCs w:val="52"/>
+        </w:rPr>
+      </w:pPr>
+      <w:r>
+        <w:rPr>
+          <w:rFonts w:eastAsia="Times New Roman" w:cs="Times New Roman" w:cstheme="minorAscii" w:eastAsiaTheme="minorAscii" w:ascii="Liberation Serif" w:hAnsi="Liberation Serif"/>
+          <w:b/>
+          <w:bCs/>
+          <w:sz w:val="52"/>
+          <w:szCs w:val="52"/>
+        </w:rPr>
+        <w:drawing>
+          <wp:inline distT="0" distB="0" distL="0" distR="0">
+            <wp:extent cx="1515110" cy="1515110"/>
+            <wp:effectExtent l="0" t="0" r="0" b="0"/>
+            <wp:docPr id="1" name="Görüntü35"/>
+            <wp:cNvGraphicFramePr>
+              <a:graphicFrameLocks xmlns:a="http://schemas.openxmlformats.org/drawingml/2006/main" noChangeAspect="1"/>
+            </wp:cNvGraphicFramePr>
+            <a:graphic xmlns:a="http://schemas.openxmlformats.org/drawingml/2006/main">
+              <a:graphicData uri="http://schemas.openxmlformats.org/drawingml/2006/picture">
+                <pic:pic xmlns:pic="http://schemas.openxmlformats.org/drawingml/2006/picture">
+                  <pic:nvPicPr>
+                    <pic:cNvPr id="1" name="Görüntü35"/>
+                    <pic:cNvPicPr>
+                      <a:picLocks noChangeAspect="1" noChangeArrowheads="1"/>
+                    </pic:cNvPicPr>
+                  </pic:nvPicPr>
+                  <pic:blipFill>
+                    <a:blip r:embed="rId2"/>
+                    <a:stretch>
+                      <a:fillRect/>
+                    </a:stretch>
+                  </pic:blipFill>
+                  <pic:spPr bwMode="auto">
+                    <a:xfrm>
+                      <a:off x="0" y="0"/>
+                      <a:ext cx="1515110" cy="1515110"/>
+                    </a:xfrm>
+                    <a:prstGeom prst="rect">
+                      <a:avLst/>
+                    </a:prstGeom>
+                    <a:noFill/>
+                  </pic:spPr>
+                </pic:pic>
+              </a:graphicData>
+            </a:graphic>
+          </wp:inline>
+        </w:drawing>
+      </w:r>
+    </w:p>
+    <w:p>
+      <w:pPr>
+        <w:pStyle w:val="Heading1"/>
+        <w:spacing w:lineRule="auto" w:line="240" w:before="360" w:after="80"/>
+        <w:rPr>
+          <w:rFonts w:ascii="Liberation Serif" w:hAnsi="Liberation Serif" w:eastAsia="Times New Roman" w:cs="Times New Roman" w:cstheme="minorAscii" w:eastAsiaTheme="minorAscii"/>
+          <w:b/>
+          <w:bCs/>
+          <w:sz w:val="52"/>
+          <w:szCs w:val="52"/>
+        </w:rPr>
+      </w:pPr>
+      <w:r>
+        <w:rPr>
+          <w:rFonts w:eastAsia="Times New Roman" w:cs="Times New Roman" w:cstheme="minorAscii" w:eastAsiaTheme="minorAscii" w:ascii="Liberation Serif" w:hAnsi="Liberation Serif"/>
           <w:b/>
           <w:bCs/>
           <w:sz w:val="52"/>
@@ -569,7 +633,7 @@
         </w:rPr>
         <w:t>(</w:t>
       </w:r>
-      <w:hyperlink r:id="rId2">
+      <w:hyperlink r:id="rId3">
         <w:r>
           <w:rPr>
             <w:rStyle w:val="Hyperlink"/>
@@ -807,7 +871,7 @@
         </w:rPr>
         <w:t>Dawson RJM (1995). “The “Unusual Episode” Data Revisited.” Journal of Statistics Education, 3(3). (</w:t>
       </w:r>
-      <w:hyperlink r:id="rId3">
+      <w:hyperlink r:id="rId4">
         <w:r>
           <w:rPr>
             <w:rStyle w:val="Hyperlink"/>
@@ -1012,12 +1076,15 @@
       <w:pPr>
         <w:pStyle w:val="BodyText"/>
         <w:rPr>
-          <w:rFonts w:ascii="Liberation Serif" w:hAnsi="Liberation Serif"/>
-        </w:rPr>
-      </w:pPr>
-      <w:r>
+          <w:rFonts w:eastAsia="Times New Roman" w:cs=""/>
+        </w:rPr>
+      </w:pPr>
+      <w:r>
+        <w:rPr>
+          <w:rFonts w:ascii="Liberation Serif" w:hAnsi="Liberation Serif"/>
+        </w:rPr>
         <w:drawing>
-          <wp:anchor distT="0" distB="0" distL="0" distR="0" simplePos="0" relativeHeight="8" behindDoc="0" locked="0" layoutInCell="0" allowOverlap="1">
+          <wp:anchor distT="0" distB="0" distL="0" distR="0" simplePos="0" relativeHeight="13" behindDoc="0" locked="0" layoutInCell="0" allowOverlap="1">
             <wp:simplePos x="0" y="0"/>
             <wp:positionH relativeFrom="column">
               <wp:align>center</wp:align>
@@ -1028,7 +1095,7 @@
             <wp:extent cx="5731510" cy="339090"/>
             <wp:effectExtent l="0" t="0" r="0" b="0"/>
             <wp:wrapSquare wrapText="largest"/>
-            <wp:docPr id="1" name="Görüntü1"/>
+            <wp:docPr id="2" name="Görüntü1"/>
             <wp:cNvGraphicFramePr>
               <a:graphicFrameLocks xmlns:a="http://schemas.openxmlformats.org/drawingml/2006/main" noChangeAspect="1"/>
             </wp:cNvGraphicFramePr>
@@ -1036,13 +1103,13 @@
               <a:graphicData uri="http://schemas.openxmlformats.org/drawingml/2006/picture">
                 <pic:pic xmlns:pic="http://schemas.openxmlformats.org/drawingml/2006/picture">
                   <pic:nvPicPr>
-                    <pic:cNvPr id="1" name="Görüntü1"/>
+                    <pic:cNvPr id="2" name="Görüntü1"/>
                     <pic:cNvPicPr>
                       <a:picLocks noChangeAspect="1" noChangeArrowheads="1"/>
                     </pic:cNvPicPr>
                   </pic:nvPicPr>
                   <pic:blipFill>
-                    <a:blip r:embed="rId4"/>
+                    <a:blip r:embed="rId5"/>
                     <a:stretch>
                       <a:fillRect/>
                     </a:stretch>
@@ -1063,56 +1130,6 @@
           </wp:anchor>
         </w:drawing>
       </w:r>
-      <w:r>
-        <w:rPr>
-          <w:rFonts w:eastAsia="Times New Roman" w:cs="" w:ascii="Liberation Serif" w:hAnsi="Liberation Serif"/>
-        </w:rPr>
-        <w:t xml:space="preserve"> </w:t>
-      </w:r>
-    </w:p>
-    <w:p>
-      <w:pPr>
-        <w:pStyle w:val="Normal"/>
-        <w:spacing w:lineRule="auto" w:line="240"/>
-        <w:rPr>
-          <w:rFonts w:ascii="Liberation Serif" w:hAnsi="Liberation Serif" w:eastAsia="Times New Roman" w:cs="Times New Roman" w:cstheme="minorAscii" w:eastAsiaTheme="minorAscii"/>
-          <w:b/>
-          <w:bCs/>
-          <w:sz w:val="28"/>
-          <w:szCs w:val="28"/>
-        </w:rPr>
-      </w:pPr>
-      <w:r>
-        <w:rPr>
-          <w:rFonts w:eastAsia="Times New Roman" w:cs="Times New Roman" w:cstheme="minorAscii" w:eastAsiaTheme="minorAscii" w:ascii="Liberation Serif" w:hAnsi="Liberation Serif"/>
-          <w:b/>
-          <w:bCs/>
-          <w:sz w:val="28"/>
-          <w:szCs w:val="28"/>
-        </w:rPr>
-      </w:r>
-    </w:p>
-    <w:p>
-      <w:pPr>
-        <w:pStyle w:val="Normal"/>
-        <w:spacing w:lineRule="auto" w:line="240"/>
-        <w:rPr>
-          <w:rFonts w:ascii="Liberation Serif" w:hAnsi="Liberation Serif" w:eastAsia="Times New Roman" w:cs="Times New Roman" w:cstheme="minorAscii" w:eastAsiaTheme="minorAscii"/>
-          <w:b/>
-          <w:bCs/>
-          <w:sz w:val="28"/>
-          <w:szCs w:val="28"/>
-        </w:rPr>
-      </w:pPr>
-      <w:r>
-        <w:rPr>
-          <w:rFonts w:eastAsia="Times New Roman" w:cs="Times New Roman" w:cstheme="minorAscii" w:eastAsiaTheme="minorAscii" w:ascii="Liberation Serif" w:hAnsi="Liberation Serif"/>
-          <w:b/>
-          <w:bCs/>
-          <w:sz w:val="28"/>
-          <w:szCs w:val="28"/>
-        </w:rPr>
-      </w:r>
     </w:p>
     <w:p>
       <w:pPr>
@@ -1167,7 +1184,7 @@
           <w:rFonts w:eastAsia="Times New Roman" w:cs="Times New Roman" w:cstheme="minorAscii" w:eastAsiaTheme="minorAscii" w:ascii="Liberation Serif" w:hAnsi="Liberation Serif"/>
         </w:rPr>
         <w:drawing>
-          <wp:anchor distT="0" distB="0" distL="0" distR="0" simplePos="0" relativeHeight="9" behindDoc="0" locked="0" layoutInCell="0" allowOverlap="1">
+          <wp:anchor distT="0" distB="0" distL="0" distR="0" simplePos="0" relativeHeight="14" behindDoc="0" locked="0" layoutInCell="0" allowOverlap="1">
             <wp:simplePos x="0" y="0"/>
             <wp:positionH relativeFrom="column">
               <wp:posOffset>-66040</wp:posOffset>
@@ -1178,7 +1195,7 @@
             <wp:extent cx="2352040" cy="1466850"/>
             <wp:effectExtent l="0" t="0" r="0" b="0"/>
             <wp:wrapSquare wrapText="largest"/>
-            <wp:docPr id="2" name="Görüntü2"/>
+            <wp:docPr id="3" name="Görüntü2"/>
             <wp:cNvGraphicFramePr>
               <a:graphicFrameLocks xmlns:a="http://schemas.openxmlformats.org/drawingml/2006/main" noChangeAspect="1"/>
             </wp:cNvGraphicFramePr>
@@ -1186,13 +1203,13 @@
               <a:graphicData uri="http://schemas.openxmlformats.org/drawingml/2006/picture">
                 <pic:pic xmlns:pic="http://schemas.openxmlformats.org/drawingml/2006/picture">
                   <pic:nvPicPr>
-                    <pic:cNvPr id="2" name="Görüntü2"/>
+                    <pic:cNvPr id="3" name="Görüntü2"/>
                     <pic:cNvPicPr>
                       <a:picLocks noChangeAspect="1" noChangeArrowheads="1"/>
                     </pic:cNvPicPr>
                   </pic:nvPicPr>
                   <pic:blipFill>
-                    <a:blip r:embed="rId5"/>
+                    <a:blip r:embed="rId6"/>
                     <a:stretch>
                       <a:fillRect/>
                     </a:stretch>
@@ -1687,7 +1704,50 @@
         <w:rPr>
           <w:rFonts w:ascii="Liberation Serif" w:hAnsi="Liberation Serif"/>
         </w:rPr>
-        <w:t>Otomatik vitesli araçlar ile manuel vitesli araçların yakıt tüketimlerinin ortalamalarının eşit olup olmadığı %95 güven düzeyinde test edilecektir. O halde hipotezimiz :</w:t>
+        <w:t xml:space="preserve">Otomatik vitesli araçlar ile manuel vitesli araçların yakıt tüketimlerinin ortalamalarının eşit olup olmadığı %95 güven düzeyinde </w:t>
+      </w:r>
+      <w:r>
+        <w:rPr>
+          <w:rFonts w:ascii="Liberation Serif" w:hAnsi="Liberation Serif"/>
+        </w:rPr>
+        <w:t>(</w:t>
+      </w:r>
+      <w:r>
+        <w:rPr>
+          <w:rFonts w:ascii="Liberation Serif" w:hAnsi="Liberation Serif"/>
+        </w:rPr>
+      </w:r>
+      <m:oMath xmlns:m="http://schemas.openxmlformats.org/officeDocument/2006/math">
+        <m:r>
+          <w:rPr>
+            <w:rFonts w:ascii="Cambria Math" w:hAnsi="Cambria Math"/>
+          </w:rPr>
+          <m:t xml:space="preserve">α</m:t>
+        </m:r>
+        <m:r>
+          <w:rPr>
+            <w:rFonts w:ascii="Cambria Math" w:hAnsi="Cambria Math"/>
+          </w:rPr>
+          <m:t xml:space="preserve">=</m:t>
+        </m:r>
+        <m:r>
+          <w:rPr>
+            <w:rFonts w:ascii="Cambria Math" w:hAnsi="Cambria Math"/>
+          </w:rPr>
+          <m:t xml:space="preserve">0.05</m:t>
+        </m:r>
+      </m:oMath>
+      <w:r>
+        <w:rPr>
+          <w:rFonts w:ascii="Liberation Serif" w:hAnsi="Liberation Serif"/>
+        </w:rPr>
+        <w:t xml:space="preserve">) </w:t>
+      </w:r>
+      <w:r>
+        <w:rPr>
+          <w:rFonts w:ascii="Liberation Serif" w:hAnsi="Liberation Serif"/>
+        </w:rPr>
+        <w:t>test edilecektir. O halde hipotezimiz :</w:t>
       </w:r>
     </w:p>
     <w:p>
@@ -1932,7 +1992,7 @@
           <w:rFonts w:ascii="Liberation Serif" w:hAnsi="Liberation Serif"/>
         </w:rPr>
         <w:drawing>
-          <wp:anchor distT="0" distB="0" distL="0" distR="0" simplePos="0" relativeHeight="10" behindDoc="0" locked="0" layoutInCell="0" allowOverlap="1">
+          <wp:anchor distT="0" distB="0" distL="0" distR="0" simplePos="0" relativeHeight="15" behindDoc="0" locked="0" layoutInCell="0" allowOverlap="1">
             <wp:simplePos x="0" y="0"/>
             <wp:positionH relativeFrom="column">
               <wp:posOffset>1388745</wp:posOffset>
@@ -1943,7 +2003,7 @@
             <wp:extent cx="2971165" cy="161925"/>
             <wp:effectExtent l="0" t="0" r="0" b="0"/>
             <wp:wrapSquare wrapText="largest"/>
-            <wp:docPr id="3" name="Görüntü3"/>
+            <wp:docPr id="4" name="Görüntü3"/>
             <wp:cNvGraphicFramePr>
               <a:graphicFrameLocks xmlns:a="http://schemas.openxmlformats.org/drawingml/2006/main" noChangeAspect="1"/>
             </wp:cNvGraphicFramePr>
@@ -1951,13 +2011,13 @@
               <a:graphicData uri="http://schemas.openxmlformats.org/drawingml/2006/picture">
                 <pic:pic xmlns:pic="http://schemas.openxmlformats.org/drawingml/2006/picture">
                   <pic:nvPicPr>
-                    <pic:cNvPr id="3" name="Görüntü3"/>
+                    <pic:cNvPr id="4" name="Görüntü3"/>
                     <pic:cNvPicPr>
                       <a:picLocks noChangeAspect="1" noChangeArrowheads="1"/>
                     </pic:cNvPicPr>
                   </pic:nvPicPr>
                   <pic:blipFill>
-                    <a:blip r:embed="rId6"/>
+                    <a:blip r:embed="rId7"/>
                     <a:stretch>
                       <a:fillRect/>
                     </a:stretch>
@@ -1978,7 +2038,7 @@
           </wp:anchor>
         </w:drawing>
         <w:drawing>
-          <wp:anchor distT="0" distB="0" distL="0" distR="0" simplePos="0" relativeHeight="11" behindDoc="0" locked="0" layoutInCell="0" allowOverlap="1">
+          <wp:anchor distT="0" distB="0" distL="0" distR="0" simplePos="0" relativeHeight="16" behindDoc="0" locked="0" layoutInCell="0" allowOverlap="1">
             <wp:simplePos x="0" y="0"/>
             <wp:positionH relativeFrom="column">
               <wp:posOffset>1366520</wp:posOffset>
@@ -1989,7 +2049,7 @@
             <wp:extent cx="5019040" cy="1676400"/>
             <wp:effectExtent l="0" t="0" r="0" b="0"/>
             <wp:wrapSquare wrapText="largest"/>
-            <wp:docPr id="4" name="Görüntü4"/>
+            <wp:docPr id="5" name="Görüntü4"/>
             <wp:cNvGraphicFramePr>
               <a:graphicFrameLocks xmlns:a="http://schemas.openxmlformats.org/drawingml/2006/main" noChangeAspect="1"/>
             </wp:cNvGraphicFramePr>
@@ -1997,13 +2057,13 @@
               <a:graphicData uri="http://schemas.openxmlformats.org/drawingml/2006/picture">
                 <pic:pic xmlns:pic="http://schemas.openxmlformats.org/drawingml/2006/picture">
                   <pic:nvPicPr>
-                    <pic:cNvPr id="4" name="Görüntü4"/>
+                    <pic:cNvPr id="5" name="Görüntü4"/>
                     <pic:cNvPicPr>
                       <a:picLocks noChangeAspect="1" noChangeArrowheads="1"/>
                     </pic:cNvPicPr>
                   </pic:nvPicPr>
                   <pic:blipFill>
-                    <a:blip r:embed="rId7"/>
+                    <a:blip r:embed="rId8"/>
                     <a:stretch>
                       <a:fillRect/>
                     </a:stretch>
@@ -2284,45 +2344,6 @@
         <w:rPr>
           <w:rFonts w:ascii="Liberation Serif" w:hAnsi="Liberation Serif"/>
         </w:rPr>
-      </w:r>
-    </w:p>
-    <w:p>
-      <w:pPr>
-        <w:pStyle w:val="BodyText"/>
-        <w:rPr>
-          <w:rFonts w:ascii="Liberation Serif" w:hAnsi="Liberation Serif"/>
-        </w:rPr>
-      </w:pPr>
-      <w:r>
-        <w:rPr>
-          <w:rFonts w:ascii="Liberation Serif" w:hAnsi="Liberation Serif"/>
-        </w:rPr>
-      </w:r>
-    </w:p>
-    <w:p>
-      <w:pPr>
-        <w:pStyle w:val="BodyText"/>
-        <w:rPr>
-          <w:rFonts w:ascii="Liberation Serif" w:hAnsi="Liberation Serif"/>
-        </w:rPr>
-      </w:pPr>
-      <w:r>
-        <w:rPr>
-          <w:rFonts w:ascii="Liberation Serif" w:hAnsi="Liberation Serif"/>
-        </w:rPr>
-      </w:r>
-    </w:p>
-    <w:p>
-      <w:pPr>
-        <w:pStyle w:val="BodyText"/>
-        <w:rPr>
-          <w:rFonts w:ascii="Liberation Serif" w:hAnsi="Liberation Serif"/>
-        </w:rPr>
-      </w:pPr>
-      <w:r>
-        <w:rPr>
-          <w:rFonts w:ascii="Liberation Serif" w:hAnsi="Liberation Serif"/>
-        </w:rPr>
         <w:t>“</w:t>
       </w:r>
       <w:r>
@@ -2476,24 +2497,11 @@
         <w:rPr>
           <w:rFonts w:ascii="Liberation Serif" w:hAnsi="Liberation Serif"/>
         </w:rPr>
-      </w:r>
-    </w:p>
-    <w:p>
-      <w:pPr>
-        <w:pStyle w:val="BodyText"/>
-        <w:rPr>
-          <w:rFonts w:ascii="Liberation Serif" w:hAnsi="Liberation Serif"/>
-        </w:rPr>
-      </w:pPr>
-      <w:r>
-        <w:rPr>
-          <w:rFonts w:ascii="Liberation Serif" w:hAnsi="Liberation Serif"/>
-        </w:rPr>
         <w:drawing>
           <wp:inline distT="0" distB="0" distL="0" distR="0">
             <wp:extent cx="5379085" cy="152400"/>
             <wp:effectExtent l="0" t="0" r="0" b="0"/>
-            <wp:docPr id="5" name="Görüntü5"/>
+            <wp:docPr id="6" name="Görüntü5"/>
             <wp:cNvGraphicFramePr>
               <a:graphicFrameLocks xmlns:a="http://schemas.openxmlformats.org/drawingml/2006/main" noChangeAspect="1"/>
             </wp:cNvGraphicFramePr>
@@ -2501,13 +2509,13 @@
               <a:graphicData uri="http://schemas.openxmlformats.org/drawingml/2006/picture">
                 <pic:pic xmlns:pic="http://schemas.openxmlformats.org/drawingml/2006/picture">
                   <pic:nvPicPr>
-                    <pic:cNvPr id="5" name="Görüntü5"/>
+                    <pic:cNvPr id="6" name="Görüntü5"/>
                     <pic:cNvPicPr>
                       <a:picLocks noChangeAspect="1" noChangeArrowheads="1"/>
                     </pic:cNvPicPr>
                   </pic:nvPicPr>
                   <pic:blipFill>
-                    <a:blip r:embed="rId8"/>
+                    <a:blip r:embed="rId9"/>
                     <a:stretch>
                       <a:fillRect/>
                     </a:stretch>
@@ -2550,7 +2558,7 @@
           <wp:inline distT="0" distB="0" distL="0" distR="0">
             <wp:extent cx="5731510" cy="1318260"/>
             <wp:effectExtent l="0" t="0" r="0" b="0"/>
-            <wp:docPr id="6" name="Görüntü6"/>
+            <wp:docPr id="7" name="Görüntü6"/>
             <wp:cNvGraphicFramePr>
               <a:graphicFrameLocks xmlns:a="http://schemas.openxmlformats.org/drawingml/2006/main" noChangeAspect="1"/>
             </wp:cNvGraphicFramePr>
@@ -2558,13 +2566,13 @@
               <a:graphicData uri="http://schemas.openxmlformats.org/drawingml/2006/picture">
                 <pic:pic xmlns:pic="http://schemas.openxmlformats.org/drawingml/2006/picture">
                   <pic:nvPicPr>
-                    <pic:cNvPr id="6" name="Görüntü6"/>
+                    <pic:cNvPr id="7" name="Görüntü6"/>
                     <pic:cNvPicPr>
                       <a:picLocks noChangeAspect="1" noChangeArrowheads="1"/>
                     </pic:cNvPicPr>
                   </pic:nvPicPr>
                   <pic:blipFill>
-                    <a:blip r:embed="rId9"/>
+                    <a:blip r:embed="rId10"/>
                     <a:stretch>
                       <a:fillRect/>
                     </a:stretch>
@@ -2591,10 +2599,6 @@
         <w:pStyle w:val="BodyText"/>
         <w:rPr>
           <w:rFonts w:ascii="Liberation Serif" w:hAnsi="Liberation Serif"/>
-          <w:b/>
-          <w:bCs/>
-          <w:sz w:val="28"/>
-          <w:szCs w:val="28"/>
         </w:rPr>
       </w:pPr>
       <w:r>
@@ -2883,21 +2887,92 @@
         <w:rPr>
           <w:rFonts w:ascii="Liberation Serif" w:hAnsi="Liberation Serif"/>
         </w:rPr>
-        <w:t xml:space="preserve"> formatta değildir. Kategorik şekilde bazı özelliklere göre frekanslar verilmiştir. Titanic gemi kazasında hayatta kalan yetişkin kadınlar ile yetişkin erkeklerin hayatta kalma oranları kıyaslanıcaktır.</w:t>
-      </w:r>
-    </w:p>
-    <w:p>
-      <w:pPr>
-        <w:pStyle w:val="BodyText"/>
-        <w:rPr>
-          <w:rFonts w:ascii="Liberation Serif" w:hAnsi="Liberation Serif"/>
-        </w:rPr>
-      </w:pPr>
-      <w:r>
-        <w:rPr>
-          <w:rFonts w:ascii="Liberation Serif" w:hAnsi="Liberation Serif"/>
-        </w:rPr>
-        <w:t>Veride çocukların da verileri olduğu için R da sadece yetişkin insanların verilerini elde etmek için aşağıdaki kod kullanılmıştır. Ve yetişkinlere dair cinsiyetlerine göre hayatta kalma oranları aşağıdaki gibidir</w:t>
+        <w:t xml:space="preserve"> formatta değildir. Kategorik şekilde bazı özelliklere göre frekanslar verilmiştir. Titanic gemi kazasında hayatta kalan yetişkin kadınlar ile yetişkin erkeklerin hayatta kalma oranları %</w:t>
+      </w:r>
+      <w:r>
+        <w:rPr>
+          <w:rFonts w:ascii="Liberation Serif" w:hAnsi="Liberation Serif"/>
+        </w:rPr>
+        <w:t>95 güven düzeyinde (</w:t>
+      </w:r>
+      <w:r>
+        <w:rPr>
+          <w:rFonts w:ascii="Liberation Serif" w:hAnsi="Liberation Serif"/>
+        </w:rPr>
+      </w:r>
+      <m:oMath xmlns:m="http://schemas.openxmlformats.org/officeDocument/2006/math">
+        <m:r>
+          <w:rPr>
+            <w:rFonts w:ascii="Cambria Math" w:hAnsi="Cambria Math"/>
+          </w:rPr>
+          <m:t xml:space="preserve">α</m:t>
+        </m:r>
+        <m:r>
+          <w:rPr>
+            <w:rFonts w:ascii="Cambria Math" w:hAnsi="Cambria Math"/>
+          </w:rPr>
+          <m:t xml:space="preserve">=</m:t>
+        </m:r>
+        <m:r>
+          <w:rPr>
+            <w:rFonts w:ascii="Cambria Math" w:hAnsi="Cambria Math"/>
+          </w:rPr>
+          <m:t xml:space="preserve">0.05</m:t>
+        </m:r>
+      </m:oMath>
+      <w:r>
+        <w:rPr>
+          <w:rFonts w:ascii="Liberation Serif" w:hAnsi="Liberation Serif"/>
+        </w:rPr>
+        <w:t xml:space="preserve">) </w:t>
+      </w:r>
+      <w:r>
+        <w:rPr>
+          <w:rFonts w:ascii="Liberation Serif" w:hAnsi="Liberation Serif"/>
+        </w:rPr>
+        <w:t>kıyaslanıcaktır.</w:t>
+      </w:r>
+    </w:p>
+    <w:p>
+      <w:pPr>
+        <w:pStyle w:val="BodyText"/>
+        <w:rPr>
+          <w:rFonts w:ascii="Liberation Serif" w:hAnsi="Liberation Serif"/>
+        </w:rPr>
+      </w:pPr>
+      <w:r>
+        <w:rPr>
+          <w:rFonts w:ascii="Liberation Serif" w:hAnsi="Liberation Serif"/>
+        </w:rPr>
+        <w:t>Veride çocukların da verileri olduğu için R da sadece yetişkin insanların verilerini elde etmek için aşağıdaki kod kullanılmıştır. Ve yetişkinlere dair cinsiyetlerine göre hayatta kalma oranları aşağıda</w:t>
+      </w:r>
+      <w:r>
+        <w:rPr>
+          <w:rFonts w:ascii="Liberation Serif" w:hAnsi="Liberation Serif"/>
+        </w:rPr>
+        <w:t>ki</w:t>
+      </w:r>
+      <w:r>
+        <w:rPr>
+          <w:rFonts w:ascii="Liberation Serif" w:hAnsi="Liberation Serif"/>
+        </w:rPr>
+        <w:t xml:space="preserve"> gibidir;</w:t>
+      </w:r>
+      <w:r>
+        <w:br w:type="page"/>
+      </w:r>
+    </w:p>
+    <w:p>
+      <w:pPr>
+        <w:pStyle w:val="BodyText"/>
+        <w:rPr>
+          <w:rFonts w:ascii="Liberation Serif" w:hAnsi="Liberation Serif"/>
+        </w:rPr>
+      </w:pPr>
+      <w:r>
+        <w:rPr>
+          <w:rFonts w:ascii="Liberation Serif" w:hAnsi="Liberation Serif"/>
+        </w:rPr>
       </w:r>
     </w:p>
     <w:p>
@@ -2915,7 +2990,7 @@
           <wp:inline distT="0" distB="0" distL="0" distR="0">
             <wp:extent cx="1856740" cy="2999740"/>
             <wp:effectExtent l="0" t="0" r="0" b="0"/>
-            <wp:docPr id="7" name="Görüntü7"/>
+            <wp:docPr id="8" name="Görüntü7"/>
             <wp:cNvGraphicFramePr>
               <a:graphicFrameLocks xmlns:a="http://schemas.openxmlformats.org/drawingml/2006/main" noChangeAspect="1"/>
             </wp:cNvGraphicFramePr>
@@ -2923,13 +2998,13 @@
               <a:graphicData uri="http://schemas.openxmlformats.org/drawingml/2006/picture">
                 <pic:pic xmlns:pic="http://schemas.openxmlformats.org/drawingml/2006/picture">
                   <pic:nvPicPr>
-                    <pic:cNvPr id="7" name="Görüntü7"/>
+                    <pic:cNvPr id="8" name="Görüntü7"/>
                     <pic:cNvPicPr>
                       <a:picLocks noChangeAspect="1" noChangeArrowheads="1"/>
                     </pic:cNvPicPr>
                   </pic:nvPicPr>
                   <pic:blipFill>
-                    <a:blip r:embed="rId10"/>
+                    <a:blip r:embed="rId11"/>
                     <a:stretch>
                       <a:fillRect/>
                     </a:stretch>
@@ -2958,7 +3033,7 @@
           <wp:inline distT="0" distB="0" distL="0" distR="0">
             <wp:extent cx="2482215" cy="1009650"/>
             <wp:effectExtent l="0" t="0" r="0" b="0"/>
-            <wp:docPr id="8" name="Görüntü8"/>
+            <wp:docPr id="9" name="Görüntü8"/>
             <wp:cNvGraphicFramePr>
               <a:graphicFrameLocks xmlns:a="http://schemas.openxmlformats.org/drawingml/2006/main" noChangeAspect="1"/>
             </wp:cNvGraphicFramePr>
@@ -2966,13 +3041,13 @@
               <a:graphicData uri="http://schemas.openxmlformats.org/drawingml/2006/picture">
                 <pic:pic xmlns:pic="http://schemas.openxmlformats.org/drawingml/2006/picture">
                   <pic:nvPicPr>
-                    <pic:cNvPr id="8" name="Görüntü8"/>
+                    <pic:cNvPr id="9" name="Görüntü8"/>
                     <pic:cNvPicPr>
                       <a:picLocks noChangeAspect="1" noChangeArrowheads="1"/>
                     </pic:cNvPicPr>
                   </pic:nvPicPr>
                   <pic:blipFill>
-                    <a:blip r:embed="rId11"/>
+                    <a:blip r:embed="rId12"/>
                     <a:stretch>
                       <a:fillRect/>
                     </a:stretch>
@@ -3249,7 +3324,7 @@
           <wp:inline distT="0" distB="0" distL="0" distR="0">
             <wp:extent cx="3228340" cy="227965"/>
             <wp:effectExtent l="0" t="0" r="0" b="0"/>
-            <wp:docPr id="9" name="Görüntü9"/>
+            <wp:docPr id="10" name="Görüntü9"/>
             <wp:cNvGraphicFramePr>
               <a:graphicFrameLocks xmlns:a="http://schemas.openxmlformats.org/drawingml/2006/main" noChangeAspect="1"/>
             </wp:cNvGraphicFramePr>
@@ -3257,13 +3332,13 @@
               <a:graphicData uri="http://schemas.openxmlformats.org/drawingml/2006/picture">
                 <pic:pic xmlns:pic="http://schemas.openxmlformats.org/drawingml/2006/picture">
                   <pic:nvPicPr>
-                    <pic:cNvPr id="9" name="Görüntü9"/>
+                    <pic:cNvPr id="10" name="Görüntü9"/>
                     <pic:cNvPicPr>
                       <a:picLocks noChangeAspect="1" noChangeArrowheads="1"/>
                     </pic:cNvPicPr>
                   </pic:nvPicPr>
                   <pic:blipFill>
-                    <a:blip r:embed="rId12"/>
+                    <a:blip r:embed="rId13"/>
                     <a:stretch>
                       <a:fillRect/>
                     </a:stretch>
@@ -3300,7 +3375,7 @@
           <wp:inline distT="0" distB="0" distL="0" distR="0">
             <wp:extent cx="5731510" cy="1645920"/>
             <wp:effectExtent l="0" t="0" r="0" b="0"/>
-            <wp:docPr id="10" name="Görüntü10"/>
+            <wp:docPr id="11" name="Görüntü10"/>
             <wp:cNvGraphicFramePr>
               <a:graphicFrameLocks xmlns:a="http://schemas.openxmlformats.org/drawingml/2006/main" noChangeAspect="1"/>
             </wp:cNvGraphicFramePr>
@@ -3308,13 +3383,13 @@
               <a:graphicData uri="http://schemas.openxmlformats.org/drawingml/2006/picture">
                 <pic:pic xmlns:pic="http://schemas.openxmlformats.org/drawingml/2006/picture">
                   <pic:nvPicPr>
-                    <pic:cNvPr id="10" name="Görüntü10"/>
+                    <pic:cNvPr id="11" name="Görüntü10"/>
                     <pic:cNvPicPr>
                       <a:picLocks noChangeAspect="1" noChangeArrowheads="1"/>
                     </pic:cNvPicPr>
                   </pic:nvPicPr>
                   <pic:blipFill>
-                    <a:blip r:embed="rId13"/>
+                    <a:blip r:embed="rId14"/>
                     <a:stretch>
                       <a:fillRect/>
                     </a:stretch>
@@ -3341,10 +3416,6 @@
         <w:pStyle w:val="BodyText"/>
         <w:rPr>
           <w:rFonts w:ascii="Liberation Serif" w:hAnsi="Liberation Serif"/>
-          <w:b/>
-          <w:bCs/>
-          <w:sz w:val="28"/>
-          <w:szCs w:val="28"/>
         </w:rPr>
       </w:pPr>
       <w:r>
@@ -3521,12 +3592,7 @@
       <w:pPr>
         <w:pStyle w:val="Normal"/>
         <w:rPr>
-          <w:rFonts w:eastAsia="Times New Roman" w:cs="Times New Roman" w:cstheme="minorAscii" w:eastAsiaTheme="minorAscii"/>
-          <w:i w:val="false"/>
-          <w:iCs w:val="false"/>
-          <w:caps w:val="false"/>
-          <w:smallCaps w:val="false"/>
-          <w:lang w:val="en-US"/>
+          <w:rFonts w:ascii="Liberation Serif" w:hAnsi="Liberation Serif"/>
         </w:rPr>
       </w:pPr>
       <w:r>
@@ -3564,16 +3630,7 @@
       </w:r>
       <w:r>
         <w:rPr>
-          <w:rFonts w:eastAsia="Times New Roman" w:cs="Times New Roman" w:ascii="Liberation Serif" w:hAnsi="Liberation Serif" w:cstheme="minorAscii" w:eastAsiaTheme="minorAscii"/>
-          <w:b w:val="false"/>
-          <w:bCs w:val="false"/>
-          <w:i w:val="false"/>
-          <w:iCs w:val="false"/>
-          <w:caps w:val="false"/>
-          <w:smallCaps w:val="false"/>
-          <w:sz w:val="24"/>
-          <w:szCs w:val="24"/>
-          <w:lang w:val="en-US"/>
+          <w:rFonts w:ascii="Liberation Serif" w:hAnsi="Liberation Serif"/>
         </w:rPr>
       </w:r>
       <m:oMath xmlns:m="http://schemas.openxmlformats.org/officeDocument/2006/math">
@@ -3603,6 +3660,10 @@
           </m:e>
         </m:bar>
         <m:r>
+          <m:rPr>
+            <m:lit/>
+            <m:nor/>
+          </m:rPr>
           <w:rPr>
             <w:rFonts w:ascii="Cambria Math" w:hAnsi="Cambria Math"/>
           </w:rPr>
@@ -3633,6 +3694,47 @@
       </w:r>
       <w:r>
         <w:rPr>
+          <w:rFonts w:ascii="Liberation Serif" w:hAnsi="Liberation Serif"/>
+        </w:rPr>
+      </w:r>
+      <m:oMath xmlns:m="http://schemas.openxmlformats.org/officeDocument/2006/math">
+        <m:sSub>
+          <m:e>
+            <m:r>
+              <w:rPr>
+                <w:rFonts w:ascii="Cambria Math" w:hAnsi="Cambria Math"/>
+              </w:rPr>
+              <m:t xml:space="preserve">n</m:t>
+            </m:r>
+          </m:e>
+          <m:sub>
+            <m:r>
+              <w:rPr>
+                <w:rFonts w:ascii="Cambria Math" w:hAnsi="Cambria Math"/>
+              </w:rPr>
+              <m:t xml:space="preserve">1</m:t>
+            </m:r>
+          </m:sub>
+        </m:sSub>
+        <m:r>
+          <m:rPr>
+            <m:lit/>
+            <m:nor/>
+          </m:rPr>
+          <w:rPr>
+            <w:rFonts w:ascii="Cambria Math" w:hAnsi="Cambria Math"/>
+          </w:rPr>
+          <m:t xml:space="preserve">=</m:t>
+        </m:r>
+        <m:r>
+          <w:rPr>
+            <w:rFonts w:ascii="Cambria Math" w:hAnsi="Cambria Math"/>
+          </w:rPr>
+          <m:t xml:space="preserve">10</m:t>
+        </m:r>
+      </m:oMath>
+      <w:r>
+        <w:rPr>
           <w:rFonts w:eastAsia="Times New Roman" w:cs="Times New Roman" w:ascii="Liberation Serif" w:hAnsi="Liberation Serif" w:cstheme="minorAscii" w:eastAsiaTheme="minorAscii"/>
           <w:b w:val="false"/>
           <w:bCs w:val="false"/>
@@ -3644,15 +3746,23 @@
           <w:szCs w:val="24"/>
           <w:lang w:val="en-US"/>
         </w:rPr>
+        <w:t xml:space="preserve"> </w:t>
+        <w:tab/>
+        <w:tab/>
+      </w:r>
+      <w:r>
+        <w:rPr>
+          <w:rFonts w:ascii="Liberation Serif" w:hAnsi="Liberation Serif"/>
+        </w:rPr>
       </w:r>
       <m:oMath xmlns:m="http://schemas.openxmlformats.org/officeDocument/2006/math">
-        <m:sSub>
+        <m:sSubSup>
           <m:e>
             <m:r>
               <w:rPr>
                 <w:rFonts w:ascii="Cambria Math" w:hAnsi="Cambria Math"/>
               </w:rPr>
-              <m:t xml:space="preserve">n</m:t>
+              <m:t xml:space="preserve">S</m:t>
             </m:r>
           </m:e>
           <m:sub>
@@ -3663,8 +3773,20 @@
               <m:t xml:space="preserve">1</m:t>
             </m:r>
           </m:sub>
-        </m:sSub>
-        <m:r>
+          <m:sup>
+            <m:r>
+              <w:rPr>
+                <w:rFonts w:ascii="Cambria Math" w:hAnsi="Cambria Math"/>
+              </w:rPr>
+              <m:t xml:space="preserve">2</m:t>
+            </m:r>
+          </m:sup>
+        </m:sSubSup>
+        <m:r>
+          <m:rPr>
+            <m:lit/>
+            <m:nor/>
+          </m:rPr>
           <w:rPr>
             <w:rFonts w:ascii="Cambria Math" w:hAnsi="Cambria Math"/>
           </w:rPr>
@@ -3674,9 +3796,17 @@
           <w:rPr>
             <w:rFonts w:ascii="Cambria Math" w:hAnsi="Cambria Math"/>
           </w:rPr>
-          <m:t xml:space="preserve">10</m:t>
+          <m:t xml:space="preserve">3.20</m:t>
         </m:r>
       </m:oMath>
+    </w:p>
+    <w:p>
+      <w:pPr>
+        <w:pStyle w:val="BodyText"/>
+        <w:rPr>
+          <w:rFonts w:ascii="Liberation Serif" w:hAnsi="Liberation Serif"/>
+        </w:rPr>
+      </w:pPr>
       <w:r>
         <w:rPr>
           <w:rFonts w:eastAsia="Times New Roman" w:cs="Times New Roman" w:ascii="Liberation Serif" w:hAnsi="Liberation Serif" w:cstheme="minorAscii" w:eastAsiaTheme="minorAscii"/>
@@ -3690,99 +3820,11 @@
           <w:szCs w:val="24"/>
           <w:lang w:val="en-US"/>
         </w:rPr>
-        <w:t xml:space="preserve"> </w:t>
-        <w:tab/>
-        <w:tab/>
-      </w:r>
-      <w:r>
-        <w:rPr>
-          <w:rFonts w:eastAsia="Times New Roman" w:cs="Times New Roman" w:ascii="Liberation Serif" w:hAnsi="Liberation Serif" w:cstheme="minorAscii" w:eastAsiaTheme="minorAscii"/>
-          <w:b w:val="false"/>
-          <w:bCs w:val="false"/>
-          <w:i w:val="false"/>
-          <w:iCs w:val="false"/>
-          <w:caps w:val="false"/>
-          <w:smallCaps w:val="false"/>
-          <w:sz w:val="24"/>
-          <w:szCs w:val="24"/>
-          <w:lang w:val="en-US"/>
-        </w:rPr>
-      </w:r>
-      <m:oMath xmlns:m="http://schemas.openxmlformats.org/officeDocument/2006/math">
-        <m:sSubSup>
-          <m:e>
-            <m:r>
-              <w:rPr>
-                <w:rFonts w:ascii="Cambria Math" w:hAnsi="Cambria Math"/>
-              </w:rPr>
-              <m:t xml:space="preserve">S</m:t>
-            </m:r>
-          </m:e>
-          <m:sub>
-            <m:r>
-              <w:rPr>
-                <w:rFonts w:ascii="Cambria Math" w:hAnsi="Cambria Math"/>
-              </w:rPr>
-              <m:t xml:space="preserve">1</m:t>
-            </m:r>
-          </m:sub>
-          <m:sup>
-            <m:r>
-              <w:rPr>
-                <w:rFonts w:ascii="Cambria Math" w:hAnsi="Cambria Math"/>
-              </w:rPr>
-              <m:t xml:space="preserve">2</m:t>
-            </m:r>
-          </m:sup>
-        </m:sSubSup>
-        <m:r>
-          <w:rPr>
-            <w:rFonts w:ascii="Cambria Math" w:hAnsi="Cambria Math"/>
-          </w:rPr>
-          <m:t xml:space="preserve">=</m:t>
-        </m:r>
-        <m:r>
-          <w:rPr>
-            <w:rFonts w:ascii="Cambria Math" w:hAnsi="Cambria Math"/>
-          </w:rPr>
-          <m:t xml:space="preserve">3.20</m:t>
-        </m:r>
-      </m:oMath>
-    </w:p>
-    <w:p>
-      <w:pPr>
-        <w:pStyle w:val="BodyText"/>
-        <w:rPr>
-          <w:rFonts w:ascii="Liberation Serif" w:hAnsi="Liberation Serif"/>
-        </w:rPr>
-      </w:pPr>
-      <w:r>
-        <w:rPr>
-          <w:rFonts w:eastAsia="Times New Roman" w:cs="Times New Roman" w:ascii="Liberation Serif" w:hAnsi="Liberation Serif" w:cstheme="minorAscii" w:eastAsiaTheme="minorAscii"/>
-          <w:b w:val="false"/>
-          <w:bCs w:val="false"/>
-          <w:i w:val="false"/>
-          <w:iCs w:val="false"/>
-          <w:caps w:val="false"/>
-          <w:smallCaps w:val="false"/>
-          <w:sz w:val="24"/>
-          <w:szCs w:val="24"/>
-          <w:lang w:val="en-US"/>
-        </w:rPr>
         <w:t>2.İlaca ait veriler :</w:t>
       </w:r>
       <w:r>
         <w:rPr>
-          <w:rFonts w:eastAsia="Times New Roman" w:cs="Times New Roman" w:ascii="Liberation Serif" w:hAnsi="Liberation Serif" w:cstheme="minorAscii" w:eastAsiaTheme="minorAscii"/>
-          <w:b w:val="false"/>
-          <w:bCs w:val="false"/>
-          <w:i w:val="false"/>
-          <w:iCs w:val="false"/>
-          <w:caps w:val="false"/>
-          <w:smallCaps w:val="false"/>
-          <w:sz w:val="24"/>
-          <w:szCs w:val="24"/>
-          <w:lang w:val="en-US"/>
+          <w:rFonts w:ascii="Liberation Serif" w:hAnsi="Liberation Serif"/>
         </w:rPr>
       </w:r>
       <m:oMath xmlns:m="http://schemas.openxmlformats.org/officeDocument/2006/math">
@@ -3812,6 +3854,10 @@
           </m:e>
         </m:bar>
         <m:r>
+          <m:rPr>
+            <m:lit/>
+            <m:nor/>
+          </m:rPr>
           <w:rPr>
             <w:rFonts w:ascii="Cambria Math" w:hAnsi="Cambria Math"/>
           </w:rPr>
@@ -3842,6 +3888,47 @@
       </w:r>
       <w:r>
         <w:rPr>
+          <w:rFonts w:ascii="Liberation Serif" w:hAnsi="Liberation Serif"/>
+        </w:rPr>
+      </w:r>
+      <m:oMath xmlns:m="http://schemas.openxmlformats.org/officeDocument/2006/math">
+        <m:sSub>
+          <m:e>
+            <m:r>
+              <w:rPr>
+                <w:rFonts w:ascii="Cambria Math" w:hAnsi="Cambria Math"/>
+              </w:rPr>
+              <m:t xml:space="preserve">n</m:t>
+            </m:r>
+          </m:e>
+          <m:sub>
+            <m:r>
+              <w:rPr>
+                <w:rFonts w:ascii="Cambria Math" w:hAnsi="Cambria Math"/>
+              </w:rPr>
+              <m:t xml:space="preserve">2</m:t>
+            </m:r>
+          </m:sub>
+        </m:sSub>
+        <m:r>
+          <m:rPr>
+            <m:lit/>
+            <m:nor/>
+          </m:rPr>
+          <w:rPr>
+            <w:rFonts w:ascii="Cambria Math" w:hAnsi="Cambria Math"/>
+          </w:rPr>
+          <m:t xml:space="preserve">=</m:t>
+        </m:r>
+        <m:r>
+          <w:rPr>
+            <w:rFonts w:ascii="Cambria Math" w:hAnsi="Cambria Math"/>
+          </w:rPr>
+          <m:t xml:space="preserve">10</m:t>
+        </m:r>
+      </m:oMath>
+      <w:r>
+        <w:rPr>
           <w:rFonts w:eastAsia="Times New Roman" w:cs="Times New Roman" w:ascii="Liberation Serif" w:hAnsi="Liberation Serif" w:cstheme="minorAscii" w:eastAsiaTheme="minorAscii"/>
           <w:b w:val="false"/>
           <w:bCs w:val="false"/>
@@ -3853,67 +3940,12 @@
           <w:szCs w:val="24"/>
           <w:lang w:val="en-US"/>
         </w:rPr>
-      </w:r>
-      <m:oMath xmlns:m="http://schemas.openxmlformats.org/officeDocument/2006/math">
-        <m:sSub>
-          <m:e>
-            <m:r>
-              <w:rPr>
-                <w:rFonts w:ascii="Cambria Math" w:hAnsi="Cambria Math"/>
-              </w:rPr>
-              <m:t xml:space="preserve">n</m:t>
-            </m:r>
-          </m:e>
-          <m:sub>
-            <m:r>
-              <w:rPr>
-                <w:rFonts w:ascii="Cambria Math" w:hAnsi="Cambria Math"/>
-              </w:rPr>
-              <m:t xml:space="preserve">2</m:t>
-            </m:r>
-          </m:sub>
-        </m:sSub>
-        <m:r>
-          <w:rPr>
-            <w:rFonts w:ascii="Cambria Math" w:hAnsi="Cambria Math"/>
-          </w:rPr>
-          <m:t xml:space="preserve">=</m:t>
-        </m:r>
-        <m:r>
-          <w:rPr>
-            <w:rFonts w:ascii="Cambria Math" w:hAnsi="Cambria Math"/>
-          </w:rPr>
-          <m:t xml:space="preserve">10</m:t>
-        </m:r>
-      </m:oMath>
-      <w:r>
-        <w:rPr>
-          <w:rFonts w:eastAsia="Times New Roman" w:cs="Times New Roman" w:ascii="Liberation Serif" w:hAnsi="Liberation Serif" w:cstheme="minorAscii" w:eastAsiaTheme="minorAscii"/>
-          <w:b w:val="false"/>
-          <w:bCs w:val="false"/>
-          <w:i w:val="false"/>
-          <w:iCs w:val="false"/>
-          <w:caps w:val="false"/>
-          <w:smallCaps w:val="false"/>
-          <w:sz w:val="24"/>
-          <w:szCs w:val="24"/>
-          <w:lang w:val="en-US"/>
-        </w:rPr>
         <w:tab/>
         <w:tab/>
       </w:r>
       <w:r>
         <w:rPr>
-          <w:rFonts w:eastAsia="Times New Roman" w:cs="Times New Roman" w:ascii="Liberation Serif" w:hAnsi="Liberation Serif" w:cstheme="minorAscii" w:eastAsiaTheme="minorAscii"/>
-          <w:b w:val="false"/>
-          <w:bCs w:val="false"/>
-          <w:i w:val="false"/>
-          <w:iCs w:val="false"/>
-          <w:caps w:val="false"/>
-          <w:smallCaps w:val="false"/>
-          <w:sz w:val="24"/>
-          <w:szCs w:val="24"/>
-          <w:lang w:val="en-US"/>
+          <w:rFonts w:ascii="Liberation Serif" w:hAnsi="Liberation Serif"/>
         </w:rPr>
       </w:r>
       <m:oMath xmlns:m="http://schemas.openxmlformats.org/officeDocument/2006/math">
@@ -3944,6 +3976,10 @@
           </m:sup>
         </m:sSubSup>
         <m:r>
+          <m:rPr>
+            <m:lit/>
+            <m:nor/>
+          </m:rPr>
           <w:rPr>
             <w:rFonts w:ascii="Cambria Math" w:hAnsi="Cambria Math"/>
           </w:rPr>
@@ -3962,36 +3998,18 @@
         <w:pStyle w:val="BodyText"/>
         <w:spacing w:before="0" w:after="140"/>
         <w:rPr>
-          <w:rFonts w:ascii="Liberation Serif" w:hAnsi="Liberation Serif" w:eastAsia="Times New Roman" w:cs="Times New Roman" w:cstheme="minorAscii" w:eastAsiaTheme="minorAscii"/>
-          <w:b w:val="false"/>
-          <w:bCs w:val="false"/>
-          <w:i w:val="false"/>
-          <w:iCs w:val="false"/>
-          <w:caps w:val="false"/>
-          <w:smallCaps w:val="false"/>
-          <w:sz w:val="24"/>
-          <w:szCs w:val="24"/>
-          <w:lang w:val="en-US"/>
-        </w:rPr>
-      </w:pPr>
-      <w:r>
-        <w:rPr>
-          <w:rFonts w:eastAsia="Times New Roman" w:cs="Times New Roman" w:cstheme="minorAscii" w:eastAsiaTheme="minorAscii" w:ascii="Liberation Serif" w:hAnsi="Liberation Serif"/>
-          <w:b w:val="false"/>
-          <w:bCs w:val="false"/>
-          <w:i w:val="false"/>
-          <w:iCs w:val="false"/>
-          <w:caps w:val="false"/>
-          <w:smallCaps w:val="false"/>
-          <w:sz w:val="24"/>
-          <w:szCs w:val="24"/>
-          <w:lang w:val="en-US"/>
+          <w:rFonts w:ascii="Liberation Serif" w:hAnsi="Liberation Serif"/>
+        </w:rPr>
+      </w:pPr>
+      <w:r>
+        <w:rPr>
+          <w:rFonts w:ascii="Liberation Serif" w:hAnsi="Liberation Serif"/>
         </w:rPr>
         <w:drawing>
           <wp:inline distT="0" distB="0" distL="0" distR="0">
             <wp:extent cx="3075940" cy="571500"/>
             <wp:effectExtent l="0" t="0" r="0" b="0"/>
-            <wp:docPr id="11" name="Görüntü11"/>
+            <wp:docPr id="12" name="Görüntü11"/>
             <wp:cNvGraphicFramePr>
               <a:graphicFrameLocks xmlns:a="http://schemas.openxmlformats.org/drawingml/2006/main" noChangeAspect="1"/>
             </wp:cNvGraphicFramePr>
@@ -3999,13 +4017,13 @@
               <a:graphicData uri="http://schemas.openxmlformats.org/drawingml/2006/picture">
                 <pic:pic xmlns:pic="http://schemas.openxmlformats.org/drawingml/2006/picture">
                   <pic:nvPicPr>
-                    <pic:cNvPr id="11" name="Görüntü11"/>
+                    <pic:cNvPr id="12" name="Görüntü11"/>
                     <pic:cNvPicPr>
                       <a:picLocks noChangeAspect="1" noChangeArrowheads="1"/>
                     </pic:cNvPicPr>
                   </pic:nvPicPr>
                   <pic:blipFill>
-                    <a:blip r:embed="rId14"/>
+                    <a:blip r:embed="rId15"/>
                     <a:stretch>
                       <a:fillRect/>
                     </a:stretch>
@@ -4028,22 +4046,13 @@
       </w:r>
       <w:r>
         <w:rPr>
-          <w:rFonts w:eastAsia="Times New Roman" w:cs="Times New Roman" w:cstheme="minorAscii" w:eastAsiaTheme="minorAscii" w:ascii="Liberation Serif" w:hAnsi="Liberation Serif"/>
-          <w:b w:val="false"/>
-          <w:bCs w:val="false"/>
-          <w:i w:val="false"/>
-          <w:iCs w:val="false"/>
-          <w:caps w:val="false"/>
-          <w:smallCaps w:val="false"/>
-          <w:sz w:val="24"/>
-          <w:szCs w:val="24"/>
-          <w:lang w:val="en-US"/>
+          <w:rFonts w:ascii="Liberation Serif" w:hAnsi="Liberation Serif"/>
         </w:rPr>
         <w:drawing>
           <wp:inline distT="0" distB="0" distL="0" distR="0">
             <wp:extent cx="2499360" cy="1086485"/>
             <wp:effectExtent l="0" t="0" r="0" b="0"/>
-            <wp:docPr id="12" name="Görüntü12"/>
+            <wp:docPr id="13" name="Görüntü12"/>
             <wp:cNvGraphicFramePr>
               <a:graphicFrameLocks xmlns:a="http://schemas.openxmlformats.org/drawingml/2006/main" noChangeAspect="1"/>
             </wp:cNvGraphicFramePr>
@@ -4051,13 +4060,13 @@
               <a:graphicData uri="http://schemas.openxmlformats.org/drawingml/2006/picture">
                 <pic:pic xmlns:pic="http://schemas.openxmlformats.org/drawingml/2006/picture">
                   <pic:nvPicPr>
-                    <pic:cNvPr id="12" name="Görüntü12"/>
+                    <pic:cNvPr id="13" name="Görüntü12"/>
                     <pic:cNvPicPr>
                       <a:picLocks noChangeAspect="1" noChangeArrowheads="1"/>
                     </pic:cNvPicPr>
                   </pic:nvPicPr>
                   <pic:blipFill>
-                    <a:blip r:embed="rId15"/>
+                    <a:blip r:embed="rId16"/>
                     <a:stretch>
                       <a:fillRect/>
                     </a:stretch>
@@ -4228,8 +4237,17 @@
           <w:szCs w:val="24"/>
           <w:lang w:val="en-US"/>
         </w:rPr>
-        <w:t>) yükseldiği tespit edilmiştir. Bu betimleyici farkın istatistiksel olarak anlamlı olup olmadığını belirlemek amacıyla eşleştirilmiş t-testi (paired t-test) uygulan</w:t>
-      </w:r>
+        <w:t>) yükseldiği tespit edilmiştir. Bu betimleyici farkın istatistiksel olarak anlamlı olup olmadığını belirlemek amacıyla eşleştirilmiş t-testi (paired t-test) uygulanacaktır.</w:t>
+      </w:r>
+    </w:p>
+    <w:p>
+      <w:pPr>
+        <w:pStyle w:val="BodyText"/>
+        <w:spacing w:before="0" w:after="140"/>
+        <w:rPr>
+          <w:rFonts w:ascii="Liberation Serif" w:hAnsi="Liberation Serif"/>
+        </w:rPr>
+      </w:pPr>
       <w:r>
         <w:rPr>
           <w:rFonts w:eastAsia="Times New Roman" w:cs="Times New Roman" w:ascii="Liberation Serif" w:hAnsi="Liberation Serif" w:cstheme="minorAscii" w:eastAsiaTheme="minorAscii"/>
@@ -4243,8 +4261,94 @@
           <w:szCs w:val="24"/>
           <w:lang w:val="en-US"/>
         </w:rPr>
-        <w:t>a</w:t>
-      </w:r>
+        <w:t>2. uyku ilacının 1.uyku ilacından farklı olup olmadığına dair hipotez :</w:t>
+      </w:r>
+    </w:p>
+    <w:p>
+      <w:pPr>
+        <w:pStyle w:val="BodyText"/>
+        <w:spacing w:before="0" w:after="140"/>
+        <w:rPr>
+          <w:rFonts w:ascii="Liberation Serif" w:hAnsi="Liberation Serif"/>
+        </w:rPr>
+      </w:pPr>
+      <w:r>
+        <w:rPr>
+          <w:rFonts w:ascii="Liberation Serif" w:hAnsi="Liberation Serif"/>
+        </w:rPr>
+      </w:r>
+      <m:oMath xmlns:m="http://schemas.openxmlformats.org/officeDocument/2006/math">
+        <m:sSub>
+          <m:e>
+            <m:r>
+              <w:rPr>
+                <w:rFonts w:ascii="Cambria Math" w:hAnsi="Cambria Math"/>
+              </w:rPr>
+              <m:t xml:space="preserve">H</m:t>
+            </m:r>
+          </m:e>
+          <m:sub>
+            <m:r>
+              <w:rPr>
+                <w:rFonts w:ascii="Cambria Math" w:hAnsi="Cambria Math"/>
+              </w:rPr>
+              <m:t xml:space="preserve">0</m:t>
+            </m:r>
+          </m:sub>
+        </m:sSub>
+        <m:r>
+          <w:rPr>
+            <w:rFonts w:ascii="Cambria Math" w:hAnsi="Cambria Math"/>
+          </w:rPr>
+          <m:t xml:space="preserve">:</m:t>
+        </m:r>
+        <m:sSub>
+          <m:e>
+            <m:r>
+              <w:rPr>
+                <w:rFonts w:ascii="Cambria Math" w:hAnsi="Cambria Math"/>
+              </w:rPr>
+              <m:t xml:space="preserve">μ</m:t>
+            </m:r>
+          </m:e>
+          <m:sub>
+            <m:r>
+              <w:rPr>
+                <w:rFonts w:ascii="Cambria Math" w:hAnsi="Cambria Math"/>
+              </w:rPr>
+              <m:t xml:space="preserve">1</m:t>
+            </m:r>
+          </m:sub>
+        </m:sSub>
+        <m:r>
+          <m:rPr>
+            <m:lit/>
+            <m:nor/>
+          </m:rPr>
+          <w:rPr>
+            <w:rFonts w:ascii="Cambria Math" w:hAnsi="Cambria Math"/>
+          </w:rPr>
+          <m:t xml:space="preserve">=</m:t>
+        </m:r>
+        <m:sSub>
+          <m:e>
+            <m:r>
+              <w:rPr>
+                <w:rFonts w:ascii="Cambria Math" w:hAnsi="Cambria Math"/>
+              </w:rPr>
+              <m:t xml:space="preserve">μ</m:t>
+            </m:r>
+          </m:e>
+          <m:sub>
+            <m:r>
+              <w:rPr>
+                <w:rFonts w:ascii="Cambria Math" w:hAnsi="Cambria Math"/>
+              </w:rPr>
+              <m:t xml:space="preserve">2</m:t>
+            </m:r>
+          </m:sub>
+        </m:sSub>
+      </m:oMath>
       <w:r>
         <w:rPr>
           <w:rFonts w:eastAsia="Times New Roman" w:cs="Times New Roman" w:ascii="Liberation Serif" w:hAnsi="Liberation Serif" w:cstheme="minorAscii" w:eastAsiaTheme="minorAscii"/>
@@ -4258,306 +4362,21 @@
           <w:szCs w:val="24"/>
           <w:lang w:val="en-US"/>
         </w:rPr>
-        <w:t>c</w:t>
-      </w:r>
-      <w:r>
-        <w:rPr>
-          <w:rFonts w:eastAsia="Times New Roman" w:cs="Times New Roman" w:ascii="Liberation Serif" w:hAnsi="Liberation Serif" w:cstheme="minorAscii" w:eastAsiaTheme="minorAscii"/>
-          <w:b w:val="false"/>
-          <w:bCs w:val="false"/>
-          <w:i w:val="false"/>
-          <w:iCs w:val="false"/>
-          <w:caps w:val="false"/>
-          <w:smallCaps w:val="false"/>
-          <w:sz w:val="24"/>
-          <w:szCs w:val="24"/>
-          <w:lang w:val="en-US"/>
-        </w:rPr>
-        <w:t>a</w:t>
-      </w:r>
-      <w:r>
-        <w:rPr>
-          <w:rFonts w:eastAsia="Times New Roman" w:cs="Times New Roman" w:ascii="Liberation Serif" w:hAnsi="Liberation Serif" w:cstheme="minorAscii" w:eastAsiaTheme="minorAscii"/>
-          <w:b w:val="false"/>
-          <w:bCs w:val="false"/>
-          <w:i w:val="false"/>
-          <w:iCs w:val="false"/>
-          <w:caps w:val="false"/>
-          <w:smallCaps w:val="false"/>
-          <w:sz w:val="24"/>
-          <w:szCs w:val="24"/>
-          <w:lang w:val="en-US"/>
-        </w:rPr>
-        <w:t>k</w:t>
-      </w:r>
-      <w:r>
-        <w:rPr>
-          <w:rFonts w:eastAsia="Times New Roman" w:cs="Times New Roman" w:ascii="Liberation Serif" w:hAnsi="Liberation Serif" w:cstheme="minorAscii" w:eastAsiaTheme="minorAscii"/>
-          <w:b w:val="false"/>
-          <w:bCs w:val="false"/>
-          <w:i w:val="false"/>
-          <w:iCs w:val="false"/>
-          <w:caps w:val="false"/>
-          <w:smallCaps w:val="false"/>
-          <w:sz w:val="24"/>
-          <w:szCs w:val="24"/>
-          <w:lang w:val="en-US"/>
-        </w:rPr>
-        <w:t>t</w:t>
-      </w:r>
-      <w:r>
-        <w:rPr>
-          <w:rFonts w:eastAsia="Times New Roman" w:cs="Times New Roman" w:ascii="Liberation Serif" w:hAnsi="Liberation Serif" w:cstheme="minorAscii" w:eastAsiaTheme="minorAscii"/>
-          <w:b w:val="false"/>
-          <w:bCs w:val="false"/>
-          <w:i w:val="false"/>
-          <w:iCs w:val="false"/>
-          <w:caps w:val="false"/>
-          <w:smallCaps w:val="false"/>
-          <w:sz w:val="24"/>
-          <w:szCs w:val="24"/>
-          <w:lang w:val="en-US"/>
-        </w:rPr>
-        <w:t>ı</w:t>
-      </w:r>
-      <w:r>
-        <w:rPr>
-          <w:rFonts w:eastAsia="Times New Roman" w:cs="Times New Roman" w:ascii="Liberation Serif" w:hAnsi="Liberation Serif" w:cstheme="minorAscii" w:eastAsiaTheme="minorAscii"/>
-          <w:b w:val="false"/>
-          <w:bCs w:val="false"/>
-          <w:i w:val="false"/>
-          <w:iCs w:val="false"/>
-          <w:caps w:val="false"/>
-          <w:smallCaps w:val="false"/>
-          <w:sz w:val="24"/>
-          <w:szCs w:val="24"/>
-          <w:lang w:val="en-US"/>
-        </w:rPr>
-        <w:t>r</w:t>
-      </w:r>
-      <w:r>
-        <w:rPr>
-          <w:rFonts w:eastAsia="Times New Roman" w:cs="Times New Roman" w:ascii="Liberation Serif" w:hAnsi="Liberation Serif" w:cstheme="minorAscii" w:eastAsiaTheme="minorAscii"/>
-          <w:b w:val="false"/>
-          <w:bCs w:val="false"/>
-          <w:i w:val="false"/>
-          <w:iCs w:val="false"/>
-          <w:caps w:val="false"/>
-          <w:smallCaps w:val="false"/>
-          <w:sz w:val="24"/>
-          <w:szCs w:val="24"/>
-          <w:lang w:val="en-US"/>
-        </w:rPr>
-        <w:t>.</w:t>
+        <w:t xml:space="preserve"> </w:t>
       </w:r>
     </w:p>
     <w:p>
       <w:pPr>
         <w:pStyle w:val="BodyText"/>
         <w:spacing w:before="0" w:after="140"/>
-        <w:rPr>
-          <w:rFonts w:ascii="Liberation Serif" w:hAnsi="Liberation Serif" w:eastAsia="Times New Roman" w:cs="Times New Roman" w:cstheme="minorAscii" w:eastAsiaTheme="minorAscii"/>
-          <w:b w:val="false"/>
-          <w:bCs w:val="false"/>
-          <w:i w:val="false"/>
-          <w:iCs w:val="false"/>
-          <w:caps w:val="false"/>
-          <w:smallCaps w:val="false"/>
-          <w:sz w:val="24"/>
-          <w:szCs w:val="24"/>
-          <w:lang w:val="en-US"/>
-        </w:rPr>
-      </w:pPr>
-      <w:r>
-        <w:rPr>
-          <w:rFonts w:eastAsia="Times New Roman" w:cs="Times New Roman" w:cstheme="minorAscii" w:eastAsiaTheme="minorAscii" w:ascii="Liberation Serif" w:hAnsi="Liberation Serif"/>
-          <w:b w:val="false"/>
-          <w:bCs w:val="false"/>
-          <w:i w:val="false"/>
-          <w:iCs w:val="false"/>
-          <w:caps w:val="false"/>
-          <w:smallCaps w:val="false"/>
-          <w:sz w:val="24"/>
-          <w:szCs w:val="24"/>
-          <w:lang w:val="en-US"/>
-        </w:rPr>
-        <w:t xml:space="preserve">2. uyku ilacının 1.uyku ilacından farklı </w:t>
-      </w:r>
-      <w:r>
-        <w:rPr>
-          <w:rFonts w:eastAsia="Times New Roman" w:cs="Times New Roman" w:cstheme="minorAscii" w:eastAsiaTheme="minorAscii" w:ascii="Liberation Serif" w:hAnsi="Liberation Serif"/>
-          <w:b w:val="false"/>
-          <w:bCs w:val="false"/>
-          <w:i w:val="false"/>
-          <w:iCs w:val="false"/>
-          <w:caps w:val="false"/>
-          <w:smallCaps w:val="false"/>
-          <w:sz w:val="24"/>
-          <w:szCs w:val="24"/>
-          <w:lang w:val="en-US"/>
-        </w:rPr>
-        <w:t>olup olmadığına</w:t>
-      </w:r>
-      <w:r>
-        <w:rPr>
-          <w:rFonts w:eastAsia="Times New Roman" w:cs="Times New Roman" w:cstheme="minorAscii" w:eastAsiaTheme="minorAscii" w:ascii="Liberation Serif" w:hAnsi="Liberation Serif"/>
-          <w:b w:val="false"/>
-          <w:bCs w:val="false"/>
-          <w:i w:val="false"/>
-          <w:iCs w:val="false"/>
-          <w:caps w:val="false"/>
-          <w:smallCaps w:val="false"/>
-          <w:sz w:val="24"/>
-          <w:szCs w:val="24"/>
-          <w:lang w:val="en-US"/>
-        </w:rPr>
-        <w:t xml:space="preserve"> dair hipotez :</w:t>
-      </w:r>
-    </w:p>
-    <w:p>
-      <w:pPr>
-        <w:pStyle w:val="BodyText"/>
-        <w:spacing w:before="0" w:after="140"/>
-        <w:rPr>
-          <w:rFonts w:ascii="Liberation Serif" w:hAnsi="Liberation Serif" w:eastAsia="Times New Roman" w:cs="Times New Roman" w:cstheme="minorAscii" w:eastAsiaTheme="minorAscii"/>
-          <w:b w:val="false"/>
-          <w:bCs w:val="false"/>
-          <w:i w:val="false"/>
-          <w:iCs w:val="false"/>
-          <w:caps w:val="false"/>
-          <w:smallCaps w:val="false"/>
-          <w:sz w:val="24"/>
-          <w:szCs w:val="24"/>
-          <w:lang w:val="en-US"/>
-        </w:rPr>
-      </w:pPr>
-      <w:r>
-        <w:rPr>
-          <w:rFonts w:eastAsia="Times New Roman" w:cs="Times New Roman" w:cstheme="minorAscii" w:eastAsiaTheme="minorAscii" w:ascii="Liberation Serif" w:hAnsi="Liberation Serif"/>
-          <w:b w:val="false"/>
-          <w:bCs w:val="false"/>
-          <w:i w:val="false"/>
-          <w:iCs w:val="false"/>
-          <w:caps w:val="false"/>
-          <w:smallCaps w:val="false"/>
-          <w:sz w:val="24"/>
-          <w:szCs w:val="24"/>
-          <w:lang w:val="en-US"/>
-        </w:rPr>
-      </w:r>
-      <m:oMath xmlns:m="http://schemas.openxmlformats.org/officeDocument/2006/math">
-        <m:sSub>
-          <m:e>
-            <m:r>
-              <w:rPr>
-                <w:rFonts w:ascii="Cambria Math" w:hAnsi="Cambria Math"/>
-              </w:rPr>
-              <m:t xml:space="preserve">H</m:t>
-            </m:r>
-          </m:e>
-          <m:sub>
-            <m:r>
-              <w:rPr>
-                <w:rFonts w:ascii="Cambria Math" w:hAnsi="Cambria Math"/>
-              </w:rPr>
-              <m:t xml:space="preserve">0</m:t>
-            </m:r>
-          </m:sub>
-        </m:sSub>
-        <m:r>
-          <w:rPr>
-            <w:rFonts w:ascii="Cambria Math" w:hAnsi="Cambria Math"/>
-          </w:rPr>
-          <m:t xml:space="preserve">:</m:t>
-        </m:r>
-        <m:sSub>
-          <m:e>
-            <m:r>
-              <w:rPr>
-                <w:rFonts w:ascii="Cambria Math" w:hAnsi="Cambria Math"/>
-              </w:rPr>
-              <m:t xml:space="preserve">μ</m:t>
-            </m:r>
-          </m:e>
-          <m:sub>
-            <m:r>
-              <w:rPr>
-                <w:rFonts w:ascii="Cambria Math" w:hAnsi="Cambria Math"/>
-              </w:rPr>
-              <m:t xml:space="preserve">1</m:t>
-            </m:r>
-          </m:sub>
-        </m:sSub>
-        <m:r>
-          <w:rPr>
-            <w:rFonts w:ascii="Cambria Math" w:hAnsi="Cambria Math"/>
-          </w:rPr>
-          <m:t xml:space="preserve">=</m:t>
-        </m:r>
-        <m:sSub>
-          <m:e>
-            <m:r>
-              <w:rPr>
-                <w:rFonts w:ascii="Cambria Math" w:hAnsi="Cambria Math"/>
-              </w:rPr>
-              <m:t xml:space="preserve">μ</m:t>
-            </m:r>
-          </m:e>
-          <m:sub>
-            <m:r>
-              <w:rPr>
-                <w:rFonts w:ascii="Cambria Math" w:hAnsi="Cambria Math"/>
-              </w:rPr>
-              <m:t xml:space="preserve">2</m:t>
-            </m:r>
-          </m:sub>
-        </m:sSub>
-      </m:oMath>
-      <w:r>
-        <w:rPr>
-          <w:rFonts w:eastAsia="Times New Roman" w:cs="Times New Roman" w:cstheme="minorAscii" w:eastAsiaTheme="minorAscii" w:ascii="Liberation Serif" w:hAnsi="Liberation Serif"/>
-          <w:b w:val="false"/>
-          <w:bCs w:val="false"/>
-          <w:i w:val="false"/>
-          <w:iCs w:val="false"/>
-          <w:caps w:val="false"/>
-          <w:smallCaps w:val="false"/>
-          <w:sz w:val="24"/>
-          <w:szCs w:val="24"/>
-          <w:lang w:val="en-US"/>
-        </w:rPr>
-        <w:t xml:space="preserve"> </w:t>
-      </w:r>
-    </w:p>
-    <w:p>
-      <w:pPr>
-        <w:pStyle w:val="BodyText"/>
-        <w:spacing w:before="0" w:after="140"/>
-        <w:rPr>
-          <w:rFonts w:ascii="Liberation Serif" w:hAnsi="Liberation Serif" w:eastAsia="Times New Roman" w:cs="Times New Roman" w:cstheme="minorAscii" w:eastAsiaTheme="minorAscii"/>
-          <w:b w:val="false"/>
-          <w:bCs w:val="false"/>
-          <w:i w:val="false"/>
-          <w:iCs w:val="false"/>
-          <w:caps w:val="false"/>
-          <w:smallCaps w:val="false"/>
-          <w:sz w:val="24"/>
-          <w:szCs w:val="24"/>
-          <w:lang w:val="en-US"/>
-        </w:rPr>
-      </w:pPr>
-      <w:r>
-        <w:rPr>
-          <w:rFonts w:eastAsia="Times New Roman" w:cs="Times New Roman" w:cstheme="minorAscii" w:eastAsiaTheme="minorAscii" w:ascii="Liberation Serif" w:hAnsi="Liberation Serif"/>
-          <w:b w:val="false"/>
-          <w:bCs w:val="false"/>
-          <w:i w:val="false"/>
-          <w:iCs w:val="false"/>
-          <w:caps w:val="false"/>
-          <w:smallCaps w:val="false"/>
-          <w:sz w:val="24"/>
-          <w:szCs w:val="24"/>
-          <w:lang w:val="en-US"/>
+        <w:jc w:val="left"/>
+        <w:rPr>
+          <w:rFonts w:ascii="Liberation Serif" w:hAnsi="Liberation Serif"/>
+        </w:rPr>
+      </w:pPr>
+      <w:r>
+        <w:rPr>
+          <w:rFonts w:ascii="Liberation Serif" w:hAnsi="Liberation Serif"/>
         </w:rPr>
       </w:r>
       <m:oMathPara xmlns:m="http://schemas.openxmlformats.org/officeDocument/2006/math">
@@ -4639,36 +4458,18 @@
         <w:pStyle w:val="BodyText"/>
         <w:spacing w:before="0" w:after="140"/>
         <w:rPr>
-          <w:rFonts w:ascii="Liberation Serif" w:hAnsi="Liberation Serif" w:eastAsia="Times New Roman" w:cs="Times New Roman" w:cstheme="minorAscii" w:eastAsiaTheme="minorAscii"/>
-          <w:b w:val="false"/>
-          <w:bCs w:val="false"/>
-          <w:i w:val="false"/>
-          <w:iCs w:val="false"/>
-          <w:caps w:val="false"/>
-          <w:smallCaps w:val="false"/>
-          <w:sz w:val="24"/>
-          <w:szCs w:val="24"/>
-          <w:lang w:val="en-US"/>
-        </w:rPr>
-      </w:pPr>
-      <w:r>
-        <w:rPr>
-          <w:rFonts w:eastAsia="Times New Roman" w:cs="Times New Roman" w:cstheme="minorAscii" w:eastAsiaTheme="minorAscii" w:ascii="Liberation Serif" w:hAnsi="Liberation Serif"/>
-          <w:b w:val="false"/>
-          <w:bCs w:val="false"/>
-          <w:i w:val="false"/>
-          <w:iCs w:val="false"/>
-          <w:caps w:val="false"/>
-          <w:smallCaps w:val="false"/>
-          <w:sz w:val="24"/>
-          <w:szCs w:val="24"/>
-          <w:lang w:val="en-US"/>
+          <w:rFonts w:ascii="Liberation Serif" w:hAnsi="Liberation Serif"/>
+        </w:rPr>
+      </w:pPr>
+      <w:r>
+        <w:rPr>
+          <w:rFonts w:ascii="Liberation Serif" w:hAnsi="Liberation Serif"/>
         </w:rPr>
         <w:drawing>
           <wp:inline distT="0" distB="0" distL="0" distR="0">
             <wp:extent cx="3009265" cy="381000"/>
             <wp:effectExtent l="0" t="0" r="0" b="0"/>
-            <wp:docPr id="13" name="Görüntü14"/>
+            <wp:docPr id="14" name="Görüntü14"/>
             <wp:cNvGraphicFramePr>
               <a:graphicFrameLocks xmlns:a="http://schemas.openxmlformats.org/drawingml/2006/main" noChangeAspect="1"/>
             </wp:cNvGraphicFramePr>
@@ -4676,13 +4477,13 @@
               <a:graphicData uri="http://schemas.openxmlformats.org/drawingml/2006/picture">
                 <pic:pic xmlns:pic="http://schemas.openxmlformats.org/drawingml/2006/picture">
                   <pic:nvPicPr>
-                    <pic:cNvPr id="13" name="Görüntü14"/>
+                    <pic:cNvPr id="14" name="Görüntü14"/>
                     <pic:cNvPicPr>
                       <a:picLocks noChangeAspect="1" noChangeArrowheads="1"/>
                     </pic:cNvPicPr>
                   </pic:nvPicPr>
                   <pic:blipFill>
-                    <a:blip r:embed="rId16"/>
+                    <a:blip r:embed="rId17"/>
                     <a:stretch>
                       <a:fillRect/>
                     </a:stretch>
@@ -4705,7 +4506,7 @@
       </w:r>
       <w:r>
         <w:rPr>
-          <w:rFonts w:eastAsia="Times New Roman" w:cs="Times New Roman" w:cstheme="minorAscii" w:eastAsiaTheme="minorAscii" w:ascii="Liberation Serif" w:hAnsi="Liberation Serif"/>
+          <w:rFonts w:eastAsia="Times New Roman" w:cs="Times New Roman" w:ascii="Liberation Serif" w:hAnsi="Liberation Serif" w:cstheme="minorAscii" w:eastAsiaTheme="minorAscii"/>
           <w:b w:val="false"/>
           <w:bCs w:val="false"/>
           <w:i w:val="false"/>
@@ -4724,36 +4525,18 @@
         <w:pStyle w:val="BodyText"/>
         <w:spacing w:before="0" w:after="140"/>
         <w:rPr>
-          <w:rFonts w:ascii="Liberation Serif" w:hAnsi="Liberation Serif" w:eastAsia="Times New Roman" w:cs="Times New Roman" w:cstheme="minorAscii" w:eastAsiaTheme="minorAscii"/>
-          <w:b w:val="false"/>
-          <w:bCs w:val="false"/>
-          <w:i w:val="false"/>
-          <w:iCs w:val="false"/>
-          <w:caps w:val="false"/>
-          <w:smallCaps w:val="false"/>
-          <w:sz w:val="24"/>
-          <w:szCs w:val="24"/>
-          <w:lang w:val="en-US"/>
-        </w:rPr>
-      </w:pPr>
-      <w:r>
-        <w:rPr>
-          <w:rFonts w:eastAsia="Times New Roman" w:cs="Times New Roman" w:cstheme="minorAscii" w:eastAsiaTheme="minorAscii" w:ascii="Liberation Serif" w:hAnsi="Liberation Serif"/>
-          <w:b w:val="false"/>
-          <w:bCs w:val="false"/>
-          <w:i w:val="false"/>
-          <w:iCs w:val="false"/>
-          <w:caps w:val="false"/>
-          <w:smallCaps w:val="false"/>
-          <w:sz w:val="24"/>
-          <w:szCs w:val="24"/>
-          <w:lang w:val="en-US"/>
+          <w:rFonts w:ascii="Liberation Serif" w:hAnsi="Liberation Serif"/>
+        </w:rPr>
+      </w:pPr>
+      <w:r>
+        <w:rPr>
+          <w:rFonts w:ascii="Liberation Serif" w:hAnsi="Liberation Serif"/>
         </w:rPr>
         <w:drawing>
           <wp:inline distT="0" distB="0" distL="0" distR="0">
             <wp:extent cx="2790190" cy="247015"/>
             <wp:effectExtent l="0" t="0" r="0" b="0"/>
-            <wp:docPr id="14" name="Görüntü13"/>
+            <wp:docPr id="15" name="Görüntü13"/>
             <wp:cNvGraphicFramePr>
               <a:graphicFrameLocks xmlns:a="http://schemas.openxmlformats.org/drawingml/2006/main" noChangeAspect="1"/>
             </wp:cNvGraphicFramePr>
@@ -4761,13 +4544,13 @@
               <a:graphicData uri="http://schemas.openxmlformats.org/drawingml/2006/picture">
                 <pic:pic xmlns:pic="http://schemas.openxmlformats.org/drawingml/2006/picture">
                   <pic:nvPicPr>
-                    <pic:cNvPr id="14" name="Görüntü13"/>
+                    <pic:cNvPr id="15" name="Görüntü13"/>
                     <pic:cNvPicPr>
                       <a:picLocks noChangeAspect="1" noChangeArrowheads="1"/>
                     </pic:cNvPicPr>
                   </pic:nvPicPr>
                   <pic:blipFill>
-                    <a:blip r:embed="rId17"/>
+                    <a:blip r:embed="rId18"/>
                     <a:stretch>
                       <a:fillRect/>
                     </a:stretch>
@@ -4794,36 +4577,18 @@
         <w:pStyle w:val="BodyText"/>
         <w:spacing w:before="0" w:after="140"/>
         <w:rPr>
-          <w:rFonts w:ascii="Liberation Serif" w:hAnsi="Liberation Serif" w:eastAsia="Times New Roman" w:cs="Times New Roman" w:cstheme="minorAscii" w:eastAsiaTheme="minorAscii"/>
-          <w:b w:val="false"/>
-          <w:bCs w:val="false"/>
-          <w:i w:val="false"/>
-          <w:iCs w:val="false"/>
-          <w:caps w:val="false"/>
-          <w:smallCaps w:val="false"/>
-          <w:sz w:val="24"/>
-          <w:szCs w:val="24"/>
-          <w:lang w:val="en-US"/>
-        </w:rPr>
-      </w:pPr>
-      <w:r>
-        <w:rPr>
-          <w:rFonts w:eastAsia="Times New Roman" w:cs="Times New Roman" w:cstheme="minorAscii" w:eastAsiaTheme="minorAscii" w:ascii="Liberation Serif" w:hAnsi="Liberation Serif"/>
-          <w:b w:val="false"/>
-          <w:bCs w:val="false"/>
-          <w:i w:val="false"/>
-          <w:iCs w:val="false"/>
-          <w:caps w:val="false"/>
-          <w:smallCaps w:val="false"/>
-          <w:sz w:val="24"/>
-          <w:szCs w:val="24"/>
-          <w:lang w:val="en-US"/>
+          <w:rFonts w:ascii="Liberation Serif" w:hAnsi="Liberation Serif"/>
+        </w:rPr>
+      </w:pPr>
+      <w:r>
+        <w:rPr>
+          <w:rFonts w:ascii="Liberation Serif" w:hAnsi="Liberation Serif"/>
         </w:rPr>
         <w:drawing>
           <wp:inline distT="0" distB="0" distL="0" distR="0">
             <wp:extent cx="4819015" cy="1666240"/>
             <wp:effectExtent l="0" t="0" r="0" b="0"/>
-            <wp:docPr id="15" name="Görüntü15"/>
+            <wp:docPr id="16" name="Görüntü15"/>
             <wp:cNvGraphicFramePr>
               <a:graphicFrameLocks xmlns:a="http://schemas.openxmlformats.org/drawingml/2006/main" noChangeAspect="1"/>
             </wp:cNvGraphicFramePr>
@@ -4831,13 +4596,13 @@
               <a:graphicData uri="http://schemas.openxmlformats.org/drawingml/2006/picture">
                 <pic:pic xmlns:pic="http://schemas.openxmlformats.org/drawingml/2006/picture">
                   <pic:nvPicPr>
-                    <pic:cNvPr id="15" name="Görüntü15"/>
+                    <pic:cNvPr id="16" name="Görüntü15"/>
                     <pic:cNvPicPr>
                       <a:picLocks noChangeAspect="1" noChangeArrowheads="1"/>
                     </pic:cNvPicPr>
                   </pic:nvPicPr>
                   <pic:blipFill>
-                    <a:blip r:embed="rId18"/>
+                    <a:blip r:embed="rId19"/>
                     <a:stretch>
                       <a:fillRect/>
                     </a:stretch>
@@ -4864,7 +4629,12 @@
         <w:pStyle w:val="BodyText"/>
         <w:spacing w:before="0" w:after="140"/>
         <w:rPr>
-          <w:rFonts w:ascii="Liberation Serif" w:hAnsi="Liberation Serif" w:eastAsia="Times New Roman" w:cs="Times New Roman" w:cstheme="minorAscii" w:eastAsiaTheme="minorAscii"/>
+          <w:rFonts w:ascii="Liberation Serif" w:hAnsi="Liberation Serif"/>
+        </w:rPr>
+      </w:pPr>
+      <w:r>
+        <w:rPr>
+          <w:rFonts w:eastAsia="Times New Roman" w:cs="Times New Roman" w:ascii="Liberation Serif" w:hAnsi="Liberation Serif" w:cstheme="minorAscii" w:eastAsiaTheme="minorAscii"/>
           <w:b w:val="false"/>
           <w:bCs w:val="false"/>
           <w:i w:val="false"/>
@@ -4875,10 +4645,15 @@
           <w:szCs w:val="24"/>
           <w:lang w:val="en-US"/>
         </w:rPr>
-      </w:pPr>
-      <w:r>
-        <w:rPr>
-          <w:rFonts w:eastAsia="Times New Roman" w:cs="Times New Roman" w:cstheme="minorAscii" w:eastAsiaTheme="minorAscii" w:ascii="Liberation Serif" w:hAnsi="Liberation Serif"/>
+        <w:t>Gruplar öncelikle ayrılarak ilac1 ve ilac2 değişkenlerine atandı. t.test fonskiyonunda paired=TRUE parametresi ile bağımlı t testi yapıldı.</w:t>
+      </w:r>
+    </w:p>
+    <w:p>
+      <w:pPr>
+        <w:pStyle w:val="BodyText"/>
+        <w:spacing w:before="0" w:after="140"/>
+        <w:rPr>
+          <w:rFonts w:ascii="Liberation Serif" w:hAnsi="Liberation Serif" w:eastAsia="Times New Roman" w:cs="Times New Roman" w:cstheme="minorAscii" w:eastAsiaTheme="minorAscii"/>
           <w:b w:val="false"/>
           <w:bCs w:val="false"/>
           <w:i w:val="false"/>
@@ -4889,15 +4664,10 @@
           <w:szCs w:val="24"/>
           <w:lang w:val="en-US"/>
         </w:rPr>
-        <w:t>Gruplar öncelikle ayrılarak ilac1 ve ilac2 değişkenlerine atandı. t.test fonskiyonunda paired=TRUE parametresi ile bağımlı t testi yapıldı.</w:t>
-      </w:r>
-    </w:p>
-    <w:p>
-      <w:pPr>
-        <w:pStyle w:val="BodyText"/>
-        <w:spacing w:before="0" w:after="140"/>
-        <w:rPr>
-          <w:rFonts w:ascii="Liberation Serif" w:hAnsi="Liberation Serif" w:eastAsia="Times New Roman" w:cs="Times New Roman" w:cstheme="minorAscii" w:eastAsiaTheme="minorAscii"/>
+      </w:pPr>
+      <w:r>
+        <w:rPr>
+          <w:rFonts w:eastAsia="Times New Roman" w:cs="Times New Roman" w:cstheme="minorAscii" w:eastAsiaTheme="minorAscii" w:ascii="Liberation Serif" w:hAnsi="Liberation Serif"/>
           <w:b w:val="false"/>
           <w:bCs w:val="false"/>
           <w:i w:val="false"/>
@@ -4908,10 +4678,43 @@
           <w:szCs w:val="24"/>
           <w:lang w:val="en-US"/>
         </w:rPr>
-      </w:pPr>
-      <w:r>
-        <w:rPr>
-          <w:rFonts w:eastAsia="Times New Roman" w:cs="Times New Roman" w:cstheme="minorAscii" w:eastAsiaTheme="minorAscii" w:ascii="Liberation Serif" w:hAnsi="Liberation Serif"/>
+      </w:r>
+    </w:p>
+    <w:p>
+      <w:pPr>
+        <w:pStyle w:val="BodyText"/>
+        <w:spacing w:before="0" w:after="140"/>
+        <w:rPr>
+          <w:rFonts w:ascii="Liberation Serif" w:hAnsi="Liberation Serif"/>
+        </w:rPr>
+      </w:pPr>
+      <w:r>
+        <w:rPr>
+          <w:rFonts w:eastAsia="Times New Roman" w:cs="Times New Roman" w:ascii="Liberation Serif" w:hAnsi="Liberation Serif" w:cstheme="minorAscii" w:eastAsiaTheme="minorAscii"/>
+          <w:b/>
+          <w:bCs/>
+          <w:i w:val="false"/>
+          <w:iCs w:val="false"/>
+          <w:caps w:val="false"/>
+          <w:smallCaps w:val="false"/>
+          <w:sz w:val="28"/>
+          <w:szCs w:val="28"/>
+          <w:lang w:val="en-US"/>
+        </w:rPr>
+        <w:t>Bulgular ve Sonuç</w:t>
+      </w:r>
+    </w:p>
+    <w:p>
+      <w:pPr>
+        <w:pStyle w:val="BodyText"/>
+        <w:spacing w:before="0" w:after="140"/>
+        <w:rPr>
+          <w:rFonts w:ascii="Liberation Serif" w:hAnsi="Liberation Serif"/>
+        </w:rPr>
+      </w:pPr>
+      <w:r>
+        <w:rPr>
+          <w:rFonts w:eastAsia="Times New Roman" w:cs="Times New Roman" w:ascii="Liberation Serif" w:hAnsi="Liberation Serif" w:cstheme="minorAscii" w:eastAsiaTheme="minorAscii"/>
           <w:b w:val="false"/>
           <w:bCs w:val="false"/>
           <w:i w:val="false"/>
@@ -4922,6 +4725,2777 @@
           <w:szCs w:val="24"/>
           <w:lang w:val="en-US"/>
         </w:rPr>
+        <w:t xml:space="preserve"> </w:t>
+      </w:r>
+      <w:r>
+        <w:rPr>
+          <w:rFonts w:eastAsia="Times New Roman" w:cs="Times New Roman" w:ascii="Liberation Serif" w:hAnsi="Liberation Serif" w:cstheme="minorAscii" w:eastAsiaTheme="minorAscii"/>
+          <w:b w:val="false"/>
+          <w:bCs w:val="false"/>
+          <w:i w:val="false"/>
+          <w:iCs w:val="false"/>
+          <w:caps w:val="false"/>
+          <w:smallCaps w:val="false"/>
+          <w:sz w:val="24"/>
+          <w:szCs w:val="24"/>
+          <w:lang w:val="en-US"/>
+        </w:rPr>
+        <w:t xml:space="preserve">p değeri 0.0028 olduğu görülmektedir. p değeri alfa değeri olan 0.05’ten daha küçük olduğundan dolayı </w:t>
+      </w:r>
+      <w:r>
+        <w:rPr>
+          <w:rFonts w:ascii="Liberation Serif" w:hAnsi="Liberation Serif"/>
+        </w:rPr>
+      </w:r>
+      <m:oMath xmlns:m="http://schemas.openxmlformats.org/officeDocument/2006/math">
+        <m:sSub>
+          <m:e>
+            <m:r>
+              <w:rPr>
+                <w:rFonts w:ascii="Cambria Math" w:hAnsi="Cambria Math"/>
+              </w:rPr>
+              <m:t xml:space="preserve">H</m:t>
+            </m:r>
+          </m:e>
+          <m:sub>
+            <m:r>
+              <w:rPr>
+                <w:rFonts w:ascii="Cambria Math" w:hAnsi="Cambria Math"/>
+              </w:rPr>
+              <m:t xml:space="preserve">0</m:t>
+            </m:r>
+          </m:sub>
+        </m:sSub>
+      </m:oMath>
+      <w:r>
+        <w:rPr>
+          <w:rFonts w:eastAsia="Times New Roman" w:cs="Times New Roman" w:ascii="Liberation Serif" w:hAnsi="Liberation Serif" w:cstheme="minorAscii" w:eastAsiaTheme="minorAscii"/>
+          <w:b w:val="false"/>
+          <w:bCs w:val="false"/>
+          <w:i w:val="false"/>
+          <w:iCs w:val="false"/>
+          <w:caps w:val="false"/>
+          <w:smallCaps w:val="false"/>
+          <w:sz w:val="24"/>
+          <w:szCs w:val="24"/>
+          <w:lang w:val="en-US"/>
+        </w:rPr>
+        <w:t xml:space="preserve"> hipotezi reddedilir. Güven aralığı yorumlanacak olursa; alt sınır -2.4598, üst sınır ise -0.7001’dir. 0 değeri bu aralıkta yer almadığı için </w:t>
+      </w:r>
+      <w:r>
+        <w:rPr>
+          <w:rFonts w:ascii="Liberation Serif" w:hAnsi="Liberation Serif"/>
+        </w:rPr>
+      </w:r>
+      <m:oMath xmlns:m="http://schemas.openxmlformats.org/officeDocument/2006/math">
+        <m:sSub>
+          <m:e>
+            <m:r>
+              <w:rPr>
+                <w:rFonts w:ascii="Cambria Math" w:hAnsi="Cambria Math"/>
+              </w:rPr>
+              <m:t xml:space="preserve">H</m:t>
+            </m:r>
+          </m:e>
+          <m:sub>
+            <m:r>
+              <w:rPr>
+                <w:rFonts w:ascii="Cambria Math" w:hAnsi="Cambria Math"/>
+              </w:rPr>
+              <m:t xml:space="preserve">0</m:t>
+            </m:r>
+          </m:sub>
+        </m:sSub>
+      </m:oMath>
+      <w:r>
+        <w:rPr>
+          <w:rFonts w:eastAsia="Times New Roman" w:cs="Times New Roman" w:ascii="Liberation Serif" w:hAnsi="Liberation Serif" w:cstheme="minorAscii" w:eastAsiaTheme="minorAscii"/>
+          <w:b w:val="false"/>
+          <w:bCs w:val="false"/>
+          <w:i w:val="false"/>
+          <w:iCs w:val="false"/>
+          <w:caps w:val="false"/>
+          <w:smallCaps w:val="false"/>
+          <w:sz w:val="24"/>
+          <w:szCs w:val="24"/>
+          <w:lang w:val="en-US"/>
+        </w:rPr>
+        <w:t xml:space="preserve"> hipotezi reddedilir. Sonuç olarak %95 güven düzeyinde ilaçlar arasında fark vardır, 2.ilacı aldıktan sonra uyku süresindeki artış miktarı 1.ilaca göre farklılık gösterdiğini söyleyebiliriz.</w:t>
+      </w:r>
+    </w:p>
+    <w:p>
+      <w:pPr>
+        <w:pStyle w:val="Heading1"/>
+        <w:rPr>
+          <w:rFonts w:ascii="Liberation Serif" w:hAnsi="Liberation Serif"/>
+        </w:rPr>
+      </w:pPr>
+      <w:r>
+        <w:rPr>
+          <w:rFonts w:ascii="Liberation Serif" w:hAnsi="Liberation Serif"/>
+        </w:rPr>
+        <w:t>2.Uyum İyiliği Testi, Gruplar Arası Fark ve Bağımsızlık Kontrolü</w:t>
+      </w:r>
+    </w:p>
+    <w:p>
+      <w:pPr>
+        <w:pStyle w:val="Normal"/>
+        <w:spacing w:lineRule="auto" w:line="240"/>
+        <w:ind w:hanging="0" w:left="0"/>
+        <w:rPr>
+          <w:rFonts w:ascii="Liberation Serif" w:hAnsi="Liberation Serif"/>
+        </w:rPr>
+      </w:pPr>
+      <w:r>
+        <w:rPr>
+          <w:rFonts w:ascii="Liberation Serif" w:hAnsi="Liberation Serif"/>
+        </w:rPr>
+        <w:tab/>
+        <w:t>Bu başlık altında veri setleri üzerinde Ki-kare çözümlemesinde verilen; uyum iyiliği testi, gruplar arası fark ve bağımsızlık kontrolüne ilişkin çözümleri yapılacaktır.</w:t>
+      </w:r>
+    </w:p>
+    <w:p>
+      <w:pPr>
+        <w:pStyle w:val="Heading2"/>
+        <w:numPr>
+          <w:ilvl w:val="1"/>
+          <w:numId w:val="2"/>
+        </w:numPr>
+        <w:ind w:hanging="0" w:left="0"/>
+        <w:rPr>
+          <w:rFonts w:ascii="Liberation Serif" w:hAnsi="Liberation Serif"/>
+        </w:rPr>
+      </w:pPr>
+      <w:r>
+        <w:rPr>
+          <w:rFonts w:ascii="Liberation Serif" w:hAnsi="Liberation Serif"/>
+        </w:rPr>
+        <w:t>2.1 Uyum İyiliği Testi</w:t>
+      </w:r>
+    </w:p>
+    <w:p>
+      <w:pPr>
+        <w:pStyle w:val="BodyText"/>
+        <w:spacing w:before="0" w:after="140"/>
+        <w:rPr>
+          <w:rFonts w:ascii="Liberation Serif" w:hAnsi="Liberation Serif"/>
+        </w:rPr>
+      </w:pPr>
+      <w:r>
+        <w:rPr>
+          <w:rFonts w:ascii="Liberation Serif" w:hAnsi="Liberation Serif"/>
+        </w:rPr>
+        <w:t xml:space="preserve">Bu başlık altında veri setindeki verinin dağılımı için uyum iyiliği testi (goodnes of fit test) yapılacaktır. Daha önce </w:t>
+      </w:r>
+      <w:r>
+        <w:rPr>
+          <w:rFonts w:ascii="Liberation Serif" w:hAnsi="Liberation Serif"/>
+        </w:rPr>
+        <w:t>tanıtılan ve</w:t>
+      </w:r>
+      <w:r>
+        <w:rPr>
+          <w:rFonts w:ascii="Liberation Serif" w:hAnsi="Liberation Serif"/>
+        </w:rPr>
+        <w:t xml:space="preserve"> kullanılan “mtcars” veri seti kullanılacak olup “mpg” değişkeni yani araçların mil başına tükettikleri galon miktarı verisi normal dağılıma uyup uymadığı %</w:t>
+      </w:r>
+      <w:r>
+        <w:rPr>
+          <w:rFonts w:ascii="Liberation Serif" w:hAnsi="Liberation Serif"/>
+        </w:rPr>
+        <w:t>95 güven düzeyinde (</w:t>
+      </w:r>
+      <w:r>
+        <w:rPr>
+          <w:rFonts w:ascii="Liberation Serif" w:hAnsi="Liberation Serif"/>
+        </w:rPr>
+      </w:r>
+      <m:oMath xmlns:m="http://schemas.openxmlformats.org/officeDocument/2006/math">
+        <m:r>
+          <w:rPr>
+            <w:rFonts w:ascii="Cambria Math" w:hAnsi="Cambria Math"/>
+          </w:rPr>
+          <m:t xml:space="preserve">α</m:t>
+        </m:r>
+        <m:r>
+          <w:rPr>
+            <w:rFonts w:ascii="Cambria Math" w:hAnsi="Cambria Math"/>
+          </w:rPr>
+          <m:t xml:space="preserve">=</m:t>
+        </m:r>
+        <m:r>
+          <w:rPr>
+            <w:rFonts w:ascii="Cambria Math" w:hAnsi="Cambria Math"/>
+          </w:rPr>
+          <m:t xml:space="preserve">0.05</m:t>
+        </m:r>
+      </m:oMath>
+      <w:r>
+        <w:rPr>
+          <w:rFonts w:ascii="Liberation Serif" w:hAnsi="Liberation Serif"/>
+        </w:rPr>
+        <w:t xml:space="preserve">) </w:t>
+      </w:r>
+      <w:r>
+        <w:rPr>
+          <w:rFonts w:ascii="Liberation Serif" w:hAnsi="Liberation Serif"/>
+        </w:rPr>
+        <w:t>test edilecektir.</w:t>
+      </w:r>
+    </w:p>
+    <w:p>
+      <w:pPr>
+        <w:pStyle w:val="BodyText"/>
+        <w:spacing w:before="0" w:after="140"/>
+        <w:rPr>
+          <w:rFonts w:ascii="Liberation Serif" w:hAnsi="Liberation Serif"/>
+        </w:rPr>
+      </w:pPr>
+      <w:r>
+        <w:rPr>
+          <w:rFonts w:ascii="Liberation Serif" w:hAnsi="Liberation Serif"/>
+        </w:rPr>
+        <w:t>Hipotezler:</w:t>
+      </w:r>
+    </w:p>
+    <w:p>
+      <w:pPr>
+        <w:pStyle w:val="BodyText"/>
+        <w:spacing w:before="0" w:after="140"/>
+        <w:rPr>
+          <w:rFonts w:ascii="Liberation Serif" w:hAnsi="Liberation Serif"/>
+        </w:rPr>
+      </w:pPr>
+      <w:r>
+        <w:rPr>
+          <w:rFonts w:ascii="Liberation Serif" w:hAnsi="Liberation Serif"/>
+        </w:rPr>
+      </w:r>
+      <m:oMathPara xmlns:m="http://schemas.openxmlformats.org/officeDocument/2006/math">
+        <m:oMathParaPr>
+          <m:jc m:val="left"/>
+        </m:oMathParaPr>
+        <m:oMath>
+          <m:sSub>
+            <m:e>
+              <m:r>
+                <w:rPr>
+                  <w:rFonts w:ascii="Cambria Math" w:hAnsi="Cambria Math"/>
+                </w:rPr>
+                <m:t xml:space="preserve">H</m:t>
+              </m:r>
+            </m:e>
+            <m:sub>
+              <m:r>
+                <w:rPr>
+                  <w:rFonts w:ascii="Cambria Math" w:hAnsi="Cambria Math"/>
+                </w:rPr>
+                <m:t xml:space="preserve">0</m:t>
+              </m:r>
+            </m:sub>
+          </m:sSub>
+          <m:r>
+            <w:rPr>
+              <w:rFonts w:ascii="Cambria Math" w:hAnsi="Cambria Math"/>
+            </w:rPr>
+            <m:t xml:space="preserve">:</m:t>
+          </m:r>
+          <m:r>
+            <w:rPr>
+              <w:rFonts w:ascii="Cambria Math" w:hAnsi="Cambria Math"/>
+            </w:rPr>
+            <m:t xml:space="preserve">Araçların</m:t>
+          </m:r>
+          <m:r>
+            <w:rPr>
+              <w:rFonts w:ascii="Cambria Math" w:hAnsi="Cambria Math"/>
+            </w:rPr>
+            <m:t xml:space="preserve">yakıt</m:t>
+          </m:r>
+          <m:r>
+            <w:rPr>
+              <w:rFonts w:ascii="Cambria Math" w:hAnsi="Cambria Math"/>
+            </w:rPr>
+            <m:t xml:space="preserve">tüketimi</m:t>
+          </m:r>
+          <m:d>
+            <m:dPr>
+              <m:begChr m:val="("/>
+              <m:endChr m:val=")"/>
+            </m:dPr>
+            <m:e>
+              <m:r>
+                <w:rPr>
+                  <w:rFonts w:ascii="Cambria Math" w:hAnsi="Cambria Math"/>
+                </w:rPr>
+                <m:t xml:space="preserve">mpg</m:t>
+              </m:r>
+            </m:e>
+          </m:d>
+          <m:r>
+            <w:rPr>
+              <w:rFonts w:ascii="Cambria Math" w:hAnsi="Cambria Math"/>
+            </w:rPr>
+            <m:t xml:space="preserve">değerleri</m:t>
+          </m:r>
+          <m:r>
+            <w:rPr>
+              <w:rFonts w:ascii="Cambria Math" w:hAnsi="Cambria Math"/>
+            </w:rPr>
+            <m:t xml:space="preserve">Normal</m:t>
+          </m:r>
+          <m:r>
+            <w:rPr>
+              <w:rFonts w:ascii="Cambria Math" w:hAnsi="Cambria Math"/>
+            </w:rPr>
+            <m:t xml:space="preserve">Dağılıma</m:t>
+          </m:r>
+          <m:r>
+            <w:rPr>
+              <w:rFonts w:ascii="Cambria Math" w:hAnsi="Cambria Math"/>
+            </w:rPr>
+            <m:t xml:space="preserve">uymaktadır</m:t>
+          </m:r>
+          <m:r>
+            <w:rPr>
+              <w:rFonts w:ascii="Cambria Math" w:hAnsi="Cambria Math"/>
+            </w:rPr>
+            <m:t xml:space="preserve">.</m:t>
+          </m:r>
+        </m:oMath>
+      </m:oMathPara>
+    </w:p>
+    <w:p>
+      <w:pPr>
+        <w:pStyle w:val="BodyText"/>
+        <w:spacing w:before="0" w:after="140"/>
+        <w:rPr>
+          <w:rFonts w:ascii="Liberation Serif" w:hAnsi="Liberation Serif"/>
+        </w:rPr>
+      </w:pPr>
+      <w:r>
+        <w:rPr>
+          <w:rFonts w:ascii="Liberation Serif" w:hAnsi="Liberation Serif"/>
+        </w:rPr>
+      </w:r>
+      <m:oMathPara xmlns:m="http://schemas.openxmlformats.org/officeDocument/2006/math">
+        <m:oMathParaPr>
+          <m:jc m:val="left"/>
+        </m:oMathParaPr>
+        <m:oMath>
+          <m:sSub>
+            <m:e>
+              <m:r>
+                <w:rPr>
+                  <w:rFonts w:ascii="Cambria Math" w:hAnsi="Cambria Math"/>
+                </w:rPr>
+                <m:t xml:space="preserve">H</m:t>
+              </m:r>
+            </m:e>
+            <m:sub>
+              <m:r>
+                <w:rPr>
+                  <w:rFonts w:ascii="Cambria Math" w:hAnsi="Cambria Math"/>
+                </w:rPr>
+                <m:t xml:space="preserve">S</m:t>
+              </m:r>
+            </m:sub>
+          </m:sSub>
+          <m:r>
+            <w:rPr>
+              <w:rFonts w:ascii="Cambria Math" w:hAnsi="Cambria Math"/>
+            </w:rPr>
+            <m:t xml:space="preserve">:</m:t>
+          </m:r>
+          <m:r>
+            <w:rPr>
+              <w:rFonts w:ascii="Cambria Math" w:hAnsi="Cambria Math"/>
+            </w:rPr>
+            <m:t xml:space="preserve">Araçların</m:t>
+          </m:r>
+          <m:r>
+            <w:rPr>
+              <w:rFonts w:ascii="Cambria Math" w:hAnsi="Cambria Math"/>
+            </w:rPr>
+            <m:t xml:space="preserve">yakıt</m:t>
+          </m:r>
+          <m:r>
+            <w:rPr>
+              <w:rFonts w:ascii="Cambria Math" w:hAnsi="Cambria Math"/>
+            </w:rPr>
+            <m:t xml:space="preserve">tüketimi</m:t>
+          </m:r>
+          <m:d>
+            <m:dPr>
+              <m:begChr m:val="("/>
+              <m:endChr m:val=")"/>
+            </m:dPr>
+            <m:e>
+              <m:r>
+                <w:rPr>
+                  <w:rFonts w:ascii="Cambria Math" w:hAnsi="Cambria Math"/>
+                </w:rPr>
+                <m:t xml:space="preserve">mpg</m:t>
+              </m:r>
+            </m:e>
+          </m:d>
+          <m:r>
+            <w:rPr>
+              <w:rFonts w:ascii="Cambria Math" w:hAnsi="Cambria Math"/>
+            </w:rPr>
+            <m:t xml:space="preserve">değerleri</m:t>
+          </m:r>
+          <m:r>
+            <w:rPr>
+              <w:rFonts w:ascii="Cambria Math" w:hAnsi="Cambria Math"/>
+            </w:rPr>
+            <m:t xml:space="preserve">Normal</m:t>
+          </m:r>
+          <m:r>
+            <w:rPr>
+              <w:rFonts w:ascii="Cambria Math" w:hAnsi="Cambria Math"/>
+            </w:rPr>
+            <m:t xml:space="preserve">Dağılıma</m:t>
+          </m:r>
+          <m:r>
+            <w:rPr>
+              <w:rFonts w:ascii="Cambria Math" w:hAnsi="Cambria Math"/>
+            </w:rPr>
+            <m:t xml:space="preserve">uymamaktadır</m:t>
+          </m:r>
+          <m:r>
+            <w:rPr>
+              <w:rFonts w:ascii="Cambria Math" w:hAnsi="Cambria Math"/>
+            </w:rPr>
+            <m:t xml:space="preserve">.</m:t>
+          </m:r>
+        </m:oMath>
+      </m:oMathPara>
+    </w:p>
+    <w:p>
+      <w:pPr>
+        <w:pStyle w:val="BodyText"/>
+        <w:spacing w:before="0" w:after="140"/>
+        <w:rPr>
+          <w:rFonts w:ascii="Liberation Serif" w:hAnsi="Liberation Serif"/>
+        </w:rPr>
+      </w:pPr>
+      <w:r>
+        <w:rPr>
+          <w:rFonts w:ascii="Liberation Serif" w:hAnsi="Liberation Serif"/>
+        </w:rPr>
+        <w:drawing>
+          <wp:inline distT="0" distB="0" distL="0" distR="0">
+            <wp:extent cx="5731510" cy="1922145"/>
+            <wp:effectExtent l="0" t="0" r="0" b="0"/>
+            <wp:docPr id="17" name="Görüntü16"/>
+            <wp:cNvGraphicFramePr>
+              <a:graphicFrameLocks xmlns:a="http://schemas.openxmlformats.org/drawingml/2006/main" noChangeAspect="1"/>
+            </wp:cNvGraphicFramePr>
+            <a:graphic xmlns:a="http://schemas.openxmlformats.org/drawingml/2006/main">
+              <a:graphicData uri="http://schemas.openxmlformats.org/drawingml/2006/picture">
+                <pic:pic xmlns:pic="http://schemas.openxmlformats.org/drawingml/2006/picture">
+                  <pic:nvPicPr>
+                    <pic:cNvPr id="17" name="Görüntü16"/>
+                    <pic:cNvPicPr>
+                      <a:picLocks noChangeAspect="1" noChangeArrowheads="1"/>
+                    </pic:cNvPicPr>
+                  </pic:nvPicPr>
+                  <pic:blipFill>
+                    <a:blip r:embed="rId20"/>
+                    <a:stretch>
+                      <a:fillRect/>
+                    </a:stretch>
+                  </pic:blipFill>
+                  <pic:spPr bwMode="auto">
+                    <a:xfrm>
+                      <a:off x="0" y="0"/>
+                      <a:ext cx="5731510" cy="1922145"/>
+                    </a:xfrm>
+                    <a:prstGeom prst="rect">
+                      <a:avLst/>
+                    </a:prstGeom>
+                    <a:noFill/>
+                  </pic:spPr>
+                </pic:pic>
+              </a:graphicData>
+            </a:graphic>
+          </wp:inline>
+        </w:drawing>
+      </w:r>
+    </w:p>
+    <w:p>
+      <w:pPr>
+        <w:pStyle w:val="BodyText"/>
+        <w:spacing w:before="0" w:after="140"/>
+        <w:rPr>
+          <w:rFonts w:ascii="Liberation Serif" w:hAnsi="Liberation Serif"/>
+        </w:rPr>
+      </w:pPr>
+      <w:r>
+        <w:rPr>
+          <w:rFonts w:ascii="Liberation Serif" w:hAnsi="Liberation Serif"/>
+        </w:rPr>
+        <w:drawing>
+          <wp:inline distT="0" distB="0" distL="0" distR="0">
+            <wp:extent cx="5731510" cy="1137285"/>
+            <wp:effectExtent l="0" t="0" r="0" b="0"/>
+            <wp:docPr id="18" name="Görüntü17"/>
+            <wp:cNvGraphicFramePr>
+              <a:graphicFrameLocks xmlns:a="http://schemas.openxmlformats.org/drawingml/2006/main" noChangeAspect="1"/>
+            </wp:cNvGraphicFramePr>
+            <a:graphic xmlns:a="http://schemas.openxmlformats.org/drawingml/2006/main">
+              <a:graphicData uri="http://schemas.openxmlformats.org/drawingml/2006/picture">
+                <pic:pic xmlns:pic="http://schemas.openxmlformats.org/drawingml/2006/picture">
+                  <pic:nvPicPr>
+                    <pic:cNvPr id="18" name="Görüntü17"/>
+                    <pic:cNvPicPr>
+                      <a:picLocks noChangeAspect="1" noChangeArrowheads="1"/>
+                    </pic:cNvPicPr>
+                  </pic:nvPicPr>
+                  <pic:blipFill>
+                    <a:blip r:embed="rId21"/>
+                    <a:stretch>
+                      <a:fillRect/>
+                    </a:stretch>
+                  </pic:blipFill>
+                  <pic:spPr bwMode="auto">
+                    <a:xfrm>
+                      <a:off x="0" y="0"/>
+                      <a:ext cx="5731510" cy="1137285"/>
+                    </a:xfrm>
+                    <a:prstGeom prst="rect">
+                      <a:avLst/>
+                    </a:prstGeom>
+                    <a:noFill/>
+                  </pic:spPr>
+                </pic:pic>
+              </a:graphicData>
+            </a:graphic>
+          </wp:inline>
+        </w:drawing>
+      </w:r>
+    </w:p>
+    <w:p>
+      <w:pPr>
+        <w:pStyle w:val="BodyText"/>
+        <w:spacing w:before="0" w:after="140"/>
+        <w:rPr>
+          <w:rFonts w:ascii="Liberation Serif" w:hAnsi="Liberation Serif"/>
+        </w:rPr>
+      </w:pPr>
+      <w:r>
+        <w:rPr>
+          <w:rFonts w:ascii="Liberation Serif" w:hAnsi="Liberation Serif"/>
+        </w:rPr>
+        <w:t>Ortalama “mpg” yakıt tüketimi 20.0906’ymış. Standart sapma değeri ise 6.026’ymış. Histogram grafiği sonucunu veren “hist” fonksiyonu ile</w:t>
+      </w:r>
+      <w:r>
+        <w:rPr>
+          <w:rFonts w:ascii="Liberation Serif" w:hAnsi="Liberation Serif"/>
+        </w:rPr>
+        <w:t xml:space="preserve"> </w:t>
+      </w:r>
+      <w:r>
+        <w:rPr>
+          <w:rFonts w:ascii="Liberation Serif" w:hAnsi="Liberation Serif"/>
+        </w:rPr>
+        <w:t>verinin gruplara ayrılması sağlanmış ve sıklıkları bulunmuştur, bu değerler frekans_tablosu değişkenine atanmıştır. “frekans_tablosu$breaks” komutu ile histogramın sınırları belirlenmiştir. “frekans_tablosu$counts” komutu ile gruplara ait sıklık değerleri, frekansları belirlenmiştir.</w:t>
+      </w:r>
+    </w:p>
+    <w:p>
+      <w:pPr>
+        <w:pStyle w:val="BodyText"/>
+        <w:spacing w:before="0" w:after="140"/>
+        <w:rPr>
+          <w:rFonts w:ascii="Liberation Serif" w:hAnsi="Liberation Serif"/>
+          <w:b w:val="false"/>
+          <w:bCs w:val="false"/>
+        </w:rPr>
+      </w:pPr>
+      <w:r>
+        <w:rPr>
+          <w:rFonts w:ascii="Liberation Serif" w:hAnsi="Liberation Serif"/>
+          <w:b/>
+          <w:bCs/>
+        </w:rPr>
+        <w:t>1. Sınıf (10-15):</w:t>
+      </w:r>
+      <w:r>
+        <w:rPr>
+          <w:rFonts w:ascii="Liberation Serif" w:hAnsi="Liberation Serif"/>
+          <w:b w:val="false"/>
+          <w:bCs w:val="false"/>
+        </w:rPr>
+        <w:t xml:space="preserve"> </w:t>
+      </w:r>
+      <w:r>
+        <w:rPr>
+          <w:rFonts w:ascii="Liberation Serif" w:hAnsi="Liberation Serif"/>
+          <w:b w:val="false"/>
+          <w:bCs w:val="false"/>
+        </w:rPr>
+      </w:r>
+      <m:oMath xmlns:m="http://schemas.openxmlformats.org/officeDocument/2006/math">
+        <m:sSub>
+          <m:e>
+            <m:r>
+              <w:rPr>
+                <w:rFonts w:ascii="Cambria Math" w:hAnsi="Cambria Math"/>
+              </w:rPr>
+              <m:t xml:space="preserve">f</m:t>
+            </m:r>
+          </m:e>
+          <m:sub>
+            <m:r>
+              <w:rPr>
+                <w:rFonts w:ascii="Cambria Math" w:hAnsi="Cambria Math"/>
+              </w:rPr>
+              <m:t xml:space="preserve">1</m:t>
+            </m:r>
+          </m:sub>
+        </m:sSub>
+      </m:oMath>
+      <w:r>
+        <w:rPr>
+          <w:rFonts w:ascii="Liberation Serif" w:hAnsi="Liberation Serif"/>
+          <w:b w:val="false"/>
+          <w:bCs w:val="false"/>
+        </w:rPr>
+        <w:t xml:space="preserve"> = 6</w:t>
+      </w:r>
+    </w:p>
+    <w:p>
+      <w:pPr>
+        <w:pStyle w:val="BodyText"/>
+        <w:spacing w:before="0" w:after="140"/>
+        <w:rPr>
+          <w:rFonts w:ascii="Liberation Serif" w:hAnsi="Liberation Serif"/>
+          <w:b w:val="false"/>
+          <w:bCs w:val="false"/>
+        </w:rPr>
+      </w:pPr>
+      <w:r>
+        <w:rPr>
+          <w:rFonts w:ascii="Liberation Serif" w:hAnsi="Liberation Serif"/>
+          <w:b/>
+          <w:bCs/>
+        </w:rPr>
+        <w:t>2. Sınıf (15-20):</w:t>
+      </w:r>
+      <w:r>
+        <w:rPr>
+          <w:rFonts w:ascii="Liberation Serif" w:hAnsi="Liberation Serif"/>
+          <w:b w:val="false"/>
+          <w:bCs w:val="false"/>
+        </w:rPr>
+        <w:t xml:space="preserve"> </w:t>
+      </w:r>
+      <w:r>
+        <w:rPr>
+          <w:rFonts w:ascii="Liberation Serif" w:hAnsi="Liberation Serif"/>
+          <w:b w:val="false"/>
+          <w:bCs w:val="false"/>
+        </w:rPr>
+      </w:r>
+      <m:oMath xmlns:m="http://schemas.openxmlformats.org/officeDocument/2006/math">
+        <m:sSub>
+          <m:e>
+            <m:r>
+              <w:rPr>
+                <w:rFonts w:ascii="Cambria Math" w:hAnsi="Cambria Math"/>
+              </w:rPr>
+              <m:t xml:space="preserve">f</m:t>
+            </m:r>
+          </m:e>
+          <m:sub>
+            <m:r>
+              <w:rPr>
+                <w:rFonts w:ascii="Cambria Math" w:hAnsi="Cambria Math"/>
+              </w:rPr>
+              <m:t xml:space="preserve">2</m:t>
+            </m:r>
+          </m:sub>
+        </m:sSub>
+      </m:oMath>
+      <w:r>
+        <w:rPr>
+          <w:rFonts w:ascii="Liberation Serif" w:hAnsi="Liberation Serif"/>
+          <w:b w:val="false"/>
+          <w:bCs w:val="false"/>
+        </w:rPr>
+        <w:t xml:space="preserve"> = 12</w:t>
+      </w:r>
+    </w:p>
+    <w:p>
+      <w:pPr>
+        <w:pStyle w:val="BodyText"/>
+        <w:spacing w:before="0" w:after="140"/>
+        <w:rPr>
+          <w:rFonts w:ascii="Liberation Serif" w:hAnsi="Liberation Serif"/>
+          <w:b w:val="false"/>
+          <w:bCs w:val="false"/>
+        </w:rPr>
+      </w:pPr>
+      <w:r>
+        <w:rPr>
+          <w:rFonts w:ascii="Liberation Serif" w:hAnsi="Liberation Serif"/>
+          <w:b/>
+          <w:bCs/>
+        </w:rPr>
+        <w:t>3. Sınıf (20-25):</w:t>
+      </w:r>
+      <w:r>
+        <w:rPr>
+          <w:rFonts w:ascii="Liberation Serif" w:hAnsi="Liberation Serif"/>
+          <w:b w:val="false"/>
+          <w:bCs w:val="false"/>
+        </w:rPr>
+        <w:t xml:space="preserve"> </w:t>
+      </w:r>
+      <w:r>
+        <w:rPr>
+          <w:rFonts w:ascii="Liberation Serif" w:hAnsi="Liberation Serif"/>
+          <w:b w:val="false"/>
+          <w:bCs w:val="false"/>
+        </w:rPr>
+      </w:r>
+      <m:oMath xmlns:m="http://schemas.openxmlformats.org/officeDocument/2006/math">
+        <m:sSub>
+          <m:e>
+            <m:r>
+              <w:rPr>
+                <w:rFonts w:ascii="Cambria Math" w:hAnsi="Cambria Math"/>
+              </w:rPr>
+              <m:t xml:space="preserve">f</m:t>
+            </m:r>
+          </m:e>
+          <m:sub>
+            <m:r>
+              <w:rPr>
+                <w:rFonts w:ascii="Cambria Math" w:hAnsi="Cambria Math"/>
+              </w:rPr>
+              <m:t xml:space="preserve">3</m:t>
+            </m:r>
+          </m:sub>
+        </m:sSub>
+      </m:oMath>
+      <w:r>
+        <w:rPr>
+          <w:rFonts w:ascii="Liberation Serif" w:hAnsi="Liberation Serif"/>
+          <w:b w:val="false"/>
+          <w:bCs w:val="false"/>
+        </w:rPr>
+        <w:t xml:space="preserve"> = 8</w:t>
+      </w:r>
+    </w:p>
+    <w:p>
+      <w:pPr>
+        <w:pStyle w:val="BodyText"/>
+        <w:spacing w:before="0" w:after="140"/>
+        <w:rPr>
+          <w:rFonts w:ascii="Liberation Serif" w:hAnsi="Liberation Serif"/>
+          <w:b w:val="false"/>
+          <w:bCs w:val="false"/>
+        </w:rPr>
+      </w:pPr>
+      <w:r>
+        <w:rPr>
+          <w:rFonts w:ascii="Liberation Serif" w:hAnsi="Liberation Serif"/>
+          <w:b/>
+          <w:bCs/>
+        </w:rPr>
+        <w:t xml:space="preserve">4. Sınıf (25-30): </w:t>
+      </w:r>
+      <w:r>
+        <w:rPr>
+          <w:rFonts w:ascii="Liberation Serif" w:hAnsi="Liberation Serif"/>
+          <w:b w:val="false"/>
+          <w:bCs w:val="false"/>
+        </w:rPr>
+      </w:r>
+      <m:oMath xmlns:m="http://schemas.openxmlformats.org/officeDocument/2006/math">
+        <m:sSub>
+          <m:e>
+            <m:r>
+              <w:rPr>
+                <w:rFonts w:ascii="Cambria Math" w:hAnsi="Cambria Math"/>
+              </w:rPr>
+              <m:t xml:space="preserve">f</m:t>
+            </m:r>
+          </m:e>
+          <m:sub>
+            <m:r>
+              <w:rPr>
+                <w:rFonts w:ascii="Cambria Math" w:hAnsi="Cambria Math"/>
+              </w:rPr>
+              <m:t xml:space="preserve">4</m:t>
+            </m:r>
+          </m:sub>
+        </m:sSub>
+      </m:oMath>
+      <w:r>
+        <w:rPr>
+          <w:rFonts w:ascii="Liberation Serif" w:hAnsi="Liberation Serif"/>
+          <w:b w:val="false"/>
+          <w:bCs w:val="false"/>
+        </w:rPr>
+        <w:t xml:space="preserve"> = 2</w:t>
+      </w:r>
+    </w:p>
+    <w:p>
+      <w:pPr>
+        <w:pStyle w:val="BodyText"/>
+        <w:spacing w:before="0" w:after="140"/>
+        <w:rPr>
+          <w:rFonts w:ascii="Liberation Serif" w:hAnsi="Liberation Serif"/>
+          <w:b w:val="false"/>
+          <w:bCs w:val="false"/>
+        </w:rPr>
+      </w:pPr>
+      <w:r>
+        <w:rPr>
+          <w:rFonts w:ascii="Liberation Serif" w:hAnsi="Liberation Serif"/>
+          <w:b/>
+          <w:bCs/>
+        </w:rPr>
+        <w:t xml:space="preserve">5. Sınıf (30-35): </w:t>
+      </w:r>
+      <w:r>
+        <w:rPr>
+          <w:rFonts w:ascii="Liberation Serif" w:hAnsi="Liberation Serif"/>
+          <w:b w:val="false"/>
+          <w:bCs w:val="false"/>
+        </w:rPr>
+      </w:r>
+      <m:oMath xmlns:m="http://schemas.openxmlformats.org/officeDocument/2006/math">
+        <m:sSub>
+          <m:e>
+            <m:r>
+              <w:rPr>
+                <w:rFonts w:ascii="Cambria Math" w:hAnsi="Cambria Math"/>
+              </w:rPr>
+              <m:t xml:space="preserve">f</m:t>
+            </m:r>
+          </m:e>
+          <m:sub>
+            <m:r>
+              <w:rPr>
+                <w:rFonts w:ascii="Cambria Math" w:hAnsi="Cambria Math"/>
+              </w:rPr>
+              <m:t xml:space="preserve">5</m:t>
+            </m:r>
+          </m:sub>
+        </m:sSub>
+      </m:oMath>
+      <w:r>
+        <w:rPr>
+          <w:rFonts w:ascii="Liberation Serif" w:hAnsi="Liberation Serif"/>
+          <w:b w:val="false"/>
+          <w:bCs w:val="false"/>
+        </w:rPr>
+        <w:t xml:space="preserve"> = 4</w:t>
+      </w:r>
+    </w:p>
+    <w:p>
+      <w:pPr>
+        <w:pStyle w:val="BodyText"/>
+        <w:spacing w:before="0" w:after="140"/>
+        <w:rPr>
+          <w:rFonts w:ascii="Liberation Serif" w:hAnsi="Liberation Serif"/>
+          <w:b w:val="false"/>
+          <w:bCs w:val="false"/>
+        </w:rPr>
+      </w:pPr>
+      <w:r>
+        <w:rPr>
+          <w:rFonts w:ascii="Liberation Serif" w:hAnsi="Liberation Serif"/>
+          <w:b/>
+          <w:bCs/>
+        </w:rPr>
+        <w:t>Toplam Gözlem</w:t>
+      </w:r>
+      <w:r>
+        <w:rPr>
+          <w:rFonts w:ascii="Liberation Serif" w:hAnsi="Liberation Serif"/>
+          <w:b w:val="false"/>
+          <w:bCs w:val="false"/>
+        </w:rPr>
+        <w:t xml:space="preserve"> (N): 32</w:t>
+      </w:r>
+    </w:p>
+    <w:p>
+      <w:pPr>
+        <w:pStyle w:val="BodyText"/>
+        <w:spacing w:before="0" w:after="140"/>
+        <w:rPr>
+          <w:rFonts w:ascii="Liberation Serif" w:hAnsi="Liberation Serif"/>
+          <w:b w:val="false"/>
+          <w:bCs w:val="false"/>
+        </w:rPr>
+      </w:pPr>
+      <w:bookmarkStart w:id="0" w:name="p-rc_8f53a5bc180c3411-47"/>
+      <w:bookmarkEnd w:id="0"/>
+      <w:r>
+        <w:rPr>
+          <w:rFonts w:ascii="Liberation Serif" w:hAnsi="Liberation Serif"/>
+          <w:b w:val="false"/>
+          <w:bCs w:val="false"/>
+        </w:rPr>
+        <w:t xml:space="preserve">Ortalama: 20.09, Standart Sapma: </w:t>
+      </w:r>
+      <w:r>
+        <w:rPr>
+          <w:rFonts w:ascii="Liberation Serif" w:hAnsi="Liberation Serif"/>
+          <w:b w:val="false"/>
+          <w:bCs w:val="false"/>
+        </w:rPr>
+        <w:t>0</w:t>
+      </w:r>
+      <w:r>
+        <w:rPr>
+          <w:rFonts w:ascii="Liberation Serif" w:hAnsi="Liberation Serif"/>
+          <w:b w:val="false"/>
+          <w:bCs w:val="false"/>
+        </w:rPr>
+        <w:t>6.0</w:t>
+      </w:r>
+      <w:r>
+        <w:rPr>
+          <w:rFonts w:ascii="Liberation Serif" w:hAnsi="Liberation Serif"/>
+          <w:b w:val="false"/>
+          <w:bCs w:val="false"/>
+        </w:rPr>
+        <w:t>3</w:t>
+      </w:r>
+    </w:p>
+    <w:p>
+      <w:pPr>
+        <w:pStyle w:val="BodyText"/>
+        <w:spacing w:before="0" w:after="140"/>
+        <w:rPr>
+          <w:rFonts w:ascii="Liberation Serif" w:hAnsi="Liberation Serif"/>
+        </w:rPr>
+      </w:pPr>
+      <w:r>
+        <w:rPr>
+          <w:rFonts w:ascii="Liberation Serif" w:hAnsi="Liberation Serif"/>
+        </w:rPr>
+        <w:drawing>
+          <wp:inline distT="0" distB="0" distL="0" distR="0">
+            <wp:extent cx="5731510" cy="3392805"/>
+            <wp:effectExtent l="0" t="0" r="0" b="0"/>
+            <wp:docPr id="19" name="Görüntü18"/>
+            <wp:cNvGraphicFramePr>
+              <a:graphicFrameLocks xmlns:a="http://schemas.openxmlformats.org/drawingml/2006/main" noChangeAspect="1"/>
+            </wp:cNvGraphicFramePr>
+            <a:graphic xmlns:a="http://schemas.openxmlformats.org/drawingml/2006/main">
+              <a:graphicData uri="http://schemas.openxmlformats.org/drawingml/2006/picture">
+                <pic:pic xmlns:pic="http://schemas.openxmlformats.org/drawingml/2006/picture">
+                  <pic:nvPicPr>
+                    <pic:cNvPr id="19" name="Görüntü18"/>
+                    <pic:cNvPicPr>
+                      <a:picLocks noChangeAspect="1" noChangeArrowheads="1"/>
+                    </pic:cNvPicPr>
+                  </pic:nvPicPr>
+                  <pic:blipFill>
+                    <a:blip r:embed="rId22"/>
+                    <a:stretch>
+                      <a:fillRect/>
+                    </a:stretch>
+                  </pic:blipFill>
+                  <pic:spPr bwMode="auto">
+                    <a:xfrm>
+                      <a:off x="0" y="0"/>
+                      <a:ext cx="5731510" cy="3392805"/>
+                    </a:xfrm>
+                    <a:prstGeom prst="rect">
+                      <a:avLst/>
+                    </a:prstGeom>
+                    <a:noFill/>
+                  </pic:spPr>
+                </pic:pic>
+              </a:graphicData>
+            </a:graphic>
+          </wp:inline>
+        </w:drawing>
+      </w:r>
+    </w:p>
+    <w:p>
+      <w:pPr>
+        <w:pStyle w:val="BodyText"/>
+        <w:spacing w:before="0" w:after="140"/>
+        <w:rPr>
+          <w:rFonts w:ascii="Liberation Serif" w:hAnsi="Liberation Serif"/>
+          <w:b w:val="false"/>
+          <w:bCs w:val="false"/>
+        </w:rPr>
+      </w:pPr>
+      <w:r>
+        <w:rPr>
+          <w:rFonts w:ascii="Liberation Serif" w:hAnsi="Liberation Serif"/>
+          <w:b w:val="false"/>
+          <w:bCs w:val="false"/>
+        </w:rPr>
+        <w:t xml:space="preserve">Her sınıfın Z tablosuna göre olasıklarını </w:t>
+      </w:r>
+      <w:r>
+        <w:rPr>
+          <w:rFonts w:ascii="Liberation Serif" w:hAnsi="Liberation Serif"/>
+          <w:b w:val="false"/>
+          <w:bCs w:val="false"/>
+        </w:rPr>
+      </w:r>
+      <m:oMath xmlns:m="http://schemas.openxmlformats.org/officeDocument/2006/math">
+        <m:sSub>
+          <m:e>
+            <m:r>
+              <w:rPr>
+                <w:rFonts w:ascii="Cambria Math" w:hAnsi="Cambria Math"/>
+              </w:rPr>
+              <m:t xml:space="preserve">P</m:t>
+            </m:r>
+          </m:e>
+          <m:sub>
+            <m:r>
+              <w:rPr>
+                <w:rFonts w:ascii="Cambria Math" w:hAnsi="Cambria Math"/>
+              </w:rPr>
+              <m:t xml:space="preserve">i</m:t>
+            </m:r>
+          </m:sub>
+        </m:sSub>
+      </m:oMath>
+      <w:r>
+        <w:rPr>
+          <w:rFonts w:ascii="Liberation Serif" w:hAnsi="Liberation Serif"/>
+          <w:b w:val="false"/>
+          <w:bCs w:val="false"/>
+        </w:rPr>
+        <w:t xml:space="preserve"> hesaplamak için pnorm() fonksiyonunu kullanılmıştır. Üst sınırın olasılığından alt sınırın olasılığı çıkarılarak her sınıfın olasılığı bulunmuştur. </w:t>
+      </w:r>
+      <w:r>
+        <w:rPr>
+          <w:rFonts w:ascii="Liberation Serif" w:hAnsi="Liberation Serif"/>
+          <w:b w:val="false"/>
+          <w:bCs w:val="false"/>
+        </w:rPr>
+        <w:t>Ve değerler “p_i” değişkenine atanmıştır.</w:t>
+      </w:r>
+    </w:p>
+    <w:p>
+      <w:pPr>
+        <w:pStyle w:val="BodyText"/>
+        <w:spacing w:before="0" w:after="140"/>
+        <w:rPr>
+          <w:rFonts w:ascii="Liberation Serif" w:hAnsi="Liberation Serif"/>
+        </w:rPr>
+      </w:pPr>
+      <w:r>
+        <w:rPr>
+          <w:rFonts w:ascii="Liberation Serif" w:hAnsi="Liberation Serif"/>
+        </w:rPr>
+        <w:drawing>
+          <wp:inline distT="0" distB="0" distL="0" distR="0">
+            <wp:extent cx="6485890" cy="267970"/>
+            <wp:effectExtent l="0" t="0" r="0" b="0"/>
+            <wp:docPr id="20" name="Görüntü19"/>
+            <wp:cNvGraphicFramePr>
+              <a:graphicFrameLocks xmlns:a="http://schemas.openxmlformats.org/drawingml/2006/main" noChangeAspect="1"/>
+            </wp:cNvGraphicFramePr>
+            <a:graphic xmlns:a="http://schemas.openxmlformats.org/drawingml/2006/main">
+              <a:graphicData uri="http://schemas.openxmlformats.org/drawingml/2006/picture">
+                <pic:pic xmlns:pic="http://schemas.openxmlformats.org/drawingml/2006/picture">
+                  <pic:nvPicPr>
+                    <pic:cNvPr id="20" name="Görüntü19"/>
+                    <pic:cNvPicPr>
+                      <a:picLocks noChangeAspect="1" noChangeArrowheads="1"/>
+                    </pic:cNvPicPr>
+                  </pic:nvPicPr>
+                  <pic:blipFill>
+                    <a:blip r:embed="rId23"/>
+                    <a:stretch>
+                      <a:fillRect/>
+                    </a:stretch>
+                  </pic:blipFill>
+                  <pic:spPr bwMode="auto">
+                    <a:xfrm>
+                      <a:off x="0" y="0"/>
+                      <a:ext cx="6485890" cy="267970"/>
+                    </a:xfrm>
+                    <a:prstGeom prst="rect">
+                      <a:avLst/>
+                    </a:prstGeom>
+                    <a:noFill/>
+                  </pic:spPr>
+                </pic:pic>
+              </a:graphicData>
+            </a:graphic>
+          </wp:inline>
+        </w:drawing>
+      </w:r>
+    </w:p>
+    <w:p>
+      <w:pPr>
+        <w:pStyle w:val="BodyText"/>
+        <w:spacing w:before="0" w:after="140"/>
+        <w:rPr>
+          <w:rFonts w:ascii="Liberation Serif" w:hAnsi="Liberation Serif"/>
+        </w:rPr>
+      </w:pPr>
+      <w:r>
+        <w:rPr>
+          <w:rFonts w:ascii="Liberation Serif" w:hAnsi="Liberation Serif"/>
+        </w:rPr>
+        <w:t>Sınıfların beklenen frekanslarını bulabilmek için Z tablosuna göre olsaılık değerleri (p_i) değeri ile toplam gözlem (N) değeri çarpılarak “e_i” değişkenine atanmıştır.</w:t>
+      </w:r>
+    </w:p>
+    <w:p>
+      <w:pPr>
+        <w:pStyle w:val="BodyText"/>
+        <w:spacing w:before="0" w:after="140"/>
+        <w:rPr>
+          <w:rFonts w:ascii="Liberation Serif" w:hAnsi="Liberation Serif"/>
+        </w:rPr>
+      </w:pPr>
+      <w:r>
+        <w:rPr>
+          <w:rFonts w:ascii="Liberation Serif" w:hAnsi="Liberation Serif"/>
+        </w:rPr>
+        <w:drawing>
+          <wp:inline distT="0" distB="0" distL="0" distR="0">
+            <wp:extent cx="3695065" cy="523875"/>
+            <wp:effectExtent l="0" t="0" r="0" b="0"/>
+            <wp:docPr id="21" name="Görüntü20"/>
+            <wp:cNvGraphicFramePr>
+              <a:graphicFrameLocks xmlns:a="http://schemas.openxmlformats.org/drawingml/2006/main" noChangeAspect="1"/>
+            </wp:cNvGraphicFramePr>
+            <a:graphic xmlns:a="http://schemas.openxmlformats.org/drawingml/2006/main">
+              <a:graphicData uri="http://schemas.openxmlformats.org/drawingml/2006/picture">
+                <pic:pic xmlns:pic="http://schemas.openxmlformats.org/drawingml/2006/picture">
+                  <pic:nvPicPr>
+                    <pic:cNvPr id="21" name="Görüntü20"/>
+                    <pic:cNvPicPr>
+                      <a:picLocks noChangeAspect="1" noChangeArrowheads="1"/>
+                    </pic:cNvPicPr>
+                  </pic:nvPicPr>
+                  <pic:blipFill>
+                    <a:blip r:embed="rId24"/>
+                    <a:stretch>
+                      <a:fillRect/>
+                    </a:stretch>
+                  </pic:blipFill>
+                  <pic:spPr bwMode="auto">
+                    <a:xfrm>
+                      <a:off x="0" y="0"/>
+                      <a:ext cx="3695065" cy="523875"/>
+                    </a:xfrm>
+                    <a:prstGeom prst="rect">
+                      <a:avLst/>
+                    </a:prstGeom>
+                    <a:noFill/>
+                  </pic:spPr>
+                </pic:pic>
+              </a:graphicData>
+            </a:graphic>
+          </wp:inline>
+        </w:drawing>
+      </w:r>
+    </w:p>
+    <w:p>
+      <w:pPr>
+        <w:pStyle w:val="BodyText"/>
+        <w:spacing w:before="0" w:after="140"/>
+        <w:rPr>
+          <w:rFonts w:ascii="Liberation Serif" w:hAnsi="Liberation Serif"/>
+        </w:rPr>
+      </w:pPr>
+      <w:r>
+        <w:rPr>
+          <w:rFonts w:ascii="Liberation Serif" w:hAnsi="Liberation Serif"/>
+        </w:rPr>
+        <w:drawing>
+          <wp:inline distT="0" distB="0" distL="0" distR="0">
+            <wp:extent cx="3695065" cy="304800"/>
+            <wp:effectExtent l="0" t="0" r="0" b="0"/>
+            <wp:docPr id="22" name="Görüntü21"/>
+            <wp:cNvGraphicFramePr>
+              <a:graphicFrameLocks xmlns:a="http://schemas.openxmlformats.org/drawingml/2006/main" noChangeAspect="1"/>
+            </wp:cNvGraphicFramePr>
+            <a:graphic xmlns:a="http://schemas.openxmlformats.org/drawingml/2006/main">
+              <a:graphicData uri="http://schemas.openxmlformats.org/drawingml/2006/picture">
+                <pic:pic xmlns:pic="http://schemas.openxmlformats.org/drawingml/2006/picture">
+                  <pic:nvPicPr>
+                    <pic:cNvPr id="22" name="Görüntü21"/>
+                    <pic:cNvPicPr>
+                      <a:picLocks noChangeAspect="1" noChangeArrowheads="1"/>
+                    </pic:cNvPicPr>
+                  </pic:nvPicPr>
+                  <pic:blipFill>
+                    <a:blip r:embed="rId25"/>
+                    <a:stretch>
+                      <a:fillRect/>
+                    </a:stretch>
+                  </pic:blipFill>
+                  <pic:spPr bwMode="auto">
+                    <a:xfrm>
+                      <a:off x="0" y="0"/>
+                      <a:ext cx="3695065" cy="304800"/>
+                    </a:xfrm>
+                    <a:prstGeom prst="rect">
+                      <a:avLst/>
+                    </a:prstGeom>
+                    <a:noFill/>
+                  </pic:spPr>
+                </pic:pic>
+              </a:graphicData>
+            </a:graphic>
+          </wp:inline>
+        </w:drawing>
+      </w:r>
+    </w:p>
+    <w:p>
+      <w:pPr>
+        <w:pStyle w:val="BodyText"/>
+        <w:spacing w:before="0" w:after="140"/>
+        <w:rPr>
+          <w:rFonts w:ascii="Liberation Serif" w:hAnsi="Liberation Serif"/>
+        </w:rPr>
+      </w:pPr>
+      <w:r>
+        <w:rPr>
+          <w:rFonts w:ascii="Liberation Serif" w:hAnsi="Liberation Serif"/>
+        </w:rPr>
+        <w:t>Beklenen sıklık değerleri/frekanslar sırasıyla;</w:t>
+      </w:r>
+    </w:p>
+    <w:p>
+      <w:pPr>
+        <w:pStyle w:val="BodyText"/>
+        <w:spacing w:before="0" w:after="140"/>
+        <w:rPr>
+          <w:rFonts w:ascii="Liberation Serif" w:hAnsi="Liberation Serif"/>
+        </w:rPr>
+      </w:pPr>
+      <w:r>
+        <w:rPr>
+          <w:rFonts w:ascii="Liberation Serif" w:hAnsi="Liberation Serif"/>
+        </w:rPr>
+      </w:r>
+      <m:oMath xmlns:m="http://schemas.openxmlformats.org/officeDocument/2006/math">
+        <m:sSub>
+          <m:e>
+            <m:r>
+              <w:rPr>
+                <w:rFonts w:ascii="Cambria Math" w:hAnsi="Cambria Math"/>
+              </w:rPr>
+              <m:t xml:space="preserve">e</m:t>
+            </m:r>
+          </m:e>
+          <m:sub>
+            <m:r>
+              <w:rPr>
+                <w:rFonts w:ascii="Cambria Math" w:hAnsi="Cambria Math"/>
+              </w:rPr>
+              <m:t xml:space="preserve">1</m:t>
+            </m:r>
+          </m:sub>
+        </m:sSub>
+        <m:r>
+          <w:rPr>
+            <w:rFonts w:ascii="Cambria Math" w:hAnsi="Cambria Math"/>
+          </w:rPr>
+          <m:t xml:space="preserve">=</m:t>
+        </m:r>
+        <m:r>
+          <w:rPr>
+            <w:rFonts w:ascii="Cambria Math" w:hAnsi="Cambria Math"/>
+          </w:rPr>
+          <m:t xml:space="preserve">4.87</m:t>
+        </m:r>
+      </m:oMath>
+      <w:r>
+        <w:rPr>
+          <w:rFonts w:ascii="Liberation Serif" w:hAnsi="Liberation Serif"/>
+        </w:rPr>
+        <w:t xml:space="preserve"> </w:t>
+      </w:r>
+      <w:r>
+        <w:rPr>
+          <w:rFonts w:ascii="Liberation Serif" w:hAnsi="Liberation Serif"/>
+        </w:rPr>
+        <w:tab/>
+        <w:t xml:space="preserve"> </w:t>
+      </w:r>
+      <w:r>
+        <w:rPr>
+          <w:rFonts w:ascii="Liberation Serif" w:hAnsi="Liberation Serif"/>
+        </w:rPr>
+      </w:r>
+      <m:oMath xmlns:m="http://schemas.openxmlformats.org/officeDocument/2006/math">
+        <m:sSub>
+          <m:e>
+            <m:r>
+              <w:rPr>
+                <w:rFonts w:ascii="Cambria Math" w:hAnsi="Cambria Math"/>
+              </w:rPr>
+              <m:t xml:space="preserve">e</m:t>
+            </m:r>
+          </m:e>
+          <m:sub>
+            <m:r>
+              <w:rPr>
+                <w:rFonts w:ascii="Cambria Math" w:hAnsi="Cambria Math"/>
+              </w:rPr>
+              <m:t xml:space="preserve">2</m:t>
+            </m:r>
+          </m:sub>
+        </m:sSub>
+        <m:r>
+          <w:rPr>
+            <w:rFonts w:ascii="Cambria Math" w:hAnsi="Cambria Math"/>
+          </w:rPr>
+          <m:t xml:space="preserve">=</m:t>
+        </m:r>
+        <m:r>
+          <w:rPr>
+            <w:rFonts w:ascii="Cambria Math" w:hAnsi="Cambria Math"/>
+          </w:rPr>
+          <m:t xml:space="preserve">9.44</m:t>
+        </m:r>
+      </m:oMath>
+      <w:r>
+        <w:rPr>
+          <w:rFonts w:ascii="Liberation Serif" w:hAnsi="Liberation Serif"/>
+        </w:rPr>
+        <w:t xml:space="preserve"> </w:t>
+        <w:tab/>
+        <w:t xml:space="preserve"> </w:t>
+      </w:r>
+      <w:r>
+        <w:rPr>
+          <w:rFonts w:ascii="Liberation Serif" w:hAnsi="Liberation Serif"/>
+        </w:rPr>
+      </w:r>
+      <m:oMath xmlns:m="http://schemas.openxmlformats.org/officeDocument/2006/math">
+        <m:sSub>
+          <m:e>
+            <m:r>
+              <w:rPr>
+                <w:rFonts w:ascii="Cambria Math" w:hAnsi="Cambria Math"/>
+              </w:rPr>
+              <m:t xml:space="preserve">e</m:t>
+            </m:r>
+          </m:e>
+          <m:sub>
+            <m:r>
+              <w:rPr>
+                <w:rFonts w:ascii="Cambria Math" w:hAnsi="Cambria Math"/>
+              </w:rPr>
+              <m:t xml:space="preserve">3</m:t>
+            </m:r>
+          </m:sub>
+        </m:sSub>
+        <m:r>
+          <w:rPr>
+            <w:rFonts w:ascii="Cambria Math" w:hAnsi="Cambria Math"/>
+          </w:rPr>
+          <m:t xml:space="preserve">=</m:t>
+        </m:r>
+        <m:r>
+          <w:rPr>
+            <w:rFonts w:ascii="Cambria Math" w:hAnsi="Cambria Math"/>
+          </w:rPr>
+          <m:t xml:space="preserve">9.55</m:t>
+        </m:r>
+      </m:oMath>
+      <w:r>
+        <w:rPr>
+          <w:rFonts w:ascii="Liberation Serif" w:hAnsi="Liberation Serif"/>
+        </w:rPr>
+        <w:t xml:space="preserve"> </w:t>
+        <w:tab/>
+      </w:r>
+      <w:r>
+        <w:rPr>
+          <w:rFonts w:ascii="Liberation Serif" w:hAnsi="Liberation Serif"/>
+        </w:rPr>
+      </w:r>
+      <m:oMath xmlns:m="http://schemas.openxmlformats.org/officeDocument/2006/math">
+        <m:sSub>
+          <m:e>
+            <m:r>
+              <w:rPr>
+                <w:rFonts w:ascii="Cambria Math" w:hAnsi="Cambria Math"/>
+              </w:rPr>
+              <m:t xml:space="preserve">e</m:t>
+            </m:r>
+          </m:e>
+          <m:sub>
+            <m:r>
+              <w:rPr>
+                <w:rFonts w:ascii="Cambria Math" w:hAnsi="Cambria Math"/>
+              </w:rPr>
+              <m:t xml:space="preserve">4</m:t>
+            </m:r>
+          </m:sub>
+        </m:sSub>
+        <m:r>
+          <w:rPr>
+            <w:rFonts w:ascii="Cambria Math" w:hAnsi="Cambria Math"/>
+          </w:rPr>
+          <m:t xml:space="preserve">=</m:t>
+        </m:r>
+        <m:r>
+          <w:rPr>
+            <w:rFonts w:ascii="Cambria Math" w:hAnsi="Cambria Math"/>
+          </w:rPr>
+          <m:t xml:space="preserve">5.04</m:t>
+        </m:r>
+      </m:oMath>
+      <w:r>
+        <w:rPr>
+          <w:rFonts w:ascii="Liberation Serif" w:hAnsi="Liberation Serif"/>
+        </w:rPr>
+        <w:t xml:space="preserve"> </w:t>
+        <w:tab/>
+      </w:r>
+      <w:r>
+        <w:rPr>
+          <w:rFonts w:ascii="Liberation Serif" w:hAnsi="Liberation Serif"/>
+        </w:rPr>
+      </w:r>
+      <m:oMath xmlns:m="http://schemas.openxmlformats.org/officeDocument/2006/math">
+        <m:sSub>
+          <m:e>
+            <m:r>
+              <w:rPr>
+                <w:rFonts w:ascii="Cambria Math" w:hAnsi="Cambria Math"/>
+              </w:rPr>
+              <m:t xml:space="preserve">e</m:t>
+            </m:r>
+          </m:e>
+          <m:sub>
+            <m:r>
+              <w:rPr>
+                <w:rFonts w:ascii="Cambria Math" w:hAnsi="Cambria Math"/>
+              </w:rPr>
+              <m:t xml:space="preserve">5</m:t>
+            </m:r>
+          </m:sub>
+        </m:sSub>
+        <m:r>
+          <w:rPr>
+            <w:rFonts w:ascii="Cambria Math" w:hAnsi="Cambria Math"/>
+          </w:rPr>
+          <m:t xml:space="preserve">=</m:t>
+        </m:r>
+        <m:r>
+          <w:rPr>
+            <w:rFonts w:ascii="Cambria Math" w:hAnsi="Cambria Math"/>
+          </w:rPr>
+          <m:t xml:space="preserve">1.39</m:t>
+        </m:r>
+      </m:oMath>
+    </w:p>
+    <w:p>
+      <w:pPr>
+        <w:pStyle w:val="BodyText"/>
+        <w:spacing w:before="0" w:after="140"/>
+        <w:rPr>
+          <w:rFonts w:ascii="Liberation Serif" w:hAnsi="Liberation Serif"/>
+        </w:rPr>
+      </w:pPr>
+      <w:r>
+        <w:rPr>
+          <w:rFonts w:ascii="Liberation Serif" w:hAnsi="Liberation Serif"/>
+        </w:rPr>
+        <w:t>Beklenen sıklık değerlerinin 5 ve 5’ten büyük olması kuralı gereğince 1.sınıf ve 5.sınıf değerleri 5 değerinden küçük oldukları için sınıflar yakınındaki sınıflar ile birleştirilerek tekrar incelenmelidir.</w:t>
+      </w:r>
+    </w:p>
+    <w:p>
+      <w:pPr>
+        <w:pStyle w:val="BodyText"/>
+        <w:spacing w:before="0" w:after="140"/>
+        <w:rPr>
+          <w:rFonts w:ascii="Liberation Serif" w:hAnsi="Liberation Serif"/>
+        </w:rPr>
+      </w:pPr>
+      <w:r>
+        <w:rPr>
+          <w:rFonts w:ascii="Liberation Serif" w:hAnsi="Liberation Serif"/>
+        </w:rPr>
+        <w:t>1.sınıf 2.sınıf ile birleştirilmişi 5.sınıf ise 4.sınıf ile birleştirilmiştir.</w:t>
+      </w:r>
+      <w:r>
+        <w:rPr>
+          <w:rFonts w:ascii="Liberation Serif" w:hAnsi="Liberation Serif"/>
+        </w:rPr>
+        <w:t xml:space="preserve">(Sıklık değerleri toplanarak işlem görür. </w:t>
+      </w:r>
+      <w:r>
+        <w:rPr>
+          <w:rFonts w:ascii="Liberation Serif" w:hAnsi="Liberation Serif"/>
+        </w:rPr>
+      </w:r>
+      <m:oMath xmlns:m="http://schemas.openxmlformats.org/officeDocument/2006/math">
+        <m:sSub>
+          <m:e>
+            <m:r>
+              <w:rPr>
+                <w:rFonts w:ascii="Cambria Math" w:hAnsi="Cambria Math"/>
+              </w:rPr>
+              <m:t xml:space="preserve">f</m:t>
+            </m:r>
+          </m:e>
+          <m:sub>
+            <m:r>
+              <w:rPr>
+                <w:rFonts w:ascii="Cambria Math" w:hAnsi="Cambria Math"/>
+              </w:rPr>
+              <m:t xml:space="preserve">1</m:t>
+            </m:r>
+          </m:sub>
+        </m:sSub>
+        <m:r>
+          <w:rPr>
+            <w:rFonts w:ascii="Cambria Math" w:hAnsi="Cambria Math"/>
+          </w:rPr>
+          <m:t xml:space="preserve">+</m:t>
+        </m:r>
+        <m:sSub>
+          <m:e>
+            <m:r>
+              <w:rPr>
+                <w:rFonts w:ascii="Cambria Math" w:hAnsi="Cambria Math"/>
+              </w:rPr>
+              <m:t xml:space="preserve">f</m:t>
+            </m:r>
+          </m:e>
+          <m:sub>
+            <m:r>
+              <w:rPr>
+                <w:rFonts w:ascii="Cambria Math" w:hAnsi="Cambria Math"/>
+              </w:rPr>
+              <m:t xml:space="preserve">2</m:t>
+            </m:r>
+          </m:sub>
+        </m:sSub>
+        <m:r>
+          <w:rPr>
+            <w:rFonts w:ascii="Cambria Math" w:hAnsi="Cambria Math"/>
+          </w:rPr>
+          <m:t xml:space="preserve">=</m:t>
+        </m:r>
+        <m:sSub>
+          <m:e>
+            <m:r>
+              <w:rPr>
+                <w:rFonts w:ascii="Cambria Math" w:hAnsi="Cambria Math"/>
+              </w:rPr>
+              <m:t xml:space="preserve">f</m:t>
+            </m:r>
+          </m:e>
+          <m:sub>
+            <m:r>
+              <w:rPr>
+                <w:rFonts w:ascii="Cambria Math" w:hAnsi="Cambria Math"/>
+              </w:rPr>
+              <m:t xml:space="preserve">1</m:t>
+            </m:r>
+          </m:sub>
+        </m:sSub>
+        <m:r>
+          <w:rPr>
+            <w:rFonts w:ascii="Cambria Math" w:hAnsi="Cambria Math"/>
+          </w:rPr>
+          <m:t xml:space="preserve">,</m:t>
+        </m:r>
+        <m:sSub>
+          <m:e>
+            <m:r>
+              <w:rPr>
+                <w:rFonts w:ascii="Cambria Math" w:hAnsi="Cambria Math"/>
+              </w:rPr>
+              <m:t xml:space="preserve">f</m:t>
+            </m:r>
+          </m:e>
+          <m:sub>
+            <m:r>
+              <w:rPr>
+                <w:rFonts w:ascii="Cambria Math" w:hAnsi="Cambria Math"/>
+              </w:rPr>
+              <m:t xml:space="preserve">3</m:t>
+            </m:r>
+          </m:sub>
+        </m:sSub>
+        <m:r>
+          <w:rPr>
+            <w:rFonts w:ascii="Cambria Math" w:hAnsi="Cambria Math"/>
+          </w:rPr>
+          <m:t xml:space="preserve">→</m:t>
+        </m:r>
+        <m:sSub>
+          <m:e>
+            <m:r>
+              <w:rPr>
+                <w:rFonts w:ascii="Cambria Math" w:hAnsi="Cambria Math"/>
+              </w:rPr>
+              <m:t xml:space="preserve">f</m:t>
+            </m:r>
+          </m:e>
+          <m:sub>
+            <m:r>
+              <w:rPr>
+                <w:rFonts w:ascii="Cambria Math" w:hAnsi="Cambria Math"/>
+              </w:rPr>
+              <m:t xml:space="preserve">2</m:t>
+            </m:r>
+          </m:sub>
+        </m:sSub>
+        <m:r>
+          <w:rPr>
+            <w:rFonts w:ascii="Cambria Math" w:hAnsi="Cambria Math"/>
+          </w:rPr>
+          <m:t xml:space="preserve">,</m:t>
+        </m:r>
+        <m:sSub>
+          <m:e>
+            <m:r>
+              <w:rPr>
+                <w:rFonts w:ascii="Cambria Math" w:hAnsi="Cambria Math"/>
+              </w:rPr>
+              <m:t xml:space="preserve">f</m:t>
+            </m:r>
+          </m:e>
+          <m:sub>
+            <m:r>
+              <w:rPr>
+                <w:rFonts w:ascii="Cambria Math" w:hAnsi="Cambria Math"/>
+              </w:rPr>
+              <m:t xml:space="preserve">4</m:t>
+            </m:r>
+          </m:sub>
+        </m:sSub>
+        <m:r>
+          <w:rPr>
+            <w:rFonts w:ascii="Cambria Math" w:hAnsi="Cambria Math"/>
+          </w:rPr>
+          <m:t xml:space="preserve">+</m:t>
+        </m:r>
+        <m:sSub>
+          <m:e>
+            <m:r>
+              <w:rPr>
+                <w:rFonts w:ascii="Cambria Math" w:hAnsi="Cambria Math"/>
+              </w:rPr>
+              <m:t xml:space="preserve">f</m:t>
+            </m:r>
+          </m:e>
+          <m:sub>
+            <m:r>
+              <w:rPr>
+                <w:rFonts w:ascii="Cambria Math" w:hAnsi="Cambria Math"/>
+              </w:rPr>
+              <m:t xml:space="preserve">5</m:t>
+            </m:r>
+          </m:sub>
+        </m:sSub>
+        <m:r>
+          <w:rPr>
+            <w:rFonts w:ascii="Cambria Math" w:hAnsi="Cambria Math"/>
+          </w:rPr>
+          <m:t xml:space="preserve">=</m:t>
+        </m:r>
+        <m:sSub>
+          <m:e>
+            <m:r>
+              <w:rPr>
+                <w:rFonts w:ascii="Cambria Math" w:hAnsi="Cambria Math"/>
+              </w:rPr>
+              <m:t xml:space="preserve">f</m:t>
+            </m:r>
+          </m:e>
+          <m:sub>
+            <m:r>
+              <w:rPr>
+                <w:rFonts w:ascii="Cambria Math" w:hAnsi="Cambria Math"/>
+              </w:rPr>
+              <m:t xml:space="preserve">3</m:t>
+            </m:r>
+          </m:sub>
+        </m:sSub>
+      </m:oMath>
+      <w:r>
+        <w:rPr>
+          <w:rFonts w:ascii="Liberation Serif" w:hAnsi="Liberation Serif"/>
+        </w:rPr>
+        <w:t>)</w:t>
+      </w:r>
+    </w:p>
+    <w:p>
+      <w:pPr>
+        <w:pStyle w:val="BodyText"/>
+        <w:spacing w:before="0" w:after="140"/>
+        <w:rPr>
+          <w:rFonts w:ascii="Liberation Serif" w:hAnsi="Liberation Serif"/>
+        </w:rPr>
+      </w:pPr>
+      <w:r>
+        <w:rPr>
+          <w:rFonts w:ascii="Liberation Serif" w:hAnsi="Liberation Serif"/>
+        </w:rPr>
+        <w:t xml:space="preserve">Sıklık değerleri yeniden düzenlenirse; </w:t>
+      </w:r>
+      <w:r>
+        <w:rPr>
+          <w:rFonts w:ascii="Liberation Serif" w:hAnsi="Liberation Serif"/>
+        </w:rPr>
+      </w:r>
+      <m:oMath xmlns:m="http://schemas.openxmlformats.org/officeDocument/2006/math">
+        <m:sSub>
+          <m:e>
+            <m:r>
+              <w:rPr>
+                <w:rFonts w:ascii="Cambria Math" w:hAnsi="Cambria Math"/>
+              </w:rPr>
+              <m:t xml:space="preserve">f</m:t>
+            </m:r>
+          </m:e>
+          <m:sub>
+            <m:r>
+              <w:rPr>
+                <w:rFonts w:ascii="Cambria Math" w:hAnsi="Cambria Math"/>
+              </w:rPr>
+              <m:t xml:space="preserve">1</m:t>
+            </m:r>
+          </m:sub>
+        </m:sSub>
+        <m:r>
+          <w:rPr>
+            <w:rFonts w:ascii="Cambria Math" w:hAnsi="Cambria Math"/>
+          </w:rPr>
+          <m:t xml:space="preserve">=</m:t>
+        </m:r>
+        <m:r>
+          <w:rPr>
+            <w:rFonts w:ascii="Cambria Math" w:hAnsi="Cambria Math"/>
+          </w:rPr>
+          <m:t xml:space="preserve">18</m:t>
+        </m:r>
+      </m:oMath>
+      <w:r>
+        <w:rPr>
+          <w:rFonts w:ascii="Liberation Serif" w:hAnsi="Liberation Serif"/>
+        </w:rPr>
+        <w:t xml:space="preserve">, </w:t>
+      </w:r>
+      <w:r>
+        <w:rPr>
+          <w:rFonts w:ascii="Liberation Serif" w:hAnsi="Liberation Serif"/>
+        </w:rPr>
+      </w:r>
+      <m:oMath xmlns:m="http://schemas.openxmlformats.org/officeDocument/2006/math">
+        <m:sSub>
+          <m:e>
+            <m:r>
+              <w:rPr>
+                <w:rFonts w:ascii="Cambria Math" w:hAnsi="Cambria Math"/>
+              </w:rPr>
+              <m:t xml:space="preserve">f</m:t>
+            </m:r>
+          </m:e>
+          <m:sub>
+            <m:r>
+              <w:rPr>
+                <w:rFonts w:ascii="Cambria Math" w:hAnsi="Cambria Math"/>
+              </w:rPr>
+              <m:t xml:space="preserve">2</m:t>
+            </m:r>
+          </m:sub>
+        </m:sSub>
+        <m:r>
+          <w:rPr>
+            <w:rFonts w:ascii="Cambria Math" w:hAnsi="Cambria Math"/>
+          </w:rPr>
+          <m:t xml:space="preserve">=</m:t>
+        </m:r>
+        <m:r>
+          <w:rPr>
+            <w:rFonts w:ascii="Cambria Math" w:hAnsi="Cambria Math"/>
+          </w:rPr>
+          <m:t xml:space="preserve">8</m:t>
+        </m:r>
+      </m:oMath>
+      <w:r>
+        <w:rPr>
+          <w:rFonts w:ascii="Liberation Serif" w:hAnsi="Liberation Serif"/>
+        </w:rPr>
+        <w:t xml:space="preserve">, </w:t>
+      </w:r>
+      <w:r>
+        <w:rPr>
+          <w:rFonts w:ascii="Liberation Serif" w:hAnsi="Liberation Serif"/>
+        </w:rPr>
+      </w:r>
+      <m:oMath xmlns:m="http://schemas.openxmlformats.org/officeDocument/2006/math">
+        <m:sSub>
+          <m:e>
+            <m:r>
+              <w:rPr>
+                <w:rFonts w:ascii="Cambria Math" w:hAnsi="Cambria Math"/>
+              </w:rPr>
+              <m:t xml:space="preserve">f</m:t>
+            </m:r>
+          </m:e>
+          <m:sub>
+            <m:r>
+              <w:rPr>
+                <w:rFonts w:ascii="Cambria Math" w:hAnsi="Cambria Math"/>
+              </w:rPr>
+              <m:t xml:space="preserve">3</m:t>
+            </m:r>
+          </m:sub>
+        </m:sSub>
+        <m:r>
+          <w:rPr>
+            <w:rFonts w:ascii="Cambria Math" w:hAnsi="Cambria Math"/>
+          </w:rPr>
+          <m:t xml:space="preserve">=</m:t>
+        </m:r>
+        <m:r>
+          <w:rPr>
+            <w:rFonts w:ascii="Cambria Math" w:hAnsi="Cambria Math"/>
+          </w:rPr>
+          <m:t xml:space="preserve">6</m:t>
+        </m:r>
+      </m:oMath>
+    </w:p>
+    <w:p>
+      <w:pPr>
+        <w:pStyle w:val="BodyText"/>
+        <w:spacing w:before="0" w:after="140"/>
+        <w:rPr>
+          <w:rFonts w:ascii="Liberation Serif" w:hAnsi="Liberation Serif"/>
+        </w:rPr>
+      </w:pPr>
+      <w:r>
+        <w:rPr>
+          <w:rFonts w:ascii="Liberation Serif" w:hAnsi="Liberation Serif"/>
+        </w:rPr>
+        <w:t xml:space="preserve">Beklenen sıklık değerleride aynı şekilde yeniden hesaplanmıştır; </w:t>
+      </w:r>
+      <w:r>
+        <w:rPr>
+          <w:rFonts w:ascii="Liberation Serif" w:hAnsi="Liberation Serif"/>
+        </w:rPr>
+      </w:r>
+      <m:oMath xmlns:m="http://schemas.openxmlformats.org/officeDocument/2006/math">
+        <m:sSub>
+          <m:e>
+            <m:r>
+              <w:rPr>
+                <w:rFonts w:ascii="Cambria Math" w:hAnsi="Cambria Math"/>
+              </w:rPr>
+              <m:t xml:space="preserve">e</m:t>
+            </m:r>
+          </m:e>
+          <m:sub>
+            <m:r>
+              <w:rPr>
+                <w:rFonts w:ascii="Cambria Math" w:hAnsi="Cambria Math"/>
+              </w:rPr>
+              <m:t xml:space="preserve">1</m:t>
+            </m:r>
+          </m:sub>
+        </m:sSub>
+        <m:r>
+          <w:rPr>
+            <w:rFonts w:ascii="Cambria Math" w:hAnsi="Cambria Math"/>
+          </w:rPr>
+          <m:t xml:space="preserve">=</m:t>
+        </m:r>
+        <m:r>
+          <w:rPr>
+            <w:rFonts w:ascii="Cambria Math" w:hAnsi="Cambria Math"/>
+          </w:rPr>
+          <m:t xml:space="preserve">14.30</m:t>
+        </m:r>
+      </m:oMath>
+      <w:r>
+        <w:rPr>
+          <w:rFonts w:ascii="Liberation Serif" w:hAnsi="Liberation Serif"/>
+        </w:rPr>
+        <w:t xml:space="preserve">, </w:t>
+      </w:r>
+      <w:r>
+        <w:rPr>
+          <w:rFonts w:ascii="Liberation Serif" w:hAnsi="Liberation Serif"/>
+        </w:rPr>
+      </w:r>
+      <m:oMath xmlns:m="http://schemas.openxmlformats.org/officeDocument/2006/math">
+        <m:sSub>
+          <m:e>
+            <m:r>
+              <w:rPr>
+                <w:rFonts w:ascii="Cambria Math" w:hAnsi="Cambria Math"/>
+              </w:rPr>
+              <m:t xml:space="preserve">e</m:t>
+            </m:r>
+          </m:e>
+          <m:sub>
+            <m:r>
+              <w:rPr>
+                <w:rFonts w:ascii="Cambria Math" w:hAnsi="Cambria Math"/>
+              </w:rPr>
+              <m:t xml:space="preserve">2</m:t>
+            </m:r>
+          </m:sub>
+        </m:sSub>
+        <m:r>
+          <w:rPr>
+            <w:rFonts w:ascii="Cambria Math" w:hAnsi="Cambria Math"/>
+          </w:rPr>
+          <m:t xml:space="preserve">=</m:t>
+        </m:r>
+        <m:r>
+          <w:rPr>
+            <w:rFonts w:ascii="Cambria Math" w:hAnsi="Cambria Math"/>
+          </w:rPr>
+          <m:t xml:space="preserve">9.55</m:t>
+        </m:r>
+      </m:oMath>
+      <w:r>
+        <w:rPr>
+          <w:rFonts w:ascii="Liberation Serif" w:hAnsi="Liberation Serif"/>
+        </w:rPr>
+        <w:t>,</w:t>
+      </w:r>
+      <w:r>
+        <w:rPr>
+          <w:rFonts w:ascii="Liberation Serif" w:hAnsi="Liberation Serif"/>
+        </w:rPr>
+      </w:r>
+      <m:oMath xmlns:m="http://schemas.openxmlformats.org/officeDocument/2006/math">
+        <m:sSub>
+          <m:e>
+            <m:r>
+              <w:rPr>
+                <w:rFonts w:ascii="Cambria Math" w:hAnsi="Cambria Math"/>
+              </w:rPr>
+              <m:t xml:space="preserve">e</m:t>
+            </m:r>
+          </m:e>
+          <m:sub>
+            <m:r>
+              <w:rPr>
+                <w:rFonts w:ascii="Cambria Math" w:hAnsi="Cambria Math"/>
+              </w:rPr>
+              <m:t xml:space="preserve">3</m:t>
+            </m:r>
+          </m:sub>
+        </m:sSub>
+        <m:r>
+          <w:rPr>
+            <w:rFonts w:ascii="Cambria Math" w:hAnsi="Cambria Math"/>
+          </w:rPr>
+          <m:t xml:space="preserve">=</m:t>
+        </m:r>
+        <m:r>
+          <w:rPr>
+            <w:rFonts w:ascii="Cambria Math" w:hAnsi="Cambria Math"/>
+          </w:rPr>
+          <m:t xml:space="preserve">6.43</m:t>
+        </m:r>
+      </m:oMath>
+    </w:p>
+    <w:p>
+      <w:pPr>
+        <w:pStyle w:val="BodyText"/>
+        <w:spacing w:before="0" w:after="140"/>
+        <w:rPr>
+          <w:rFonts w:ascii="Liberation Serif" w:hAnsi="Liberation Serif"/>
+          <w:b w:val="false"/>
+          <w:i w:val="false"/>
+          <w:sz w:val="22"/>
+        </w:rPr>
+      </w:pPr>
+      <w:r>
+        <w:rPr>
+          <w:rFonts w:ascii="Liberation Serif" w:hAnsi="Liberation Serif"/>
+          <w:b w:val="false"/>
+          <w:i w:val="false"/>
+          <w:sz w:val="22"/>
+        </w:rPr>
+        <w:t>Ki-kare hesap değerini hesaplamak için;</w:t>
+      </w:r>
+      <w:r>
+        <w:rPr>
+          <w:rFonts w:ascii="Liberation Serif" w:hAnsi="Liberation Serif"/>
+          <w:b w:val="false"/>
+          <w:i w:val="false"/>
+          <w:sz w:val="22"/>
+        </w:rPr>
+        <w:drawing>
+          <wp:inline distT="0" distB="0" distL="0" distR="0">
+            <wp:extent cx="4295140" cy="561340"/>
+            <wp:effectExtent l="0" t="0" r="0" b="0"/>
+            <wp:docPr id="23" name="Görüntü22"/>
+            <wp:cNvGraphicFramePr>
+              <a:graphicFrameLocks xmlns:a="http://schemas.openxmlformats.org/drawingml/2006/main" noChangeAspect="1"/>
+            </wp:cNvGraphicFramePr>
+            <a:graphic xmlns:a="http://schemas.openxmlformats.org/drawingml/2006/main">
+              <a:graphicData uri="http://schemas.openxmlformats.org/drawingml/2006/picture">
+                <pic:pic xmlns:pic="http://schemas.openxmlformats.org/drawingml/2006/picture">
+                  <pic:nvPicPr>
+                    <pic:cNvPr id="23" name="Görüntü22"/>
+                    <pic:cNvPicPr>
+                      <a:picLocks noChangeAspect="1" noChangeArrowheads="1"/>
+                    </pic:cNvPicPr>
+                  </pic:nvPicPr>
+                  <pic:blipFill>
+                    <a:blip r:embed="rId26"/>
+                    <a:stretch>
+                      <a:fillRect/>
+                    </a:stretch>
+                  </pic:blipFill>
+                  <pic:spPr bwMode="auto">
+                    <a:xfrm>
+                      <a:off x="0" y="0"/>
+                      <a:ext cx="4295140" cy="561340"/>
+                    </a:xfrm>
+                    <a:prstGeom prst="rect">
+                      <a:avLst/>
+                    </a:prstGeom>
+                    <a:noFill/>
+                  </pic:spPr>
+                </pic:pic>
+              </a:graphicData>
+            </a:graphic>
+          </wp:inline>
+        </w:drawing>
+      </w:r>
+    </w:p>
+    <w:p>
+      <w:pPr>
+        <w:pStyle w:val="BodyText"/>
+        <w:spacing w:before="0" w:after="140"/>
+        <w:rPr>
+          <w:rFonts w:ascii="Liberation Serif" w:hAnsi="Liberation Serif"/>
+          <w:b w:val="false"/>
+          <w:i w:val="false"/>
+          <w:sz w:val="22"/>
+        </w:rPr>
+      </w:pPr>
+      <w:r>
+        <w:rPr>
+          <w:rFonts w:ascii="Liberation Serif" w:hAnsi="Liberation Serif"/>
+          <w:b w:val="false"/>
+          <w:i w:val="false"/>
+          <w:sz w:val="22"/>
+        </w:rPr>
+        <w:drawing>
+          <wp:inline distT="0" distB="0" distL="0" distR="0">
+            <wp:extent cx="1247140" cy="323850"/>
+            <wp:effectExtent l="0" t="0" r="0" b="0"/>
+            <wp:docPr id="24" name="Görüntü23"/>
+            <wp:cNvGraphicFramePr>
+              <a:graphicFrameLocks xmlns:a="http://schemas.openxmlformats.org/drawingml/2006/main" noChangeAspect="1"/>
+            </wp:cNvGraphicFramePr>
+            <a:graphic xmlns:a="http://schemas.openxmlformats.org/drawingml/2006/main">
+              <a:graphicData uri="http://schemas.openxmlformats.org/drawingml/2006/picture">
+                <pic:pic xmlns:pic="http://schemas.openxmlformats.org/drawingml/2006/picture">
+                  <pic:nvPicPr>
+                    <pic:cNvPr id="24" name="Görüntü23"/>
+                    <pic:cNvPicPr>
+                      <a:picLocks noChangeAspect="1" noChangeArrowheads="1"/>
+                    </pic:cNvPicPr>
+                  </pic:nvPicPr>
+                  <pic:blipFill>
+                    <a:blip r:embed="rId27"/>
+                    <a:stretch>
+                      <a:fillRect/>
+                    </a:stretch>
+                  </pic:blipFill>
+                  <pic:spPr bwMode="auto">
+                    <a:xfrm>
+                      <a:off x="0" y="0"/>
+                      <a:ext cx="1247140" cy="323850"/>
+                    </a:xfrm>
+                    <a:prstGeom prst="rect">
+                      <a:avLst/>
+                    </a:prstGeom>
+                    <a:noFill/>
+                  </pic:spPr>
+                </pic:pic>
+              </a:graphicData>
+            </a:graphic>
+          </wp:inline>
+        </w:drawing>
+      </w:r>
+    </w:p>
+    <w:p>
+      <w:pPr>
+        <w:pStyle w:val="BodyText"/>
+        <w:spacing w:before="0" w:after="140"/>
+        <w:rPr>
+          <w:rFonts w:ascii="Liberation Serif" w:hAnsi="Liberation Serif"/>
+          <w:b w:val="false"/>
+          <w:i w:val="false"/>
+          <w:sz w:val="22"/>
+        </w:rPr>
+      </w:pPr>
+      <w:r>
+        <w:rPr>
+          <w:rFonts w:ascii="Liberation Serif" w:hAnsi="Liberation Serif"/>
+          <w:b w:val="false"/>
+          <w:i w:val="false"/>
+          <w:sz w:val="22"/>
+        </w:rPr>
+        <w:t>Ki-kare hesap değeri = 1.24 bulunmuştur.</w:t>
+      </w:r>
+    </w:p>
+    <w:p>
+      <w:pPr>
+        <w:pStyle w:val="Normal"/>
+        <w:spacing w:before="0" w:after="140"/>
+        <w:rPr>
+          <w:rFonts w:ascii="Liberation Serif" w:hAnsi="Liberation Serif"/>
+        </w:rPr>
+      </w:pPr>
+      <w:r>
+        <w:rPr>
+          <w:rFonts w:ascii="Liberation Serif" w:hAnsi="Liberation Serif"/>
+        </w:rPr>
+        <w:t xml:space="preserve">Serbestlik derecesi </w:t>
+      </w:r>
+      <w:r>
+        <w:rPr>
+          <w:rFonts w:ascii="Liberation Serif" w:hAnsi="Liberation Serif"/>
+        </w:rPr>
+      </w:r>
+      <m:oMath xmlns:m="http://schemas.openxmlformats.org/officeDocument/2006/math">
+        <m:r>
+          <w:rPr>
+            <w:rFonts w:ascii="Cambria Math" w:hAnsi="Cambria Math"/>
+          </w:rPr>
+          <m:t xml:space="preserve">sd</m:t>
+        </m:r>
+        <m:r>
+          <w:rPr>
+            <w:rFonts w:ascii="Cambria Math" w:hAnsi="Cambria Math"/>
+          </w:rPr>
+          <m:t xml:space="preserve">=</m:t>
+        </m:r>
+        <m:r>
+          <w:rPr>
+            <w:rFonts w:ascii="Cambria Math" w:hAnsi="Cambria Math"/>
+          </w:rPr>
+          <m:t xml:space="preserve">k</m:t>
+        </m:r>
+        <m:r>
+          <w:rPr>
+            <w:rFonts w:ascii="Cambria Math" w:hAnsi="Cambria Math"/>
+          </w:rPr>
+          <m:t xml:space="preserve">−</m:t>
+        </m:r>
+        <m:r>
+          <w:rPr>
+            <w:rFonts w:ascii="Cambria Math" w:hAnsi="Cambria Math"/>
+          </w:rPr>
+          <m:t xml:space="preserve">t</m:t>
+        </m:r>
+        <m:r>
+          <w:rPr>
+            <w:rFonts w:ascii="Cambria Math" w:hAnsi="Cambria Math"/>
+          </w:rPr>
+          <m:t xml:space="preserve">−</m:t>
+        </m:r>
+        <m:r>
+          <w:rPr>
+            <w:rFonts w:ascii="Cambria Math" w:hAnsi="Cambria Math"/>
+          </w:rPr>
+          <m:t xml:space="preserve">1</m:t>
+        </m:r>
+      </m:oMath>
+      <w:r>
+        <w:rPr>
+          <w:rFonts w:ascii="Liberation Serif" w:hAnsi="Liberation Serif"/>
+        </w:rPr>
+        <w:t xml:space="preserve"> formulü ile hesaplanmıştır. Bu formule göre 3</w:t>
+      </w:r>
+      <w:r>
+        <w:rPr>
+          <w:rFonts w:ascii="Liberation Serif" w:hAnsi="Liberation Serif"/>
+        </w:rPr>
+      </w:r>
+      <m:oMath xmlns:m="http://schemas.openxmlformats.org/officeDocument/2006/math">
+        <m:r>
+          <w:rPr>
+            <w:rFonts w:ascii="Cambria Math" w:hAnsi="Cambria Math"/>
+          </w:rPr>
+          <m:t xml:space="preserve">−</m:t>
+        </m:r>
+        <m:r>
+          <w:rPr>
+            <w:rFonts w:ascii="Cambria Math" w:hAnsi="Cambria Math"/>
+          </w:rPr>
+          <m:t xml:space="preserve">2</m:t>
+        </m:r>
+        <m:r>
+          <w:rPr>
+            <w:rFonts w:ascii="Cambria Math" w:hAnsi="Cambria Math"/>
+          </w:rPr>
+          <m:t xml:space="preserve">−</m:t>
+        </m:r>
+        <m:r>
+          <w:rPr>
+            <w:rFonts w:ascii="Cambria Math" w:hAnsi="Cambria Math"/>
+          </w:rPr>
+          <m:t xml:space="preserve">1</m:t>
+        </m:r>
+        <m:r>
+          <w:rPr>
+            <w:rFonts w:ascii="Cambria Math" w:hAnsi="Cambria Math"/>
+          </w:rPr>
+          <m:t xml:space="preserve">=</m:t>
+        </m:r>
+        <m:r>
+          <w:rPr>
+            <w:rFonts w:ascii="Cambria Math" w:hAnsi="Cambria Math"/>
+          </w:rPr>
+          <m:t xml:space="preserve">0</m:t>
+        </m:r>
+      </m:oMath>
+    </w:p>
+    <w:p>
+      <w:pPr>
+        <w:pStyle w:val="Normal"/>
+        <w:spacing w:before="0" w:after="140"/>
+        <w:rPr>
+          <w:rFonts w:ascii="Liberation Serif" w:hAnsi="Liberation Serif"/>
+        </w:rPr>
+      </w:pPr>
+      <w:r>
+        <w:rPr>
+          <w:rFonts w:ascii="Liberation Serif" w:hAnsi="Liberation Serif"/>
+        </w:rPr>
+        <w:t xml:space="preserve">olduğundan serbestlik derecesnin 0 çıkması ki-kare tablo değerini hesaplanmasına engel olmaktadır. Bunun için veride 1.sınıf 5 değerine çok yakın olduğundan dolayı 1 ve 2. sınıfları birleşirmeden sadece 5.sınıf sıklık değeri 1.39 olduğundan dolayı 4. ve 5. sınıf birleştirilerek tekrar hesaplanmıştır: </w:t>
+      </w:r>
+      <w:r>
+        <w:rPr>
+          <w:rFonts w:ascii="Liberation Serif" w:hAnsi="Liberation Serif"/>
+        </w:rPr>
+      </w:r>
+      <m:oMath xmlns:m="http://schemas.openxmlformats.org/officeDocument/2006/math">
+        <m:sSub>
+          <m:e>
+            <m:r>
+              <w:rPr>
+                <w:rFonts w:ascii="Cambria Math" w:hAnsi="Cambria Math"/>
+              </w:rPr>
+              <m:t xml:space="preserve">f</m:t>
+            </m:r>
+          </m:e>
+          <m:sub>
+            <m:r>
+              <w:rPr>
+                <w:rFonts w:ascii="Cambria Math" w:hAnsi="Cambria Math"/>
+              </w:rPr>
+              <m:t xml:space="preserve">1</m:t>
+            </m:r>
+          </m:sub>
+        </m:sSub>
+        <m:r>
+          <w:rPr>
+            <w:rFonts w:ascii="Cambria Math" w:hAnsi="Cambria Math"/>
+          </w:rPr>
+          <m:t xml:space="preserve">=</m:t>
+        </m:r>
+        <m:r>
+          <w:rPr>
+            <w:rFonts w:ascii="Cambria Math" w:hAnsi="Cambria Math"/>
+          </w:rPr>
+          <m:t xml:space="preserve">6</m:t>
+        </m:r>
+        <m:r>
+          <w:rPr>
+            <w:rFonts w:ascii="Cambria Math" w:hAnsi="Cambria Math"/>
+          </w:rPr>
+          <m:t xml:space="preserve">,</m:t>
+        </m:r>
+        <m:sSub>
+          <m:e>
+            <m:r>
+              <w:rPr>
+                <w:rFonts w:ascii="Cambria Math" w:hAnsi="Cambria Math"/>
+              </w:rPr>
+              <m:t xml:space="preserve">f</m:t>
+            </m:r>
+          </m:e>
+          <m:sub>
+            <m:r>
+              <w:rPr>
+                <w:rFonts w:ascii="Cambria Math" w:hAnsi="Cambria Math"/>
+              </w:rPr>
+              <m:t xml:space="preserve">2</m:t>
+            </m:r>
+          </m:sub>
+        </m:sSub>
+        <m:r>
+          <w:rPr>
+            <w:rFonts w:ascii="Cambria Math" w:hAnsi="Cambria Math"/>
+          </w:rPr>
+          <m:t xml:space="preserve">=</m:t>
+        </m:r>
+        <m:r>
+          <w:rPr>
+            <w:rFonts w:ascii="Cambria Math" w:hAnsi="Cambria Math"/>
+          </w:rPr>
+          <m:t xml:space="preserve">12</m:t>
+        </m:r>
+        <m:r>
+          <w:rPr>
+            <w:rFonts w:ascii="Cambria Math" w:hAnsi="Cambria Math"/>
+          </w:rPr>
+          <m:t xml:space="preserve">,</m:t>
+        </m:r>
+        <m:sSub>
+          <m:e>
+            <m:r>
+              <w:rPr>
+                <w:rFonts w:ascii="Cambria Math" w:hAnsi="Cambria Math"/>
+              </w:rPr>
+              <m:t xml:space="preserve">f</m:t>
+            </m:r>
+          </m:e>
+          <m:sub>
+            <m:r>
+              <w:rPr>
+                <w:rFonts w:ascii="Cambria Math" w:hAnsi="Cambria Math"/>
+              </w:rPr>
+              <m:t xml:space="preserve">3</m:t>
+            </m:r>
+          </m:sub>
+        </m:sSub>
+        <m:r>
+          <w:rPr>
+            <w:rFonts w:ascii="Cambria Math" w:hAnsi="Cambria Math"/>
+          </w:rPr>
+          <m:t xml:space="preserve">=</m:t>
+        </m:r>
+        <m:r>
+          <w:rPr>
+            <w:rFonts w:ascii="Cambria Math" w:hAnsi="Cambria Math"/>
+          </w:rPr>
+          <m:t xml:space="preserve">8</m:t>
+        </m:r>
+        <m:r>
+          <w:rPr>
+            <w:rFonts w:ascii="Cambria Math" w:hAnsi="Cambria Math"/>
+          </w:rPr>
+          <m:t xml:space="preserve">,</m:t>
+        </m:r>
+        <m:sSub>
+          <m:e>
+            <m:r>
+              <w:rPr>
+                <w:rFonts w:ascii="Cambria Math" w:hAnsi="Cambria Math"/>
+              </w:rPr>
+              <m:t xml:space="preserve">f</m:t>
+            </m:r>
+          </m:e>
+          <m:sub>
+            <m:r>
+              <w:rPr>
+                <w:rFonts w:ascii="Cambria Math" w:hAnsi="Cambria Math"/>
+              </w:rPr>
+              <m:t xml:space="preserve">4</m:t>
+            </m:r>
+          </m:sub>
+        </m:sSub>
+        <m:r>
+          <w:rPr>
+            <w:rFonts w:ascii="Cambria Math" w:hAnsi="Cambria Math"/>
+          </w:rPr>
+          <m:t xml:space="preserve">=</m:t>
+        </m:r>
+        <m:r>
+          <w:rPr>
+            <w:rFonts w:ascii="Cambria Math" w:hAnsi="Cambria Math"/>
+          </w:rPr>
+          <m:t xml:space="preserve">6</m:t>
+        </m:r>
+      </m:oMath>
+      <w:r>
+        <w:rPr>
+          <w:rFonts w:ascii="Liberation Serif" w:hAnsi="Liberation Serif"/>
+        </w:rPr>
+        <w:t xml:space="preserve">, </w:t>
+      </w:r>
+      <w:r>
+        <w:rPr>
+          <w:rFonts w:ascii="Liberation Serif" w:hAnsi="Liberation Serif"/>
+        </w:rPr>
+      </w:r>
+      <m:oMath xmlns:m="http://schemas.openxmlformats.org/officeDocument/2006/math">
+        <m:sSub>
+          <m:e>
+            <m:r>
+              <w:rPr>
+                <w:rFonts w:ascii="Cambria Math" w:hAnsi="Cambria Math"/>
+              </w:rPr>
+              <m:t xml:space="preserve">e</m:t>
+            </m:r>
+          </m:e>
+          <m:sub>
+            <m:r>
+              <w:rPr>
+                <w:rFonts w:ascii="Cambria Math" w:hAnsi="Cambria Math"/>
+              </w:rPr>
+              <m:t xml:space="preserve">1</m:t>
+            </m:r>
+          </m:sub>
+        </m:sSub>
+        <m:r>
+          <w:rPr>
+            <w:rFonts w:ascii="Cambria Math" w:hAnsi="Cambria Math"/>
+          </w:rPr>
+          <m:t xml:space="preserve">=</m:t>
+        </m:r>
+        <m:r>
+          <w:rPr>
+            <w:rFonts w:ascii="Cambria Math" w:hAnsi="Cambria Math"/>
+          </w:rPr>
+          <m:t xml:space="preserve">4.87</m:t>
+        </m:r>
+      </m:oMath>
+      <w:r>
+        <w:rPr>
+          <w:rFonts w:ascii="Liberation Serif" w:hAnsi="Liberation Serif"/>
+        </w:rPr>
+        <w:t xml:space="preserve">, </w:t>
+      </w:r>
+      <w:r>
+        <w:rPr>
+          <w:rFonts w:ascii="Liberation Serif" w:hAnsi="Liberation Serif"/>
+        </w:rPr>
+      </w:r>
+      <m:oMath xmlns:m="http://schemas.openxmlformats.org/officeDocument/2006/math">
+        <m:sSub>
+          <m:e>
+            <m:r>
+              <w:rPr>
+                <w:rFonts w:ascii="Cambria Math" w:hAnsi="Cambria Math"/>
+              </w:rPr>
+              <m:t xml:space="preserve">e</m:t>
+            </m:r>
+          </m:e>
+          <m:sub>
+            <m:r>
+              <w:rPr>
+                <w:rFonts w:ascii="Cambria Math" w:hAnsi="Cambria Math"/>
+              </w:rPr>
+              <m:t xml:space="preserve">2</m:t>
+            </m:r>
+          </m:sub>
+        </m:sSub>
+        <m:r>
+          <w:rPr>
+            <w:rFonts w:ascii="Cambria Math" w:hAnsi="Cambria Math"/>
+          </w:rPr>
+          <m:t xml:space="preserve">=</m:t>
+        </m:r>
+        <m:r>
+          <w:rPr>
+            <w:rFonts w:ascii="Cambria Math" w:hAnsi="Cambria Math"/>
+          </w:rPr>
+          <m:t xml:space="preserve">9.44</m:t>
+        </m:r>
+      </m:oMath>
+      <w:r>
+        <w:rPr>
+          <w:rFonts w:ascii="Liberation Serif" w:hAnsi="Liberation Serif"/>
+        </w:rPr>
+        <w:t xml:space="preserve">, </w:t>
+      </w:r>
+      <w:r>
+        <w:rPr>
+          <w:rFonts w:ascii="Liberation Serif" w:hAnsi="Liberation Serif"/>
+        </w:rPr>
+      </w:r>
+      <m:oMath xmlns:m="http://schemas.openxmlformats.org/officeDocument/2006/math">
+        <m:sSub>
+          <m:e>
+            <m:r>
+              <w:rPr>
+                <w:rFonts w:ascii="Cambria Math" w:hAnsi="Cambria Math"/>
+              </w:rPr>
+              <m:t xml:space="preserve">e</m:t>
+            </m:r>
+          </m:e>
+          <m:sub>
+            <m:r>
+              <w:rPr>
+                <w:rFonts w:ascii="Cambria Math" w:hAnsi="Cambria Math"/>
+              </w:rPr>
+              <m:t xml:space="preserve">3</m:t>
+            </m:r>
+          </m:sub>
+        </m:sSub>
+        <m:r>
+          <w:rPr>
+            <w:rFonts w:ascii="Cambria Math" w:hAnsi="Cambria Math"/>
+          </w:rPr>
+          <m:t xml:space="preserve">=</m:t>
+        </m:r>
+        <m:r>
+          <w:rPr>
+            <w:rFonts w:ascii="Cambria Math" w:hAnsi="Cambria Math"/>
+          </w:rPr>
+          <m:t xml:space="preserve">9.55</m:t>
+        </m:r>
+      </m:oMath>
+      <w:r>
+        <w:rPr>
+          <w:rFonts w:ascii="Liberation Serif" w:hAnsi="Liberation Serif"/>
+        </w:rPr>
+        <w:t xml:space="preserve"> ,</w:t>
+      </w:r>
+      <w:r>
+        <w:rPr>
+          <w:rFonts w:ascii="Liberation Serif" w:hAnsi="Liberation Serif"/>
+        </w:rPr>
+      </w:r>
+      <m:oMath xmlns:m="http://schemas.openxmlformats.org/officeDocument/2006/math">
+        <m:sSub>
+          <m:e>
+            <m:r>
+              <w:rPr>
+                <w:rFonts w:ascii="Cambria Math" w:hAnsi="Cambria Math"/>
+              </w:rPr>
+              <m:t xml:space="preserve">e</m:t>
+            </m:r>
+          </m:e>
+          <m:sub>
+            <m:r>
+              <w:rPr>
+                <w:rFonts w:ascii="Cambria Math" w:hAnsi="Cambria Math"/>
+              </w:rPr>
+              <m:t xml:space="preserve">4</m:t>
+            </m:r>
+          </m:sub>
+        </m:sSub>
+        <m:r>
+          <w:rPr>
+            <w:rFonts w:ascii="Cambria Math" w:hAnsi="Cambria Math"/>
+          </w:rPr>
+          <m:t xml:space="preserve">=</m:t>
+        </m:r>
+        <m:r>
+          <w:rPr>
+            <w:rFonts w:ascii="Cambria Math" w:hAnsi="Cambria Math"/>
+          </w:rPr>
+          <m:t xml:space="preserve">6.43</m:t>
+        </m:r>
+      </m:oMath>
+    </w:p>
+    <w:p>
+      <w:pPr>
+        <w:pStyle w:val="Normal"/>
+        <w:spacing w:before="0" w:after="140"/>
+        <w:rPr>
+          <w:rFonts w:ascii="Liberation Serif" w:hAnsi="Liberation Serif"/>
+        </w:rPr>
+      </w:pPr>
+      <w:r>
+        <w:rPr>
+          <w:rFonts w:ascii="Liberation Serif" w:hAnsi="Liberation Serif"/>
+        </w:rPr>
+        <w:drawing>
+          <wp:inline distT="0" distB="0" distL="0" distR="0">
+            <wp:extent cx="4476115" cy="1114425"/>
+            <wp:effectExtent l="0" t="0" r="0" b="0"/>
+            <wp:docPr id="25" name="Görüntü24"/>
+            <wp:cNvGraphicFramePr>
+              <a:graphicFrameLocks xmlns:a="http://schemas.openxmlformats.org/drawingml/2006/main" noChangeAspect="1"/>
+            </wp:cNvGraphicFramePr>
+            <a:graphic xmlns:a="http://schemas.openxmlformats.org/drawingml/2006/main">
+              <a:graphicData uri="http://schemas.openxmlformats.org/drawingml/2006/picture">
+                <pic:pic xmlns:pic="http://schemas.openxmlformats.org/drawingml/2006/picture">
+                  <pic:nvPicPr>
+                    <pic:cNvPr id="25" name="Görüntü24"/>
+                    <pic:cNvPicPr>
+                      <a:picLocks noChangeAspect="1" noChangeArrowheads="1"/>
+                    </pic:cNvPicPr>
+                  </pic:nvPicPr>
+                  <pic:blipFill>
+                    <a:blip r:embed="rId28"/>
+                    <a:stretch>
+                      <a:fillRect/>
+                    </a:stretch>
+                  </pic:blipFill>
+                  <pic:spPr bwMode="auto">
+                    <a:xfrm>
+                      <a:off x="0" y="0"/>
+                      <a:ext cx="4476115" cy="1114425"/>
+                    </a:xfrm>
+                    <a:prstGeom prst="rect">
+                      <a:avLst/>
+                    </a:prstGeom>
+                    <a:noFill/>
+                  </pic:spPr>
+                </pic:pic>
+              </a:graphicData>
+            </a:graphic>
+          </wp:inline>
+        </w:drawing>
+      </w:r>
+    </w:p>
+    <w:p>
+      <w:pPr>
+        <w:pStyle w:val="Normal"/>
+        <w:spacing w:before="0" w:after="140"/>
+        <w:rPr>
+          <w:rFonts w:ascii="Liberation Serif" w:hAnsi="Liberation Serif"/>
+        </w:rPr>
+      </w:pPr>
+      <w:r>
+        <w:rPr>
+          <w:rFonts w:ascii="Liberation Serif" w:hAnsi="Liberation Serif"/>
+        </w:rPr>
+        <w:t xml:space="preserve">Ki-kare hesap değeri 1.2367 bulunmuştur. Tablo değeri ise serbestlik derecesi </w:t>
+      </w:r>
+      <w:r>
+        <w:rPr>
+          <w:rFonts w:ascii="Liberation Serif" w:hAnsi="Liberation Serif"/>
+        </w:rPr>
+      </w:r>
+      <m:oMath xmlns:m="http://schemas.openxmlformats.org/officeDocument/2006/math">
+        <m:r>
+          <w:rPr>
+            <w:rFonts w:ascii="Cambria Math" w:hAnsi="Cambria Math"/>
+          </w:rPr>
+          <m:t xml:space="preserve">4</m:t>
+        </m:r>
+        <m:r>
+          <w:rPr>
+            <w:rFonts w:ascii="Cambria Math" w:hAnsi="Cambria Math"/>
+          </w:rPr>
+          <m:t xml:space="preserve">−</m:t>
+        </m:r>
+        <m:r>
+          <w:rPr>
+            <w:rFonts w:ascii="Cambria Math" w:hAnsi="Cambria Math"/>
+          </w:rPr>
+          <m:t xml:space="preserve">2</m:t>
+        </m:r>
+        <m:r>
+          <w:rPr>
+            <w:rFonts w:ascii="Cambria Math" w:hAnsi="Cambria Math"/>
+          </w:rPr>
+          <m:t xml:space="preserve">−</m:t>
+        </m:r>
+        <m:r>
+          <w:rPr>
+            <w:rFonts w:ascii="Cambria Math" w:hAnsi="Cambria Math"/>
+          </w:rPr>
+          <m:t xml:space="preserve">1</m:t>
+        </m:r>
+        <m:r>
+          <w:rPr>
+            <w:rFonts w:ascii="Cambria Math" w:hAnsi="Cambria Math"/>
+          </w:rPr>
+          <m:t xml:space="preserve">=</m:t>
+        </m:r>
+        <m:r>
+          <w:rPr>
+            <w:rFonts w:ascii="Cambria Math" w:hAnsi="Cambria Math"/>
+          </w:rPr>
+          <m:t xml:space="preserve">1</m:t>
+        </m:r>
+      </m:oMath>
+      <w:r>
+        <w:rPr>
+          <w:rFonts w:ascii="Liberation Serif" w:hAnsi="Liberation Serif"/>
+        </w:rPr>
+        <w:t xml:space="preserve"> olduğundan dolayı ;</w:t>
+      </w:r>
+    </w:p>
+    <w:p>
+      <w:pPr>
+        <w:pStyle w:val="Normal"/>
+        <w:spacing w:before="0" w:after="140"/>
+        <w:rPr>
+          <w:rFonts w:ascii="Liberation Serif" w:hAnsi="Liberation Serif"/>
+        </w:rPr>
+      </w:pPr>
+      <w:r>
+        <w:rPr>
+          <w:rFonts w:ascii="Liberation Serif" w:hAnsi="Liberation Serif"/>
+        </w:rPr>
+        <w:drawing>
+          <wp:inline distT="0" distB="0" distL="0" distR="0">
+            <wp:extent cx="2961640" cy="533400"/>
+            <wp:effectExtent l="0" t="0" r="0" b="0"/>
+            <wp:docPr id="26" name="Görüntü25"/>
+            <wp:cNvGraphicFramePr>
+              <a:graphicFrameLocks xmlns:a="http://schemas.openxmlformats.org/drawingml/2006/main" noChangeAspect="1"/>
+            </wp:cNvGraphicFramePr>
+            <a:graphic xmlns:a="http://schemas.openxmlformats.org/drawingml/2006/main">
+              <a:graphicData uri="http://schemas.openxmlformats.org/drawingml/2006/picture">
+                <pic:pic xmlns:pic="http://schemas.openxmlformats.org/drawingml/2006/picture">
+                  <pic:nvPicPr>
+                    <pic:cNvPr id="26" name="Görüntü25"/>
+                    <pic:cNvPicPr>
+                      <a:picLocks noChangeAspect="1" noChangeArrowheads="1"/>
+                    </pic:cNvPicPr>
+                  </pic:nvPicPr>
+                  <pic:blipFill>
+                    <a:blip r:embed="rId29"/>
+                    <a:stretch>
+                      <a:fillRect/>
+                    </a:stretch>
+                  </pic:blipFill>
+                  <pic:spPr bwMode="auto">
+                    <a:xfrm>
+                      <a:off x="0" y="0"/>
+                      <a:ext cx="2961640" cy="533400"/>
+                    </a:xfrm>
+                    <a:prstGeom prst="rect">
+                      <a:avLst/>
+                    </a:prstGeom>
+                    <a:noFill/>
+                  </pic:spPr>
+                </pic:pic>
+              </a:graphicData>
+            </a:graphic>
+          </wp:inline>
+        </w:drawing>
+      </w:r>
+    </w:p>
+    <w:p>
+      <w:pPr>
+        <w:pStyle w:val="Normal"/>
+        <w:spacing w:before="0" w:after="140"/>
+        <w:rPr>
+          <w:rFonts w:ascii="Liberation Serif" w:hAnsi="Liberation Serif"/>
+        </w:rPr>
+      </w:pPr>
+      <w:r>
+        <w:rPr>
+          <w:rFonts w:ascii="Liberation Serif" w:hAnsi="Liberation Serif"/>
+        </w:rPr>
+        <w:t xml:space="preserve">Ki-kare tablo değeri ise 3.8414 bulunmuştur. </w:t>
+      </w:r>
+      <w:r>
+        <w:rPr>
+          <w:rFonts w:ascii="Liberation Serif" w:hAnsi="Liberation Serif"/>
+        </w:rPr>
+        <w:t>Tablo değeri hesap değerinden büyük olduğu için H_0 hipotezi %95 güven düzeyinde reddedilemez.</w:t>
+      </w:r>
+      <w:r>
+        <w:br w:type="page"/>
       </w:r>
     </w:p>
     <w:p>
@@ -4963,6 +7537,21 @@
         <w:spacing w:before="0" w:after="140"/>
         <w:rPr>
           <w:rFonts w:ascii="Liberation Serif" w:hAnsi="Liberation Serif" w:eastAsia="Times New Roman" w:cs="Times New Roman" w:cstheme="minorAscii" w:eastAsiaTheme="minorAscii"/>
+          <w:b/>
+          <w:bCs/>
+          <w:i w:val="false"/>
+          <w:iCs w:val="false"/>
+          <w:caps w:val="false"/>
+          <w:smallCaps w:val="false"/>
+          <w:sz w:val="28"/>
+          <w:szCs w:val="28"/>
+          <w:lang w:val="en-US"/>
+        </w:rPr>
+      </w:pPr>
+      <w:r>
+        <w:rPr>
+          <w:rStyle w:val="KaynakMetin"/>
+          <w:rFonts w:cstheme="minorAscii" w:eastAsiaTheme="minorAscii" w:ascii="Liberation Serif" w:hAnsi="Liberation Serif"/>
           <w:b w:val="false"/>
           <w:bCs w:val="false"/>
           <w:i w:val="false"/>
@@ -4973,10 +7562,12 @@
           <w:szCs w:val="24"/>
           <w:lang w:val="en-US"/>
         </w:rPr>
-      </w:pPr>
-      <w:r>
-        <w:rPr>
-          <w:rFonts w:eastAsia="Times New Roman" w:cs="Times New Roman" w:cstheme="minorAscii" w:eastAsiaTheme="minorAscii" w:ascii="Liberation Serif" w:hAnsi="Liberation Serif"/>
+        <w:t>“</w:t>
+      </w:r>
+      <w:r>
+        <w:rPr>
+          <w:rStyle w:val="KaynakMetin"/>
+          <w:rFonts w:cstheme="minorAscii" w:eastAsiaTheme="minorAscii" w:ascii="Liberation Serif" w:hAnsi="Liberation Serif"/>
           <w:b w:val="false"/>
           <w:bCs w:val="false"/>
           <w:i w:val="false"/>
@@ -4987,7 +7578,7 @@
           <w:szCs w:val="24"/>
           <w:lang w:val="en-US"/>
         </w:rPr>
-        <w:t xml:space="preserve"> </w:t>
+        <w:t>mtcars”</w:t>
       </w:r>
       <w:r>
         <w:rPr>
@@ -5002,11 +7593,12 @@
           <w:szCs w:val="24"/>
           <w:lang w:val="en-US"/>
         </w:rPr>
-        <w:t xml:space="preserve">p değeri 0.0028 olduğu görülmektedir. p değeri alfa değeri olan 0.05’ten daha küçük olduğundan dolayı </w:t>
-      </w:r>
-      <w:r>
-        <w:rPr>
-          <w:rFonts w:eastAsia="Times New Roman" w:cs="Times New Roman" w:cstheme="minorAscii" w:eastAsiaTheme="minorAscii" w:ascii="Liberation Serif" w:hAnsi="Liberation Serif"/>
+        <w:t xml:space="preserve"> veri setindeki araçların yakıt tüketimi (</w:t>
+      </w:r>
+      <w:r>
+        <w:rPr>
+          <w:rStyle w:val="KaynakMetin"/>
+          <w:rFonts w:cstheme="minorAscii" w:eastAsiaTheme="minorAscii" w:ascii="Liberation Serif" w:hAnsi="Liberation Serif"/>
           <w:b w:val="false"/>
           <w:bCs w:val="false"/>
           <w:i w:val="false"/>
@@ -5017,27 +7609,8 @@
           <w:szCs w:val="24"/>
           <w:lang w:val="en-US"/>
         </w:rPr>
-      </w:r>
-      <m:oMath xmlns:m="http://schemas.openxmlformats.org/officeDocument/2006/math">
-        <m:sSub>
-          <m:e>
-            <m:r>
-              <w:rPr>
-                <w:rFonts w:ascii="Cambria Math" w:hAnsi="Cambria Math"/>
-              </w:rPr>
-              <m:t xml:space="preserve">H</m:t>
-            </m:r>
-          </m:e>
-          <m:sub>
-            <m:r>
-              <w:rPr>
-                <w:rFonts w:ascii="Cambria Math" w:hAnsi="Cambria Math"/>
-              </w:rPr>
-              <m:t xml:space="preserve">0</m:t>
-            </m:r>
-          </m:sub>
-        </m:sSub>
-      </m:oMath>
+        <w:t>mpg</w:t>
+      </w:r>
       <w:r>
         <w:rPr>
           <w:rFonts w:eastAsia="Times New Roman" w:cs="Times New Roman" w:cstheme="minorAscii" w:eastAsiaTheme="minorAscii" w:ascii="Liberation Serif" w:hAnsi="Liberation Serif"/>
@@ -5051,7 +7624,7 @@
           <w:szCs w:val="24"/>
           <w:lang w:val="en-US"/>
         </w:rPr>
-        <w:t xml:space="preserve"> hipotezi reddedilir. Güven aralığı yorumlanacak olursa; alt sınır -2.4598, üst sınır ise -0.7001’dir. 0 değeri bu aralıkta yer almadığı için </w:t>
+        <w:t xml:space="preserve">) değerlerinin normal dağılıma uyumu araştırılmıştır. </w:t>
       </w:r>
       <w:r>
         <w:rPr>
@@ -5066,27 +7639,8 @@
           <w:szCs w:val="24"/>
           <w:lang w:val="en-US"/>
         </w:rPr>
-      </w:r>
-      <m:oMath xmlns:m="http://schemas.openxmlformats.org/officeDocument/2006/math">
-        <m:sSub>
-          <m:e>
-            <m:r>
-              <w:rPr>
-                <w:rFonts w:ascii="Cambria Math" w:hAnsi="Cambria Math"/>
-              </w:rPr>
-              <m:t xml:space="preserve">H</m:t>
-            </m:r>
-          </m:e>
-          <m:sub>
-            <m:r>
-              <w:rPr>
-                <w:rFonts w:ascii="Cambria Math" w:hAnsi="Cambria Math"/>
-              </w:rPr>
-              <m:t xml:space="preserve">0</m:t>
-            </m:r>
-          </m:sub>
-        </m:sSub>
-      </m:oMath>
+        <w:t>S</w:t>
+      </w:r>
       <w:r>
         <w:rPr>
           <w:rFonts w:eastAsia="Times New Roman" w:cs="Times New Roman" w:cstheme="minorAscii" w:eastAsiaTheme="minorAscii" w:ascii="Liberation Serif" w:hAnsi="Liberation Serif"/>
@@ -5100,7 +7654,7 @@
           <w:szCs w:val="24"/>
           <w:lang w:val="en-US"/>
         </w:rPr>
-        <w:t xml:space="preserve"> hipotezi reddedilir. Sonuç olarak %95 güven düzeyinde ilaçlar arasında fark vardır, 2.ilacı aldıktan sonra uyku süresindeki </w:t>
+        <w:t xml:space="preserve">erbestlik derecesi problemini aşmak adına, beklenen sıklığı 5 sınırına çok yakın olan ilk sınıf korunmuş, son iki sınıf ise birleştirilerek sınıf sayısı </w:t>
       </w:r>
       <w:r>
         <w:rPr>
@@ -5115,8 +7669,27 @@
           <w:szCs w:val="24"/>
           <w:lang w:val="en-US"/>
         </w:rPr>
-        <w:t>artış miktarı</w:t>
-      </w:r>
+      </w:r>
+      <m:oMath xmlns:m="http://schemas.openxmlformats.org/officeDocument/2006/math">
+        <m:r>
+          <w:rPr>
+            <w:rFonts w:ascii="Cambria Math" w:hAnsi="Cambria Math"/>
+          </w:rPr>
+          <m:t xml:space="preserve">k</m:t>
+        </m:r>
+        <m:r>
+          <w:rPr>
+            <w:rFonts w:ascii="Cambria Math" w:hAnsi="Cambria Math"/>
+          </w:rPr>
+          <m:t xml:space="preserve">=</m:t>
+        </m:r>
+        <m:r>
+          <w:rPr>
+            <w:rFonts w:ascii="Cambria Math" w:hAnsi="Cambria Math"/>
+          </w:rPr>
+          <m:t xml:space="preserve">4</m:t>
+        </m:r>
+      </m:oMath>
       <w:r>
         <w:rPr>
           <w:rFonts w:eastAsia="Times New Roman" w:cs="Times New Roman" w:cstheme="minorAscii" w:eastAsiaTheme="minorAscii" w:ascii="Liberation Serif" w:hAnsi="Liberation Serif"/>
@@ -5130,44 +7703,434 @@
           <w:szCs w:val="24"/>
           <w:lang w:val="en-US"/>
         </w:rPr>
-        <w:t xml:space="preserve"> 1.ilaca göre farklılık gösterdiğini söyleyebiliriz.</w:t>
-      </w:r>
-    </w:p>
-    <w:p>
-      <w:pPr>
-        <w:pStyle w:val="Heading1"/>
-        <w:rPr>
-          <w:rFonts w:ascii="Liberation Serif" w:hAnsi="Liberation Serif"/>
-        </w:rPr>
-      </w:pPr>
-      <w:r>
-        <w:rPr>
-          <w:rFonts w:ascii="Liberation Serif" w:hAnsi="Liberation Serif"/>
-        </w:rPr>
-        <w:t>2.Uyum İyiliği Testi, Gruplar Arası Fark ve Bağımsızlık Kontrolü</w:t>
-      </w:r>
-    </w:p>
-    <w:p>
-      <w:pPr>
-        <w:pStyle w:val="Normal"/>
-        <w:spacing w:lineRule="auto" w:line="240"/>
-        <w:ind w:hanging="0" w:left="0"/>
-        <w:rPr>
-          <w:rFonts w:ascii="Liberation Serif" w:hAnsi="Liberation Serif"/>
-        </w:rPr>
-      </w:pPr>
-      <w:r>
-        <w:rPr>
-          <w:rFonts w:ascii="Liberation Serif" w:hAnsi="Liberation Serif"/>
-        </w:rPr>
-        <w:tab/>
-        <w:t>Bu başlık altında veri setleri üzerinde Ki-kare çözümlemesinde verilen; uyum iyiliği testi, gruplar arası fark ve bağımsızlık kontrolüne ilişkin çözümleri ya</w:t>
-      </w:r>
-      <w:r>
-        <w:rPr>
-          <w:rFonts w:ascii="Liberation Serif" w:hAnsi="Liberation Serif"/>
-        </w:rPr>
-        <w:t>pılacaktır.</w:t>
+        <w:t xml:space="preserve"> olarak güncellenmiştir. Yapılan Ki-Kare Uyum İyiliği testi sonucunda hesaplanan test istatistiği (</w:t>
+      </w:r>
+      <w:r>
+        <w:rPr>
+          <w:rFonts w:eastAsia="Times New Roman" w:cs="Times New Roman" w:cstheme="minorAscii" w:eastAsiaTheme="minorAscii" w:ascii="Liberation Serif" w:hAnsi="Liberation Serif"/>
+          <w:b w:val="false"/>
+          <w:bCs w:val="false"/>
+          <w:i w:val="false"/>
+          <w:iCs w:val="false"/>
+          <w:caps w:val="false"/>
+          <w:smallCaps w:val="false"/>
+          <w:sz w:val="24"/>
+          <w:szCs w:val="24"/>
+          <w:lang w:val="en-US"/>
+        </w:rPr>
+      </w:r>
+      <m:oMath xmlns:m="http://schemas.openxmlformats.org/officeDocument/2006/math">
+        <m:sSubSup>
+          <m:e>
+            <m:r>
+              <w:rPr>
+                <w:rFonts w:ascii="Cambria Math" w:hAnsi="Cambria Math"/>
+              </w:rPr>
+              <m:t xml:space="preserve">Χ</m:t>
+            </m:r>
+          </m:e>
+          <m:sub>
+            <m:r>
+              <w:rPr>
+                <w:rFonts w:ascii="Cambria Math" w:hAnsi="Cambria Math"/>
+              </w:rPr>
+              <m:t xml:space="preserve">hesap</m:t>
+            </m:r>
+          </m:sub>
+          <m:sup>
+            <m:r>
+              <w:rPr>
+                <w:rFonts w:ascii="Cambria Math" w:hAnsi="Cambria Math"/>
+              </w:rPr>
+              <m:t xml:space="preserve">2</m:t>
+            </m:r>
+          </m:sup>
+        </m:sSubSup>
+        <m:r>
+          <w:rPr>
+            <w:rFonts w:ascii="Cambria Math" w:hAnsi="Cambria Math"/>
+          </w:rPr>
+          <m:t xml:space="preserve">=</m:t>
+        </m:r>
+        <m:r>
+          <w:rPr>
+            <w:rFonts w:ascii="Cambria Math" w:hAnsi="Cambria Math"/>
+          </w:rPr>
+          <m:t xml:space="preserve">1.24</m:t>
+        </m:r>
+      </m:oMath>
+      <w:r>
+        <w:rPr>
+          <w:rFonts w:eastAsia="Times New Roman" w:cs="Times New Roman" w:cstheme="minorAscii" w:eastAsiaTheme="minorAscii" w:ascii="Liberation Serif" w:hAnsi="Liberation Serif"/>
+          <w:b w:val="false"/>
+          <w:bCs w:val="false"/>
+          <w:i w:val="false"/>
+          <w:iCs w:val="false"/>
+          <w:caps w:val="false"/>
+          <w:smallCaps w:val="false"/>
+          <w:sz w:val="24"/>
+          <w:szCs w:val="24"/>
+          <w:lang w:val="en-US"/>
+        </w:rPr>
+        <w:t>), 1 serbestlik derecesi (</w:t>
+      </w:r>
+      <w:r>
+        <w:rPr>
+          <w:rFonts w:eastAsia="Times New Roman" w:cs="Times New Roman" w:cstheme="minorAscii" w:eastAsiaTheme="minorAscii" w:ascii="Liberation Serif" w:hAnsi="Liberation Serif"/>
+          <w:b w:val="false"/>
+          <w:bCs w:val="false"/>
+          <w:i w:val="false"/>
+          <w:iCs w:val="false"/>
+          <w:caps w:val="false"/>
+          <w:smallCaps w:val="false"/>
+          <w:sz w:val="24"/>
+          <w:szCs w:val="24"/>
+          <w:lang w:val="en-US"/>
+        </w:rPr>
+      </w:r>
+      <m:oMath xmlns:m="http://schemas.openxmlformats.org/officeDocument/2006/math">
+        <m:r>
+          <w:rPr>
+            <w:rFonts w:ascii="Cambria Math" w:hAnsi="Cambria Math"/>
+          </w:rPr>
+          <m:t xml:space="preserve">sd</m:t>
+        </m:r>
+        <m:r>
+          <w:rPr>
+            <w:rFonts w:ascii="Cambria Math" w:hAnsi="Cambria Math"/>
+          </w:rPr>
+          <m:t xml:space="preserve">=</m:t>
+        </m:r>
+        <m:r>
+          <w:rPr>
+            <w:rFonts w:ascii="Cambria Math" w:hAnsi="Cambria Math"/>
+          </w:rPr>
+          <m:t xml:space="preserve">4</m:t>
+        </m:r>
+        <m:r>
+          <w:rPr>
+            <w:rFonts w:ascii="Cambria Math" w:hAnsi="Cambria Math"/>
+          </w:rPr>
+          <m:t xml:space="preserve">−</m:t>
+        </m:r>
+        <m:r>
+          <w:rPr>
+            <w:rFonts w:ascii="Cambria Math" w:hAnsi="Cambria Math"/>
+          </w:rPr>
+          <m:t xml:space="preserve">2</m:t>
+        </m:r>
+        <m:r>
+          <w:rPr>
+            <w:rFonts w:ascii="Cambria Math" w:hAnsi="Cambria Math"/>
+          </w:rPr>
+          <m:t xml:space="preserve">−</m:t>
+        </m:r>
+        <m:r>
+          <w:rPr>
+            <w:rFonts w:ascii="Cambria Math" w:hAnsi="Cambria Math"/>
+          </w:rPr>
+          <m:t xml:space="preserve">1</m:t>
+        </m:r>
+        <m:r>
+          <w:rPr>
+            <w:rFonts w:ascii="Cambria Math" w:hAnsi="Cambria Math"/>
+          </w:rPr>
+          <m:t xml:space="preserve">=</m:t>
+        </m:r>
+        <m:r>
+          <w:rPr>
+            <w:rFonts w:ascii="Cambria Math" w:hAnsi="Cambria Math"/>
+          </w:rPr>
+          <m:t xml:space="preserve">1</m:t>
+        </m:r>
+      </m:oMath>
+      <w:r>
+        <w:rPr>
+          <w:rFonts w:eastAsia="Times New Roman" w:cs="Times New Roman" w:cstheme="minorAscii" w:eastAsiaTheme="minorAscii" w:ascii="Liberation Serif" w:hAnsi="Liberation Serif"/>
+          <w:b w:val="false"/>
+          <w:bCs w:val="false"/>
+          <w:i w:val="false"/>
+          <w:iCs w:val="false"/>
+          <w:caps w:val="false"/>
+          <w:smallCaps w:val="false"/>
+          <w:sz w:val="24"/>
+          <w:szCs w:val="24"/>
+          <w:lang w:val="en-US"/>
+        </w:rPr>
+        <w:t xml:space="preserve">) ve </w:t>
+      </w:r>
+      <w:r>
+        <w:rPr>
+          <w:rFonts w:eastAsia="Times New Roman" w:cs="Times New Roman" w:cstheme="minorAscii" w:eastAsiaTheme="minorAscii" w:ascii="Liberation Serif" w:hAnsi="Liberation Serif"/>
+          <w:b w:val="false"/>
+          <w:bCs w:val="false"/>
+          <w:i w:val="false"/>
+          <w:iCs w:val="false"/>
+          <w:caps w:val="false"/>
+          <w:smallCaps w:val="false"/>
+          <w:sz w:val="24"/>
+          <w:szCs w:val="24"/>
+          <w:lang w:val="en-US"/>
+        </w:rPr>
+      </w:r>
+      <m:oMath xmlns:m="http://schemas.openxmlformats.org/officeDocument/2006/math">
+        <m:r>
+          <w:rPr>
+            <w:rFonts w:ascii="Cambria Math" w:hAnsi="Cambria Math"/>
+          </w:rPr>
+          <m:t xml:space="preserve">α</m:t>
+        </m:r>
+        <m:r>
+          <w:rPr>
+            <w:rFonts w:ascii="Cambria Math" w:hAnsi="Cambria Math"/>
+          </w:rPr>
+          <m:t xml:space="preserve">=</m:t>
+        </m:r>
+        <m:r>
+          <w:rPr>
+            <w:rFonts w:ascii="Cambria Math" w:hAnsi="Cambria Math"/>
+          </w:rPr>
+          <m:t xml:space="preserve">0.05</m:t>
+        </m:r>
+      </m:oMath>
+      <w:r>
+        <w:rPr>
+          <w:rFonts w:eastAsia="Times New Roman" w:cs="Times New Roman" w:cstheme="minorAscii" w:eastAsiaTheme="minorAscii" w:ascii="Liberation Serif" w:hAnsi="Liberation Serif"/>
+          <w:b w:val="false"/>
+          <w:bCs w:val="false"/>
+          <w:i w:val="false"/>
+          <w:iCs w:val="false"/>
+          <w:caps w:val="false"/>
+          <w:smallCaps w:val="false"/>
+          <w:sz w:val="24"/>
+          <w:szCs w:val="24"/>
+          <w:lang w:val="en-US"/>
+        </w:rPr>
+        <w:t xml:space="preserve"> anlamlılık düzeyindeki ki-kare tablo değerinden (</w:t>
+      </w:r>
+      <w:r>
+        <w:rPr>
+          <w:rFonts w:eastAsia="Times New Roman" w:cs="Times New Roman" w:cstheme="minorAscii" w:eastAsiaTheme="minorAscii" w:ascii="Liberation Serif" w:hAnsi="Liberation Serif"/>
+          <w:b w:val="false"/>
+          <w:bCs w:val="false"/>
+          <w:i w:val="false"/>
+          <w:iCs w:val="false"/>
+          <w:caps w:val="false"/>
+          <w:smallCaps w:val="false"/>
+          <w:sz w:val="24"/>
+          <w:szCs w:val="24"/>
+          <w:lang w:val="en-US"/>
+        </w:rPr>
+      </w:r>
+      <m:oMath xmlns:m="http://schemas.openxmlformats.org/officeDocument/2006/math">
+        <m:sSubSup>
+          <m:e>
+            <m:r>
+              <w:rPr>
+                <w:rFonts w:ascii="Cambria Math" w:hAnsi="Cambria Math"/>
+              </w:rPr>
+              <m:t xml:space="preserve">Χ</m:t>
+            </m:r>
+          </m:e>
+          <m:sub>
+            <m:r>
+              <w:rPr>
+                <w:rFonts w:ascii="Cambria Math" w:hAnsi="Cambria Math"/>
+              </w:rPr>
+              <m:t xml:space="preserve">tablo</m:t>
+            </m:r>
+          </m:sub>
+          <m:sup>
+            <m:r>
+              <w:rPr>
+                <w:rFonts w:ascii="Cambria Math" w:hAnsi="Cambria Math"/>
+              </w:rPr>
+              <m:t xml:space="preserve">2</m:t>
+            </m:r>
+          </m:sup>
+        </m:sSubSup>
+        <m:r>
+          <w:rPr>
+            <w:rFonts w:ascii="Cambria Math" w:hAnsi="Cambria Math"/>
+          </w:rPr>
+          <m:t xml:space="preserve">=</m:t>
+        </m:r>
+        <m:r>
+          <w:rPr>
+            <w:rFonts w:ascii="Cambria Math" w:hAnsi="Cambria Math"/>
+          </w:rPr>
+          <m:t xml:space="preserve">3.84</m:t>
+        </m:r>
+      </m:oMath>
+      <w:r>
+        <w:rPr>
+          <w:rFonts w:eastAsia="Times New Roman" w:cs="Times New Roman" w:cstheme="minorAscii" w:eastAsiaTheme="minorAscii" w:ascii="Liberation Serif" w:hAnsi="Liberation Serif"/>
+          <w:b w:val="false"/>
+          <w:bCs w:val="false"/>
+          <w:i w:val="false"/>
+          <w:iCs w:val="false"/>
+          <w:caps w:val="false"/>
+          <w:smallCaps w:val="false"/>
+          <w:sz w:val="24"/>
+          <w:szCs w:val="24"/>
+          <w:lang w:val="en-US"/>
+        </w:rPr>
+        <w:t xml:space="preserve">) küçük bulunmuştur. Bu doğrultuda </w:t>
+      </w:r>
+      <w:r>
+        <w:rPr>
+          <w:rFonts w:eastAsia="Times New Roman" w:cs="Times New Roman" w:cstheme="minorAscii" w:eastAsiaTheme="minorAscii" w:ascii="Liberation Serif" w:hAnsi="Liberation Serif"/>
+          <w:b w:val="false"/>
+          <w:bCs w:val="false"/>
+          <w:i w:val="false"/>
+          <w:iCs w:val="false"/>
+          <w:caps w:val="false"/>
+          <w:smallCaps w:val="false"/>
+          <w:sz w:val="24"/>
+          <w:szCs w:val="24"/>
+          <w:lang w:val="en-US"/>
+        </w:rPr>
+      </w:r>
+      <m:oMath xmlns:m="http://schemas.openxmlformats.org/officeDocument/2006/math">
+        <m:sSub>
+          <m:e>
+            <m:r>
+              <w:rPr>
+                <w:rFonts w:ascii="Cambria Math" w:hAnsi="Cambria Math"/>
+              </w:rPr>
+              <m:t xml:space="preserve">H</m:t>
+            </m:r>
+          </m:e>
+          <m:sub>
+            <m:r>
+              <w:rPr>
+                <w:rFonts w:ascii="Cambria Math" w:hAnsi="Cambria Math"/>
+              </w:rPr>
+              <m:t xml:space="preserve">0</m:t>
+            </m:r>
+          </m:sub>
+        </m:sSub>
+      </m:oMath>
+      <w:r>
+        <w:rPr>
+          <w:rFonts w:eastAsia="Times New Roman" w:cs="Times New Roman" w:cstheme="minorAscii" w:eastAsiaTheme="minorAscii" w:ascii="Liberation Serif" w:hAnsi="Liberation Serif"/>
+          <w:b w:val="false"/>
+          <w:bCs w:val="false"/>
+          <w:i w:val="false"/>
+          <w:iCs w:val="false"/>
+          <w:caps w:val="false"/>
+          <w:smallCaps w:val="false"/>
+          <w:sz w:val="24"/>
+          <w:szCs w:val="24"/>
+          <w:lang w:val="en-US"/>
+        </w:rPr>
+        <w:t xml:space="preserve"> hipotezi kabul edilmiş olup araçların yakıt tüketimi (</w:t>
+      </w:r>
+      <w:r>
+        <w:rPr>
+          <w:rStyle w:val="KaynakMetin"/>
+          <w:rFonts w:cstheme="minorAscii" w:eastAsiaTheme="minorAscii" w:ascii="Liberation Serif" w:hAnsi="Liberation Serif"/>
+          <w:b w:val="false"/>
+          <w:bCs w:val="false"/>
+          <w:i w:val="false"/>
+          <w:iCs w:val="false"/>
+          <w:caps w:val="false"/>
+          <w:smallCaps w:val="false"/>
+          <w:sz w:val="24"/>
+          <w:szCs w:val="24"/>
+          <w:lang w:val="en-US"/>
+        </w:rPr>
+        <w:t>mpg</w:t>
+      </w:r>
+      <w:r>
+        <w:rPr>
+          <w:rFonts w:eastAsia="Times New Roman" w:cs="Times New Roman" w:cstheme="minorAscii" w:eastAsiaTheme="minorAscii" w:ascii="Liberation Serif" w:hAnsi="Liberation Serif"/>
+          <w:b w:val="false"/>
+          <w:bCs w:val="false"/>
+          <w:i w:val="false"/>
+          <w:iCs w:val="false"/>
+          <w:caps w:val="false"/>
+          <w:smallCaps w:val="false"/>
+          <w:sz w:val="24"/>
+          <w:szCs w:val="24"/>
+          <w:lang w:val="en-US"/>
+        </w:rPr>
+        <w:t>) değerlerinin normal dağılıma uygun bir dağılı</w:t>
+      </w:r>
+      <w:r>
+        <w:rPr>
+          <w:rFonts w:eastAsia="Times New Roman" w:cs="Times New Roman" w:cstheme="minorAscii" w:eastAsiaTheme="minorAscii" w:ascii="Liberation Serif" w:hAnsi="Liberation Serif"/>
+          <w:b w:val="false"/>
+          <w:bCs w:val="false"/>
+          <w:i w:val="false"/>
+          <w:iCs w:val="false"/>
+          <w:caps w:val="false"/>
+          <w:smallCaps w:val="false"/>
+          <w:sz w:val="24"/>
+          <w:szCs w:val="24"/>
+          <w:lang w:val="en-US"/>
+        </w:rPr>
+        <w:t>m</w:t>
+      </w:r>
+      <w:r>
+        <w:rPr>
+          <w:rFonts w:eastAsia="Times New Roman" w:cs="Times New Roman" w:cstheme="minorAscii" w:eastAsiaTheme="minorAscii" w:ascii="Liberation Serif" w:hAnsi="Liberation Serif"/>
+          <w:b w:val="false"/>
+          <w:bCs w:val="false"/>
+          <w:i w:val="false"/>
+          <w:iCs w:val="false"/>
+          <w:caps w:val="false"/>
+          <w:smallCaps w:val="false"/>
+          <w:sz w:val="24"/>
+          <w:szCs w:val="24"/>
+          <w:lang w:val="en-US"/>
+        </w:rPr>
+        <w:t xml:space="preserve"> gösterdiği %</w:t>
+      </w:r>
+      <w:r>
+        <w:rPr>
+          <w:rFonts w:eastAsia="Times New Roman" w:cs="Times New Roman" w:cstheme="minorAscii" w:eastAsiaTheme="minorAscii" w:ascii="Liberation Serif" w:hAnsi="Liberation Serif"/>
+          <w:b w:val="false"/>
+          <w:bCs w:val="false"/>
+          <w:i w:val="false"/>
+          <w:iCs w:val="false"/>
+          <w:caps w:val="false"/>
+          <w:smallCaps w:val="false"/>
+          <w:sz w:val="24"/>
+          <w:szCs w:val="24"/>
+          <w:lang w:val="en-US"/>
+        </w:rPr>
+        <w:t xml:space="preserve">95 güven düzeyinde </w:t>
+      </w:r>
+      <w:r>
+        <w:rPr>
+          <w:rFonts w:eastAsia="Times New Roman" w:cs="Times New Roman" w:cstheme="minorAscii" w:eastAsiaTheme="minorAscii" w:ascii="Liberation Serif" w:hAnsi="Liberation Serif"/>
+          <w:b w:val="false"/>
+          <w:bCs w:val="false"/>
+          <w:i w:val="false"/>
+          <w:iCs w:val="false"/>
+          <w:caps w:val="false"/>
+          <w:smallCaps w:val="false"/>
+          <w:sz w:val="24"/>
+          <w:szCs w:val="24"/>
+          <w:lang w:val="en-US"/>
+        </w:rPr>
+        <w:t>istatistiksel olarak söylenebilir</w:t>
+      </w:r>
+      <w:r>
+        <w:rPr>
+          <w:rFonts w:eastAsia="Times New Roman" w:cs="Times New Roman" w:cstheme="minorAscii" w:eastAsiaTheme="minorAscii" w:ascii="Liberation Serif" w:hAnsi="Liberation Serif"/>
+          <w:b w:val="false"/>
+          <w:bCs w:val="false"/>
+          <w:i w:val="false"/>
+          <w:iCs w:val="false"/>
+          <w:caps w:val="false"/>
+          <w:smallCaps w:val="false"/>
+          <w:sz w:val="24"/>
+          <w:szCs w:val="24"/>
+          <w:lang w:val="en-US"/>
+        </w:rPr>
+        <w:t>.</w:t>
       </w:r>
     </w:p>
     <w:p>
@@ -5186,7 +8149,782 @@
         <w:rPr>
           <w:rFonts w:ascii="Liberation Serif" w:hAnsi="Liberation Serif"/>
         </w:rPr>
-        <w:t>2.1 Uyum İyiliği Testi</w:t>
+        <w:t>2.2 Gruplar Arası Fark</w:t>
+      </w:r>
+    </w:p>
+    <w:p>
+      <w:pPr>
+        <w:pStyle w:val="BodyText"/>
+        <w:rPr>
+          <w:rFonts w:ascii="Liberation Serif" w:hAnsi="Liberation Serif"/>
+        </w:rPr>
+      </w:pPr>
+      <w:r>
+        <w:rPr>
+          <w:rFonts w:ascii="Liberation Serif" w:hAnsi="Liberation Serif"/>
+        </w:rPr>
+        <w:t>Bu başlık altında ki-kare çözümlemesinde verilen gruplar arası fark analizi yapılacaktır.</w:t>
+      </w:r>
+    </w:p>
+    <w:p>
+      <w:pPr>
+        <w:pStyle w:val="BodyText"/>
+        <w:rPr>
+          <w:rFonts w:ascii="Liberation Serif" w:hAnsi="Liberation Serif"/>
+        </w:rPr>
+      </w:pPr>
+      <w:r>
+        <w:rPr>
+          <w:rFonts w:ascii="Liberation Serif" w:hAnsi="Liberation Serif"/>
+        </w:rPr>
+        <w:t>Veri seti olarak mtcars veri seti kullanılacak olup veri setinde yer alan 3 grup olan 4,6 ve 8 silindirli arabaların vites sistemleri (otomatik,manuel) farklılık olup olmadığı analiz edilecektir. “Silindir sayısına göre araçların otomatik  veya manuel olma dağılımları arasında bir fark var mııdır?” Sorusu %</w:t>
+      </w:r>
+      <w:r>
+        <w:rPr>
+          <w:rFonts w:ascii="Liberation Serif" w:hAnsi="Liberation Serif"/>
+        </w:rPr>
+        <w:t>95 güven düzeyinde (</w:t>
+      </w:r>
+      <w:r>
+        <w:rPr>
+          <w:rFonts w:ascii="Liberation Serif" w:hAnsi="Liberation Serif"/>
+        </w:rPr>
+      </w:r>
+      <m:oMath xmlns:m="http://schemas.openxmlformats.org/officeDocument/2006/math">
+        <m:r>
+          <w:rPr>
+            <w:rFonts w:ascii="Cambria Math" w:hAnsi="Cambria Math"/>
+          </w:rPr>
+          <m:t xml:space="preserve">α</m:t>
+        </m:r>
+        <m:r>
+          <w:rPr>
+            <w:rFonts w:ascii="Cambria Math" w:hAnsi="Cambria Math"/>
+          </w:rPr>
+          <m:t xml:space="preserve">=</m:t>
+        </m:r>
+        <m:r>
+          <w:rPr>
+            <w:rFonts w:ascii="Cambria Math" w:hAnsi="Cambria Math"/>
+          </w:rPr>
+          <m:t xml:space="preserve">0.05</m:t>
+        </m:r>
+      </m:oMath>
+      <w:r>
+        <w:rPr>
+          <w:rFonts w:ascii="Liberation Serif" w:hAnsi="Liberation Serif"/>
+        </w:rPr>
+        <w:t xml:space="preserve">) </w:t>
+      </w:r>
+      <w:r>
+        <w:rPr>
+          <w:rFonts w:ascii="Liberation Serif" w:hAnsi="Liberation Serif"/>
+        </w:rPr>
+        <w:t>analiz edilecektir. Hipotezler;</w:t>
+      </w:r>
+    </w:p>
+    <w:p>
+      <w:pPr>
+        <w:pStyle w:val="BodyText"/>
+        <w:rPr>
+          <w:rFonts w:ascii="Liberation Serif" w:hAnsi="Liberation Serif"/>
+        </w:rPr>
+      </w:pPr>
+      <w:r>
+        <w:rPr>
+          <w:rFonts w:ascii="Liberation Serif" w:hAnsi="Liberation Serif"/>
+        </w:rPr>
+      </w:r>
+      <m:oMathPara xmlns:m="http://schemas.openxmlformats.org/officeDocument/2006/math">
+        <m:oMathParaPr>
+          <m:jc m:val="left"/>
+        </m:oMathParaPr>
+        <m:oMath>
+          <m:sSub>
+            <m:e>
+              <m:r>
+                <w:rPr>
+                  <w:rFonts w:ascii="Cambria Math" w:hAnsi="Cambria Math"/>
+                </w:rPr>
+                <m:t xml:space="preserve">H</m:t>
+              </m:r>
+            </m:e>
+            <m:sub>
+              <m:r>
+                <w:rPr>
+                  <w:rFonts w:ascii="Cambria Math" w:hAnsi="Cambria Math"/>
+                </w:rPr>
+                <m:t xml:space="preserve">0</m:t>
+              </m:r>
+            </m:sub>
+          </m:sSub>
+          <m:r>
+            <w:rPr>
+              <w:rFonts w:ascii="Cambria Math" w:hAnsi="Cambria Math"/>
+            </w:rPr>
+            <m:t xml:space="preserve">:</m:t>
+          </m:r>
+          <m:r>
+            <w:rPr>
+              <w:rFonts w:ascii="Cambria Math" w:hAnsi="Cambria Math"/>
+            </w:rPr>
+            <m:t xml:space="preserve">Vites</m:t>
+          </m:r>
+          <m:r>
+            <w:rPr>
+              <w:rFonts w:ascii="Cambria Math" w:hAnsi="Cambria Math"/>
+            </w:rPr>
+            <m:t xml:space="preserve">türü</m:t>
+          </m:r>
+          <m:r>
+            <w:rPr>
+              <w:rFonts w:ascii="Cambria Math" w:hAnsi="Cambria Math"/>
+            </w:rPr>
+            <m:t xml:space="preserve">dağılımı</m:t>
+          </m:r>
+          <m:r>
+            <w:rPr>
+              <w:rFonts w:ascii="Cambria Math" w:hAnsi="Cambria Math"/>
+            </w:rPr>
+            <m:t xml:space="preserve">bakımından</m:t>
+          </m:r>
+          <m:r>
+            <w:rPr>
+              <w:rFonts w:ascii="Cambria Math" w:hAnsi="Cambria Math"/>
+            </w:rPr>
+            <m:t xml:space="preserve">silindir</m:t>
+          </m:r>
+          <m:r>
+            <w:rPr>
+              <w:rFonts w:ascii="Cambria Math" w:hAnsi="Cambria Math"/>
+            </w:rPr>
+            <m:t xml:space="preserve">grupları</m:t>
+          </m:r>
+          <m:d>
+            <m:dPr>
+              <m:begChr m:val="("/>
+              <m:endChr m:val=")"/>
+            </m:dPr>
+            <m:e>
+              <m:r>
+                <w:rPr>
+                  <w:rFonts w:ascii="Cambria Math" w:hAnsi="Cambria Math"/>
+                </w:rPr>
+                <m:t xml:space="preserve">4,6,8</m:t>
+              </m:r>
+            </m:e>
+          </m:d>
+          <m:r>
+            <w:rPr>
+              <w:rFonts w:ascii="Cambria Math" w:hAnsi="Cambria Math"/>
+            </w:rPr>
+            <m:t xml:space="preserve">arasında</m:t>
+          </m:r>
+          <m:r>
+            <w:rPr>
+              <w:rFonts w:ascii="Cambria Math" w:hAnsi="Cambria Math"/>
+            </w:rPr>
+            <m:t xml:space="preserve">fark</m:t>
+          </m:r>
+          <m:r>
+            <w:rPr>
+              <w:rFonts w:ascii="Cambria Math" w:hAnsi="Cambria Math"/>
+            </w:rPr>
+            <m:t xml:space="preserve">yoktur</m:t>
+          </m:r>
+          <m:r>
+            <w:rPr>
+              <w:rFonts w:ascii="Cambria Math" w:hAnsi="Cambria Math"/>
+            </w:rPr>
+            <m:t xml:space="preserve">.</m:t>
+          </m:r>
+        </m:oMath>
+      </m:oMathPara>
+    </w:p>
+    <w:p>
+      <w:pPr>
+        <w:pStyle w:val="BodyText"/>
+        <w:rPr>
+          <w:rFonts w:ascii="Liberation Serif" w:hAnsi="Liberation Serif"/>
+        </w:rPr>
+      </w:pPr>
+      <w:r>
+        <w:rPr>
+          <w:rFonts w:ascii="Liberation Serif" w:hAnsi="Liberation Serif"/>
+        </w:rPr>
+      </w:r>
+      <m:oMathPara xmlns:m="http://schemas.openxmlformats.org/officeDocument/2006/math">
+        <m:oMathParaPr>
+          <m:jc m:val="left"/>
+        </m:oMathParaPr>
+        <m:oMath>
+          <m:sSub>
+            <m:e>
+              <m:r>
+                <w:rPr>
+                  <w:rFonts w:ascii="Cambria Math" w:hAnsi="Cambria Math"/>
+                </w:rPr>
+                <m:t xml:space="preserve">H</m:t>
+              </m:r>
+            </m:e>
+            <m:sub>
+              <m:r>
+                <w:rPr>
+                  <w:rFonts w:ascii="Cambria Math" w:hAnsi="Cambria Math"/>
+                </w:rPr>
+                <m:t xml:space="preserve">s</m:t>
+              </m:r>
+            </m:sub>
+          </m:sSub>
+          <m:r>
+            <w:rPr>
+              <w:rFonts w:ascii="Cambria Math" w:hAnsi="Cambria Math"/>
+            </w:rPr>
+            <m:t xml:space="preserve">:</m:t>
+          </m:r>
+          <m:r>
+            <w:rPr>
+              <w:rFonts w:ascii="Cambria Math" w:hAnsi="Cambria Math"/>
+            </w:rPr>
+            <m:t xml:space="preserve">Vites</m:t>
+          </m:r>
+          <m:r>
+            <w:rPr>
+              <w:rFonts w:ascii="Cambria Math" w:hAnsi="Cambria Math"/>
+            </w:rPr>
+            <m:t xml:space="preserve">türü</m:t>
+          </m:r>
+          <m:r>
+            <w:rPr>
+              <w:rFonts w:ascii="Cambria Math" w:hAnsi="Cambria Math"/>
+            </w:rPr>
+            <m:t xml:space="preserve">dağılımı</m:t>
+          </m:r>
+          <m:r>
+            <w:rPr>
+              <w:rFonts w:ascii="Cambria Math" w:hAnsi="Cambria Math"/>
+            </w:rPr>
+            <m:t xml:space="preserve">bakımından</m:t>
+          </m:r>
+          <m:r>
+            <w:rPr>
+              <w:rFonts w:ascii="Cambria Math" w:hAnsi="Cambria Math"/>
+            </w:rPr>
+            <m:t xml:space="preserve">silindir</m:t>
+          </m:r>
+          <m:r>
+            <w:rPr>
+              <w:rFonts w:ascii="Cambria Math" w:hAnsi="Cambria Math"/>
+            </w:rPr>
+            <m:t xml:space="preserve">gruplarından</m:t>
+          </m:r>
+          <m:r>
+            <w:rPr>
+              <w:rFonts w:ascii="Cambria Math" w:hAnsi="Cambria Math"/>
+            </w:rPr>
+            <m:t xml:space="preserve">en</m:t>
+          </m:r>
+          <m:r>
+            <w:rPr>
+              <w:rFonts w:ascii="Cambria Math" w:hAnsi="Cambria Math"/>
+            </w:rPr>
+            <m:t xml:space="preserve">az</m:t>
+          </m:r>
+          <m:r>
+            <w:rPr>
+              <w:rFonts w:ascii="Cambria Math" w:hAnsi="Cambria Math"/>
+            </w:rPr>
+            <m:t xml:space="preserve">biri</m:t>
+          </m:r>
+          <m:r>
+            <w:rPr>
+              <w:rFonts w:ascii="Cambria Math" w:hAnsi="Cambria Math"/>
+            </w:rPr>
+            <m:t xml:space="preserve">farklıdır</m:t>
+          </m:r>
+          <m:r>
+            <w:rPr>
+              <w:rFonts w:ascii="Cambria Math" w:hAnsi="Cambria Math"/>
+            </w:rPr>
+            <m:t xml:space="preserve">.</m:t>
+          </m:r>
+        </m:oMath>
+      </m:oMathPara>
+    </w:p>
+    <w:p>
+      <w:pPr>
+        <w:pStyle w:val="BodyText"/>
+        <w:rPr>
+          <w:rFonts w:ascii="Liberation Serif" w:hAnsi="Liberation Serif"/>
+        </w:rPr>
+      </w:pPr>
+      <w:r>
+        <w:rPr>
+          <w:rFonts w:ascii="Liberation Serif" w:hAnsi="Liberation Serif"/>
+        </w:rPr>
+        <w:t>Veri setini R da önce düzenlememiz ve çapraz tablo, olumsallık tablosu oluştulacaktır.</w:t>
+      </w:r>
+    </w:p>
+    <w:p>
+      <w:pPr>
+        <w:pStyle w:val="BodyText"/>
+        <w:rPr>
+          <w:rFonts w:ascii="Liberation Serif" w:hAnsi="Liberation Serif"/>
+        </w:rPr>
+      </w:pPr>
+      <w:r>
+        <w:rPr>
+          <w:rFonts w:ascii="Liberation Serif" w:hAnsi="Liberation Serif"/>
+        </w:rPr>
+        <w:t>Satır : gruplar , Sütun : Cevap değişkeni olucak şekilde düzenlenmiştir.</w:t>
+      </w:r>
+    </w:p>
+    <w:p>
+      <w:pPr>
+        <w:pStyle w:val="BodyText"/>
+        <w:rPr>
+          <w:rFonts w:ascii="Liberation Serif" w:hAnsi="Liberation Serif"/>
+        </w:rPr>
+      </w:pPr>
+      <w:r>
+        <w:rPr>
+          <w:rFonts w:ascii="Liberation Serif" w:hAnsi="Liberation Serif"/>
+        </w:rPr>
+        <w:drawing>
+          <wp:inline distT="0" distB="0" distL="0" distR="0">
+            <wp:extent cx="2933065" cy="1285875"/>
+            <wp:effectExtent l="0" t="0" r="0" b="0"/>
+            <wp:docPr id="27" name="Görüntü26"/>
+            <wp:cNvGraphicFramePr>
+              <a:graphicFrameLocks xmlns:a="http://schemas.openxmlformats.org/drawingml/2006/main" noChangeAspect="1"/>
+            </wp:cNvGraphicFramePr>
+            <a:graphic xmlns:a="http://schemas.openxmlformats.org/drawingml/2006/main">
+              <a:graphicData uri="http://schemas.openxmlformats.org/drawingml/2006/picture">
+                <pic:pic xmlns:pic="http://schemas.openxmlformats.org/drawingml/2006/picture">
+                  <pic:nvPicPr>
+                    <pic:cNvPr id="27" name="Görüntü26"/>
+                    <pic:cNvPicPr>
+                      <a:picLocks noChangeAspect="1" noChangeArrowheads="1"/>
+                    </pic:cNvPicPr>
+                  </pic:nvPicPr>
+                  <pic:blipFill>
+                    <a:blip r:embed="rId30"/>
+                    <a:stretch>
+                      <a:fillRect/>
+                    </a:stretch>
+                  </pic:blipFill>
+                  <pic:spPr bwMode="auto">
+                    <a:xfrm>
+                      <a:off x="0" y="0"/>
+                      <a:ext cx="2933065" cy="1285875"/>
+                    </a:xfrm>
+                    <a:prstGeom prst="rect">
+                      <a:avLst/>
+                    </a:prstGeom>
+                    <a:noFill/>
+                  </pic:spPr>
+                </pic:pic>
+              </a:graphicData>
+            </a:graphic>
+          </wp:inline>
+        </w:drawing>
+      </w:r>
+      <w:r>
+        <w:rPr>
+          <w:rFonts w:ascii="Liberation Serif" w:hAnsi="Liberation Serif"/>
+        </w:rPr>
+        <w:t xml:space="preserve"> </w:t>
+      </w:r>
+    </w:p>
+    <w:p>
+      <w:pPr>
+        <w:pStyle w:val="BodyText"/>
+        <w:rPr>
+          <w:rFonts w:ascii="Liberation Serif" w:hAnsi="Liberation Serif"/>
+        </w:rPr>
+      </w:pPr>
+      <w:r>
+        <w:rPr>
+          <w:rFonts w:ascii="Liberation Serif" w:hAnsi="Liberation Serif"/>
+        </w:rPr>
+        <w:t>“</w:t>
+      </w:r>
+      <w:r>
+        <w:rPr>
+          <w:rFonts w:ascii="Liberation Serif" w:hAnsi="Liberation Serif"/>
+        </w:rPr>
+        <w:t>0” grubu otomatik, “1” grubu manuel vitesli araçları temsil etmektedir.</w:t>
+      </w:r>
+    </w:p>
+    <w:p>
+      <w:pPr>
+        <w:pStyle w:val="BodyText"/>
+        <w:rPr>
+          <w:rFonts w:ascii="Liberation Serif" w:hAnsi="Liberation Serif"/>
+        </w:rPr>
+      </w:pPr>
+      <w:r>
+        <w:rPr>
+          <w:rFonts w:ascii="Liberation Serif" w:hAnsi="Liberation Serif"/>
+        </w:rPr>
+        <w:t xml:space="preserve">Beklenen sıklık </w:t>
+      </w:r>
+      <w:r>
+        <w:rPr>
+          <w:rFonts w:ascii="Liberation Serif" w:hAnsi="Liberation Serif"/>
+        </w:rPr>
+        <w:t>değerlerini bulurken Kİ-kare testi değerlerine de bakılmıştır;</w:t>
+      </w:r>
+    </w:p>
+    <w:p>
+      <w:pPr>
+        <w:pStyle w:val="BodyText"/>
+        <w:rPr>
+          <w:rFonts w:ascii="Liberation Serif" w:hAnsi="Liberation Serif"/>
+        </w:rPr>
+      </w:pPr>
+      <w:r>
+        <w:rPr>
+          <w:rFonts w:ascii="Liberation Serif" w:hAnsi="Liberation Serif"/>
+        </w:rPr>
+        <w:drawing>
+          <wp:inline distT="0" distB="0" distL="0" distR="0">
+            <wp:extent cx="2837815" cy="342900"/>
+            <wp:effectExtent l="0" t="0" r="0" b="0"/>
+            <wp:docPr id="28" name="Görüntü27"/>
+            <wp:cNvGraphicFramePr>
+              <a:graphicFrameLocks xmlns:a="http://schemas.openxmlformats.org/drawingml/2006/main" noChangeAspect="1"/>
+            </wp:cNvGraphicFramePr>
+            <a:graphic xmlns:a="http://schemas.openxmlformats.org/drawingml/2006/main">
+              <a:graphicData uri="http://schemas.openxmlformats.org/drawingml/2006/picture">
+                <pic:pic xmlns:pic="http://schemas.openxmlformats.org/drawingml/2006/picture">
+                  <pic:nvPicPr>
+                    <pic:cNvPr id="28" name="Görüntü27"/>
+                    <pic:cNvPicPr>
+                      <a:picLocks noChangeAspect="1" noChangeArrowheads="1"/>
+                    </pic:cNvPicPr>
+                  </pic:nvPicPr>
+                  <pic:blipFill>
+                    <a:blip r:embed="rId31"/>
+                    <a:stretch>
+                      <a:fillRect/>
+                    </a:stretch>
+                  </pic:blipFill>
+                  <pic:spPr bwMode="auto">
+                    <a:xfrm>
+                      <a:off x="0" y="0"/>
+                      <a:ext cx="2837815" cy="342900"/>
+                    </a:xfrm>
+                    <a:prstGeom prst="rect">
+                      <a:avLst/>
+                    </a:prstGeom>
+                    <a:noFill/>
+                  </pic:spPr>
+                </pic:pic>
+              </a:graphicData>
+            </a:graphic>
+          </wp:inline>
+        </w:drawing>
+      </w:r>
+    </w:p>
+    <w:p>
+      <w:pPr>
+        <w:pStyle w:val="BodyText"/>
+        <w:rPr>
+          <w:rFonts w:ascii="Liberation Serif" w:hAnsi="Liberation Serif"/>
+        </w:rPr>
+      </w:pPr>
+      <w:r>
+        <w:rPr>
+          <w:rFonts w:ascii="Liberation Serif" w:hAnsi="Liberation Serif"/>
+        </w:rPr>
+        <w:drawing>
+          <wp:inline distT="0" distB="0" distL="0" distR="0">
+            <wp:extent cx="3504565" cy="1095375"/>
+            <wp:effectExtent l="0" t="0" r="0" b="0"/>
+            <wp:docPr id="29" name="Görüntü28"/>
+            <wp:cNvGraphicFramePr>
+              <a:graphicFrameLocks xmlns:a="http://schemas.openxmlformats.org/drawingml/2006/main" noChangeAspect="1"/>
+            </wp:cNvGraphicFramePr>
+            <a:graphic xmlns:a="http://schemas.openxmlformats.org/drawingml/2006/main">
+              <a:graphicData uri="http://schemas.openxmlformats.org/drawingml/2006/picture">
+                <pic:pic xmlns:pic="http://schemas.openxmlformats.org/drawingml/2006/picture">
+                  <pic:nvPicPr>
+                    <pic:cNvPr id="29" name="Görüntü28"/>
+                    <pic:cNvPicPr>
+                      <a:picLocks noChangeAspect="1" noChangeArrowheads="1"/>
+                    </pic:cNvPicPr>
+                  </pic:nvPicPr>
+                  <pic:blipFill>
+                    <a:blip r:embed="rId32"/>
+                    <a:stretch>
+                      <a:fillRect/>
+                    </a:stretch>
+                  </pic:blipFill>
+                  <pic:spPr bwMode="auto">
+                    <a:xfrm>
+                      <a:off x="0" y="0"/>
+                      <a:ext cx="3504565" cy="1095375"/>
+                    </a:xfrm>
+                    <a:prstGeom prst="rect">
+                      <a:avLst/>
+                    </a:prstGeom>
+                    <a:noFill/>
+                  </pic:spPr>
+                </pic:pic>
+              </a:graphicData>
+            </a:graphic>
+          </wp:inline>
+        </w:drawing>
+      </w:r>
+    </w:p>
+    <w:p>
+      <w:pPr>
+        <w:pStyle w:val="BodyText"/>
+        <w:rPr>
+          <w:rFonts w:ascii="Liberation Serif" w:hAnsi="Liberation Serif"/>
+        </w:rPr>
+      </w:pPr>
+      <w:r>
+        <w:rPr>
+          <w:rFonts w:ascii="Liberation Serif" w:hAnsi="Liberation Serif"/>
+        </w:rPr>
+        <w:t>Ki-kare testi sonucuna geçmeden beklenen sıklık değerleri kontrol edilmelidir.</w:t>
+      </w:r>
+    </w:p>
+    <w:p>
+      <w:pPr>
+        <w:pStyle w:val="BodyText"/>
+        <w:rPr>
+          <w:rFonts w:ascii="Liberation Serif" w:hAnsi="Liberation Serif"/>
+        </w:rPr>
+      </w:pPr>
+      <w:r>
+        <w:rPr>
+          <w:rFonts w:ascii="Liberation Serif" w:hAnsi="Liberation Serif"/>
+        </w:rPr>
+      </w:r>
+    </w:p>
+    <w:p>
+      <w:pPr>
+        <w:pStyle w:val="BodyText"/>
+        <w:rPr>
+          <w:rFonts w:ascii="Liberation Serif" w:hAnsi="Liberation Serif"/>
+        </w:rPr>
+      </w:pPr>
+      <w:r>
+        <w:rPr>
+          <w:rFonts w:ascii="Liberation Serif" w:hAnsi="Liberation Serif"/>
+        </w:rPr>
+        <w:t>Beklenen frekansların değerine bakarak 5 den küçük frekans var mı kontrol edilmiştir:</w:t>
+      </w:r>
+    </w:p>
+    <w:p>
+      <w:pPr>
+        <w:pStyle w:val="BodyText"/>
+        <w:rPr>
+          <w:rFonts w:ascii="Liberation Serif" w:hAnsi="Liberation Serif"/>
+        </w:rPr>
+      </w:pPr>
+      <w:r>
+        <w:rPr>
+          <w:rFonts w:ascii="Liberation Serif" w:hAnsi="Liberation Serif"/>
+        </w:rPr>
+        <w:drawing>
+          <wp:inline distT="0" distB="0" distL="0" distR="0">
+            <wp:extent cx="1732915" cy="952500"/>
+            <wp:effectExtent l="0" t="0" r="0" b="0"/>
+            <wp:docPr id="30" name="Görüntü29"/>
+            <wp:cNvGraphicFramePr>
+              <a:graphicFrameLocks xmlns:a="http://schemas.openxmlformats.org/drawingml/2006/main" noChangeAspect="1"/>
+            </wp:cNvGraphicFramePr>
+            <a:graphic xmlns:a="http://schemas.openxmlformats.org/drawingml/2006/main">
+              <a:graphicData uri="http://schemas.openxmlformats.org/drawingml/2006/picture">
+                <pic:pic xmlns:pic="http://schemas.openxmlformats.org/drawingml/2006/picture">
+                  <pic:nvPicPr>
+                    <pic:cNvPr id="30" name="Görüntü29"/>
+                    <pic:cNvPicPr>
+                      <a:picLocks noChangeAspect="1" noChangeArrowheads="1"/>
+                    </pic:cNvPicPr>
+                  </pic:nvPicPr>
+                  <pic:blipFill>
+                    <a:blip r:embed="rId33"/>
+                    <a:stretch>
+                      <a:fillRect/>
+                    </a:stretch>
+                  </pic:blipFill>
+                  <pic:spPr bwMode="auto">
+                    <a:xfrm>
+                      <a:off x="0" y="0"/>
+                      <a:ext cx="1732915" cy="952500"/>
+                    </a:xfrm>
+                    <a:prstGeom prst="rect">
+                      <a:avLst/>
+                    </a:prstGeom>
+                    <a:noFill/>
+                  </pic:spPr>
+                </pic:pic>
+              </a:graphicData>
+            </a:graphic>
+          </wp:inline>
+        </w:drawing>
+      </w:r>
+    </w:p>
+    <w:p>
+      <w:pPr>
+        <w:pStyle w:val="BodyText"/>
+        <w:rPr>
+          <w:rFonts w:ascii="Liberation Serif" w:hAnsi="Liberation Serif"/>
+        </w:rPr>
+      </w:pPr>
+      <w:r>
+        <w:rPr>
+          <w:rFonts w:ascii="Liberation Serif" w:hAnsi="Liberation Serif"/>
+        </w:rPr>
+        <w:t>Tablodan görüleceği üzere 6 silindirli manuel araçların beklenen sıklık değeri 2.84, 5’ten küçüktür. 4 ve 6 silindirli araç gruplarını birleştirerek analize devam edilecektir.</w:t>
+      </w:r>
+    </w:p>
+    <w:p>
+      <w:pPr>
+        <w:pStyle w:val="BodyText"/>
+        <w:rPr>
+          <w:rFonts w:ascii="Liberation Serif" w:hAnsi="Liberation Serif"/>
+        </w:rPr>
+      </w:pPr>
+      <w:r>
+        <w:rPr>
+          <w:rFonts w:ascii="Liberation Serif" w:hAnsi="Liberation Serif"/>
+        </w:rPr>
+        <w:t>Böylece 2 gruba düşmüş olacak ve 4,6 silindirli arabalar tek grup 8 silindirli arabalar tek grup olarak değerlendirilecektir.</w:t>
+      </w:r>
+    </w:p>
+    <w:p>
+      <w:pPr>
+        <w:pStyle w:val="BodyText"/>
+        <w:rPr>
+          <w:rFonts w:ascii="Liberation Serif" w:hAnsi="Liberation Serif"/>
+        </w:rPr>
+      </w:pPr>
+      <w:r>
+        <w:rPr>
+          <w:rFonts w:ascii="Liberation Serif" w:hAnsi="Liberation Serif"/>
+        </w:rPr>
+        <w:t>R’da satırları birleştirilip ki-kare testi yapıldıktan sonra yeni test sonucunda göre beklenen frekans değerleri hesplanmıştır.</w:t>
+      </w:r>
+    </w:p>
+    <w:p>
+      <w:pPr>
+        <w:pStyle w:val="BodyText"/>
+        <w:rPr>
+          <w:rFonts w:ascii="Liberation Serif" w:hAnsi="Liberation Serif"/>
+        </w:rPr>
+      </w:pPr>
+      <w:r>
+        <w:rPr>
+          <w:rFonts w:ascii="Liberation Serif" w:hAnsi="Liberation Serif"/>
+        </w:rPr>
+        <w:drawing>
+          <wp:inline distT="0" distB="0" distL="0" distR="0">
+            <wp:extent cx="5590540" cy="2047240"/>
+            <wp:effectExtent l="0" t="0" r="0" b="0"/>
+            <wp:docPr id="31" name="Görüntü30"/>
+            <wp:cNvGraphicFramePr>
+              <a:graphicFrameLocks xmlns:a="http://schemas.openxmlformats.org/drawingml/2006/main" noChangeAspect="1"/>
+            </wp:cNvGraphicFramePr>
+            <a:graphic xmlns:a="http://schemas.openxmlformats.org/drawingml/2006/main">
+              <a:graphicData uri="http://schemas.openxmlformats.org/drawingml/2006/picture">
+                <pic:pic xmlns:pic="http://schemas.openxmlformats.org/drawingml/2006/picture">
+                  <pic:nvPicPr>
+                    <pic:cNvPr id="31" name="Görüntü30"/>
+                    <pic:cNvPicPr>
+                      <a:picLocks noChangeAspect="1" noChangeArrowheads="1"/>
+                    </pic:cNvPicPr>
+                  </pic:nvPicPr>
+                  <pic:blipFill>
+                    <a:blip r:embed="rId34"/>
+                    <a:stretch>
+                      <a:fillRect/>
+                    </a:stretch>
+                  </pic:blipFill>
+                  <pic:spPr bwMode="auto">
+                    <a:xfrm>
+                      <a:off x="0" y="0"/>
+                      <a:ext cx="5590540" cy="2047240"/>
+                    </a:xfrm>
+                    <a:prstGeom prst="rect">
+                      <a:avLst/>
+                    </a:prstGeom>
+                    <a:noFill/>
+                  </pic:spPr>
+                </pic:pic>
+              </a:graphicData>
+            </a:graphic>
+          </wp:inline>
+        </w:drawing>
+      </w:r>
+    </w:p>
+    <w:p>
+      <w:pPr>
+        <w:pStyle w:val="BodyText"/>
+        <w:rPr>
+          <w:rFonts w:ascii="Liberation Serif" w:hAnsi="Liberation Serif"/>
+        </w:rPr>
+      </w:pPr>
+      <w:r>
+        <w:rPr>
+          <w:rFonts w:ascii="Liberation Serif" w:hAnsi="Liberation Serif"/>
+        </w:rPr>
+        <w:drawing>
+          <wp:inline distT="0" distB="0" distL="0" distR="0">
+            <wp:extent cx="5266690" cy="3199765"/>
+            <wp:effectExtent l="0" t="0" r="0" b="0"/>
+            <wp:docPr id="32" name="Görüntü31"/>
+            <wp:cNvGraphicFramePr>
+              <a:graphicFrameLocks xmlns:a="http://schemas.openxmlformats.org/drawingml/2006/main" noChangeAspect="1"/>
+            </wp:cNvGraphicFramePr>
+            <a:graphic xmlns:a="http://schemas.openxmlformats.org/drawingml/2006/main">
+              <a:graphicData uri="http://schemas.openxmlformats.org/drawingml/2006/picture">
+                <pic:pic xmlns:pic="http://schemas.openxmlformats.org/drawingml/2006/picture">
+                  <pic:nvPicPr>
+                    <pic:cNvPr id="32" name="Görüntü31"/>
+                    <pic:cNvPicPr>
+                      <a:picLocks noChangeAspect="1" noChangeArrowheads="1"/>
+                    </pic:cNvPicPr>
+                  </pic:nvPicPr>
+                  <pic:blipFill>
+                    <a:blip r:embed="rId35"/>
+                    <a:stretch>
+                      <a:fillRect/>
+                    </a:stretch>
+                  </pic:blipFill>
+                  <pic:spPr bwMode="auto">
+                    <a:xfrm>
+                      <a:off x="0" y="0"/>
+                      <a:ext cx="5266690" cy="3199765"/>
+                    </a:xfrm>
+                    <a:prstGeom prst="rect">
+                      <a:avLst/>
+                    </a:prstGeom>
+                    <a:noFill/>
+                  </pic:spPr>
+                </pic:pic>
+              </a:graphicData>
+            </a:graphic>
+          </wp:inline>
+        </w:drawing>
+      </w:r>
+    </w:p>
+    <w:p>
+      <w:pPr>
+        <w:pStyle w:val="BodyText"/>
+        <w:rPr>
+          <w:rFonts w:ascii="Liberation Serif" w:hAnsi="Liberation Serif"/>
+        </w:rPr>
+      </w:pPr>
+      <w:r>
+        <w:rPr>
+          <w:rFonts w:ascii="Liberation Serif" w:hAnsi="Liberation Serif"/>
+        </w:rPr>
       </w:r>
     </w:p>
     <w:p>
@@ -5194,14 +8932,1275 @@
         <w:pStyle w:val="BodyText"/>
         <w:spacing w:before="0" w:after="140"/>
         <w:rPr>
-          <w:rFonts w:ascii="Liberation Serif" w:hAnsi="Liberation Serif"/>
-        </w:rPr>
-      </w:pPr>
-      <w:r>
-        <w:rPr>
-          <w:rFonts w:ascii="Liberation Serif" w:hAnsi="Liberation Serif"/>
-        </w:rPr>
-        <w:tab/>
+          <w:rFonts w:ascii="Liberation Serif" w:hAnsi="Liberation Serif" w:eastAsia="Times New Roman" w:cs="Times New Roman" w:cstheme="minorAscii" w:eastAsiaTheme="minorAscii"/>
+          <w:b/>
+          <w:bCs/>
+          <w:i w:val="false"/>
+          <w:iCs w:val="false"/>
+          <w:caps w:val="false"/>
+          <w:smallCaps w:val="false"/>
+          <w:sz w:val="28"/>
+          <w:szCs w:val="28"/>
+          <w:lang w:val="en-US"/>
+        </w:rPr>
+      </w:pPr>
+      <w:r>
+        <w:rPr>
+          <w:rFonts w:eastAsia="Times New Roman" w:cs="Times New Roman" w:cstheme="minorAscii" w:eastAsiaTheme="minorAscii" w:ascii="Liberation Serif" w:hAnsi="Liberation Serif"/>
+          <w:b/>
+          <w:bCs/>
+          <w:i w:val="false"/>
+          <w:iCs w:val="false"/>
+          <w:caps w:val="false"/>
+          <w:smallCaps w:val="false"/>
+          <w:sz w:val="28"/>
+          <w:szCs w:val="28"/>
+          <w:lang w:val="en-US"/>
+        </w:rPr>
+        <w:t>Bulgular ve Sonuç</w:t>
+      </w:r>
+    </w:p>
+    <w:p>
+      <w:pPr>
+        <w:pStyle w:val="BodyText"/>
+        <w:rPr>
+          <w:rFonts w:ascii="Liberation Serif" w:hAnsi="Liberation Serif"/>
+        </w:rPr>
+      </w:pPr>
+      <w:r>
+        <w:rPr>
+          <w:rFonts w:ascii="Liberation Serif" w:hAnsi="Liberation Serif"/>
+        </w:rPr>
+        <w:t xml:space="preserve">Tablo 2x2 formatında olduğundan dolayı R otomatik olarak ki-kare testini yaparken Yates süreklilik düzeltmesini de kendisi yapmıştır. Beklenen frekans değerlerinin hepsi 5’ten büyük olduğu için ki-kare testi sonucundaki p değerine göre hipotez yorumlanabilir. Ki-kare testi sonucuna göre; p = 0.02 alfa değeri olan 0.05’ten daha küçüktür. </w:t>
+      </w:r>
+      <w:r>
+        <w:rPr>
+          <w:rFonts w:ascii="Liberation Serif" w:hAnsi="Liberation Serif"/>
+        </w:rPr>
+      </w:r>
+      <m:oMath xmlns:m="http://schemas.openxmlformats.org/officeDocument/2006/math">
+        <m:sSub>
+          <m:e>
+            <m:r>
+              <w:rPr>
+                <w:rFonts w:ascii="Cambria Math" w:hAnsi="Cambria Math"/>
+              </w:rPr>
+              <m:t xml:space="preserve">H</m:t>
+            </m:r>
+          </m:e>
+          <m:sub>
+            <m:r>
+              <w:rPr>
+                <w:rFonts w:ascii="Cambria Math" w:hAnsi="Cambria Math"/>
+              </w:rPr>
+              <m:t xml:space="preserve">0</m:t>
+            </m:r>
+          </m:sub>
+        </m:sSub>
+      </m:oMath>
+      <w:r>
+        <w:rPr>
+          <w:rFonts w:ascii="Liberation Serif" w:hAnsi="Liberation Serif"/>
+        </w:rPr>
+        <w:t xml:space="preserve"> hipotezi bu sonuca göre redded</w:t>
+      </w:r>
+      <w:r>
+        <w:rPr>
+          <w:rFonts w:ascii="Liberation Serif" w:hAnsi="Liberation Serif"/>
+          <w:sz w:val="24"/>
+          <w:szCs w:val="24"/>
+        </w:rPr>
+        <w:t xml:space="preserve">ilebilir. </w:t>
+      </w:r>
+      <w:r>
+        <w:rPr>
+          <w:rFonts w:ascii="Liberation Serif" w:hAnsi="Liberation Serif"/>
+          <w:b w:val="false"/>
+          <w:i w:val="false"/>
+          <w:sz w:val="24"/>
+          <w:szCs w:val="24"/>
+        </w:rPr>
+        <w:t>Vites türü dağılımı bakımından silindir gruplarından en az biri %</w:t>
+      </w:r>
+      <w:r>
+        <w:rPr>
+          <w:rFonts w:ascii="Liberation Serif" w:hAnsi="Liberation Serif"/>
+          <w:b w:val="false"/>
+          <w:i w:val="false"/>
+          <w:sz w:val="24"/>
+          <w:szCs w:val="24"/>
+        </w:rPr>
+        <w:t xml:space="preserve">95 güven düzeyinde </w:t>
+      </w:r>
+      <w:r>
+        <w:rPr>
+          <w:rFonts w:ascii="Liberation Serif" w:hAnsi="Liberation Serif"/>
+          <w:b w:val="false"/>
+          <w:i w:val="false"/>
+          <w:sz w:val="24"/>
+          <w:szCs w:val="24"/>
+        </w:rPr>
+        <w:t xml:space="preserve">istatistiksel olarak </w:t>
+      </w:r>
+      <w:r>
+        <w:rPr>
+          <w:rFonts w:ascii="Liberation Serif" w:hAnsi="Liberation Serif"/>
+          <w:b w:val="false"/>
+          <w:i w:val="false"/>
+          <w:sz w:val="24"/>
+          <w:szCs w:val="24"/>
+        </w:rPr>
+        <w:t xml:space="preserve">farklıdır </w:t>
+      </w:r>
+      <w:r>
+        <w:rPr>
+          <w:rFonts w:ascii="Liberation Serif" w:hAnsi="Liberation Serif"/>
+          <w:b w:val="false"/>
+          <w:i w:val="false"/>
+          <w:sz w:val="24"/>
+          <w:szCs w:val="24"/>
+        </w:rPr>
+        <w:t>denebilir</w:t>
+      </w:r>
+      <w:r>
+        <w:rPr>
+          <w:rFonts w:ascii="Liberation Serif" w:hAnsi="Liberation Serif"/>
+          <w:b w:val="false"/>
+          <w:i w:val="false"/>
+          <w:sz w:val="24"/>
+          <w:szCs w:val="24"/>
+        </w:rPr>
+        <w:t>.</w:t>
+      </w:r>
+    </w:p>
+    <w:p>
+      <w:pPr>
+        <w:pStyle w:val="Heading2"/>
+        <w:numPr>
+          <w:ilvl w:val="1"/>
+          <w:numId w:val="2"/>
+        </w:numPr>
+        <w:ind w:hanging="0" w:left="0"/>
+        <w:rPr>
+          <w:rFonts w:ascii="Liberation Serif" w:hAnsi="Liberation Serif"/>
+        </w:rPr>
+      </w:pPr>
+      <w:r>
+        <w:rPr>
+          <w:rFonts w:ascii="Liberation Serif" w:hAnsi="Liberation Serif"/>
+        </w:rPr>
+        <w:t>2.</w:t>
+      </w:r>
+      <w:r>
+        <w:rPr>
+          <w:rFonts w:ascii="Liberation Serif" w:hAnsi="Liberation Serif"/>
+        </w:rPr>
+        <w:t>3</w:t>
+      </w:r>
+      <w:r>
+        <w:rPr>
+          <w:rFonts w:ascii="Liberation Serif" w:hAnsi="Liberation Serif"/>
+        </w:rPr>
+        <w:t xml:space="preserve"> </w:t>
+      </w:r>
+      <w:r>
+        <w:rPr>
+          <w:rFonts w:ascii="Liberation Serif" w:hAnsi="Liberation Serif"/>
+        </w:rPr>
+        <w:t>Bağımsızlık Kontrolü</w:t>
+      </w:r>
+    </w:p>
+    <w:p>
+      <w:pPr>
+        <w:pStyle w:val="BodyText"/>
+        <w:rPr>
+          <w:rFonts w:ascii="Liberation Serif" w:hAnsi="Liberation Serif"/>
+        </w:rPr>
+      </w:pPr>
+      <w:r>
+        <w:rPr>
+          <w:rFonts w:ascii="Liberation Serif" w:hAnsi="Liberation Serif"/>
+        </w:rPr>
+        <w:t>Bu başlık altında “mtcars” veri setinde “vs” ve “am” değişkenleri arasında bağımlılık analizi yapılacaktır. “vs” değişkeni arabaların motor şekline ait veri içermektedir (0 = “V-motor”, 1=”normal motor”). “am” değişkeni ise daha önceden de kullanılmış oluğ arabaların vites sistemlerinin verisini içermektedir.(0=”automatic”, 1=”manuel”). Hipotez %95 güven düzeyinde (</w:t>
+      </w:r>
+      <w:r>
+        <w:rPr>
+          <w:rFonts w:ascii="Liberation Serif" w:hAnsi="Liberation Serif"/>
+        </w:rPr>
+      </w:r>
+      <m:oMath xmlns:m="http://schemas.openxmlformats.org/officeDocument/2006/math">
+        <m:r>
+          <w:rPr>
+            <w:rFonts w:ascii="Cambria Math" w:hAnsi="Cambria Math"/>
+          </w:rPr>
+          <m:t xml:space="preserve">α</m:t>
+        </m:r>
+        <m:r>
+          <w:rPr>
+            <w:rFonts w:ascii="Cambria Math" w:hAnsi="Cambria Math"/>
+          </w:rPr>
+          <m:t xml:space="preserve">=</m:t>
+        </m:r>
+        <m:r>
+          <w:rPr>
+            <w:rFonts w:ascii="Cambria Math" w:hAnsi="Cambria Math"/>
+          </w:rPr>
+          <m:t xml:space="preserve">0.05</m:t>
+        </m:r>
+      </m:oMath>
+      <w:r>
+        <w:rPr>
+          <w:rFonts w:ascii="Liberation Serif" w:hAnsi="Liberation Serif"/>
+        </w:rPr>
+        <w:t>) incelenecektir.</w:t>
+      </w:r>
+    </w:p>
+    <w:p>
+      <w:pPr>
+        <w:pStyle w:val="BodyText"/>
+        <w:rPr>
+          <w:rFonts w:ascii="Liberation Serif" w:hAnsi="Liberation Serif"/>
+        </w:rPr>
+      </w:pPr>
+      <w:r>
+        <w:rPr>
+          <w:rFonts w:ascii="Liberation Serif" w:hAnsi="Liberation Serif"/>
+        </w:rPr>
+      </w:r>
+      <m:oMathPara xmlns:m="http://schemas.openxmlformats.org/officeDocument/2006/math">
+        <m:oMathParaPr>
+          <m:jc m:val="left"/>
+        </m:oMathParaPr>
+        <m:oMath>
+          <m:sSub>
+            <m:e>
+              <m:r>
+                <w:rPr>
+                  <w:rFonts w:ascii="Cambria Math" w:hAnsi="Cambria Math"/>
+                </w:rPr>
+                <m:t xml:space="preserve">H</m:t>
+              </m:r>
+            </m:e>
+            <m:sub>
+              <m:r>
+                <w:rPr>
+                  <w:rFonts w:ascii="Cambria Math" w:hAnsi="Cambria Math"/>
+                </w:rPr>
+                <m:t xml:space="preserve">0</m:t>
+              </m:r>
+            </m:sub>
+          </m:sSub>
+          <m:r>
+            <w:rPr>
+              <w:rFonts w:ascii="Cambria Math" w:hAnsi="Cambria Math"/>
+            </w:rPr>
+            <m:t xml:space="preserve">:</m:t>
+          </m:r>
+          <m:r>
+            <w:rPr>
+              <w:rFonts w:ascii="Cambria Math" w:hAnsi="Cambria Math"/>
+            </w:rPr>
+            <m:t xml:space="preserve">Araçların</m:t>
+          </m:r>
+          <m:r>
+            <w:rPr>
+              <w:rFonts w:ascii="Cambria Math" w:hAnsi="Cambria Math"/>
+            </w:rPr>
+            <m:t xml:space="preserve">motor</m:t>
+          </m:r>
+          <m:r>
+            <w:rPr>
+              <w:rFonts w:ascii="Cambria Math" w:hAnsi="Cambria Math"/>
+            </w:rPr>
+            <m:t xml:space="preserve">şekli</m:t>
+          </m:r>
+          <m:r>
+            <w:rPr>
+              <w:rFonts w:ascii="Cambria Math" w:hAnsi="Cambria Math"/>
+            </w:rPr>
+            <m:t xml:space="preserve">ile</m:t>
+          </m:r>
+          <m:r>
+            <w:rPr>
+              <w:rFonts w:ascii="Cambria Math" w:hAnsi="Cambria Math"/>
+            </w:rPr>
+            <m:t xml:space="preserve">vites</m:t>
+          </m:r>
+          <m:r>
+            <w:rPr>
+              <w:rFonts w:ascii="Cambria Math" w:hAnsi="Cambria Math"/>
+            </w:rPr>
+            <m:t xml:space="preserve">türü</m:t>
+          </m:r>
+          <m:r>
+            <w:rPr>
+              <w:rFonts w:ascii="Cambria Math" w:hAnsi="Cambria Math"/>
+            </w:rPr>
+            <m:t xml:space="preserve">arasında</m:t>
+          </m:r>
+          <m:r>
+            <w:rPr>
+              <w:rFonts w:ascii="Cambria Math" w:hAnsi="Cambria Math"/>
+            </w:rPr>
+            <m:t xml:space="preserve">ilişki</m:t>
+          </m:r>
+          <m:r>
+            <w:rPr>
+              <w:rFonts w:ascii="Cambria Math" w:hAnsi="Cambria Math"/>
+            </w:rPr>
+            <m:t xml:space="preserve">yoktur</m:t>
+          </m:r>
+          <m:r>
+            <w:rPr>
+              <w:rFonts w:ascii="Cambria Math" w:hAnsi="Cambria Math"/>
+            </w:rPr>
+            <m:t xml:space="preserve">.</m:t>
+          </m:r>
+          <m:d>
+            <m:dPr>
+              <m:begChr m:val="("/>
+              <m:endChr m:val=")"/>
+            </m:dPr>
+            <m:e>
+              <m:r>
+                <w:rPr>
+                  <w:rFonts w:ascii="Cambria Math" w:hAnsi="Cambria Math"/>
+                </w:rPr>
+                <m:t xml:space="preserve">Değişkenler</m:t>
+              </m:r>
+              <m:r>
+                <w:rPr>
+                  <w:rFonts w:ascii="Cambria Math" w:hAnsi="Cambria Math"/>
+                </w:rPr>
+                <m:t xml:space="preserve">bağımsızdır</m:t>
+              </m:r>
+              <m:r>
+                <w:rPr>
+                  <w:rFonts w:ascii="Cambria Math" w:hAnsi="Cambria Math"/>
+                </w:rPr>
+                <m:t xml:space="preserve">.</m:t>
+              </m:r>
+            </m:e>
+          </m:d>
+        </m:oMath>
+      </m:oMathPara>
+    </w:p>
+    <w:p>
+      <w:pPr>
+        <w:pStyle w:val="BodyText"/>
+        <w:rPr>
+          <w:rFonts w:ascii="Liberation Serif" w:hAnsi="Liberation Serif"/>
+        </w:rPr>
+      </w:pPr>
+      <w:r>
+        <w:rPr>
+          <w:rFonts w:ascii="Liberation Serif" w:hAnsi="Liberation Serif"/>
+        </w:rPr>
+      </w:r>
+      <m:oMathPara xmlns:m="http://schemas.openxmlformats.org/officeDocument/2006/math">
+        <m:oMathParaPr>
+          <m:jc m:val="left"/>
+        </m:oMathParaPr>
+        <m:oMath>
+          <m:sSub>
+            <m:e>
+              <m:r>
+                <w:rPr>
+                  <w:rFonts w:ascii="Cambria Math" w:hAnsi="Cambria Math"/>
+                </w:rPr>
+                <m:t xml:space="preserve">H</m:t>
+              </m:r>
+            </m:e>
+            <m:sub>
+              <m:r>
+                <w:rPr>
+                  <w:rFonts w:ascii="Cambria Math" w:hAnsi="Cambria Math"/>
+                </w:rPr>
+                <m:t xml:space="preserve">s</m:t>
+              </m:r>
+            </m:sub>
+          </m:sSub>
+          <m:r>
+            <w:rPr>
+              <w:rFonts w:ascii="Cambria Math" w:hAnsi="Cambria Math"/>
+            </w:rPr>
+            <m:t xml:space="preserve">:</m:t>
+          </m:r>
+          <m:r>
+            <w:rPr>
+              <w:rFonts w:ascii="Cambria Math" w:hAnsi="Cambria Math"/>
+            </w:rPr>
+            <m:t xml:space="preserve">Araçların</m:t>
+          </m:r>
+          <m:r>
+            <w:rPr>
+              <w:rFonts w:ascii="Cambria Math" w:hAnsi="Cambria Math"/>
+            </w:rPr>
+            <m:t xml:space="preserve">motor</m:t>
+          </m:r>
+          <m:r>
+            <w:rPr>
+              <w:rFonts w:ascii="Cambria Math" w:hAnsi="Cambria Math"/>
+            </w:rPr>
+            <m:t xml:space="preserve">şekli</m:t>
+          </m:r>
+          <m:r>
+            <w:rPr>
+              <w:rFonts w:ascii="Cambria Math" w:hAnsi="Cambria Math"/>
+            </w:rPr>
+            <m:t xml:space="preserve">ile</m:t>
+          </m:r>
+          <m:r>
+            <w:rPr>
+              <w:rFonts w:ascii="Cambria Math" w:hAnsi="Cambria Math"/>
+            </w:rPr>
+            <m:t xml:space="preserve">vites</m:t>
+          </m:r>
+          <m:r>
+            <w:rPr>
+              <w:rFonts w:ascii="Cambria Math" w:hAnsi="Cambria Math"/>
+            </w:rPr>
+            <m:t xml:space="preserve">türü</m:t>
+          </m:r>
+          <m:r>
+            <w:rPr>
+              <w:rFonts w:ascii="Cambria Math" w:hAnsi="Cambria Math"/>
+            </w:rPr>
+            <m:t xml:space="preserve">arasında</m:t>
+          </m:r>
+          <m:r>
+            <w:rPr>
+              <w:rFonts w:ascii="Cambria Math" w:hAnsi="Cambria Math"/>
+            </w:rPr>
+            <m:t xml:space="preserve">ilişki</m:t>
+          </m:r>
+          <m:r>
+            <w:rPr>
+              <w:rFonts w:ascii="Cambria Math" w:hAnsi="Cambria Math"/>
+            </w:rPr>
+            <m:t xml:space="preserve">vardır</m:t>
+          </m:r>
+          <m:r>
+            <w:rPr>
+              <w:rFonts w:ascii="Cambria Math" w:hAnsi="Cambria Math"/>
+            </w:rPr>
+            <m:t xml:space="preserve">.</m:t>
+          </m:r>
+          <m:d>
+            <m:dPr>
+              <m:begChr m:val="("/>
+              <m:endChr m:val=")"/>
+            </m:dPr>
+            <m:e>
+              <m:r>
+                <w:rPr>
+                  <w:rFonts w:ascii="Cambria Math" w:hAnsi="Cambria Math"/>
+                </w:rPr>
+                <m:t xml:space="preserve">Değişkenler</m:t>
+              </m:r>
+              <m:r>
+                <w:rPr>
+                  <w:rFonts w:ascii="Cambria Math" w:hAnsi="Cambria Math"/>
+                </w:rPr>
+                <m:t xml:space="preserve">bağımlıdır</m:t>
+              </m:r>
+              <m:r>
+                <w:rPr>
+                  <w:rFonts w:ascii="Cambria Math" w:hAnsi="Cambria Math"/>
+                </w:rPr>
+                <m:t xml:space="preserve">.</m:t>
+              </m:r>
+            </m:e>
+          </m:d>
+        </m:oMath>
+      </m:oMathPara>
+    </w:p>
+    <w:p>
+      <w:pPr>
+        <w:pStyle w:val="BodyText"/>
+        <w:rPr>
+          <w:rFonts w:ascii="Liberation Serif" w:hAnsi="Liberation Serif"/>
+        </w:rPr>
+      </w:pPr>
+      <w:r>
+        <w:rPr>
+          <w:rFonts w:ascii="Liberation Serif" w:hAnsi="Liberation Serif"/>
+        </w:rPr>
+        <w:drawing>
+          <wp:inline distT="0" distB="0" distL="0" distR="0">
+            <wp:extent cx="2152015" cy="819150"/>
+            <wp:effectExtent l="0" t="0" r="0" b="0"/>
+            <wp:docPr id="33" name="Görüntü32"/>
+            <wp:cNvGraphicFramePr>
+              <a:graphicFrameLocks xmlns:a="http://schemas.openxmlformats.org/drawingml/2006/main" noChangeAspect="1"/>
+            </wp:cNvGraphicFramePr>
+            <a:graphic xmlns:a="http://schemas.openxmlformats.org/drawingml/2006/main">
+              <a:graphicData uri="http://schemas.openxmlformats.org/drawingml/2006/picture">
+                <pic:pic xmlns:pic="http://schemas.openxmlformats.org/drawingml/2006/picture">
+                  <pic:nvPicPr>
+                    <pic:cNvPr id="33" name="Görüntü32"/>
+                    <pic:cNvPicPr>
+                      <a:picLocks noChangeAspect="1" noChangeArrowheads="1"/>
+                    </pic:cNvPicPr>
+                  </pic:nvPicPr>
+                  <pic:blipFill>
+                    <a:blip r:embed="rId36"/>
+                    <a:stretch>
+                      <a:fillRect/>
+                    </a:stretch>
+                  </pic:blipFill>
+                  <pic:spPr bwMode="auto">
+                    <a:xfrm>
+                      <a:off x="0" y="0"/>
+                      <a:ext cx="2152015" cy="819150"/>
+                    </a:xfrm>
+                    <a:prstGeom prst="rect">
+                      <a:avLst/>
+                    </a:prstGeom>
+                    <a:noFill/>
+                  </pic:spPr>
+                </pic:pic>
+              </a:graphicData>
+            </a:graphic>
+          </wp:inline>
+        </w:drawing>
+      </w:r>
+    </w:p>
+    <w:p>
+      <w:pPr>
+        <w:pStyle w:val="BodyText"/>
+        <w:rPr>
+          <w:rFonts w:ascii="Liberation Serif" w:hAnsi="Liberation Serif"/>
+        </w:rPr>
+      </w:pPr>
+      <w:r>
+        <w:rPr>
+          <w:rFonts w:ascii="Liberation Serif" w:hAnsi="Liberation Serif"/>
+        </w:rPr>
+        <w:t xml:space="preserve">Veri 2x2;nominal x nominal yapıda olduğundan dolayı ilişkinin gücünü ölçmek için en uygun katsayı </w:t>
+      </w:r>
+      <w:r>
+        <w:rPr>
+          <w:rFonts w:ascii="Liberation Serif" w:hAnsi="Liberation Serif"/>
+        </w:rPr>
+        <w:t>phi(</w:t>
+      </w:r>
+      <w:r>
+        <w:rPr>
+          <w:rFonts w:eastAsia="Times New Roman" w:cs="" w:ascii="Liberation Serif" w:hAnsi="Liberation Serif"/>
+        </w:rPr>
+        <w:t>ɸ</w:t>
+      </w:r>
+      <w:r>
+        <w:rPr>
+          <w:rFonts w:ascii="Liberation Serif" w:hAnsi="Liberation Serif"/>
+        </w:rPr>
+        <w:t>) katsayısıdır. (</w:t>
+      </w:r>
+      <w:r>
+        <w:rPr>
+          <w:rFonts w:eastAsia="Liberation Serif" w:cs="Liberation Serif" w:ascii="Liberation Serif" w:hAnsi="Liberation Serif"/>
+        </w:rPr>
+      </w:r>
+      <m:oMath xmlns:m="http://schemas.openxmlformats.org/officeDocument/2006/math">
+        <m:r>
+          <w:rPr>
+            <w:rFonts w:ascii="Cambria Math" w:hAnsi="Cambria Math"/>
+          </w:rPr>
+          <m:t xml:space="preserve">ɸ</m:t>
+        </m:r>
+        <m:r>
+          <w:rPr>
+            <w:rFonts w:ascii="Cambria Math" w:hAnsi="Cambria Math"/>
+          </w:rPr>
+          <m:t xml:space="preserve">=</m:t>
+        </m:r>
+        <m:r>
+          <w:rPr>
+            <w:rFonts w:ascii="Cambria Math" w:hAnsi="Cambria Math"/>
+          </w:rPr>
+          <m:t xml:space="preserve">√</m:t>
+        </m:r>
+        <m:d>
+          <m:dPr>
+            <m:begChr m:val="("/>
+            <m:endChr m:val=")"/>
+          </m:dPr>
+          <m:e>
+            <m:f>
+              <m:fPr>
+                <m:type m:val="lin"/>
+              </m:fPr>
+              <m:num>
+                <m:sSup>
+                  <m:e>
+                    <m:r>
+                      <w:rPr>
+                        <w:rFonts w:ascii="Cambria Math" w:hAnsi="Cambria Math"/>
+                      </w:rPr>
+                      <m:t xml:space="preserve">X</m:t>
+                    </m:r>
+                  </m:e>
+                  <m:sup>
+                    <m:r>
+                      <w:rPr>
+                        <w:rFonts w:ascii="Cambria Math" w:hAnsi="Cambria Math"/>
+                      </w:rPr>
+                      <m:t xml:space="preserve">2</m:t>
+                    </m:r>
+                  </m:sup>
+                </m:sSup>
+              </m:num>
+              <m:den>
+                <m:r>
+                  <w:rPr>
+                    <w:rFonts w:ascii="Cambria Math" w:hAnsi="Cambria Math"/>
+                  </w:rPr>
+                  <m:t xml:space="preserve">n</m:t>
+                </m:r>
+              </m:den>
+            </m:f>
+          </m:e>
+        </m:d>
+      </m:oMath>
+      <w:r>
+        <w:rPr>
+          <w:rFonts w:eastAsia="Liberation Serif" w:cs="Liberation Serif" w:ascii="Liberation Serif" w:hAnsi="Liberation Serif"/>
+        </w:rPr>
+        <w:t>)</w:t>
+      </w:r>
+    </w:p>
+    <w:p>
+      <w:pPr>
+        <w:pStyle w:val="BodyText"/>
+        <w:rPr>
+          <w:rFonts w:ascii="Liberation Serif" w:hAnsi="Liberation Serif" w:eastAsia="Liberation Serif" w:cs="Liberation Serif"/>
+          <w:b/>
+          <w:bCs/>
+          <w:sz w:val="28"/>
+          <w:szCs w:val="28"/>
+        </w:rPr>
+      </w:pPr>
+      <w:r>
+        <w:rPr>
+          <w:rFonts w:eastAsia="Liberation Serif" w:cs="Liberation Serif" w:ascii="Liberation Serif" w:hAnsi="Liberation Serif"/>
+          <w:b/>
+          <w:bCs/>
+          <w:sz w:val="28"/>
+          <w:szCs w:val="28"/>
+        </w:rPr>
+        <w:t>Kod;</w:t>
+      </w:r>
+    </w:p>
+    <w:p>
+      <w:pPr>
+        <w:pStyle w:val="BodyText"/>
+        <w:rPr>
+          <w:rFonts w:ascii="Liberation Serif" w:hAnsi="Liberation Serif" w:eastAsia="Liberation Serif" w:cs="Liberation Serif"/>
+        </w:rPr>
+      </w:pPr>
+      <w:r>
+        <w:rPr>
+          <w:rFonts w:eastAsia="Liberation Serif" w:cs="Liberation Serif" w:ascii="Liberation Serif" w:hAnsi="Liberation Serif"/>
+        </w:rPr>
+        <w:drawing>
+          <wp:inline distT="0" distB="0" distL="0" distR="0">
+            <wp:extent cx="5409565" cy="2418715"/>
+            <wp:effectExtent l="0" t="0" r="0" b="0"/>
+            <wp:docPr id="34" name="Görüntü33"/>
+            <wp:cNvGraphicFramePr>
+              <a:graphicFrameLocks xmlns:a="http://schemas.openxmlformats.org/drawingml/2006/main" noChangeAspect="1"/>
+            </wp:cNvGraphicFramePr>
+            <a:graphic xmlns:a="http://schemas.openxmlformats.org/drawingml/2006/main">
+              <a:graphicData uri="http://schemas.openxmlformats.org/drawingml/2006/picture">
+                <pic:pic xmlns:pic="http://schemas.openxmlformats.org/drawingml/2006/picture">
+                  <pic:nvPicPr>
+                    <pic:cNvPr id="34" name="Görüntü33"/>
+                    <pic:cNvPicPr>
+                      <a:picLocks noChangeAspect="1" noChangeArrowheads="1"/>
+                    </pic:cNvPicPr>
+                  </pic:nvPicPr>
+                  <pic:blipFill>
+                    <a:blip r:embed="rId37"/>
+                    <a:stretch>
+                      <a:fillRect/>
+                    </a:stretch>
+                  </pic:blipFill>
+                  <pic:spPr bwMode="auto">
+                    <a:xfrm>
+                      <a:off x="0" y="0"/>
+                      <a:ext cx="5409565" cy="2418715"/>
+                    </a:xfrm>
+                    <a:prstGeom prst="rect">
+                      <a:avLst/>
+                    </a:prstGeom>
+                    <a:noFill/>
+                  </pic:spPr>
+                </pic:pic>
+              </a:graphicData>
+            </a:graphic>
+          </wp:inline>
+        </w:drawing>
+      </w:r>
+    </w:p>
+    <w:p>
+      <w:pPr>
+        <w:pStyle w:val="BodyText"/>
+        <w:rPr>
+          <w:rFonts w:ascii="Liberation Serif" w:hAnsi="Liberation Serif"/>
+        </w:rPr>
+      </w:pPr>
+      <w:r>
+        <w:rPr>
+          <w:rFonts w:ascii="Liberation Serif" w:hAnsi="Liberation Serif"/>
+        </w:rPr>
+      </w:r>
+    </w:p>
+    <w:p>
+      <w:pPr>
+        <w:pStyle w:val="BodyText"/>
+        <w:rPr>
+          <w:rFonts w:ascii="Liberation Serif" w:hAnsi="Liberation Serif"/>
+        </w:rPr>
+      </w:pPr>
+      <w:r>
+        <w:rPr>
+          <w:rFonts w:ascii="Liberation Serif" w:hAnsi="Liberation Serif"/>
+        </w:rPr>
+      </w:r>
+    </w:p>
+    <w:p>
+      <w:pPr>
+        <w:pStyle w:val="BodyText"/>
+        <w:rPr>
+          <w:rFonts w:ascii="Liberation Serif" w:hAnsi="Liberation Serif"/>
+        </w:rPr>
+      </w:pPr>
+      <w:r>
+        <w:rPr>
+          <w:rFonts w:ascii="Liberation Serif" w:hAnsi="Liberation Serif"/>
+        </w:rPr>
+      </w:r>
+    </w:p>
+    <w:p>
+      <w:pPr>
+        <w:pStyle w:val="BodyText"/>
+        <w:rPr>
+          <w:rFonts w:ascii="Liberation Serif" w:hAnsi="Liberation Serif"/>
+          <w:b/>
+          <w:bCs/>
+          <w:sz w:val="28"/>
+          <w:szCs w:val="28"/>
+        </w:rPr>
+      </w:pPr>
+      <w:r>
+        <w:rPr>
+          <w:rFonts w:ascii="Liberation Serif" w:hAnsi="Liberation Serif"/>
+          <w:b/>
+          <w:bCs/>
+          <w:sz w:val="28"/>
+          <w:szCs w:val="28"/>
+        </w:rPr>
+        <w:t>Çıktı;</w:t>
+      </w:r>
+    </w:p>
+    <w:p>
+      <w:pPr>
+        <w:pStyle w:val="BodyText"/>
+        <w:rPr>
+          <w:rFonts w:ascii="Liberation Serif" w:hAnsi="Liberation Serif"/>
+        </w:rPr>
+      </w:pPr>
+      <w:r>
+        <w:rPr>
+          <w:rFonts w:ascii="Liberation Serif" w:hAnsi="Liberation Serif"/>
+        </w:rPr>
+        <w:drawing>
+          <wp:inline distT="0" distB="0" distL="0" distR="0">
+            <wp:extent cx="5600065" cy="4104640"/>
+            <wp:effectExtent l="0" t="0" r="0" b="0"/>
+            <wp:docPr id="35" name="Görüntü34"/>
+            <wp:cNvGraphicFramePr>
+              <a:graphicFrameLocks xmlns:a="http://schemas.openxmlformats.org/drawingml/2006/main" noChangeAspect="1"/>
+            </wp:cNvGraphicFramePr>
+            <a:graphic xmlns:a="http://schemas.openxmlformats.org/drawingml/2006/main">
+              <a:graphicData uri="http://schemas.openxmlformats.org/drawingml/2006/picture">
+                <pic:pic xmlns:pic="http://schemas.openxmlformats.org/drawingml/2006/picture">
+                  <pic:nvPicPr>
+                    <pic:cNvPr id="35" name="Görüntü34"/>
+                    <pic:cNvPicPr>
+                      <a:picLocks noChangeAspect="1" noChangeArrowheads="1"/>
+                    </pic:cNvPicPr>
+                  </pic:nvPicPr>
+                  <pic:blipFill>
+                    <a:blip r:embed="rId38"/>
+                    <a:stretch>
+                      <a:fillRect/>
+                    </a:stretch>
+                  </pic:blipFill>
+                  <pic:spPr bwMode="auto">
+                    <a:xfrm>
+                      <a:off x="0" y="0"/>
+                      <a:ext cx="5600065" cy="4104640"/>
+                    </a:xfrm>
+                    <a:prstGeom prst="rect">
+                      <a:avLst/>
+                    </a:prstGeom>
+                    <a:noFill/>
+                  </pic:spPr>
+                </pic:pic>
+              </a:graphicData>
+            </a:graphic>
+          </wp:inline>
+        </w:drawing>
+      </w:r>
+    </w:p>
+    <w:p>
+      <w:pPr>
+        <w:pStyle w:val="BodyText"/>
+        <w:spacing w:before="0" w:after="140"/>
+        <w:rPr>
+          <w:rFonts w:ascii="Liberation Serif" w:hAnsi="Liberation Serif" w:eastAsia="Times New Roman" w:cs="Times New Roman" w:cstheme="minorAscii" w:eastAsiaTheme="minorAscii"/>
+          <w:b/>
+          <w:bCs/>
+          <w:i w:val="false"/>
+          <w:iCs w:val="false"/>
+          <w:caps w:val="false"/>
+          <w:smallCaps w:val="false"/>
+          <w:sz w:val="28"/>
+          <w:szCs w:val="28"/>
+          <w:lang w:val="en-US"/>
+        </w:rPr>
+      </w:pPr>
+      <w:r>
+        <w:rPr>
+          <w:rFonts w:eastAsia="Times New Roman" w:cs="Times New Roman" w:cstheme="minorAscii" w:eastAsiaTheme="minorAscii" w:ascii="Liberation Serif" w:hAnsi="Liberation Serif"/>
+          <w:b/>
+          <w:bCs/>
+          <w:i w:val="false"/>
+          <w:iCs w:val="false"/>
+          <w:caps w:val="false"/>
+          <w:smallCaps w:val="false"/>
+          <w:sz w:val="28"/>
+          <w:szCs w:val="28"/>
+          <w:lang w:val="en-US"/>
+        </w:rPr>
+        <w:t>Bulgular ve Sonuç</w:t>
+      </w:r>
+    </w:p>
+    <w:p>
+      <w:pPr>
+        <w:pStyle w:val="BodyText"/>
+        <w:rPr>
+          <w:rFonts w:ascii="Liberation Serif" w:hAnsi="Liberation Serif"/>
+        </w:rPr>
+      </w:pPr>
+      <w:r>
+        <w:rPr>
+          <w:rFonts w:ascii="Liberation Serif" w:hAnsi="Liberation Serif"/>
+        </w:rPr>
+        <w:t xml:space="preserve">Ki-kare testi sonucuna göre </w:t>
+      </w:r>
+      <w:r>
+        <w:rPr>
+          <w:rFonts w:ascii="Liberation Serif" w:hAnsi="Liberation Serif"/>
+        </w:rPr>
+      </w:r>
+      <m:oMath xmlns:m="http://schemas.openxmlformats.org/officeDocument/2006/math">
+        <m:r>
+          <w:rPr>
+            <w:rFonts w:ascii="Cambria Math" w:hAnsi="Cambria Math"/>
+          </w:rPr>
+          <m:t xml:space="preserve">p</m:t>
+        </m:r>
+        <m:r>
+          <w:rPr>
+            <w:rFonts w:ascii="Cambria Math" w:hAnsi="Cambria Math"/>
+          </w:rPr>
+          <m:t xml:space="preserve">=</m:t>
+        </m:r>
+        <m:r>
+          <w:rPr>
+            <w:rFonts w:ascii="Cambria Math" w:hAnsi="Cambria Math"/>
+          </w:rPr>
+          <m:t xml:space="preserve">0.5555</m:t>
+        </m:r>
+      </m:oMath>
+      <w:r>
+        <w:rPr>
+          <w:rFonts w:ascii="Liberation Serif" w:hAnsi="Liberation Serif"/>
+        </w:rPr>
+        <w:t xml:space="preserve">, alfa değeri olan </w:t>
+      </w:r>
+      <w:r>
+        <w:rPr>
+          <w:rFonts w:ascii="Liberation Serif" w:hAnsi="Liberation Serif"/>
+        </w:rPr>
+      </w:r>
+      <m:oMath xmlns:m="http://schemas.openxmlformats.org/officeDocument/2006/math">
+        <m:r>
+          <w:rPr>
+            <w:rFonts w:ascii="Cambria Math" w:hAnsi="Cambria Math"/>
+          </w:rPr>
+          <m:t xml:space="preserve">α</m:t>
+        </m:r>
+        <m:r>
+          <w:rPr>
+            <w:rFonts w:ascii="Cambria Math" w:hAnsi="Cambria Math"/>
+          </w:rPr>
+          <m:t xml:space="preserve">=</m:t>
+        </m:r>
+        <m:r>
+          <w:rPr>
+            <w:rFonts w:ascii="Cambria Math" w:hAnsi="Cambria Math"/>
+          </w:rPr>
+          <m:t xml:space="preserve">0.05</m:t>
+        </m:r>
+      </m:oMath>
+      <w:r>
+        <w:rPr>
+          <w:rFonts w:ascii="Liberation Serif" w:hAnsi="Liberation Serif"/>
+        </w:rPr>
+        <w:t xml:space="preserve"> değerinden çok daha büyüktür. </w:t>
+      </w:r>
+      <w:r>
+        <w:rPr>
+          <w:rFonts w:ascii="Liberation Serif" w:hAnsi="Liberation Serif"/>
+        </w:rPr>
+      </w:r>
+      <m:oMath xmlns:m="http://schemas.openxmlformats.org/officeDocument/2006/math">
+        <m:r>
+          <w:rPr>
+            <w:rFonts w:ascii="Cambria Math" w:hAnsi="Cambria Math"/>
+          </w:rPr>
+          <m:t xml:space="preserve">p</m:t>
+        </m:r>
+        <m:r>
+          <w:rPr>
+            <w:rFonts w:ascii="Cambria Math" w:hAnsi="Cambria Math"/>
+          </w:rPr>
+          <m:t xml:space="preserve">&gt;</m:t>
+        </m:r>
+        <m:r>
+          <w:rPr>
+            <w:rFonts w:ascii="Cambria Math" w:hAnsi="Cambria Math"/>
+          </w:rPr>
+          <m:t xml:space="preserve">α</m:t>
+        </m:r>
+      </m:oMath>
+      <w:r>
+        <w:rPr>
+          <w:rFonts w:ascii="Liberation Serif" w:hAnsi="Liberation Serif"/>
+        </w:rPr>
+        <w:t xml:space="preserve"> olduğundan dolayı </w:t>
+      </w:r>
+      <w:r>
+        <w:rPr>
+          <w:rFonts w:ascii="Liberation Serif" w:hAnsi="Liberation Serif"/>
+        </w:rPr>
+      </w:r>
+      <m:oMath xmlns:m="http://schemas.openxmlformats.org/officeDocument/2006/math">
+        <m:sSub>
+          <m:e>
+            <m:r>
+              <w:rPr>
+                <w:rFonts w:ascii="Cambria Math" w:hAnsi="Cambria Math"/>
+              </w:rPr>
+              <m:t xml:space="preserve">H</m:t>
+            </m:r>
+          </m:e>
+          <m:sub>
+            <m:r>
+              <w:rPr>
+                <w:rFonts w:ascii="Cambria Math" w:hAnsi="Cambria Math"/>
+              </w:rPr>
+              <m:t xml:space="preserve">0</m:t>
+            </m:r>
+          </m:sub>
+        </m:sSub>
+      </m:oMath>
+      <w:r>
+        <w:rPr>
+          <w:rFonts w:ascii="Liberation Serif" w:hAnsi="Liberation Serif"/>
+        </w:rPr>
+        <w:t>hipotezi reddedilemez. Araçların motor şekli ile vites türü arasında %95 güven düzeyine ilişki/bağımlılık yoktur.</w:t>
+      </w:r>
+    </w:p>
+    <w:p>
+      <w:pPr>
+        <w:pStyle w:val="BodyText"/>
+        <w:rPr>
+          <w:rFonts w:ascii="Liberation Serif" w:hAnsi="Liberation Serif"/>
+        </w:rPr>
+      </w:pPr>
+      <w:r>
+        <w:rPr>
+          <w:rFonts w:ascii="Liberation Serif" w:hAnsi="Liberation Serif"/>
+        </w:rPr>
+        <w:t>Phi</w:t>
+      </w:r>
+      <w:r>
+        <w:rPr>
+          <w:rFonts w:ascii="Liberation Serif" w:hAnsi="Liberation Serif"/>
+        </w:rPr>
+        <w:t>(</w:t>
+      </w:r>
+      <w:r>
+        <w:rPr>
+          <w:rFonts w:eastAsia="Times New Roman" w:cs="" w:ascii="Liberation Serif" w:hAnsi="Liberation Serif"/>
+        </w:rPr>
+        <w:t>ɸ</w:t>
+      </w:r>
+      <w:r>
+        <w:rPr>
+          <w:rFonts w:ascii="Liberation Serif" w:hAnsi="Liberation Serif"/>
+        </w:rPr>
+        <w:t>)</w:t>
+      </w:r>
+      <w:r>
+        <w:rPr>
+          <w:rFonts w:ascii="Liberation Serif" w:hAnsi="Liberation Serif"/>
+        </w:rPr>
+        <w:t xml:space="preserve"> güç katsayısı </w:t>
+      </w:r>
+      <w:r>
+        <w:rPr>
+          <w:rFonts w:ascii="Liberation Serif" w:hAnsi="Liberation Serif"/>
+        </w:rPr>
+        <w:t>0.1042 bulunmuştur ancak iki değişken arasında bağımlılık olmadığından dolayı ilişkinin gücünü yorumlamaya gerek duyulmamıştır.</w:t>
+      </w:r>
+    </w:p>
+    <w:p>
+      <w:pPr>
+        <w:pStyle w:val="BodyText"/>
+        <w:rPr>
+          <w:rFonts w:ascii="Liberation Serif" w:hAnsi="Liberation Serif"/>
+        </w:rPr>
+      </w:pPr>
+      <w:r>
+        <w:rPr>
+          <w:rFonts w:ascii="Liberation Serif" w:hAnsi="Liberation Serif"/>
+        </w:rPr>
+      </w:r>
+      <w:r>
+        <w:br w:type="page"/>
+      </w:r>
+    </w:p>
+    <w:p>
+      <w:pPr>
+        <w:pStyle w:val="Heading2"/>
+        <w:numPr>
+          <w:ilvl w:val="1"/>
+          <w:numId w:val="2"/>
+        </w:numPr>
+        <w:ind w:hanging="0" w:left="0"/>
+        <w:rPr>
+          <w:rFonts w:ascii="Liberation Serif" w:hAnsi="Liberation Serif"/>
+        </w:rPr>
+      </w:pPr>
+      <w:r>
+        <w:rPr>
+          <w:rFonts w:ascii="Liberation Serif" w:hAnsi="Liberation Serif"/>
+        </w:rPr>
+        <w:t>Kaynakça</w:t>
+      </w:r>
+    </w:p>
+    <w:p>
+      <w:pPr>
+        <w:pStyle w:val="BodyText"/>
+        <w:numPr>
+          <w:ilvl w:val="0"/>
+          <w:numId w:val="3"/>
+        </w:numPr>
+        <w:rPr/>
+      </w:pPr>
+      <w:r>
+        <w:rPr>
+          <w:rFonts w:ascii="Liberation Serif" w:hAnsi="Liberation Serif"/>
+        </w:rPr>
+        <w:t xml:space="preserve">DataCamp R documentation. (Mayıs,2026). </w:t>
+      </w:r>
+      <w:hyperlink r:id="rId39">
+        <w:r>
+          <w:rPr>
+            <w:rStyle w:val="Hyperlink"/>
+            <w:rFonts w:ascii="Liberation Serif" w:hAnsi="Liberation Serif"/>
+          </w:rPr>
+          <w:t>https://www.rdocumentation.org/</w:t>
+        </w:r>
+      </w:hyperlink>
+    </w:p>
+    <w:p>
+      <w:pPr>
+        <w:pStyle w:val="BodyText"/>
+        <w:numPr>
+          <w:ilvl w:val="0"/>
+          <w:numId w:val="3"/>
+        </w:numPr>
+        <w:rPr>
+          <w:rFonts w:ascii="Liberation Serif" w:hAnsi="Liberation Serif"/>
+        </w:rPr>
+      </w:pPr>
+      <w:r>
+        <w:rPr>
+          <w:rFonts w:ascii="Liberation Serif" w:hAnsi="Liberation Serif"/>
+        </w:rPr>
+        <w:t xml:space="preserve">Cushny, A. R., &amp; Peebles, A. R. (1905). The action of optical isomers: II. Hyoscines. </w:t>
+      </w:r>
+      <w:r>
+        <w:rPr>
+          <w:rFonts w:ascii="Liberation Serif" w:hAnsi="Liberation Serif"/>
+          <w:i/>
+        </w:rPr>
+        <w:t>The Journal of Physiology</w:t>
+      </w:r>
+      <w:r>
+        <w:rPr>
+          <w:rFonts w:ascii="Liberation Serif" w:hAnsi="Liberation Serif"/>
+        </w:rPr>
+        <w:t xml:space="preserve">, </w:t>
+      </w:r>
+      <w:r>
+        <w:rPr>
+          <w:rFonts w:ascii="Liberation Serif" w:hAnsi="Liberation Serif"/>
+          <w:i/>
+        </w:rPr>
+        <w:t>32</w:t>
+      </w:r>
+      <w:r>
+        <w:rPr>
+          <w:rFonts w:ascii="Liberation Serif" w:hAnsi="Liberation Serif"/>
+        </w:rPr>
+        <w:t xml:space="preserve">(6), 501–510. </w:t>
+      </w:r>
+      <w:hyperlink r:id="rId40">
+        <w:r>
+          <w:rPr>
+            <w:rStyle w:val="Hyperlink"/>
+            <w:rFonts w:ascii="Liberation Serif" w:hAnsi="Liberation Serif"/>
+          </w:rPr>
+          <w:t>https://doi.org/10.1113/jphysiol.1905.sp001097</w:t>
+        </w:r>
+      </w:hyperlink>
+    </w:p>
+    <w:p>
+      <w:pPr>
+        <w:pStyle w:val="BodyText"/>
+        <w:numPr>
+          <w:ilvl w:val="0"/>
+          <w:numId w:val="3"/>
+        </w:numPr>
+        <w:rPr>
+          <w:rFonts w:ascii="Liberation Serif" w:hAnsi="Liberation Serif"/>
+        </w:rPr>
+      </w:pPr>
+      <w:r>
+        <w:rPr>
+          <w:rFonts w:ascii="Liberation Serif" w:hAnsi="Liberation Serif"/>
+        </w:rPr>
+        <w:t xml:space="preserve">Henderson, H. V., &amp; Velleman, P. F. (1981). Building multiple regression models interactively. </w:t>
+      </w:r>
+      <w:r>
+        <w:rPr>
+          <w:rFonts w:ascii="Liberation Serif" w:hAnsi="Liberation Serif"/>
+          <w:i/>
+        </w:rPr>
+        <w:t>Biometrics</w:t>
+      </w:r>
+      <w:r>
+        <w:rPr>
+          <w:rFonts w:ascii="Liberation Serif" w:hAnsi="Liberation Serif"/>
+        </w:rPr>
+        <w:t xml:space="preserve">, </w:t>
+      </w:r>
+      <w:r>
+        <w:rPr>
+          <w:rFonts w:ascii="Liberation Serif" w:hAnsi="Liberation Serif"/>
+          <w:i/>
+        </w:rPr>
+        <w:t>37</w:t>
+      </w:r>
+      <w:r>
+        <w:rPr>
+          <w:rFonts w:ascii="Liberation Serif" w:hAnsi="Liberation Serif"/>
+        </w:rPr>
+        <w:t xml:space="preserve">(2), 391–411. </w:t>
+      </w:r>
+      <w:hyperlink r:id="rId41">
+        <w:r>
+          <w:rPr>
+            <w:rStyle w:val="Hyperlink"/>
+            <w:rFonts w:ascii="Liberation Serif" w:hAnsi="Liberation Serif"/>
+          </w:rPr>
+          <w:t>https://doi.org/10.2307/2530428</w:t>
+        </w:r>
+      </w:hyperlink>
+    </w:p>
+    <w:p>
+      <w:pPr>
+        <w:pStyle w:val="BodyText"/>
+        <w:numPr>
+          <w:ilvl w:val="0"/>
+          <w:numId w:val="3"/>
+        </w:numPr>
+        <w:rPr>
+          <w:rFonts w:ascii="Liberation Serif" w:hAnsi="Liberation Serif"/>
+        </w:rPr>
+      </w:pPr>
+      <w:r>
+        <w:rPr>
+          <w:rFonts w:ascii="Liberation Serif" w:hAnsi="Liberation Serif"/>
+        </w:rPr>
+        <w:t xml:space="preserve">R Core Team. (2024). </w:t>
+      </w:r>
+      <w:r>
+        <w:rPr>
+          <w:rFonts w:ascii="Liberation Serif" w:hAnsi="Liberation Serif"/>
+          <w:i/>
+        </w:rPr>
+        <w:t>R: A language and environment for statistical computing</w:t>
+      </w:r>
+      <w:r>
+        <w:rPr>
+          <w:rFonts w:ascii="Liberation Serif" w:hAnsi="Liberation Serif"/>
+        </w:rPr>
+        <w:t xml:space="preserve">. R Foundation for Statistical Computing. </w:t>
+      </w:r>
+      <w:hyperlink r:id="rId42">
+        <w:r>
+          <w:rPr>
+            <w:rStyle w:val="Hyperlink"/>
+            <w:rFonts w:ascii="Liberation Serif" w:hAnsi="Liberation Serif"/>
+          </w:rPr>
+          <w:t>https://www.R-project.org/</w:t>
+        </w:r>
+      </w:hyperlink>
+    </w:p>
+    <w:p>
+      <w:pPr>
+        <w:pStyle w:val="BodyText"/>
+        <w:rPr>
+          <w:i/>
+        </w:rPr>
+      </w:pPr>
+      <w:r>
+        <w:rPr>
+          <w:rFonts w:ascii="Liberation Serif" w:hAnsi="Liberation Serif"/>
+        </w:rPr>
+      </w:r>
+    </w:p>
+    <w:p>
+      <w:pPr>
+        <w:pStyle w:val="BodyText"/>
+        <w:spacing w:before="0" w:after="140"/>
+        <w:rPr>
+          <w:rFonts w:ascii="Liberation Serif" w:hAnsi="Liberation Serif"/>
+        </w:rPr>
+      </w:pPr>
+      <w:r>
+        <w:rPr>
+          <w:rFonts w:ascii="Liberation Serif" w:hAnsi="Liberation Serif"/>
+        </w:rPr>
       </w:r>
     </w:p>
     <w:sectPr>
@@ -5232,6 +10231,7 @@
         </w:tabs>
         <w:ind w:left="0" w:hanging="0"/>
       </w:pPr>
+      <w:rPr/>
     </w:lvl>
     <w:lvl w:ilvl="1">
       <w:start w:val="1"/>
@@ -5245,6 +10245,7 @@
         </w:tabs>
         <w:ind w:left="0" w:hanging="0"/>
       </w:pPr>
+      <w:rPr/>
     </w:lvl>
     <w:lvl w:ilvl="2">
       <w:start w:val="1"/>
@@ -5258,11 +10259,11 @@
         </w:tabs>
         <w:ind w:left="0" w:hanging="0"/>
       </w:pPr>
+      <w:rPr/>
     </w:lvl>
     <w:lvl w:ilvl="3">
       <w:start w:val="1"/>
       <w:numFmt w:val="none"/>
-      <w:pStyle w:val="Heading4"/>
       <w:suff w:val="nothing"/>
       <w:lvlText w:val=""/>
       <w:lvlJc w:val="left"/>
@@ -5272,6 +10273,7 @@
         </w:tabs>
         <w:ind w:left="0" w:hanging="0"/>
       </w:pPr>
+      <w:rPr/>
     </w:lvl>
     <w:lvl w:ilvl="4">
       <w:start w:val="1"/>
@@ -5285,6 +10287,7 @@
         </w:tabs>
         <w:ind w:left="0" w:hanging="0"/>
       </w:pPr>
+      <w:rPr/>
     </w:lvl>
     <w:lvl w:ilvl="5">
       <w:start w:val="1"/>
@@ -5298,6 +10301,7 @@
         </w:tabs>
         <w:ind w:left="0" w:hanging="0"/>
       </w:pPr>
+      <w:rPr/>
     </w:lvl>
     <w:lvl w:ilvl="6">
       <w:start w:val="1"/>
@@ -5311,6 +10315,7 @@
         </w:tabs>
         <w:ind w:left="0" w:hanging="0"/>
       </w:pPr>
+      <w:rPr/>
     </w:lvl>
     <w:lvl w:ilvl="7">
       <w:start w:val="1"/>
@@ -5324,6 +10329,7 @@
         </w:tabs>
         <w:ind w:left="0" w:hanging="0"/>
       </w:pPr>
+      <w:rPr/>
     </w:lvl>
     <w:lvl w:ilvl="8">
       <w:start w:val="1"/>
@@ -5337,6 +10343,7 @@
         </w:tabs>
         <w:ind w:left="0" w:hanging="0"/>
       </w:pPr>
+      <w:rPr/>
     </w:lvl>
   </w:abstractNum>
   <w:abstractNum w:abstractNumId="2">
@@ -5467,11 +10474,273 @@
       <w:rPr/>
     </w:lvl>
   </w:abstractNum>
+  <w:abstractNum w:abstractNumId="3">
+    <w:lvl w:ilvl="0">
+      <w:start w:val="1"/>
+      <w:numFmt w:val="bullet"/>
+      <w:lvlText w:val=""/>
+      <w:lvlJc w:val="left"/>
+      <w:pPr>
+        <w:tabs>
+          <w:tab w:val="num" w:pos="720"/>
+        </w:tabs>
+        <w:ind w:left="720" w:hanging="360"/>
+      </w:pPr>
+      <w:rPr>
+        <w:rFonts w:ascii="Wingdings" w:hAnsi="Wingdings" w:cs="Wingdings" w:hint="default"/>
+      </w:rPr>
+    </w:lvl>
+    <w:lvl w:ilvl="1">
+      <w:start w:val="1"/>
+      <w:numFmt w:val="bullet"/>
+      <w:lvlText w:val=""/>
+      <w:lvlJc w:val="left"/>
+      <w:pPr>
+        <w:tabs>
+          <w:tab w:val="num" w:pos="1080"/>
+        </w:tabs>
+        <w:ind w:left="1080" w:hanging="360"/>
+      </w:pPr>
+      <w:rPr>
+        <w:rFonts w:ascii="Wingdings" w:hAnsi="Wingdings" w:cs="Wingdings" w:hint="default"/>
+      </w:rPr>
+    </w:lvl>
+    <w:lvl w:ilvl="2">
+      <w:start w:val="1"/>
+      <w:numFmt w:val="bullet"/>
+      <w:lvlText w:val=""/>
+      <w:lvlJc w:val="left"/>
+      <w:pPr>
+        <w:tabs>
+          <w:tab w:val="num" w:pos="1440"/>
+        </w:tabs>
+        <w:ind w:left="1440" w:hanging="360"/>
+      </w:pPr>
+      <w:rPr>
+        <w:rFonts w:ascii="Wingdings" w:hAnsi="Wingdings" w:cs="Wingdings" w:hint="default"/>
+      </w:rPr>
+    </w:lvl>
+    <w:lvl w:ilvl="3">
+      <w:start w:val="1"/>
+      <w:numFmt w:val="bullet"/>
+      <w:lvlText w:val=""/>
+      <w:lvlJc w:val="left"/>
+      <w:pPr>
+        <w:tabs>
+          <w:tab w:val="num" w:pos="1800"/>
+        </w:tabs>
+        <w:ind w:left="1800" w:hanging="360"/>
+      </w:pPr>
+      <w:rPr>
+        <w:rFonts w:ascii="Wingdings" w:hAnsi="Wingdings" w:cs="Wingdings" w:hint="default"/>
+      </w:rPr>
+    </w:lvl>
+    <w:lvl w:ilvl="4">
+      <w:start w:val="1"/>
+      <w:numFmt w:val="bullet"/>
+      <w:lvlText w:val=""/>
+      <w:lvlJc w:val="left"/>
+      <w:pPr>
+        <w:tabs>
+          <w:tab w:val="num" w:pos="2160"/>
+        </w:tabs>
+        <w:ind w:left="2160" w:hanging="360"/>
+      </w:pPr>
+      <w:rPr>
+        <w:rFonts w:ascii="Wingdings" w:hAnsi="Wingdings" w:cs="Wingdings" w:hint="default"/>
+      </w:rPr>
+    </w:lvl>
+    <w:lvl w:ilvl="5">
+      <w:start w:val="1"/>
+      <w:numFmt w:val="bullet"/>
+      <w:lvlText w:val=""/>
+      <w:lvlJc w:val="left"/>
+      <w:pPr>
+        <w:tabs>
+          <w:tab w:val="num" w:pos="2520"/>
+        </w:tabs>
+        <w:ind w:left="2520" w:hanging="360"/>
+      </w:pPr>
+      <w:rPr>
+        <w:rFonts w:ascii="Wingdings" w:hAnsi="Wingdings" w:cs="Wingdings" w:hint="default"/>
+      </w:rPr>
+    </w:lvl>
+    <w:lvl w:ilvl="6">
+      <w:start w:val="1"/>
+      <w:numFmt w:val="bullet"/>
+      <w:lvlText w:val=""/>
+      <w:lvlJc w:val="left"/>
+      <w:pPr>
+        <w:tabs>
+          <w:tab w:val="num" w:pos="2880"/>
+        </w:tabs>
+        <w:ind w:left="2880" w:hanging="360"/>
+      </w:pPr>
+      <w:rPr>
+        <w:rFonts w:ascii="Wingdings" w:hAnsi="Wingdings" w:cs="Wingdings" w:hint="default"/>
+      </w:rPr>
+    </w:lvl>
+    <w:lvl w:ilvl="7">
+      <w:start w:val="1"/>
+      <w:numFmt w:val="bullet"/>
+      <w:lvlText w:val=""/>
+      <w:lvlJc w:val="left"/>
+      <w:pPr>
+        <w:tabs>
+          <w:tab w:val="num" w:pos="3240"/>
+        </w:tabs>
+        <w:ind w:left="3240" w:hanging="360"/>
+      </w:pPr>
+      <w:rPr>
+        <w:rFonts w:ascii="Wingdings" w:hAnsi="Wingdings" w:cs="Wingdings" w:hint="default"/>
+      </w:rPr>
+    </w:lvl>
+    <w:lvl w:ilvl="8">
+      <w:start w:val="1"/>
+      <w:numFmt w:val="bullet"/>
+      <w:lvlText w:val=""/>
+      <w:lvlJc w:val="left"/>
+      <w:pPr>
+        <w:tabs>
+          <w:tab w:val="num" w:pos="3600"/>
+        </w:tabs>
+        <w:ind w:left="3600" w:hanging="360"/>
+      </w:pPr>
+      <w:rPr>
+        <w:rFonts w:ascii="Wingdings" w:hAnsi="Wingdings" w:cs="Wingdings" w:hint="default"/>
+      </w:rPr>
+    </w:lvl>
+  </w:abstractNum>
+  <w:abstractNum w:abstractNumId="4">
+    <w:lvl w:ilvl="0">
+      <w:start w:val="1"/>
+      <w:numFmt w:val="none"/>
+      <w:suff w:val="nothing"/>
+      <w:lvlText w:val=""/>
+      <w:lvlJc w:val="left"/>
+      <w:pPr>
+        <w:tabs>
+          <w:tab w:val="num" w:pos="0"/>
+        </w:tabs>
+        <w:ind w:left="0" w:hanging="0"/>
+      </w:pPr>
+    </w:lvl>
+    <w:lvl w:ilvl="1">
+      <w:start w:val="1"/>
+      <w:numFmt w:val="none"/>
+      <w:suff w:val="nothing"/>
+      <w:lvlText w:val=""/>
+      <w:lvlJc w:val="left"/>
+      <w:pPr>
+        <w:tabs>
+          <w:tab w:val="num" w:pos="0"/>
+        </w:tabs>
+        <w:ind w:left="0" w:hanging="0"/>
+      </w:pPr>
+    </w:lvl>
+    <w:lvl w:ilvl="2">
+      <w:start w:val="1"/>
+      <w:numFmt w:val="none"/>
+      <w:suff w:val="nothing"/>
+      <w:lvlText w:val=""/>
+      <w:lvlJc w:val="left"/>
+      <w:pPr>
+        <w:tabs>
+          <w:tab w:val="num" w:pos="0"/>
+        </w:tabs>
+        <w:ind w:left="0" w:hanging="0"/>
+      </w:pPr>
+    </w:lvl>
+    <w:lvl w:ilvl="3">
+      <w:start w:val="1"/>
+      <w:numFmt w:val="none"/>
+      <w:suff w:val="nothing"/>
+      <w:lvlText w:val=""/>
+      <w:lvlJc w:val="left"/>
+      <w:pPr>
+        <w:tabs>
+          <w:tab w:val="num" w:pos="0"/>
+        </w:tabs>
+        <w:ind w:left="0" w:hanging="0"/>
+      </w:pPr>
+    </w:lvl>
+    <w:lvl w:ilvl="4">
+      <w:start w:val="1"/>
+      <w:numFmt w:val="none"/>
+      <w:suff w:val="nothing"/>
+      <w:lvlText w:val=""/>
+      <w:lvlJc w:val="left"/>
+      <w:pPr>
+        <w:tabs>
+          <w:tab w:val="num" w:pos="0"/>
+        </w:tabs>
+        <w:ind w:left="0" w:hanging="0"/>
+      </w:pPr>
+    </w:lvl>
+    <w:lvl w:ilvl="5">
+      <w:start w:val="1"/>
+      <w:numFmt w:val="none"/>
+      <w:suff w:val="nothing"/>
+      <w:lvlText w:val=""/>
+      <w:lvlJc w:val="left"/>
+      <w:pPr>
+        <w:tabs>
+          <w:tab w:val="num" w:pos="0"/>
+        </w:tabs>
+        <w:ind w:left="0" w:hanging="0"/>
+      </w:pPr>
+    </w:lvl>
+    <w:lvl w:ilvl="6">
+      <w:start w:val="1"/>
+      <w:numFmt w:val="none"/>
+      <w:suff w:val="nothing"/>
+      <w:lvlText w:val=""/>
+      <w:lvlJc w:val="left"/>
+      <w:pPr>
+        <w:tabs>
+          <w:tab w:val="num" w:pos="0"/>
+        </w:tabs>
+        <w:ind w:left="0" w:hanging="0"/>
+      </w:pPr>
+    </w:lvl>
+    <w:lvl w:ilvl="7">
+      <w:start w:val="1"/>
+      <w:numFmt w:val="none"/>
+      <w:suff w:val="nothing"/>
+      <w:lvlText w:val=""/>
+      <w:lvlJc w:val="left"/>
+      <w:pPr>
+        <w:tabs>
+          <w:tab w:val="num" w:pos="0"/>
+        </w:tabs>
+        <w:ind w:left="0" w:hanging="0"/>
+      </w:pPr>
+    </w:lvl>
+    <w:lvl w:ilvl="8">
+      <w:start w:val="1"/>
+      <w:numFmt w:val="none"/>
+      <w:suff w:val="nothing"/>
+      <w:lvlText w:val=""/>
+      <w:lvlJc w:val="left"/>
+      <w:pPr>
+        <w:tabs>
+          <w:tab w:val="num" w:pos="0"/>
+        </w:tabs>
+        <w:ind w:left="0" w:hanging="0"/>
+      </w:pPr>
+    </w:lvl>
+  </w:abstractNum>
   <w:num w:numId="1">
     <w:abstractNumId w:val="1"/>
   </w:num>
   <w:num w:numId="2">
     <w:abstractNumId w:val="2"/>
+  </w:num>
+  <w:num w:numId="3">
+    <w:abstractNumId w:val="3"/>
+  </w:num>
+  <w:num w:numId="4">
+    <w:abstractNumId w:val="4"/>
   </w:num>
 </w:numbering>
 </file>
@@ -5907,7 +11176,7 @@
   </w:style>
   <w:style w:type="paragraph" w:styleId="Heading2">
     <w:name w:val="heading 2"/>
-    <w:basedOn w:val="Balk"/>
+    <w:basedOn w:val="Balkuser"/>
     <w:next w:val="BodyText"/>
     <w:qFormat/>
     <w:pPr>
@@ -5927,7 +11196,7 @@
   </w:style>
   <w:style w:type="paragraph" w:styleId="Heading3">
     <w:name w:val="heading 3"/>
-    <w:basedOn w:val="Balk"/>
+    <w:basedOn w:val="Balkuser"/>
     <w:next w:val="BodyText"/>
     <w:qFormat/>
     <w:pPr>
@@ -5947,7 +11216,7 @@
   </w:style>
   <w:style w:type="paragraph" w:styleId="Heading4">
     <w:name w:val="heading 4"/>
-    <w:basedOn w:val="Balk"/>
+    <w:basedOn w:val="Balkuser"/>
     <w:next w:val="BodyText"/>
     <w:qFormat/>
     <w:pPr>
@@ -5997,6 +11266,20 @@
     <w:rPr>
       <w:color w:val="467886"/>
       <w:u w:val="single"/>
+    </w:rPr>
+  </w:style>
+  <w:style w:type="character" w:styleId="Maddeimleri">
+    <w:name w:val="Madde imleri"/>
+    <w:qFormat/>
+    <w:rPr>
+      <w:rFonts w:ascii="OpenSymbol" w:hAnsi="OpenSymbol" w:eastAsia="OpenSymbol" w:cs="OpenSymbol"/>
+    </w:rPr>
+  </w:style>
+  <w:style w:type="character" w:styleId="KaynakMetin">
+    <w:name w:val="Kaynak Metin"/>
+    <w:qFormat/>
+    <w:rPr>
+      <w:rFonts w:ascii="Liberation Mono" w:hAnsi="Liberation Mono" w:eastAsia="Liberation Mono" w:cs="Liberation Mono"/>
     </w:rPr>
   </w:style>
   <w:style w:type="paragraph" w:styleId="Balk">
@@ -6096,15 +11379,15 @@
     </w:pPr>
     <w:rPr/>
   </w:style>
-  <w:style w:type="paragraph" w:styleId="ereveerii">
-    <w:name w:val="Çerçeve İçeriği"/>
+  <w:style w:type="paragraph" w:styleId="ereveeriiuser">
+    <w:name w:val="Çerçeve İçeriği (user)"/>
     <w:basedOn w:val="Normal"/>
     <w:qFormat/>
     <w:pPr/>
     <w:rPr/>
   </w:style>
-  <w:style w:type="numbering" w:styleId="ListeYokuser" w:default="1">
-    <w:name w:val="Liste Yok (user)"/>
+  <w:style w:type="numbering" w:styleId="ListeYok" w:default="1">
+    <w:name w:val="Liste Yok"/>
     <w:uiPriority w:val="99"/>
     <w:semiHidden/>
     <w:unhideWhenUsed/>
